--- a/examples/generated/multi_section_complete.docx
+++ b/examples/generated/multi_section_complete.docx
@@ -143,7 +143,7 @@
           <wp:inline>
             <wp:extent wp:cx="5486400" wp:cy="3200400"/>
             <wp:effectExtent/>
-            <wp:docPr wp:id="134578387" wp:name="Chart 902117"/>
+            <wp:docPr wp:id="88588825" wp:name="Chart 668467"/>
             <graphic xmlns="http://schemas.openxmlformats.org/drawingml/2006/main">
               <graphicData uri="http://schemas.openxmlformats.org/drawingml/2006/chart">
                 <chart xmlns="http://schemas.openxmlformats.org/drawingml/2006/chart" c:id="rIdChart1"/>
@@ -218,7 +218,7 @@
           <wp:inline>
             <wp:extent wp:cx="5486400" wp:cy="3200400"/>
             <wp:effectExtent/>
-            <wp:docPr wp:id="876867127" wp:name="Chart 495925"/>
+            <wp:docPr wp:id="37448168" wp:name="Chart 757266"/>
             <graphic xmlns="http://schemas.openxmlformats.org/drawingml/2006/main">
               <graphicData uri="http://schemas.openxmlformats.org/drawingml/2006/chart">
                 <chart xmlns="http://schemas.openxmlformats.org/drawingml/2006/chart" c:id="rIdChart2"/>

--- a/examples/generated/multi_section_complete.docx
+++ b/examples/generated/multi_section_complete.docx
@@ -143,7 +143,7 @@
           <wp:inline>
             <wp:extent wp:cx="5486400" wp:cy="3200400"/>
             <wp:effectExtent/>
-            <wp:docPr wp:id="88588825" wp:name="Chart 668467"/>
+            <wp:docPr wp:id="660371844" wp:name="Chart 84706"/>
             <graphic xmlns="http://schemas.openxmlformats.org/drawingml/2006/main">
               <graphicData uri="http://schemas.openxmlformats.org/drawingml/2006/chart">
                 <chart xmlns="http://schemas.openxmlformats.org/drawingml/2006/chart" c:id="rIdChart1"/>
@@ -218,7 +218,7 @@
           <wp:inline>
             <wp:extent wp:cx="5486400" wp:cy="3200400"/>
             <wp:effectExtent/>
-            <wp:docPr wp:id="37448168" wp:name="Chart 757266"/>
+            <wp:docPr wp:id="783617250" wp:name="Chart 171848"/>
             <graphic xmlns="http://schemas.openxmlformats.org/drawingml/2006/main">
               <graphicData uri="http://schemas.openxmlformats.org/drawingml/2006/chart">
                 <chart xmlns="http://schemas.openxmlformats.org/drawingml/2006/chart" c:id="rIdChart2"/>

--- a/examples/generated/multi_section_complete.docx
+++ b/examples/generated/multi_section_complete.docx
@@ -143,7 +143,7 @@
           <wp:inline>
             <wp:extent wp:cx="5486400" wp:cy="3200400"/>
             <wp:effectExtent/>
-            <wp:docPr wp:id="660371844" wp:name="Chart 84706"/>
+            <wp:docPr wp:id="327734715" wp:name="Chart 1936"/>
             <graphic xmlns="http://schemas.openxmlformats.org/drawingml/2006/main">
               <graphicData uri="http://schemas.openxmlformats.org/drawingml/2006/chart">
                 <chart xmlns="http://schemas.openxmlformats.org/drawingml/2006/chart" c:id="rIdChart1"/>
@@ -218,7 +218,7 @@
           <wp:inline>
             <wp:extent wp:cx="5486400" wp:cy="3200400"/>
             <wp:effectExtent/>
-            <wp:docPr wp:id="783617250" wp:name="Chart 171848"/>
+            <wp:docPr wp:id="480014701" wp:name="Chart 45898"/>
             <graphic xmlns="http://schemas.openxmlformats.org/drawingml/2006/main">
               <graphicData uri="http://schemas.openxmlformats.org/drawingml/2006/chart">
                 <chart xmlns="http://schemas.openxmlformats.org/drawingml/2006/chart" c:id="rIdChart2"/>

--- a/examples/generated/multi_section_complete.docx
+++ b/examples/generated/multi_section_complete.docx
@@ -143,7 +143,7 @@
           <wp:inline>
             <wp:extent wp:cx="5486400" wp:cy="3200400"/>
             <wp:effectExtent/>
-            <wp:docPr wp:id="327734715" wp:name="Chart 1936"/>
+            <wp:docPr wp:id="536309156" wp:name="Chart 14900"/>
             <graphic xmlns="http://schemas.openxmlformats.org/drawingml/2006/main">
               <graphicData uri="http://schemas.openxmlformats.org/drawingml/2006/chart">
                 <chart xmlns="http://schemas.openxmlformats.org/drawingml/2006/chart" c:id="rIdChart1"/>
@@ -218,7 +218,7 @@
           <wp:inline>
             <wp:extent wp:cx="5486400" wp:cy="3200400"/>
             <wp:effectExtent/>
-            <wp:docPr wp:id="480014701" wp:name="Chart 45898"/>
+            <wp:docPr wp:id="934250980" wp:name="Chart 250603"/>
             <graphic xmlns="http://schemas.openxmlformats.org/drawingml/2006/main">
               <graphicData uri="http://schemas.openxmlformats.org/drawingml/2006/chart">
                 <chart xmlns="http://schemas.openxmlformats.org/drawingml/2006/chart" c:id="rIdChart2"/>

--- a/examples/generated/multi_section_complete.docx
+++ b/examples/generated/multi_section_complete.docx
@@ -1,392 +1,6 @@
 
 <file path=word/document.xml><?xml version="1.0" encoding="UTF-8" standalone="yes"?>
-<w:document xmlns:w="http://schemas.openxmlformats.org/wordprocessingml/2006/main" xmlns:wpc="http://schemas.microsoft.com/office/word/2010/wordprocessingCanvas" xmlns:cx="http://schemas.microsoft.com/office/drawing/2014/chartex" xmlns:cx1="http://schemas.microsoft.com/office/drawing/2015/9/8/chartex" xmlns:cx2="http://schemas.microsoft.com/office/drawing/2015/10/21/chartex" xmlns:cx3="http://schemas.microsoft.com/office/drawing/2016/5/9/chartex" xmlns:cx4="http://schemas.microsoft.com/office/drawing/2016/5/10/chartex" xmlns:cx5="http://schemas.microsoft.com/office/drawing/2016/5/11/chartex" xmlns:cx6="http://schemas.microsoft.com/office/drawing/2016/5/12/chartex" xmlns:cx7="http://schemas.microsoft.com/office/drawing/2016/5/13/chartex" xmlns:cx8="http://schemas.microsoft.com/office/drawing/2016/5/14/chartex" xmlns:mc="http://schemas.openxmlformats.org/markup-compatibility/2006" xmlns:aink="http://schemas.microsoft.com/office/drawing/2016/ink" xmlns:am3d="http://schemas.microsoft.com/office/drawing/2017/model3d" xmlns:o="urn:schemas-microsoft-com:office:office" xmlns:oel="http://schemas.microsoft.com/office/2019/extlst" xmlns:r="http://schemas.openxmlformats.org/officeDocument/2006/relationships" xmlns:m="http://schemas.openxmlformats.org/officeDocument/2006/math" xmlns:v="urn:schemas-microsoft-com:vml" xmlns:wp14="http://schemas.microsoft.com/office/word/2010/wordprocessingDrawing" xmlns:wp="http://schemas.openxmlformats.org/drawingml/2006/wordprocessingDrawing" xmlns:w10="urn:schemas-microsoft-com:office:word" xmlns:w14="http://schemas.microsoft.com/office/word/2010/wordml" xmlns:w15="http://schemas.microsoft.com/office/word/2012/wordml" xmlns:w16cex="http://schemas.microsoft.com/office/word/2018/wordml/cex" xmlns:w16cid="http://schemas.microsoft.com/office/word/2016/wordml/cid" xmlns:w16="http://schemas.microsoft.com/office/word/2018/wordml" xmlns:w16du="http://schemas.microsoft.com/office/word/2023/wordml/word16du" xmlns:w16sdtdh="http://schemas.microsoft.com/office/word/2020/wordml/sdtdatahash" xmlns:w16sdtfl="http://schemas.microsoft.com/office/word/2024/wordml/sdtformatlock" xmlns:w16se="http://schemas.microsoft.com/office/word/2015/wordml/symex" xmlns:wpg="http://schemas.microsoft.com/office/word/2010/wordprocessingGroup" xmlns:wpi="http://schemas.microsoft.com/office/word/2010/wordprocessingInk" xmlns:wne="http://schemas.microsoft.com/office/word/2006/wordml" xmlns:wps="http://schemas.microsoft.com/office/word/2010/wordprocessingShape" mc:Ignorable="w14 w15 w16se w16cid w16 w16cex w16sdtdh w16sdtfl w16du wp14">
-  <w:body>
-    <w:p>
-      <w:pPr>
-        <w:pStyle w:val="Title"/>
-      </w:pPr>
-      <w:r>
-        <w:t>Annual Report 2026</w:t>
-      </w:r>
-    </w:p>
-    <w:p>
-      <w:r>
-        <w:t>Prepared by Uniword</w:t>
-      </w:r>
-    </w:p>
-    <w:p>
-      <w:r>
-        <w:t>March 26, 2026</w:t>
-      </w:r>
-    </w:p>
-    <w:p>
-      <w:r>
-        <w:br w:type="page"/>
-      </w:r>
-    </w:p>
-    <w:p>
-      <w:r>
-        <w:t>Table of Contents</w:t>
-      </w:r>
-    </w:p>
-    <w:p>
-      <w:fldChar w:fldCharType="begin"/>
-      <w:fldChar w:fldCharType="separate"/>
-      <w:fldChar w:fldCharType="end"/>
-      <w:instrText>
-        <w:text> TOC \o "1-3" \h \z \u </w:text>
-      </w:instrText>
-    </w:p>
-    <w:p>
-      <w:r>
-        <w:br w:type="page"/>
-      </w:r>
-    </w:p>
-    <w:p>
-      <w:pPr>
-        <w:pStyle w:val="Heading1"/>
-      </w:pPr>
-      <w:r>
-        <w:t>Executive Summary</w:t>
-      </w:r>
-    </w:p>
-    <w:p>
-      <w:r>
-        <w:t xml:space="preserve">This report provides a comprehensive overview of the organization's </w:t>
-      </w:r>
-      <w:r>
-        <w:t>performance throughout 2026. Key highlights include:</w:t>
-      </w:r>
-    </w:p>
-    <w:p>
-      <w:pPr>
-        <w:numPr>
-          <w:numId w:val="1"/>
-          <w:ilvl w:val="0"/>
-        </w:numPr>
-      </w:pPr>
-      <w:r>
-        <w:t>Revenue growth of 35% year-over-year</w:t>
-      </w:r>
-    </w:p>
-    <w:p>
-      <w:pPr>
-        <w:numPr>
-          <w:numId w:val="1"/>
-          <w:ilvl w:val="0"/>
-        </w:numPr>
-      </w:pPr>
-      <w:r>
-        <w:t>User base expanded to 25,000 active users</w:t>
-      </w:r>
-    </w:p>
-    <w:p>
-      <w:pPr>
-        <w:numPr>
-          <w:numId w:val="1"/>
-          <w:ilvl w:val="0"/>
-        </w:numPr>
-      </w:pPr>
-      <w:r>
-        <w:t>NPS score improved to 85</w:t>
-      </w:r>
-    </w:p>
-    <w:p>
-      <w:pPr>
-        <w:numPr>
-          <w:numId w:val="1"/>
-          <w:ilvl w:val="0"/>
-        </w:numPr>
-      </w:pPr>
-      <w:r>
-        <w:t>Three new product launches</w:t>
-      </w:r>
-    </w:p>
-    <w:p>
-      <w:r>
-        <w:br w:type="page"/>
-      </w:r>
-    </w:p>
-    <w:p>
-      <w:pPr>
-        <w:pStyle w:val="Heading1"/>
-      </w:pPr>
-      <w:r>
-        <w:t>1. Financial Performance</w:t>
-      </w:r>
-    </w:p>
-    <w:p>
-      <w:r>
-        <w:t>The financial performance exceeded expectations across all metrics.</w:t>
-      </w:r>
-    </w:p>
-    <w:p>
-      <w:pPr>
-        <w:pStyle w:val="Heading2"/>
-      </w:pPr>
-      <w:r>
-        <w:t>1.1 Revenue Breakdown</w:t>
-      </w:r>
-    </w:p>
-    <w:p>
-      <w:pPr>
-        <w:pStyle w:val="Heading2"/>
-      </w:pPr>
-      <w:r>
-        <w:t>1.2 Revenue Chart</w:t>
-      </w:r>
-    </w:p>
-    <w:p>
-      <w:r>
-        <w:drawing>
-          <wp:inline>
-            <wp:extent wp:cx="5486400" wp:cy="3200400"/>
-            <wp:effectExtent/>
-            <wp:docPr wp:id="536309156" wp:name="Chart 14900"/>
-            <graphic xmlns="http://schemas.openxmlformats.org/drawingml/2006/main">
-              <graphicData uri="http://schemas.openxmlformats.org/drawingml/2006/chart">
-                <chart xmlns="http://schemas.openxmlformats.org/drawingml/2006/chart" c:id="rIdChart1"/>
-              </graphicData>
-            </graphic>
-          </wp:inline>
-        </w:drawing>
-      </w:r>
-    </w:p>
-    <w:p>
-      <w:r>
-        <w:br w:type="page"/>
-      </w:r>
-    </w:p>
-    <w:p>
-      <w:pPr>
-        <w:pStyle w:val="Heading1"/>
-      </w:pPr>
-      <w:r>
-        <w:t>2. Product Development</w:t>
-      </w:r>
-    </w:p>
-    <w:p>
-      <w:r>
-        <w:t>Three major product launches drove growth in 2026.</w:t>
-      </w:r>
-    </w:p>
-    <w:p>
-      <w:pPr>
-        <w:numPr>
-          <w:numId w:val="2"/>
-          <w:ilvl w:val="0"/>
-        </w:numPr>
-      </w:pPr>
-      <w:r>
-        <w:t>Uniword Pro — Professional document generation</w:t>
-      </w:r>
-    </w:p>
-    <w:p>
-      <w:pPr>
-        <w:numPr>
-          <w:numId w:val="2"/>
-          <w:ilvl w:val="0"/>
-        </w:numPr>
-      </w:pPr>
-      <w:r>
-        <w:t>Uniword Cloud — Cloud-based document processing</w:t>
-      </w:r>
-    </w:p>
-    <w:p>
-      <w:pPr>
-        <w:numPr>
-          <w:numId w:val="2"/>
-          <w:ilvl w:val="0"/>
-        </w:numPr>
-      </w:pPr>
-      <w:r>
-        <w:t>Uniword API — RESTful API for document operations</w:t>
-      </w:r>
-    </w:p>
-    <w:p>
-      <w:pPr>
-        <w:pStyle w:val="Heading2"/>
-      </w:pPr>
-      <w:r>
-        <w:t>2.1 User Growth</w:t>
-      </w:r>
-    </w:p>
-    <w:p>
-      <w:r>
-        <w:drawing>
-          <wp:inline>
-            <wp:extent wp:cx="5486400" wp:cy="3200400"/>
-            <wp:effectExtent/>
-            <wp:docPr wp:id="934250980" wp:name="Chart 250603"/>
-            <graphic xmlns="http://schemas.openxmlformats.org/drawingml/2006/main">
-              <graphicData uri="http://schemas.openxmlformats.org/drawingml/2006/chart">
-                <chart xmlns="http://schemas.openxmlformats.org/drawingml/2006/chart" c:id="rIdChart2"/>
-              </graphicData>
-            </graphic>
-          </wp:inline>
-        </w:drawing>
-      </w:r>
-    </w:p>
-    <w:p>
-      <w:r>
-        <w:br w:type="page"/>
-      </w:r>
-    </w:p>
-    <w:p>
-      <w:pPr>
-        <w:pStyle w:val="Heading1"/>
-      </w:pPr>
-      <w:r>
-        <w:t>3. References</w:t>
-      </w:r>
-    </w:p>
-    <w:p>
-      <w:sdt>
-        <w:sdtPr>
-          <w:id w:val="1"/>
-          <w:bibliography/>
-          <w:docPartObj>
-            <w:docPartGallery w:val="Bibliographies"/>
-            <w:docPartUnique/>
-          </w:docPartObj>
-        </w:sdtPr>
-      </w:sdt>
-    </w:p>
-    <w:tbl>
-      <w:tr>
-        <w:tc>
-          <w:tcPr>
-            <w:shd w:val="clear" w:color="FFFFFF" w:fill="1F4E79"/>
-          </w:tcPr>
-          <w:p>
-            <w:r>
-              <w:t>Category</w:t>
-            </w:r>
-          </w:p>
-        </w:tc>
-        <w:tc>
-          <w:tcPr>
-            <w:shd w:val="clear" w:color="FFFFFF" w:fill="1F4E79"/>
-          </w:tcPr>
-          <w:p>
-            <w:r>
-              <w:t>Amount</w:t>
-            </w:r>
-          </w:p>
-        </w:tc>
-        <w:tc>
-          <w:tcPr>
-            <w:shd w:val="clear" w:color="FFFFFF" w:fill="1F4E79"/>
-          </w:tcPr>
-          <w:p>
-            <w:r>
-              <w:t>% of Total</w:t>
-            </w:r>
-          </w:p>
-        </w:tc>
-      </w:tr>
-      <w:tr>
-        <w:tc>
-          <w:p>
-            <w:r>
-              <w:t>Subscriptions</w:t>
-            </w:r>
-          </w:p>
-        </w:tc>
-        <w:tc>
-          <w:p>
-            <w:r>
-              <w:t>$4.2M</w:t>
-            </w:r>
-          </w:p>
-        </w:tc>
-        <w:tc>
-          <w:p>
-            <w:r>
-              <w:t>60%</w:t>
-            </w:r>
-          </w:p>
-        </w:tc>
-      </w:tr>
-      <w:tr>
-        <w:tc>
-          <w:p>
-            <w:r>
-              <w:t>Enterprise</w:t>
-            </w:r>
-          </w:p>
-        </w:tc>
-        <w:tc>
-          <w:p>
-            <w:r>
-              <w:t>$2.1M</w:t>
-            </w:r>
-          </w:p>
-        </w:tc>
-        <w:tc>
-          <w:p>
-            <w:r>
-              <w:t>30%</w:t>
-            </w:r>
-          </w:p>
-        </w:tc>
-      </w:tr>
-      <w:tr>
-        <w:tc>
-          <w:p>
-            <w:r>
-              <w:t>Services</w:t>
-            </w:r>
-          </w:p>
-        </w:tc>
-        <w:tc>
-          <w:p>
-            <w:r>
-              <w:t>$0.7M</w:t>
-            </w:r>
-          </w:p>
-        </w:tc>
-        <w:tc>
-          <w:p>
-            <w:r>
-              <w:t>10%</w:t>
-            </w:r>
-          </w:p>
-        </w:tc>
-      </w:tr>
-      <w:tr>
-        <w:tc>
-          <w:p>
-            <w:r>
-              <w:t>Total</w:t>
-            </w:r>
-          </w:p>
-        </w:tc>
-        <w:tc>
-          <w:p>
-            <w:r>
-              <w:t>$7.0M</w:t>
-            </w:r>
-          </w:p>
-        </w:tc>
-        <w:tc>
-          <w:p>
-            <w:r>
-              <w:t>100%</w:t>
-            </w:r>
-          </w:p>
-        </w:tc>
-      </w:tr>
-    </w:tbl>
-    <w:sectPr w:val="nextPage">
-      <w:pgSz w:w="12240" w:h="15840" w:orient="portrait"/>
-      <w:pgMar w:top="1440" w:bottom="1440" w:left="1440" w:right="1440" w:header="720" w:footer="720" w:gutter="0"/>
-      <w:headerReference w:type="default" r:id="rIdHeader1"/>
-      <w:footerReference w:type="default" r:id="rIdFooter1"/>
-    </w:sectPr>
-  </w:body>
-</w:document>
+<w:document xmlns:w="http://schemas.openxmlformats.org/wordprocessingml/2006/main" xmlns:wpc="http://schemas.microsoft.com/office/word/2010/wordprocessingCanvas" xmlns:cx="http://schemas.microsoft.com/office/drawing/2014/chartex" xmlns:cx1="http://schemas.microsoft.com/office/drawing/2015/9/8/chartex" xmlns:cx2="http://schemas.microsoft.com/office/drawing/2015/10/21/chartex" xmlns:cx3="http://schemas.microsoft.com/office/drawing/2016/5/9/chartex" xmlns:cx4="http://schemas.microsoft.com/office/drawing/2016/5/10/chartex" xmlns:cx5="http://schemas.microsoft.com/office/drawing/2016/5/11/chartex" xmlns:cx6="http://schemas.microsoft.com/office/drawing/2016/5/12/chartex" xmlns:cx7="http://schemas.microsoft.com/office/drawing/2016/5/13/chartex" xmlns:cx8="http://schemas.microsoft.com/office/drawing/2016/5/14/chartex" xmlns:mc="http://schemas.openxmlformats.org/markup-compatibility/2006" xmlns:aink="http://schemas.microsoft.com/office/drawing/2016/ink" xmlns:am3d="http://schemas.microsoft.com/office/drawing/2017/model3d" xmlns:o="urn:schemas-microsoft-com:office:office" xmlns:oel="http://schemas.microsoft.com/office/2019/extlst" xmlns:r="http://schemas.openxmlformats.org/officeDocument/2006/relationships" xmlns:m="http://schemas.openxmlformats.org/officeDocument/2006/math" xmlns:v="urn:schemas-microsoft-com:vml" xmlns:wp14="http://schemas.microsoft.com/office/word/2010/wordprocessingDrawing" xmlns:wp="http://schemas.openxmlformats.org/drawingml/2006/wordprocessingDrawing" xmlns:w10="urn:schemas-microsoft-com:office:word" xmlns:w14="http://schemas.microsoft.com/office/word/2010/wordml" xmlns:w15="http://schemas.microsoft.com/office/word/2012/wordml" xmlns:w16cex="http://schemas.microsoft.com/office/word/2018/wordml/cex" xmlns:w16cid="http://schemas.microsoft.com/office/word/2016/wordml/cid" xmlns:w16="http://schemas.microsoft.com/office/word/2018/wordml" xmlns:w16du="http://schemas.microsoft.com/office/word/2023/wordml/word16du" xmlns:w16sdtdh="http://schemas.microsoft.com/office/word/2020/wordml/sdtdatahash" xmlns:w16sdtfl="http://schemas.microsoft.com/office/word/2024/wordml/sdtformatlock" xmlns:w16se="http://schemas.microsoft.com/office/word/2015/wordml/symex" xmlns:wpg="http://schemas.microsoft.com/office/word/2010/wordprocessingGroup" xmlns:wpi="http://schemas.microsoft.com/office/word/2010/wordprocessingInk" xmlns:wne="http://schemas.microsoft.com/office/word/2006/wordml" xmlns:wps="http://schemas.microsoft.com/office/word/2010/wordprocessingShape" mc:Ignorable="w14 w15 w16se w16cid w16 w16cex w16sdtdh w16sdtfl w16du wp14"><w:body><w:p><w:pPr><w:pStyle w:val="Title"></w:pStyle></w:pPr><w:r><w:t>Annual Report 2026</w:t></w:r></w:p><w:p><w:r><w:t>Prepared by Uniword</w:t></w:r></w:p><w:p><w:r><w:t>March 26, 2026</w:t></w:r></w:p><w:p><w:r><w:br w:type="page"></w:br></w:r></w:p><w:p><w:r><w:t>Table of Contents</w:t></w:r></w:p><w:p><w:fldChar w:fldCharType="begin"></w:fldChar><w:fldChar w:fldCharType="separate"></w:fldChar><w:fldChar w:fldCharType="end"></w:fldChar><w:instrText><w:text> TOC \o "1-3" \h \z \u </w:text></w:instrText></w:p><w:p><w:r><w:br w:type="page"></w:br></w:r></w:p><w:p><w:pPr><w:pStyle w:val="Heading1"></w:pStyle></w:pPr><w:r><w:t>Executive Summary</w:t></w:r></w:p><w:p><w:r><w:t xml:space="preserve">This report provides a comprehensive overview of the organization's </w:t></w:r><w:r><w:t>performance throughout 2026. Key highlights include:</w:t></w:r></w:p><w:p><w:pPr><w:numPr><w:numId w:val="1"></w:numId><w:ilvl w:val="0"></w:ilvl></w:numPr></w:pPr><w:r><w:t>Revenue growth of 35% year-over-year</w:t></w:r></w:p><w:p><w:pPr><w:numPr><w:numId w:val="1"></w:numId><w:ilvl w:val="0"></w:ilvl></w:numPr></w:pPr><w:r><w:t>User base expanded to 25,000 active users</w:t></w:r></w:p><w:p><w:pPr><w:numPr><w:numId w:val="1"></w:numId><w:ilvl w:val="0"></w:ilvl></w:numPr></w:pPr><w:r><w:t>NPS score improved to 85</w:t></w:r></w:p><w:p><w:pPr><w:numPr><w:numId w:val="1"></w:numId><w:ilvl w:val="0"></w:ilvl></w:numPr></w:pPr><w:r><w:t>Three new product launches</w:t></w:r></w:p><w:p><w:r><w:br w:type="page"></w:br></w:r></w:p><w:p><w:pPr><w:pStyle w:val="Heading1"></w:pStyle></w:pPr><w:r><w:t>1. Financial Performance</w:t></w:r></w:p><w:p><w:r><w:t>The financial performance exceeded expectations across all metrics.</w:t></w:r></w:p><w:p><w:pPr><w:pStyle w:val="Heading2"></w:pStyle></w:pPr><w:r><w:t>1.1 Revenue Breakdown</w:t></w:r></w:p><w:p><w:pPr><w:pStyle w:val="Heading2"></w:pStyle></w:pPr><w:r><w:t>1.2 Revenue Chart</w:t></w:r></w:p><w:p><w:r><w:drawing><wp:inline><wp:extent wp:cx="5486400" wp:cy="3200400"></wp:extent><wp:effectExtent></wp:effectExtent><wp:docPr wp:id="566170095" wp:name="Chart 927706"></wp:docPr><graphic xmlns="http://schemas.openxmlformats.org/drawingml/2006/main"><graphicData uri="http://schemas.openxmlformats.org/drawingml/2006/chart"><chart xmlns="http://schemas.openxmlformats.org/drawingml/2006/chart" c:id="rIdChart1"></chart></graphicData></graphic></wp:inline></w:drawing></w:r></w:p><w:p><w:r><w:br w:type="page"></w:br></w:r></w:p><w:p><w:pPr><w:pStyle w:val="Heading1"></w:pStyle></w:pPr><w:r><w:t>2. Product Development</w:t></w:r></w:p><w:p><w:r><w:t>Three major product launches drove growth in 2026.</w:t></w:r></w:p><w:p><w:pPr><w:numPr><w:numId w:val="2"></w:numId><w:ilvl w:val="0"></w:ilvl></w:numPr></w:pPr><w:r><w:t>Uniword Pro — Professional document generation</w:t></w:r></w:p><w:p><w:pPr><w:numPr><w:numId w:val="2"></w:numId><w:ilvl w:val="0"></w:ilvl></w:numPr></w:pPr><w:r><w:t>Uniword Cloud — Cloud-based document processing</w:t></w:r></w:p><w:p><w:pPr><w:numPr><w:numId w:val="2"></w:numId><w:ilvl w:val="0"></w:ilvl></w:numPr></w:pPr><w:r><w:t>Uniword API — RESTful API for document operations</w:t></w:r></w:p><w:p><w:pPr><w:pStyle w:val="Heading2"></w:pStyle></w:pPr><w:r><w:t>2.1 User Growth</w:t></w:r></w:p><w:p><w:r><w:drawing><wp:inline><wp:extent wp:cx="5486400" wp:cy="3200400"></wp:extent><wp:effectExtent></wp:effectExtent><wp:docPr wp:id="889722447" wp:name="Chart 834323"></wp:docPr><graphic xmlns="http://schemas.openxmlformats.org/drawingml/2006/main"><graphicData uri="http://schemas.openxmlformats.org/drawingml/2006/chart"><chart xmlns="http://schemas.openxmlformats.org/drawingml/2006/chart" c:id="rIdChart2"></chart></graphicData></graphic></wp:inline></w:drawing></w:r></w:p><w:p><w:r><w:br w:type="page"></w:br></w:r></w:p><w:p><w:pPr><w:pStyle w:val="Heading1"></w:pStyle></w:pPr><w:r><w:t>3. References</w:t></w:r></w:p><w:p><w:sdt><w:sdtPr><w:id w:val="1"></w:id><w:bibliography></w:bibliography><w:docPartObj><w:docPartGallery w:val="Bibliographies"></w:docPartGallery><w:docPartUnique></w:docPartUnique></w:docPartObj></w:sdtPr></w:sdt></w:p><w:tbl><w:tr><w:tc><w:tcPr><w:shd w:val="clear" w:color="FFFFFF" w:fill="1F4E79"></w:shd></w:tcPr><w:p><w:r><w:t>Category</w:t></w:r></w:p></w:tc><w:tc><w:tcPr><w:shd w:val="clear" w:color="FFFFFF" w:fill="1F4E79"></w:shd></w:tcPr><w:p><w:r><w:t>Amount</w:t></w:r></w:p></w:tc><w:tc><w:tcPr><w:shd w:val="clear" w:color="FFFFFF" w:fill="1F4E79"></w:shd></w:tcPr><w:p><w:r><w:t>% of Total</w:t></w:r></w:p></w:tc></w:tr><w:tr><w:tc><w:p><w:r><w:t>Subscriptions</w:t></w:r></w:p></w:tc><w:tc><w:p><w:r><w:t>$4.2M</w:t></w:r></w:p></w:tc><w:tc><w:p><w:r><w:t>60%</w:t></w:r></w:p></w:tc></w:tr><w:tr><w:tc><w:p><w:r><w:t>Enterprise</w:t></w:r></w:p></w:tc><w:tc><w:p><w:r><w:t>$2.1M</w:t></w:r></w:p></w:tc><w:tc><w:p><w:r><w:t>30%</w:t></w:r></w:p></w:tc></w:tr><w:tr><w:tc><w:p><w:r><w:t>Services</w:t></w:r></w:p></w:tc><w:tc><w:p><w:r><w:t>$0.7M</w:t></w:r></w:p></w:tc><w:tc><w:p><w:r><w:t>10%</w:t></w:r></w:p></w:tc></w:tr><w:tr><w:tc><w:p><w:r><w:t>Total</w:t></w:r></w:p></w:tc><w:tc><w:p><w:r><w:t>$7.0M</w:t></w:r></w:p></w:tc><w:tc><w:p><w:r><w:t>100%</w:t></w:r></w:p></w:tc></w:tr></w:tbl><w:sectPr w:val="nextPage"><w:pgSz w:w="12240" w:h="15840" w:orient="portrait"></w:pgSz><w:pgMar w:top="1440" w:bottom="1440" w:left="1440" w:right="1440" w:header="720" w:footer="720" w:gutter="0"></w:pgMar><w:headerReference w:type="default" r:id="rIdHeader1"></w:headerReference><w:footerReference w:type="default" r:id="rIdFooter1"></w:footerReference></w:sectPr></w:body></w:document>
 </file>
 
 <file path=word/footer1.xml><?xml version="1.0" encoding="utf-8"?>
@@ -435,7 +49,7 @@
 </file>
 
 <file path=word/numbering.xml><?xml version="1.0" encoding="utf-8"?>
-<w:numbering xmlns:w="http://schemas.openxmlformats.org/wordprocessingml/2006/main" xmlns:mc="http://schemas.openxmlformats.org/markup-compatibility/2006">
+<w:numbering xmlns:w="http://schemas.openxmlformats.org/wordprocessingml/2006/main" xmlns:mc="http://schemas.openxmlformats.org/markup-compatibility/2006" xmlns:w14="http://schemas.microsoft.com/office/word/2010/wordml" xmlns:w15="http://schemas.microsoft.com/office/word/2012/wordml" xmlns:w16se="http://schemas.microsoft.com/office/word/2015/wordml/symex" xmlns:w16cid="http://schemas.microsoft.com/office/word/2016/wordml/cid" xmlns:w16="http://schemas.microsoft.com/office/word/2018/wordml" xmlns:w16cex="http://schemas.microsoft.com/office/word/2018/wordml/cex" xmlns:w16sdtdh="http://schemas.microsoft.com/office/word/2020/wordml/sdtdatahash" xmlns:w16sdtfl="http://schemas.microsoft.com/office/word/2024/wordml/sdtformatlock" xmlns:w16du="http://schemas.microsoft.com/office/word/2023/wordml/word16du" xmlns:wp14="http://schemas.microsoft.com/office/word/2010/wordprocessingDrawing" mc:Ignorable="w14 w15 w16se w16cid w16 w16cex w16sdtdh w16sdtfl w16du wp14">
   <w:abstractNum w:abstractNumId="0">
     <w:lvl w:ilvl="0">
       <w:start w:val="1"/>
@@ -594,29 +208,11 @@
 </file>
 
 <file path=word/sources.xml><?xml version="1.0" encoding="UTF-8" standalone="yes"?>
-<Sources xmlns="http://schemas.openxmlformats.org/officeDocument/2006/bibliography" b:SelectedStyle="APA">
-  <Source>
-    <SourceType>Book</SourceType>
-    <Tag>Annual2026</Tag>
-    <Author>
-      <NameList>
-        <Person>
-          <First>Uniword</First>
-          <Last>Inc.</Last>
-        </Person>
-      </NameList>
-    </Author>
-    <Title>Annual Report 2026</Title>
-    <Year>2026</Year>
-    <Publisher>Uniword Inc.</Publisher>
-    <City>San Francisco</City>
-    <RefOrder>1</RefOrder>
-  </Source>
-</Sources>
+<Sources xmlns="http://schemas.openxmlformats.org/officeDocument/2006/bibliography" b:SelectedStyle="APA"><Source><SourceType>Book</SourceType><Tag>Annual2026</Tag><Author><NameList><Person><First>Uniword</First><Last>Inc.</Last></Person></NameList></Author><Title>Annual Report 2026</Title><Year>2026</Year><Publisher>Uniword Inc.</Publisher><City>San Francisco</City><RefOrder>1</RefOrder></Source></Sources>
 </file>
 
 <file path=word/styles.xml><?xml version="1.0" encoding="utf-8"?>
-<w:styles xmlns:w="http://schemas.openxmlformats.org/wordprocessingml/2006/main" xmlns:mc="http://schemas.openxmlformats.org/markup-compatibility/2006" xmlns:r="http://schemas.openxmlformats.org/officeDocument/2006/relationships" xmlns:w14="http://schemas.microsoft.com/office/word/2010/wordml" xmlns:w15="http://schemas.microsoft.com/office/word/2012/wordml" xmlns:w16cex="http://schemas.microsoft.com/office/word/2018/wordml/cex" xmlns:w16cid="http://schemas.microsoft.com/office/word/2016/wordml/cid" xmlns:w16="http://schemas.microsoft.com/office/word/2018/wordml" xmlns:w16du="http://schemas.microsoft.com/office/word/2023/wordml/word16du" xmlns:w16sdtdh="http://schemas.microsoft.com/office/word/2020/wordml/sdtdatahash" xmlns:w16sdtfl="http://schemas.microsoft.com/office/word/2024/wordml/sdtformatlock" xmlns:w16se="http://schemas.microsoft.com/office/word/2015/wordml/symex" mc:Ignorable="w14 w15 w16se w16cid w16 w16cex w16sdtdh w16sdtfl w16du">
+<w:styles xmlns:w="http://schemas.openxmlformats.org/wordprocessingml/2006/main" xmlns:mc="http://schemas.openxmlformats.org/markup-compatibility/2006" xmlns:r="http://schemas.openxmlformats.org/officeDocument/2006/relationships" xmlns:w14="http://schemas.microsoft.com/office/word/2010/wordml" xmlns:w15="http://schemas.microsoft.com/office/word/2012/wordml" xmlns:wp14="http://schemas.microsoft.com/office/word/2010/wordprocessingDrawing" xmlns:w16cex="http://schemas.microsoft.com/office/word/2018/wordml/cex" xmlns:w16cid="http://schemas.microsoft.com/office/word/2016/wordml/cid" xmlns:w16="http://schemas.microsoft.com/office/word/2018/wordml" xmlns:w16du="http://schemas.microsoft.com/office/word/2023/wordml/word16du" xmlns:w16sdtdh="http://schemas.microsoft.com/office/word/2020/wordml/sdtdatahash" xmlns:w16sdtfl="http://schemas.microsoft.com/office/word/2024/wordml/sdtformatlock" xmlns:w16se="http://schemas.microsoft.com/office/word/2015/wordml/symex" mc:Ignorable="w14 w15 w16se w16cid w16 w16cex w16sdtdh w16sdtfl w16du">
   <w:docDefaults>
     <w:rPrDefault>
       <w:rPr>
@@ -1534,11 +1130,142 @@
         <a:cs typeface="Noto Sans Arabic"/>
       </a:minorFont>
     </a:fontScheme>
-    <a:fmtScheme>
-      <a:fillStyleLst/>
-      <a:lnStyleLst/>
-      <a:effectStyleLst/>
-      <a:bgFillStyleLst/>
+    <a:fmtScheme name="Office">
+      <a:fillStyleLst>
+        <a:solidFill>
+          <a:schemeClr val="phClr"/>
+        </a:solidFill>
+        <a:gradFill rotWithShape="1">
+          <a:gsLst>
+            <a:gs pos="0">
+              <a:schemeClr val="phClr">
+                <a:lumMod val="110000"/>
+                <a:satMod val="105000"/>
+                <a:tint val="67000"/>
+              </a:schemeClr>
+            </a:gs>
+            <a:gs pos="50000">
+              <a:schemeClr val="phClr">
+                <a:lumMod val="105000"/>
+                <a:satMod val="103000"/>
+                <a:tint val="73000"/>
+              </a:schemeClr>
+            </a:gs>
+            <a:gs pos="100000">
+              <a:schemeClr val="phClr">
+                <a:lumMod val="105000"/>
+                <a:satMod val="109000"/>
+                <a:tint val="81000"/>
+              </a:schemeClr>
+            </a:gs>
+          </a:gsLst>
+          <a:lin ang="5400000" scaled="0"/>
+        </a:gradFill>
+        <a:gradFill rotWithShape="1">
+          <a:gsLst>
+            <a:gs pos="0">
+              <a:schemeClr val="phClr">
+                <a:satMod val="103000"/>
+                <a:lumMod val="102000"/>
+                <a:tint val="94000"/>
+              </a:schemeClr>
+            </a:gs>
+            <a:gs pos="50000">
+              <a:schemeClr val="phClr">
+                <a:satMod val="110000"/>
+                <a:lumMod val="100000"/>
+                <a:shade val="100000"/>
+              </a:schemeClr>
+            </a:gs>
+            <a:gs pos="100000">
+              <a:schemeClr val="phClr">
+                <a:lumMod val="99000"/>
+                <a:satMod val="120000"/>
+                <a:shade val="78000"/>
+              </a:schemeClr>
+            </a:gs>
+          </a:gsLst>
+          <a:lin ang="5400000" scaled="0"/>
+        </a:gradFill>
+      </a:fillStyleLst>
+      <a:lnStyleLst>
+        <a:ln w="12700" cap="flat" cmpd="sng" algn="ctr">
+          <a:solidFill>
+            <a:schemeClr val="phClr"/>
+          </a:solidFill>
+          <a:prstDash val="solid"/>
+          <a:miter lim="800000"/>
+        </a:ln>
+        <a:ln w="19050" cap="flat" cmpd="sng" algn="ctr">
+          <a:solidFill>
+            <a:schemeClr val="phClr"/>
+          </a:solidFill>
+          <a:prstDash val="solid"/>
+          <a:miter lim="800000"/>
+        </a:ln>
+        <a:ln w="25400" cap="flat" cmpd="sng" algn="ctr">
+          <a:solidFill>
+            <a:schemeClr val="phClr"/>
+          </a:solidFill>
+          <a:prstDash val="solid"/>
+          <a:miter lim="800000"/>
+        </a:ln>
+      </a:lnStyleLst>
+      <a:effectStyleLst>
+        <a:effectStyle>
+          <a:effectLst/>
+        </a:effectStyle>
+        <a:effectStyle>
+          <a:effectLst/>
+        </a:effectStyle>
+        <a:effectStyle>
+          <a:effectLst>
+            <a:outerShdw blurRad="57150" dist="19050" dir="5400000" algn="ctr" rotWithShape="0">
+              <a:srgbClr val="000000">
+                <a:alpha val="63000"/>
+              </a:srgbClr>
+            </a:outerShdw>
+          </a:effectLst>
+        </a:effectStyle>
+      </a:effectStyleLst>
+      <a:bgFillStyleLst>
+        <a:solidFill>
+          <a:schemeClr val="phClr"/>
+        </a:solidFill>
+        <a:solidFill>
+          <a:schemeClr val="phClr">
+            <a:tint val="95000"/>
+            <a:satMod val="170000"/>
+          </a:schemeClr>
+        </a:solidFill>
+        <a:gradFill rotWithShape="1">
+          <a:gsLst>
+            <a:gs pos="0">
+              <a:schemeClr val="phClr">
+                <a:tint val="93000"/>
+                <a:satMod val="150000"/>
+                <a:shade val="98000"/>
+                <a:lumMod val="102000"/>
+              </a:schemeClr>
+            </a:gs>
+            <a:gs pos="50000">
+              <a:schemeClr val="phClr">
+                <a:tint val="98000"/>
+                <a:satMod val="130000"/>
+                <a:shade val="90000"/>
+                <a:lumMod val="103000"/>
+              </a:schemeClr>
+            </a:gs>
+            <a:gs pos="100000">
+              <a:schemeClr val="phClr">
+                <a:shade val="63000"/>
+                <a:satMod val="120000"/>
+              </a:schemeClr>
+            </a:gs>
+          </a:gsLst>
+          <a:lin ang="5400000" scaled="0"/>
+        </a:gradFill>
+      </a:bgFillStyleLst>
     </a:fmtScheme>
   </a:themeElements>
   <a:objectDefaults/>

--- a/examples/generated/multi_section_complete.docx
+++ b/examples/generated/multi_section_complete.docx
@@ -1,6 +1,392 @@
 
 <file path=word/document.xml><?xml version="1.0" encoding="UTF-8" standalone="yes"?>
-<w:document xmlns:w="http://schemas.openxmlformats.org/wordprocessingml/2006/main" xmlns:wpc="http://schemas.microsoft.com/office/word/2010/wordprocessingCanvas" xmlns:cx="http://schemas.microsoft.com/office/drawing/2014/chartex" xmlns:cx1="http://schemas.microsoft.com/office/drawing/2015/9/8/chartex" xmlns:cx2="http://schemas.microsoft.com/office/drawing/2015/10/21/chartex" xmlns:cx3="http://schemas.microsoft.com/office/drawing/2016/5/9/chartex" xmlns:cx4="http://schemas.microsoft.com/office/drawing/2016/5/10/chartex" xmlns:cx5="http://schemas.microsoft.com/office/drawing/2016/5/11/chartex" xmlns:cx6="http://schemas.microsoft.com/office/drawing/2016/5/12/chartex" xmlns:cx7="http://schemas.microsoft.com/office/drawing/2016/5/13/chartex" xmlns:cx8="http://schemas.microsoft.com/office/drawing/2016/5/14/chartex" xmlns:mc="http://schemas.openxmlformats.org/markup-compatibility/2006" xmlns:aink="http://schemas.microsoft.com/office/drawing/2016/ink" xmlns:am3d="http://schemas.microsoft.com/office/drawing/2017/model3d" xmlns:o="urn:schemas-microsoft-com:office:office" xmlns:oel="http://schemas.microsoft.com/office/2019/extlst" xmlns:r="http://schemas.openxmlformats.org/officeDocument/2006/relationships" xmlns:m="http://schemas.openxmlformats.org/officeDocument/2006/math" xmlns:v="urn:schemas-microsoft-com:vml" xmlns:wp14="http://schemas.microsoft.com/office/word/2010/wordprocessingDrawing" xmlns:wp="http://schemas.openxmlformats.org/drawingml/2006/wordprocessingDrawing" xmlns:w10="urn:schemas-microsoft-com:office:word" xmlns:w14="http://schemas.microsoft.com/office/word/2010/wordml" xmlns:w15="http://schemas.microsoft.com/office/word/2012/wordml" xmlns:w16cex="http://schemas.microsoft.com/office/word/2018/wordml/cex" xmlns:w16cid="http://schemas.microsoft.com/office/word/2016/wordml/cid" xmlns:w16="http://schemas.microsoft.com/office/word/2018/wordml" xmlns:w16du="http://schemas.microsoft.com/office/word/2023/wordml/word16du" xmlns:w16sdtdh="http://schemas.microsoft.com/office/word/2020/wordml/sdtdatahash" xmlns:w16sdtfl="http://schemas.microsoft.com/office/word/2024/wordml/sdtformatlock" xmlns:w16se="http://schemas.microsoft.com/office/word/2015/wordml/symex" xmlns:wpg="http://schemas.microsoft.com/office/word/2010/wordprocessingGroup" xmlns:wpi="http://schemas.microsoft.com/office/word/2010/wordprocessingInk" xmlns:wne="http://schemas.microsoft.com/office/word/2006/wordml" xmlns:wps="http://schemas.microsoft.com/office/word/2010/wordprocessingShape" mc:Ignorable="w14 w15 w16se w16cid w16 w16cex w16sdtdh w16sdtfl w16du wp14"><w:body><w:p><w:pPr><w:pStyle w:val="Title"></w:pStyle></w:pPr><w:r><w:t>Annual Report 2026</w:t></w:r></w:p><w:p><w:r><w:t>Prepared by Uniword</w:t></w:r></w:p><w:p><w:r><w:t>March 26, 2026</w:t></w:r></w:p><w:p><w:r><w:br w:type="page"></w:br></w:r></w:p><w:p><w:r><w:t>Table of Contents</w:t></w:r></w:p><w:p><w:fldChar w:fldCharType="begin"></w:fldChar><w:fldChar w:fldCharType="separate"></w:fldChar><w:fldChar w:fldCharType="end"></w:fldChar><w:instrText><w:text> TOC \o "1-3" \h \z \u </w:text></w:instrText></w:p><w:p><w:r><w:br w:type="page"></w:br></w:r></w:p><w:p><w:pPr><w:pStyle w:val="Heading1"></w:pStyle></w:pPr><w:r><w:t>Executive Summary</w:t></w:r></w:p><w:p><w:r><w:t xml:space="preserve">This report provides a comprehensive overview of the organization's </w:t></w:r><w:r><w:t>performance throughout 2026. Key highlights include:</w:t></w:r></w:p><w:p><w:pPr><w:numPr><w:numId w:val="1"></w:numId><w:ilvl w:val="0"></w:ilvl></w:numPr></w:pPr><w:r><w:t>Revenue growth of 35% year-over-year</w:t></w:r></w:p><w:p><w:pPr><w:numPr><w:numId w:val="1"></w:numId><w:ilvl w:val="0"></w:ilvl></w:numPr></w:pPr><w:r><w:t>User base expanded to 25,000 active users</w:t></w:r></w:p><w:p><w:pPr><w:numPr><w:numId w:val="1"></w:numId><w:ilvl w:val="0"></w:ilvl></w:numPr></w:pPr><w:r><w:t>NPS score improved to 85</w:t></w:r></w:p><w:p><w:pPr><w:numPr><w:numId w:val="1"></w:numId><w:ilvl w:val="0"></w:ilvl></w:numPr></w:pPr><w:r><w:t>Three new product launches</w:t></w:r></w:p><w:p><w:r><w:br w:type="page"></w:br></w:r></w:p><w:p><w:pPr><w:pStyle w:val="Heading1"></w:pStyle></w:pPr><w:r><w:t>1. Financial Performance</w:t></w:r></w:p><w:p><w:r><w:t>The financial performance exceeded expectations across all metrics.</w:t></w:r></w:p><w:p><w:pPr><w:pStyle w:val="Heading2"></w:pStyle></w:pPr><w:r><w:t>1.1 Revenue Breakdown</w:t></w:r></w:p><w:p><w:pPr><w:pStyle w:val="Heading2"></w:pStyle></w:pPr><w:r><w:t>1.2 Revenue Chart</w:t></w:r></w:p><w:p><w:r><w:drawing><wp:inline><wp:extent wp:cx="5486400" wp:cy="3200400"></wp:extent><wp:effectExtent></wp:effectExtent><wp:docPr wp:id="566170095" wp:name="Chart 927706"></wp:docPr><graphic xmlns="http://schemas.openxmlformats.org/drawingml/2006/main"><graphicData uri="http://schemas.openxmlformats.org/drawingml/2006/chart"><chart xmlns="http://schemas.openxmlformats.org/drawingml/2006/chart" c:id="rIdChart1"></chart></graphicData></graphic></wp:inline></w:drawing></w:r></w:p><w:p><w:r><w:br w:type="page"></w:br></w:r></w:p><w:p><w:pPr><w:pStyle w:val="Heading1"></w:pStyle></w:pPr><w:r><w:t>2. Product Development</w:t></w:r></w:p><w:p><w:r><w:t>Three major product launches drove growth in 2026.</w:t></w:r></w:p><w:p><w:pPr><w:numPr><w:numId w:val="2"></w:numId><w:ilvl w:val="0"></w:ilvl></w:numPr></w:pPr><w:r><w:t>Uniword Pro — Professional document generation</w:t></w:r></w:p><w:p><w:pPr><w:numPr><w:numId w:val="2"></w:numId><w:ilvl w:val="0"></w:ilvl></w:numPr></w:pPr><w:r><w:t>Uniword Cloud — Cloud-based document processing</w:t></w:r></w:p><w:p><w:pPr><w:numPr><w:numId w:val="2"></w:numId><w:ilvl w:val="0"></w:ilvl></w:numPr></w:pPr><w:r><w:t>Uniword API — RESTful API for document operations</w:t></w:r></w:p><w:p><w:pPr><w:pStyle w:val="Heading2"></w:pStyle></w:pPr><w:r><w:t>2.1 User Growth</w:t></w:r></w:p><w:p><w:r><w:drawing><wp:inline><wp:extent wp:cx="5486400" wp:cy="3200400"></wp:extent><wp:effectExtent></wp:effectExtent><wp:docPr wp:id="889722447" wp:name="Chart 834323"></wp:docPr><graphic xmlns="http://schemas.openxmlformats.org/drawingml/2006/main"><graphicData uri="http://schemas.openxmlformats.org/drawingml/2006/chart"><chart xmlns="http://schemas.openxmlformats.org/drawingml/2006/chart" c:id="rIdChart2"></chart></graphicData></graphic></wp:inline></w:drawing></w:r></w:p><w:p><w:r><w:br w:type="page"></w:br></w:r></w:p><w:p><w:pPr><w:pStyle w:val="Heading1"></w:pStyle></w:pPr><w:r><w:t>3. References</w:t></w:r></w:p><w:p><w:sdt><w:sdtPr><w:id w:val="1"></w:id><w:bibliography></w:bibliography><w:docPartObj><w:docPartGallery w:val="Bibliographies"></w:docPartGallery><w:docPartUnique></w:docPartUnique></w:docPartObj></w:sdtPr></w:sdt></w:p><w:tbl><w:tr><w:tc><w:tcPr><w:shd w:val="clear" w:color="FFFFFF" w:fill="1F4E79"></w:shd></w:tcPr><w:p><w:r><w:t>Category</w:t></w:r></w:p></w:tc><w:tc><w:tcPr><w:shd w:val="clear" w:color="FFFFFF" w:fill="1F4E79"></w:shd></w:tcPr><w:p><w:r><w:t>Amount</w:t></w:r></w:p></w:tc><w:tc><w:tcPr><w:shd w:val="clear" w:color="FFFFFF" w:fill="1F4E79"></w:shd></w:tcPr><w:p><w:r><w:t>% of Total</w:t></w:r></w:p></w:tc></w:tr><w:tr><w:tc><w:p><w:r><w:t>Subscriptions</w:t></w:r></w:p></w:tc><w:tc><w:p><w:r><w:t>$4.2M</w:t></w:r></w:p></w:tc><w:tc><w:p><w:r><w:t>60%</w:t></w:r></w:p></w:tc></w:tr><w:tr><w:tc><w:p><w:r><w:t>Enterprise</w:t></w:r></w:p></w:tc><w:tc><w:p><w:r><w:t>$2.1M</w:t></w:r></w:p></w:tc><w:tc><w:p><w:r><w:t>30%</w:t></w:r></w:p></w:tc></w:tr><w:tr><w:tc><w:p><w:r><w:t>Services</w:t></w:r></w:p></w:tc><w:tc><w:p><w:r><w:t>$0.7M</w:t></w:r></w:p></w:tc><w:tc><w:p><w:r><w:t>10%</w:t></w:r></w:p></w:tc></w:tr><w:tr><w:tc><w:p><w:r><w:t>Total</w:t></w:r></w:p></w:tc><w:tc><w:p><w:r><w:t>$7.0M</w:t></w:r></w:p></w:tc><w:tc><w:p><w:r><w:t>100%</w:t></w:r></w:p></w:tc></w:tr></w:tbl><w:sectPr w:val="nextPage"><w:pgSz w:w="12240" w:h="15840" w:orient="portrait"></w:pgSz><w:pgMar w:top="1440" w:bottom="1440" w:left="1440" w:right="1440" w:header="720" w:footer="720" w:gutter="0"></w:pgMar><w:headerReference w:type="default" r:id="rIdHeader1"></w:headerReference><w:footerReference w:type="default" r:id="rIdFooter1"></w:footerReference></w:sectPr></w:body></w:document>
+<w:document xmlns:w="http://schemas.openxmlformats.org/wordprocessingml/2006/main" xmlns:wpc="http://schemas.microsoft.com/office/word/2010/wordprocessingCanvas" xmlns:cx="http://schemas.microsoft.com/office/drawing/2014/chartex" xmlns:cx1="http://schemas.microsoft.com/office/drawing/2015/9/8/chartex" xmlns:cx2="http://schemas.microsoft.com/office/drawing/2015/10/21/chartex" xmlns:cx3="http://schemas.microsoft.com/office/drawing/2016/5/9/chartex" xmlns:cx4="http://schemas.microsoft.com/office/drawing/2016/5/10/chartex" xmlns:cx5="http://schemas.microsoft.com/office/drawing/2016/5/11/chartex" xmlns:cx6="http://schemas.microsoft.com/office/drawing/2016/5/12/chartex" xmlns:cx7="http://schemas.microsoft.com/office/drawing/2016/5/13/chartex" xmlns:cx8="http://schemas.microsoft.com/office/drawing/2016/5/14/chartex" xmlns:mc="http://schemas.openxmlformats.org/markup-compatibility/2006" xmlns:aink="http://schemas.microsoft.com/office/drawing/2016/ink" xmlns:am3d="http://schemas.microsoft.com/office/drawing/2017/model3d" xmlns:o="urn:schemas-microsoft-com:office:office" xmlns:oel="http://schemas.microsoft.com/office/2019/extlst" xmlns:r="http://schemas.openxmlformats.org/officeDocument/2006/relationships" xmlns:m="http://schemas.openxmlformats.org/officeDocument/2006/math" xmlns:v="urn:schemas-microsoft-com:vml" xmlns:wp14="http://schemas.microsoft.com/office/word/2010/wordprocessingDrawing" xmlns:wp="http://schemas.openxmlformats.org/drawingml/2006/wordprocessingDrawing" xmlns:w10="urn:schemas-microsoft-com:office:word" xmlns:w14="http://schemas.microsoft.com/office/word/2010/wordml" xmlns:w15="http://schemas.microsoft.com/office/word/2012/wordml" xmlns:w16cex="http://schemas.microsoft.com/office/word/2018/wordml/cex" xmlns:w16cid="http://schemas.microsoft.com/office/word/2016/wordml/cid" xmlns:w16="http://schemas.microsoft.com/office/word/2018/wordml" xmlns:w16du="http://schemas.microsoft.com/office/word/2023/wordml/word16du" xmlns:w16sdtdh="http://schemas.microsoft.com/office/word/2020/wordml/sdtdatahash" xmlns:w16sdtfl="http://schemas.microsoft.com/office/word/2024/wordml/sdtformatlock" xmlns:w16se="http://schemas.microsoft.com/office/word/2015/wordml/symex" xmlns:wpg="http://schemas.microsoft.com/office/word/2010/wordprocessingGroup" xmlns:wpi="http://schemas.microsoft.com/office/word/2010/wordprocessingInk" xmlns:wne="http://schemas.microsoft.com/office/word/2006/wordml" xmlns:wps="http://schemas.microsoft.com/office/word/2010/wordprocessingShape" mc:Ignorable="w14 w15 w16se w16cid w16 w16cex w16sdtdh w16sdtfl w16du wp14">
+  <w:body>
+    <w:p>
+      <w:pPr>
+        <w:pStyle w:val="Title"/>
+      </w:pPr>
+      <w:r>
+        <w:t>Annual Report 2026</w:t>
+      </w:r>
+    </w:p>
+    <w:p>
+      <w:r>
+        <w:t>Prepared by Uniword</w:t>
+      </w:r>
+    </w:p>
+    <w:p>
+      <w:r>
+        <w:t>March 26, 2026</w:t>
+      </w:r>
+    </w:p>
+    <w:p>
+      <w:r>
+        <w:br w:type="page"/>
+      </w:r>
+    </w:p>
+    <w:p>
+      <w:r>
+        <w:t>Table of Contents</w:t>
+      </w:r>
+    </w:p>
+    <w:p>
+      <w:fldChar w:fldCharType="begin"/>
+      <w:fldChar w:fldCharType="separate"/>
+      <w:fldChar w:fldCharType="end"/>
+      <w:instrText>
+        <w:text> TOC \o "1-3" \h \z \u </w:text>
+      </w:instrText>
+    </w:p>
+    <w:p>
+      <w:r>
+        <w:br w:type="page"/>
+      </w:r>
+    </w:p>
+    <w:p>
+      <w:pPr>
+        <w:pStyle w:val="Heading1"/>
+      </w:pPr>
+      <w:r>
+        <w:t>Executive Summary</w:t>
+      </w:r>
+    </w:p>
+    <w:p>
+      <w:r>
+        <w:t xml:space="preserve">This report provides a comprehensive overview of the organization's </w:t>
+      </w:r>
+      <w:r>
+        <w:t>performance throughout 2026. Key highlights include:</w:t>
+      </w:r>
+    </w:p>
+    <w:p>
+      <w:pPr>
+        <w:numPr>
+          <w:numId w:val="1"/>
+          <w:ilvl w:val="0"/>
+        </w:numPr>
+      </w:pPr>
+      <w:r>
+        <w:t>Revenue growth of 35% year-over-year</w:t>
+      </w:r>
+    </w:p>
+    <w:p>
+      <w:pPr>
+        <w:numPr>
+          <w:numId w:val="1"/>
+          <w:ilvl w:val="0"/>
+        </w:numPr>
+      </w:pPr>
+      <w:r>
+        <w:t>User base expanded to 25,000 active users</w:t>
+      </w:r>
+    </w:p>
+    <w:p>
+      <w:pPr>
+        <w:numPr>
+          <w:numId w:val="1"/>
+          <w:ilvl w:val="0"/>
+        </w:numPr>
+      </w:pPr>
+      <w:r>
+        <w:t>NPS score improved to 85</w:t>
+      </w:r>
+    </w:p>
+    <w:p>
+      <w:pPr>
+        <w:numPr>
+          <w:numId w:val="1"/>
+          <w:ilvl w:val="0"/>
+        </w:numPr>
+      </w:pPr>
+      <w:r>
+        <w:t>Three new product launches</w:t>
+      </w:r>
+    </w:p>
+    <w:p>
+      <w:r>
+        <w:br w:type="page"/>
+      </w:r>
+    </w:p>
+    <w:p>
+      <w:pPr>
+        <w:pStyle w:val="Heading1"/>
+      </w:pPr>
+      <w:r>
+        <w:t>1. Financial Performance</w:t>
+      </w:r>
+    </w:p>
+    <w:p>
+      <w:r>
+        <w:t>The financial performance exceeded expectations across all metrics.</w:t>
+      </w:r>
+    </w:p>
+    <w:p>
+      <w:pPr>
+        <w:pStyle w:val="Heading2"/>
+      </w:pPr>
+      <w:r>
+        <w:t>1.1 Revenue Breakdown</w:t>
+      </w:r>
+    </w:p>
+    <w:p>
+      <w:pPr>
+        <w:pStyle w:val="Heading2"/>
+      </w:pPr>
+      <w:r>
+        <w:t>1.2 Revenue Chart</w:t>
+      </w:r>
+    </w:p>
+    <w:p>
+      <w:r>
+        <w:drawing>
+          <wp:inline>
+            <wp:extent wp:cx="5486400" wp:cy="3200400"/>
+            <wp:effectExtent/>
+            <wp:docPr wp:id="632368475" wp:name="Chart 370257"/>
+            <graphic xmlns="http://schemas.openxmlformats.org/drawingml/2006/main">
+              <graphicData uri="http://schemas.openxmlformats.org/drawingml/2006/chart">
+                <chart xmlns="http://schemas.openxmlformats.org/drawingml/2006/chart" c:id="rIdChart1"/>
+              </graphicData>
+            </graphic>
+          </wp:inline>
+        </w:drawing>
+      </w:r>
+    </w:p>
+    <w:p>
+      <w:r>
+        <w:br w:type="page"/>
+      </w:r>
+    </w:p>
+    <w:p>
+      <w:pPr>
+        <w:pStyle w:val="Heading1"/>
+      </w:pPr>
+      <w:r>
+        <w:t>2. Product Development</w:t>
+      </w:r>
+    </w:p>
+    <w:p>
+      <w:r>
+        <w:t>Three major product launches drove growth in 2026.</w:t>
+      </w:r>
+    </w:p>
+    <w:p>
+      <w:pPr>
+        <w:numPr>
+          <w:numId w:val="2"/>
+          <w:ilvl w:val="0"/>
+        </w:numPr>
+      </w:pPr>
+      <w:r>
+        <w:t>Uniword Pro — Professional document generation</w:t>
+      </w:r>
+    </w:p>
+    <w:p>
+      <w:pPr>
+        <w:numPr>
+          <w:numId w:val="2"/>
+          <w:ilvl w:val="0"/>
+        </w:numPr>
+      </w:pPr>
+      <w:r>
+        <w:t>Uniword Cloud — Cloud-based document processing</w:t>
+      </w:r>
+    </w:p>
+    <w:p>
+      <w:pPr>
+        <w:numPr>
+          <w:numId w:val="2"/>
+          <w:ilvl w:val="0"/>
+        </w:numPr>
+      </w:pPr>
+      <w:r>
+        <w:t>Uniword API — RESTful API for document operations</w:t>
+      </w:r>
+    </w:p>
+    <w:p>
+      <w:pPr>
+        <w:pStyle w:val="Heading2"/>
+      </w:pPr>
+      <w:r>
+        <w:t>2.1 User Growth</w:t>
+      </w:r>
+    </w:p>
+    <w:p>
+      <w:r>
+        <w:drawing>
+          <wp:inline>
+            <wp:extent wp:cx="5486400" wp:cy="3200400"/>
+            <wp:effectExtent/>
+            <wp:docPr wp:id="699881337" wp:name="Chart 433862"/>
+            <graphic xmlns="http://schemas.openxmlformats.org/drawingml/2006/main">
+              <graphicData uri="http://schemas.openxmlformats.org/drawingml/2006/chart">
+                <chart xmlns="http://schemas.openxmlformats.org/drawingml/2006/chart" c:id="rIdChart2"/>
+              </graphicData>
+            </graphic>
+          </wp:inline>
+        </w:drawing>
+      </w:r>
+    </w:p>
+    <w:p>
+      <w:r>
+        <w:br w:type="page"/>
+      </w:r>
+    </w:p>
+    <w:p>
+      <w:pPr>
+        <w:pStyle w:val="Heading1"/>
+      </w:pPr>
+      <w:r>
+        <w:t>3. References</w:t>
+      </w:r>
+    </w:p>
+    <w:p>
+      <w:sdt>
+        <w:sdtPr>
+          <w:id w:val="1"/>
+          <w:bibliography/>
+          <w:docPartObj>
+            <w:docPartGallery w:val="Bibliographies"/>
+            <w:docPartUnique/>
+          </w:docPartObj>
+        </w:sdtPr>
+      </w:sdt>
+    </w:p>
+    <w:tbl>
+      <w:tr>
+        <w:tc>
+          <w:tcPr>
+            <w:shd w:val="clear" w:color="FFFFFF" w:fill="1F4E79"/>
+          </w:tcPr>
+          <w:p>
+            <w:r>
+              <w:t>Category</w:t>
+            </w:r>
+          </w:p>
+        </w:tc>
+        <w:tc>
+          <w:tcPr>
+            <w:shd w:val="clear" w:color="FFFFFF" w:fill="1F4E79"/>
+          </w:tcPr>
+          <w:p>
+            <w:r>
+              <w:t>Amount</w:t>
+            </w:r>
+          </w:p>
+        </w:tc>
+        <w:tc>
+          <w:tcPr>
+            <w:shd w:val="clear" w:color="FFFFFF" w:fill="1F4E79"/>
+          </w:tcPr>
+          <w:p>
+            <w:r>
+              <w:t>% of Total</w:t>
+            </w:r>
+          </w:p>
+        </w:tc>
+      </w:tr>
+      <w:tr>
+        <w:tc>
+          <w:p>
+            <w:r>
+              <w:t>Subscriptions</w:t>
+            </w:r>
+          </w:p>
+        </w:tc>
+        <w:tc>
+          <w:p>
+            <w:r>
+              <w:t>$4.2M</w:t>
+            </w:r>
+          </w:p>
+        </w:tc>
+        <w:tc>
+          <w:p>
+            <w:r>
+              <w:t>60%</w:t>
+            </w:r>
+          </w:p>
+        </w:tc>
+      </w:tr>
+      <w:tr>
+        <w:tc>
+          <w:p>
+            <w:r>
+              <w:t>Enterprise</w:t>
+            </w:r>
+          </w:p>
+        </w:tc>
+        <w:tc>
+          <w:p>
+            <w:r>
+              <w:t>$2.1M</w:t>
+            </w:r>
+          </w:p>
+        </w:tc>
+        <w:tc>
+          <w:p>
+            <w:r>
+              <w:t>30%</w:t>
+            </w:r>
+          </w:p>
+        </w:tc>
+      </w:tr>
+      <w:tr>
+        <w:tc>
+          <w:p>
+            <w:r>
+              <w:t>Services</w:t>
+            </w:r>
+          </w:p>
+        </w:tc>
+        <w:tc>
+          <w:p>
+            <w:r>
+              <w:t>$0.7M</w:t>
+            </w:r>
+          </w:p>
+        </w:tc>
+        <w:tc>
+          <w:p>
+            <w:r>
+              <w:t>10%</w:t>
+            </w:r>
+          </w:p>
+        </w:tc>
+      </w:tr>
+      <w:tr>
+        <w:tc>
+          <w:p>
+            <w:r>
+              <w:t>Total</w:t>
+            </w:r>
+          </w:p>
+        </w:tc>
+        <w:tc>
+          <w:p>
+            <w:r>
+              <w:t>$7.0M</w:t>
+            </w:r>
+          </w:p>
+        </w:tc>
+        <w:tc>
+          <w:p>
+            <w:r>
+              <w:t>100%</w:t>
+            </w:r>
+          </w:p>
+        </w:tc>
+      </w:tr>
+    </w:tbl>
+    <w:sectPr w:val="nextPage">
+      <w:pgSz w:w="12240" w:h="15840" w:orient="portrait"/>
+      <w:pgMar w:top="1440" w:bottom="1440" w:left="1440" w:right="1440" w:header="720" w:footer="720" w:gutter="0"/>
+      <w:headerReference w:type="default" r:id="rIdHeader1"/>
+      <w:footerReference w:type="default" r:id="rIdFooter1"/>
+    </w:sectPr>
+  </w:body>
+</w:document>
 </file>
 
 <file path=word/footer1.xml><?xml version="1.0" encoding="utf-8"?>
@@ -208,7 +594,25 @@
 </file>
 
 <file path=word/sources.xml><?xml version="1.0" encoding="UTF-8" standalone="yes"?>
-<Sources xmlns="http://schemas.openxmlformats.org/officeDocument/2006/bibliography" b:SelectedStyle="APA"><Source><SourceType>Book</SourceType><Tag>Annual2026</Tag><Author><NameList><Person><First>Uniword</First><Last>Inc.</Last></Person></NameList></Author><Title>Annual Report 2026</Title><Year>2026</Year><Publisher>Uniword Inc.</Publisher><City>San Francisco</City><RefOrder>1</RefOrder></Source></Sources>
+<Sources xmlns="http://schemas.openxmlformats.org/officeDocument/2006/bibliography" b:SelectedStyle="APA">
+  <Source>
+    <SourceType>Book</SourceType>
+    <Tag>Annual2026</Tag>
+    <Author>
+      <NameList>
+        <Person>
+          <First>Uniword</First>
+          <Last>Inc.</Last>
+        </Person>
+      </NameList>
+    </Author>
+    <Title>Annual Report 2026</Title>
+    <Year>2026</Year>
+    <Publisher>Uniword Inc.</Publisher>
+    <City>San Francisco</City>
+    <RefOrder>1</RefOrder>
+  </Source>
+</Sources>
 </file>
 
 <file path=word/styles.xml><?xml version="1.0" encoding="utf-8"?>

--- a/examples/generated/multi_section_complete.docx
+++ b/examples/generated/multi_section_complete.docx
@@ -1,392 +1,6 @@
 
 <file path=word/document.xml><?xml version="1.0" encoding="UTF-8" standalone="yes"?>
-<w:document xmlns:w="http://schemas.openxmlformats.org/wordprocessingml/2006/main" xmlns:wpc="http://schemas.microsoft.com/office/word/2010/wordprocessingCanvas" xmlns:cx="http://schemas.microsoft.com/office/drawing/2014/chartex" xmlns:cx1="http://schemas.microsoft.com/office/drawing/2015/9/8/chartex" xmlns:cx2="http://schemas.microsoft.com/office/drawing/2015/10/21/chartex" xmlns:cx3="http://schemas.microsoft.com/office/drawing/2016/5/9/chartex" xmlns:cx4="http://schemas.microsoft.com/office/drawing/2016/5/10/chartex" xmlns:cx5="http://schemas.microsoft.com/office/drawing/2016/5/11/chartex" xmlns:cx6="http://schemas.microsoft.com/office/drawing/2016/5/12/chartex" xmlns:cx7="http://schemas.microsoft.com/office/drawing/2016/5/13/chartex" xmlns:cx8="http://schemas.microsoft.com/office/drawing/2016/5/14/chartex" xmlns:mc="http://schemas.openxmlformats.org/markup-compatibility/2006" xmlns:aink="http://schemas.microsoft.com/office/drawing/2016/ink" xmlns:am3d="http://schemas.microsoft.com/office/drawing/2017/model3d" xmlns:o="urn:schemas-microsoft-com:office:office" xmlns:oel="http://schemas.microsoft.com/office/2019/extlst" xmlns:r="http://schemas.openxmlformats.org/officeDocument/2006/relationships" xmlns:m="http://schemas.openxmlformats.org/officeDocument/2006/math" xmlns:v="urn:schemas-microsoft-com:vml" xmlns:wp14="http://schemas.microsoft.com/office/word/2010/wordprocessingDrawing" xmlns:wp="http://schemas.openxmlformats.org/drawingml/2006/wordprocessingDrawing" xmlns:w10="urn:schemas-microsoft-com:office:word" xmlns:w14="http://schemas.microsoft.com/office/word/2010/wordml" xmlns:w15="http://schemas.microsoft.com/office/word/2012/wordml" xmlns:w16cex="http://schemas.microsoft.com/office/word/2018/wordml/cex" xmlns:w16cid="http://schemas.microsoft.com/office/word/2016/wordml/cid" xmlns:w16="http://schemas.microsoft.com/office/word/2018/wordml" xmlns:w16du="http://schemas.microsoft.com/office/word/2023/wordml/word16du" xmlns:w16sdtdh="http://schemas.microsoft.com/office/word/2020/wordml/sdtdatahash" xmlns:w16sdtfl="http://schemas.microsoft.com/office/word/2024/wordml/sdtformatlock" xmlns:w16se="http://schemas.microsoft.com/office/word/2015/wordml/symex" xmlns:wpg="http://schemas.microsoft.com/office/word/2010/wordprocessingGroup" xmlns:wpi="http://schemas.microsoft.com/office/word/2010/wordprocessingInk" xmlns:wne="http://schemas.microsoft.com/office/word/2006/wordml" xmlns:wps="http://schemas.microsoft.com/office/word/2010/wordprocessingShape" mc:Ignorable="w14 w15 w16se w16cid w16 w16cex w16sdtdh w16sdtfl w16du wp14">
-  <w:body>
-    <w:p>
-      <w:pPr>
-        <w:pStyle w:val="Title"/>
-      </w:pPr>
-      <w:r>
-        <w:t>Annual Report 2026</w:t>
-      </w:r>
-    </w:p>
-    <w:p>
-      <w:r>
-        <w:t>Prepared by Uniword</w:t>
-      </w:r>
-    </w:p>
-    <w:p>
-      <w:r>
-        <w:t>March 26, 2026</w:t>
-      </w:r>
-    </w:p>
-    <w:p>
-      <w:r>
-        <w:br w:type="page"/>
-      </w:r>
-    </w:p>
-    <w:p>
-      <w:r>
-        <w:t>Table of Contents</w:t>
-      </w:r>
-    </w:p>
-    <w:p>
-      <w:fldChar w:fldCharType="begin"/>
-      <w:fldChar w:fldCharType="separate"/>
-      <w:fldChar w:fldCharType="end"/>
-      <w:instrText>
-        <w:text> TOC \o "1-3" \h \z \u </w:text>
-      </w:instrText>
-    </w:p>
-    <w:p>
-      <w:r>
-        <w:br w:type="page"/>
-      </w:r>
-    </w:p>
-    <w:p>
-      <w:pPr>
-        <w:pStyle w:val="Heading1"/>
-      </w:pPr>
-      <w:r>
-        <w:t>Executive Summary</w:t>
-      </w:r>
-    </w:p>
-    <w:p>
-      <w:r>
-        <w:t xml:space="preserve">This report provides a comprehensive overview of the organization's </w:t>
-      </w:r>
-      <w:r>
-        <w:t>performance throughout 2026. Key highlights include:</w:t>
-      </w:r>
-    </w:p>
-    <w:p>
-      <w:pPr>
-        <w:numPr>
-          <w:numId w:val="1"/>
-          <w:ilvl w:val="0"/>
-        </w:numPr>
-      </w:pPr>
-      <w:r>
-        <w:t>Revenue growth of 35% year-over-year</w:t>
-      </w:r>
-    </w:p>
-    <w:p>
-      <w:pPr>
-        <w:numPr>
-          <w:numId w:val="1"/>
-          <w:ilvl w:val="0"/>
-        </w:numPr>
-      </w:pPr>
-      <w:r>
-        <w:t>User base expanded to 25,000 active users</w:t>
-      </w:r>
-    </w:p>
-    <w:p>
-      <w:pPr>
-        <w:numPr>
-          <w:numId w:val="1"/>
-          <w:ilvl w:val="0"/>
-        </w:numPr>
-      </w:pPr>
-      <w:r>
-        <w:t>NPS score improved to 85</w:t>
-      </w:r>
-    </w:p>
-    <w:p>
-      <w:pPr>
-        <w:numPr>
-          <w:numId w:val="1"/>
-          <w:ilvl w:val="0"/>
-        </w:numPr>
-      </w:pPr>
-      <w:r>
-        <w:t>Three new product launches</w:t>
-      </w:r>
-    </w:p>
-    <w:p>
-      <w:r>
-        <w:br w:type="page"/>
-      </w:r>
-    </w:p>
-    <w:p>
-      <w:pPr>
-        <w:pStyle w:val="Heading1"/>
-      </w:pPr>
-      <w:r>
-        <w:t>1. Financial Performance</w:t>
-      </w:r>
-    </w:p>
-    <w:p>
-      <w:r>
-        <w:t>The financial performance exceeded expectations across all metrics.</w:t>
-      </w:r>
-    </w:p>
-    <w:p>
-      <w:pPr>
-        <w:pStyle w:val="Heading2"/>
-      </w:pPr>
-      <w:r>
-        <w:t>1.1 Revenue Breakdown</w:t>
-      </w:r>
-    </w:p>
-    <w:p>
-      <w:pPr>
-        <w:pStyle w:val="Heading2"/>
-      </w:pPr>
-      <w:r>
-        <w:t>1.2 Revenue Chart</w:t>
-      </w:r>
-    </w:p>
-    <w:p>
-      <w:r>
-        <w:drawing>
-          <wp:inline>
-            <wp:extent wp:cx="5486400" wp:cy="3200400"/>
-            <wp:effectExtent/>
-            <wp:docPr wp:id="632368475" wp:name="Chart 370257"/>
-            <graphic xmlns="http://schemas.openxmlformats.org/drawingml/2006/main">
-              <graphicData uri="http://schemas.openxmlformats.org/drawingml/2006/chart">
-                <chart xmlns="http://schemas.openxmlformats.org/drawingml/2006/chart" c:id="rIdChart1"/>
-              </graphicData>
-            </graphic>
-          </wp:inline>
-        </w:drawing>
-      </w:r>
-    </w:p>
-    <w:p>
-      <w:r>
-        <w:br w:type="page"/>
-      </w:r>
-    </w:p>
-    <w:p>
-      <w:pPr>
-        <w:pStyle w:val="Heading1"/>
-      </w:pPr>
-      <w:r>
-        <w:t>2. Product Development</w:t>
-      </w:r>
-    </w:p>
-    <w:p>
-      <w:r>
-        <w:t>Three major product launches drove growth in 2026.</w:t>
-      </w:r>
-    </w:p>
-    <w:p>
-      <w:pPr>
-        <w:numPr>
-          <w:numId w:val="2"/>
-          <w:ilvl w:val="0"/>
-        </w:numPr>
-      </w:pPr>
-      <w:r>
-        <w:t>Uniword Pro — Professional document generation</w:t>
-      </w:r>
-    </w:p>
-    <w:p>
-      <w:pPr>
-        <w:numPr>
-          <w:numId w:val="2"/>
-          <w:ilvl w:val="0"/>
-        </w:numPr>
-      </w:pPr>
-      <w:r>
-        <w:t>Uniword Cloud — Cloud-based document processing</w:t>
-      </w:r>
-    </w:p>
-    <w:p>
-      <w:pPr>
-        <w:numPr>
-          <w:numId w:val="2"/>
-          <w:ilvl w:val="0"/>
-        </w:numPr>
-      </w:pPr>
-      <w:r>
-        <w:t>Uniword API — RESTful API for document operations</w:t>
-      </w:r>
-    </w:p>
-    <w:p>
-      <w:pPr>
-        <w:pStyle w:val="Heading2"/>
-      </w:pPr>
-      <w:r>
-        <w:t>2.1 User Growth</w:t>
-      </w:r>
-    </w:p>
-    <w:p>
-      <w:r>
-        <w:drawing>
-          <wp:inline>
-            <wp:extent wp:cx="5486400" wp:cy="3200400"/>
-            <wp:effectExtent/>
-            <wp:docPr wp:id="699881337" wp:name="Chart 433862"/>
-            <graphic xmlns="http://schemas.openxmlformats.org/drawingml/2006/main">
-              <graphicData uri="http://schemas.openxmlformats.org/drawingml/2006/chart">
-                <chart xmlns="http://schemas.openxmlformats.org/drawingml/2006/chart" c:id="rIdChart2"/>
-              </graphicData>
-            </graphic>
-          </wp:inline>
-        </w:drawing>
-      </w:r>
-    </w:p>
-    <w:p>
-      <w:r>
-        <w:br w:type="page"/>
-      </w:r>
-    </w:p>
-    <w:p>
-      <w:pPr>
-        <w:pStyle w:val="Heading1"/>
-      </w:pPr>
-      <w:r>
-        <w:t>3. References</w:t>
-      </w:r>
-    </w:p>
-    <w:p>
-      <w:sdt>
-        <w:sdtPr>
-          <w:id w:val="1"/>
-          <w:bibliography/>
-          <w:docPartObj>
-            <w:docPartGallery w:val="Bibliographies"/>
-            <w:docPartUnique/>
-          </w:docPartObj>
-        </w:sdtPr>
-      </w:sdt>
-    </w:p>
-    <w:tbl>
-      <w:tr>
-        <w:tc>
-          <w:tcPr>
-            <w:shd w:val="clear" w:color="FFFFFF" w:fill="1F4E79"/>
-          </w:tcPr>
-          <w:p>
-            <w:r>
-              <w:t>Category</w:t>
-            </w:r>
-          </w:p>
-        </w:tc>
-        <w:tc>
-          <w:tcPr>
-            <w:shd w:val="clear" w:color="FFFFFF" w:fill="1F4E79"/>
-          </w:tcPr>
-          <w:p>
-            <w:r>
-              <w:t>Amount</w:t>
-            </w:r>
-          </w:p>
-        </w:tc>
-        <w:tc>
-          <w:tcPr>
-            <w:shd w:val="clear" w:color="FFFFFF" w:fill="1F4E79"/>
-          </w:tcPr>
-          <w:p>
-            <w:r>
-              <w:t>% of Total</w:t>
-            </w:r>
-          </w:p>
-        </w:tc>
-      </w:tr>
-      <w:tr>
-        <w:tc>
-          <w:p>
-            <w:r>
-              <w:t>Subscriptions</w:t>
-            </w:r>
-          </w:p>
-        </w:tc>
-        <w:tc>
-          <w:p>
-            <w:r>
-              <w:t>$4.2M</w:t>
-            </w:r>
-          </w:p>
-        </w:tc>
-        <w:tc>
-          <w:p>
-            <w:r>
-              <w:t>60%</w:t>
-            </w:r>
-          </w:p>
-        </w:tc>
-      </w:tr>
-      <w:tr>
-        <w:tc>
-          <w:p>
-            <w:r>
-              <w:t>Enterprise</w:t>
-            </w:r>
-          </w:p>
-        </w:tc>
-        <w:tc>
-          <w:p>
-            <w:r>
-              <w:t>$2.1M</w:t>
-            </w:r>
-          </w:p>
-        </w:tc>
-        <w:tc>
-          <w:p>
-            <w:r>
-              <w:t>30%</w:t>
-            </w:r>
-          </w:p>
-        </w:tc>
-      </w:tr>
-      <w:tr>
-        <w:tc>
-          <w:p>
-            <w:r>
-              <w:t>Services</w:t>
-            </w:r>
-          </w:p>
-        </w:tc>
-        <w:tc>
-          <w:p>
-            <w:r>
-              <w:t>$0.7M</w:t>
-            </w:r>
-          </w:p>
-        </w:tc>
-        <w:tc>
-          <w:p>
-            <w:r>
-              <w:t>10%</w:t>
-            </w:r>
-          </w:p>
-        </w:tc>
-      </w:tr>
-      <w:tr>
-        <w:tc>
-          <w:p>
-            <w:r>
-              <w:t>Total</w:t>
-            </w:r>
-          </w:p>
-        </w:tc>
-        <w:tc>
-          <w:p>
-            <w:r>
-              <w:t>$7.0M</w:t>
-            </w:r>
-          </w:p>
-        </w:tc>
-        <w:tc>
-          <w:p>
-            <w:r>
-              <w:t>100%</w:t>
-            </w:r>
-          </w:p>
-        </w:tc>
-      </w:tr>
-    </w:tbl>
-    <w:sectPr w:val="nextPage">
-      <w:pgSz w:w="12240" w:h="15840" w:orient="portrait"/>
-      <w:pgMar w:top="1440" w:bottom="1440" w:left="1440" w:right="1440" w:header="720" w:footer="720" w:gutter="0"/>
-      <w:headerReference w:type="default" r:id="rIdHeader1"/>
-      <w:footerReference w:type="default" r:id="rIdFooter1"/>
-    </w:sectPr>
-  </w:body>
-</w:document>
+<w:document xmlns:w="http://schemas.openxmlformats.org/wordprocessingml/2006/main" xmlns:wpc="http://schemas.microsoft.com/office/word/2010/wordprocessingCanvas" xmlns:cx="http://schemas.microsoft.com/office/drawing/2014/chartex" xmlns:cx1="http://schemas.microsoft.com/office/drawing/2015/9/8/chartex" xmlns:cx2="http://schemas.microsoft.com/office/drawing/2015/10/21/chartex" xmlns:cx3="http://schemas.microsoft.com/office/drawing/2016/5/9/chartex" xmlns:cx4="http://schemas.microsoft.com/office/drawing/2016/5/10/chartex" xmlns:cx5="http://schemas.microsoft.com/office/drawing/2016/5/11/chartex" xmlns:cx6="http://schemas.microsoft.com/office/drawing/2016/5/12/chartex" xmlns:cx7="http://schemas.microsoft.com/office/drawing/2016/5/13/chartex" xmlns:cx8="http://schemas.microsoft.com/office/drawing/2016/5/14/chartex" xmlns:mc="http://schemas.openxmlformats.org/markup-compatibility/2006" xmlns:aink="http://schemas.microsoft.com/office/drawing/2016/ink" xmlns:am3d="http://schemas.microsoft.com/office/drawing/2017/model3d" xmlns:o="urn:schemas-microsoft-com:office:office" xmlns:oel="http://schemas.microsoft.com/office/2019/extlst" xmlns:r="http://schemas.openxmlformats.org/officeDocument/2006/relationships" xmlns:m="http://schemas.openxmlformats.org/officeDocument/2006/math" xmlns:v="urn:schemas-microsoft-com:vml" xmlns:wp14="http://schemas.microsoft.com/office/word/2010/wordprocessingDrawing" xmlns:wp="http://schemas.openxmlformats.org/drawingml/2006/wordprocessingDrawing" xmlns:w10="urn:schemas-microsoft-com:office:word" xmlns:w14="http://schemas.microsoft.com/office/word/2010/wordml" xmlns:w15="http://schemas.microsoft.com/office/word/2012/wordml" xmlns:w16cex="http://schemas.microsoft.com/office/word/2018/wordml/cex" xmlns:w16cid="http://schemas.microsoft.com/office/word/2016/wordml/cid" xmlns:w16="http://schemas.microsoft.com/office/word/2018/wordml" xmlns:w16du="http://schemas.microsoft.com/office/word/2023/wordml/word16du" xmlns:w16sdtdh="http://schemas.microsoft.com/office/word/2020/wordml/sdtdatahash" xmlns:w16sdtfl="http://schemas.microsoft.com/office/word/2024/wordml/sdtformatlock" xmlns:w16se="http://schemas.microsoft.com/office/word/2015/wordml/symex" xmlns:wpg="http://schemas.microsoft.com/office/word/2010/wordprocessingGroup" xmlns:wpi="http://schemas.microsoft.com/office/word/2010/wordprocessingInk" xmlns:wne="http://schemas.microsoft.com/office/word/2006/wordml" xmlns:wps="http://schemas.microsoft.com/office/word/2010/wordprocessingShape" mc:Ignorable="w14"><w:body><w:p><w:pPr><w:pStyle w:val="Title"/></w:pPr><w:r><w:t>Annual Report 2026</w:t></w:r></w:p><w:p><w:r><w:t>Prepared by Uniword</w:t></w:r></w:p><w:p><w:r><w:t>March 26, 2026</w:t></w:r></w:p><w:p><w:r><w:br w:type="page"/></w:r></w:p><w:p><w:r><w:t>Table of Contents</w:t></w:r></w:p><w:p><w:fldChar w:fldCharType="begin"/><w:fldChar w:fldCharType="separate"/><w:fldChar w:fldCharType="end"/><w:instrText><w:text> TOC \o "1-3" \h \z \u </w:text></w:instrText></w:p><w:p><w:r><w:br w:type="page"/></w:r></w:p><w:p><w:pPr><w:pStyle w:val="Heading1"/></w:pPr><w:r><w:t>Executive Summary</w:t></w:r></w:p><w:p><w:r><w:t xml:space="preserve">This report provides a comprehensive overview of the organization's </w:t></w:r><w:r><w:t>performance throughout 2026. Key highlights include:</w:t></w:r></w:p><w:p><w:pPr><w:numPr><w:numId w:val="1"/><w:ilvl w:val="0"/></w:numPr></w:pPr><w:r><w:t>Revenue growth of 35% year-over-year</w:t></w:r></w:p><w:p><w:pPr><w:numPr><w:numId w:val="1"/><w:ilvl w:val="0"/></w:numPr></w:pPr><w:r><w:t>User base expanded to 25,000 active users</w:t></w:r></w:p><w:p><w:pPr><w:numPr><w:numId w:val="1"/><w:ilvl w:val="0"/></w:numPr></w:pPr><w:r><w:t>NPS score improved to 85</w:t></w:r></w:p><w:p><w:pPr><w:numPr><w:numId w:val="1"/><w:ilvl w:val="0"/></w:numPr></w:pPr><w:r><w:t>Three new product launches</w:t></w:r></w:p><w:p><w:r><w:br w:type="page"/></w:r></w:p><w:p><w:pPr><w:pStyle w:val="Heading1"/></w:pPr><w:r><w:t>1. Financial Performance</w:t></w:r></w:p><w:p><w:r><w:t>The financial performance exceeded expectations across all metrics.</w:t></w:r></w:p><w:p><w:pPr><w:pStyle w:val="Heading2"/></w:pPr><w:r><w:t>1.1 Revenue Breakdown</w:t></w:r></w:p><w:p><w:pPr><w:pStyle w:val="Heading2"/></w:pPr><w:r><w:t>1.2 Revenue Chart</w:t></w:r></w:p><w:p><w:r><w:drawing><wp:inline><wp:extent wp:cx="5486400" wp:cy="3200400"/><wp:effectExtent/><wp:docPr wp:id="822391431" wp:name="Chart 839566"/><graphic xmlns="http://schemas.openxmlformats.org/drawingml/2006/main"><graphicData uri="http://schemas.openxmlformats.org/drawingml/2006/chart"><chart xmlns="http://schemas.openxmlformats.org/drawingml/2006/chart" c:id="rIdChart1"/></graphicData></graphic></wp:inline></w:drawing></w:r></w:p><w:p><w:r><w:br w:type="page"/></w:r></w:p><w:p><w:pPr><w:pStyle w:val="Heading1"/></w:pPr><w:r><w:t>2. Product Development</w:t></w:r></w:p><w:p><w:r><w:t>Three major product launches drove growth in 2026.</w:t></w:r></w:p><w:p><w:pPr><w:numPr><w:numId w:val="2"/><w:ilvl w:val="0"/></w:numPr></w:pPr><w:r><w:t>Uniword Pro — Professional document generation</w:t></w:r></w:p><w:p><w:pPr><w:numPr><w:numId w:val="2"/><w:ilvl w:val="0"/></w:numPr></w:pPr><w:r><w:t>Uniword Cloud — Cloud-based document processing</w:t></w:r></w:p><w:p><w:pPr><w:numPr><w:numId w:val="2"/><w:ilvl w:val="0"/></w:numPr></w:pPr><w:r><w:t>Uniword API — RESTful API for document operations</w:t></w:r></w:p><w:p><w:pPr><w:pStyle w:val="Heading2"/></w:pPr><w:r><w:t>2.1 User Growth</w:t></w:r></w:p><w:p><w:r><w:drawing><wp:inline><wp:extent wp:cx="5486400" wp:cy="3200400"/><wp:effectExtent/><wp:docPr wp:id="802395617" wp:name="Chart 294463"/><graphic xmlns="http://schemas.openxmlformats.org/drawingml/2006/main"><graphicData uri="http://schemas.openxmlformats.org/drawingml/2006/chart"><chart xmlns="http://schemas.openxmlformats.org/drawingml/2006/chart" c:id="rIdChart2"/></graphicData></graphic></wp:inline></w:drawing></w:r></w:p><w:p><w:r><w:br w:type="page"/></w:r></w:p><w:p><w:pPr><w:pStyle w:val="Heading1"/></w:pPr><w:r><w:t>3. References</w:t></w:r></w:p><w:p><w:sdt><w:sdtPr><w:id w:val="1"/><w:bibliography/><w:docPartObj><w:docPartGallery w:val="Bibliographies"/><w:docPartUnique/></w:docPartObj></w:sdtPr></w:sdt></w:p><w:tbl><w:tr><w:tc><w:tcPr><w:shd w:val="clear" w:color="FFFFFF" w:fill="1F4E79"/></w:tcPr><w:p><w:r><w:t>Category</w:t></w:r></w:p></w:tc><w:tc><w:tcPr><w:shd w:val="clear" w:color="FFFFFF" w:fill="1F4E79"/></w:tcPr><w:p><w:r><w:t>Amount</w:t></w:r></w:p></w:tc><w:tc><w:tcPr><w:shd w:val="clear" w:color="FFFFFF" w:fill="1F4E79"/></w:tcPr><w:p><w:r><w:t>% of Total</w:t></w:r></w:p></w:tc></w:tr><w:tr><w:tc><w:p><w:r><w:t>Subscriptions</w:t></w:r></w:p></w:tc><w:tc><w:p><w:r><w:t>$4.2M</w:t></w:r></w:p></w:tc><w:tc><w:p><w:r><w:t>60%</w:t></w:r></w:p></w:tc></w:tr><w:tr><w:tc><w:p><w:r><w:t>Enterprise</w:t></w:r></w:p></w:tc><w:tc><w:p><w:r><w:t>$2.1M</w:t></w:r></w:p></w:tc><w:tc><w:p><w:r><w:t>30%</w:t></w:r></w:p></w:tc></w:tr><w:tr><w:tc><w:p><w:r><w:t>Services</w:t></w:r></w:p></w:tc><w:tc><w:p><w:r><w:t>$0.7M</w:t></w:r></w:p></w:tc><w:tc><w:p><w:r><w:t>10%</w:t></w:r></w:p></w:tc></w:tr><w:tr><w:tc><w:p><w:r><w:t>Total</w:t></w:r></w:p></w:tc><w:tc><w:p><w:r><w:t>$7.0M</w:t></w:r></w:p></w:tc><w:tc><w:p><w:r><w:t>100%</w:t></w:r></w:p></w:tc></w:tr></w:tbl><w:sectPr w:val="nextPage"><w:pgSz w:w="12240" w:h="15840" w:orient="portrait"/><w:pgMar w:top="1440" w:bottom="1440" w:left="1440" w:right="1440" w:header="720" w:footer="720" w:gutter="0"/><w:headerReference w:type="default" r:id="rIdHeader1"/><w:footerReference w:type="default" r:id="rIdFooter1"/></w:sectPr></w:body></w:document>
 </file>
 
 <file path=word/footer1.xml><?xml version="1.0" encoding="utf-8"?>
@@ -435,7 +49,7 @@
 </file>
 
 <file path=word/numbering.xml><?xml version="1.0" encoding="utf-8"?>
-<w:numbering xmlns:w="http://schemas.openxmlformats.org/wordprocessingml/2006/main" xmlns:mc="http://schemas.openxmlformats.org/markup-compatibility/2006" xmlns:w14="http://schemas.microsoft.com/office/word/2010/wordml" xmlns:w15="http://schemas.microsoft.com/office/word/2012/wordml" xmlns:w16se="http://schemas.microsoft.com/office/word/2015/wordml/symex" xmlns:w16cid="http://schemas.microsoft.com/office/word/2016/wordml/cid" xmlns:w16="http://schemas.microsoft.com/office/word/2018/wordml" xmlns:w16cex="http://schemas.microsoft.com/office/word/2018/wordml/cex" xmlns:w16sdtdh="http://schemas.microsoft.com/office/word/2020/wordml/sdtdatahash" xmlns:w16sdtfl="http://schemas.microsoft.com/office/word/2024/wordml/sdtformatlock" xmlns:w16du="http://schemas.microsoft.com/office/word/2023/wordml/word16du" xmlns:wp14="http://schemas.microsoft.com/office/word/2010/wordprocessingDrawing" mc:Ignorable="w14 w15 w16se w16cid w16 w16cex w16sdtdh w16sdtfl w16du wp14">
+<w:numbering xmlns:w="http://schemas.openxmlformats.org/wordprocessingml/2006/main" xmlns:mc="http://schemas.openxmlformats.org/markup-compatibility/2006" xmlns:w14="http://schemas.microsoft.com/office/word/2010/wordml" xmlns:w15="http://schemas.microsoft.com/office/word/2012/wordml" xmlns:w16se="http://schemas.microsoft.com/office/word/2015/wordml/symex" xmlns:w16cid="http://schemas.microsoft.com/office/word/2016/wordml/cid" xmlns:w16="http://schemas.microsoft.com/office/word/2018/wordml" xmlns:w16cex="http://schemas.microsoft.com/office/word/2018/wordml/cex" xmlns:w16sdtdh="http://schemas.microsoft.com/office/word/2020/wordml/sdtdatahash" xmlns:w16sdtfl="http://schemas.microsoft.com/office/word/2024/wordml/sdtformatlock" xmlns:w16du="http://schemas.microsoft.com/office/word/2023/wordml/word16du" xmlns:wp14="http://schemas.microsoft.com/office/word/2010/wordprocessingDrawing">
   <w:abstractNum w:abstractNumId="0">
     <w:lvl w:ilvl="0">
       <w:start w:val="1"/>
@@ -594,29 +208,11 @@
 </file>
 
 <file path=word/sources.xml><?xml version="1.0" encoding="UTF-8" standalone="yes"?>
-<Sources xmlns="http://schemas.openxmlformats.org/officeDocument/2006/bibliography" b:SelectedStyle="APA">
-  <Source>
-    <SourceType>Book</SourceType>
-    <Tag>Annual2026</Tag>
-    <Author>
-      <NameList>
-        <Person>
-          <First>Uniword</First>
-          <Last>Inc.</Last>
-        </Person>
-      </NameList>
-    </Author>
-    <Title>Annual Report 2026</Title>
-    <Year>2026</Year>
-    <Publisher>Uniword Inc.</Publisher>
-    <City>San Francisco</City>
-    <RefOrder>1</RefOrder>
-  </Source>
-</Sources>
+<Sources xmlns="http://schemas.openxmlformats.org/officeDocument/2006/bibliography" b:SelectedStyle="APA"><Source><SourceType>Book</SourceType><Tag>Annual2026</Tag><Author><NameList><Person><First>Uniword</First><Last>Inc.</Last></Person></NameList></Author><Title>Annual Report 2026</Title><Year>2026</Year><Publisher>Uniword Inc.</Publisher><City>San Francisco</City><RefOrder>1</RefOrder></Source></Sources>
 </file>
 
 <file path=word/styles.xml><?xml version="1.0" encoding="utf-8"?>
-<w:styles xmlns:w="http://schemas.openxmlformats.org/wordprocessingml/2006/main" xmlns:mc="http://schemas.openxmlformats.org/markup-compatibility/2006" xmlns:r="http://schemas.openxmlformats.org/officeDocument/2006/relationships" xmlns:w14="http://schemas.microsoft.com/office/word/2010/wordml" xmlns:w15="http://schemas.microsoft.com/office/word/2012/wordml" xmlns:wp14="http://schemas.microsoft.com/office/word/2010/wordprocessingDrawing" xmlns:w16cex="http://schemas.microsoft.com/office/word/2018/wordml/cex" xmlns:w16cid="http://schemas.microsoft.com/office/word/2016/wordml/cid" xmlns:w16="http://schemas.microsoft.com/office/word/2018/wordml" xmlns:w16du="http://schemas.microsoft.com/office/word/2023/wordml/word16du" xmlns:w16sdtdh="http://schemas.microsoft.com/office/word/2020/wordml/sdtdatahash" xmlns:w16sdtfl="http://schemas.microsoft.com/office/word/2024/wordml/sdtformatlock" xmlns:w16se="http://schemas.microsoft.com/office/word/2015/wordml/symex" mc:Ignorable="w14 w15 w16se w16cid w16 w16cex w16sdtdh w16sdtfl w16du">
+<w:styles xmlns:w="http://schemas.openxmlformats.org/wordprocessingml/2006/main" xmlns:mc="http://schemas.openxmlformats.org/markup-compatibility/2006" xmlns:r="http://schemas.openxmlformats.org/officeDocument/2006/relationships" xmlns:w14="http://schemas.microsoft.com/office/word/2010/wordml" xmlns:w15="http://schemas.microsoft.com/office/word/2012/wordml" xmlns:wp14="http://schemas.microsoft.com/office/word/2010/wordprocessingDrawing" xmlns:w16cex="http://schemas.microsoft.com/office/word/2018/wordml/cex" xmlns:w16cid="http://schemas.microsoft.com/office/word/2016/wordml/cid" xmlns:w16="http://schemas.microsoft.com/office/word/2018/wordml" xmlns:w16du="http://schemas.microsoft.com/office/word/2023/wordml/word16du" xmlns:w16sdtdh="http://schemas.microsoft.com/office/word/2020/wordml/sdtdatahash" xmlns:w16sdtfl="http://schemas.microsoft.com/office/word/2024/wordml/sdtformatlock" xmlns:w16se="http://schemas.microsoft.com/office/word/2015/wordml/symex">
   <w:docDefaults>
     <w:rPrDefault>
       <w:rPr>

--- a/examples/generated/multi_section_complete.docx
+++ b/examples/generated/multi_section_complete.docx
@@ -1,6 +1,392 @@
 
 <file path=word/document.xml><?xml version="1.0" encoding="UTF-8" standalone="yes"?>
-<w:document xmlns:w="http://schemas.openxmlformats.org/wordprocessingml/2006/main" xmlns:wpc="http://schemas.microsoft.com/office/word/2010/wordprocessingCanvas" xmlns:cx="http://schemas.microsoft.com/office/drawing/2014/chartex" xmlns:cx1="http://schemas.microsoft.com/office/drawing/2015/9/8/chartex" xmlns:cx2="http://schemas.microsoft.com/office/drawing/2015/10/21/chartex" xmlns:cx3="http://schemas.microsoft.com/office/drawing/2016/5/9/chartex" xmlns:cx4="http://schemas.microsoft.com/office/drawing/2016/5/10/chartex" xmlns:cx5="http://schemas.microsoft.com/office/drawing/2016/5/11/chartex" xmlns:cx6="http://schemas.microsoft.com/office/drawing/2016/5/12/chartex" xmlns:cx7="http://schemas.microsoft.com/office/drawing/2016/5/13/chartex" xmlns:cx8="http://schemas.microsoft.com/office/drawing/2016/5/14/chartex" xmlns:mc="http://schemas.openxmlformats.org/markup-compatibility/2006" xmlns:aink="http://schemas.microsoft.com/office/drawing/2016/ink" xmlns:am3d="http://schemas.microsoft.com/office/drawing/2017/model3d" xmlns:o="urn:schemas-microsoft-com:office:office" xmlns:oel="http://schemas.microsoft.com/office/2019/extlst" xmlns:r="http://schemas.openxmlformats.org/officeDocument/2006/relationships" xmlns:m="http://schemas.openxmlformats.org/officeDocument/2006/math" xmlns:v="urn:schemas-microsoft-com:vml" xmlns:wp14="http://schemas.microsoft.com/office/word/2010/wordprocessingDrawing" xmlns:wp="http://schemas.openxmlformats.org/drawingml/2006/wordprocessingDrawing" xmlns:w10="urn:schemas-microsoft-com:office:word" xmlns:w14="http://schemas.microsoft.com/office/word/2010/wordml" xmlns:w15="http://schemas.microsoft.com/office/word/2012/wordml" xmlns:w16cex="http://schemas.microsoft.com/office/word/2018/wordml/cex" xmlns:w16cid="http://schemas.microsoft.com/office/word/2016/wordml/cid" xmlns:w16="http://schemas.microsoft.com/office/word/2018/wordml" xmlns:w16du="http://schemas.microsoft.com/office/word/2023/wordml/word16du" xmlns:w16sdtdh="http://schemas.microsoft.com/office/word/2020/wordml/sdtdatahash" xmlns:w16sdtfl="http://schemas.microsoft.com/office/word/2024/wordml/sdtformatlock" xmlns:w16se="http://schemas.microsoft.com/office/word/2015/wordml/symex" xmlns:wpg="http://schemas.microsoft.com/office/word/2010/wordprocessingGroup" xmlns:wpi="http://schemas.microsoft.com/office/word/2010/wordprocessingInk" xmlns:wne="http://schemas.microsoft.com/office/word/2006/wordml" xmlns:wps="http://schemas.microsoft.com/office/word/2010/wordprocessingShape" mc:Ignorable="w14"><w:body><w:p><w:pPr><w:pStyle w:val="Title"/></w:pPr><w:r><w:t>Annual Report 2026</w:t></w:r></w:p><w:p><w:r><w:t>Prepared by Uniword</w:t></w:r></w:p><w:p><w:r><w:t>March 26, 2026</w:t></w:r></w:p><w:p><w:r><w:br w:type="page"/></w:r></w:p><w:p><w:r><w:t>Table of Contents</w:t></w:r></w:p><w:p><w:fldChar w:fldCharType="begin"/><w:fldChar w:fldCharType="separate"/><w:fldChar w:fldCharType="end"/><w:instrText><w:text> TOC \o "1-3" \h \z \u </w:text></w:instrText></w:p><w:p><w:r><w:br w:type="page"/></w:r></w:p><w:p><w:pPr><w:pStyle w:val="Heading1"/></w:pPr><w:r><w:t>Executive Summary</w:t></w:r></w:p><w:p><w:r><w:t xml:space="preserve">This report provides a comprehensive overview of the organization's </w:t></w:r><w:r><w:t>performance throughout 2026. Key highlights include:</w:t></w:r></w:p><w:p><w:pPr><w:numPr><w:numId w:val="1"/><w:ilvl w:val="0"/></w:numPr></w:pPr><w:r><w:t>Revenue growth of 35% year-over-year</w:t></w:r></w:p><w:p><w:pPr><w:numPr><w:numId w:val="1"/><w:ilvl w:val="0"/></w:numPr></w:pPr><w:r><w:t>User base expanded to 25,000 active users</w:t></w:r></w:p><w:p><w:pPr><w:numPr><w:numId w:val="1"/><w:ilvl w:val="0"/></w:numPr></w:pPr><w:r><w:t>NPS score improved to 85</w:t></w:r></w:p><w:p><w:pPr><w:numPr><w:numId w:val="1"/><w:ilvl w:val="0"/></w:numPr></w:pPr><w:r><w:t>Three new product launches</w:t></w:r></w:p><w:p><w:r><w:br w:type="page"/></w:r></w:p><w:p><w:pPr><w:pStyle w:val="Heading1"/></w:pPr><w:r><w:t>1. Financial Performance</w:t></w:r></w:p><w:p><w:r><w:t>The financial performance exceeded expectations across all metrics.</w:t></w:r></w:p><w:p><w:pPr><w:pStyle w:val="Heading2"/></w:pPr><w:r><w:t>1.1 Revenue Breakdown</w:t></w:r></w:p><w:p><w:pPr><w:pStyle w:val="Heading2"/></w:pPr><w:r><w:t>1.2 Revenue Chart</w:t></w:r></w:p><w:p><w:r><w:drawing><wp:inline><wp:extent wp:cx="5486400" wp:cy="3200400"/><wp:effectExtent/><wp:docPr wp:id="822391431" wp:name="Chart 839566"/><graphic xmlns="http://schemas.openxmlformats.org/drawingml/2006/main"><graphicData uri="http://schemas.openxmlformats.org/drawingml/2006/chart"><chart xmlns="http://schemas.openxmlformats.org/drawingml/2006/chart" c:id="rIdChart1"/></graphicData></graphic></wp:inline></w:drawing></w:r></w:p><w:p><w:r><w:br w:type="page"/></w:r></w:p><w:p><w:pPr><w:pStyle w:val="Heading1"/></w:pPr><w:r><w:t>2. Product Development</w:t></w:r></w:p><w:p><w:r><w:t>Three major product launches drove growth in 2026.</w:t></w:r></w:p><w:p><w:pPr><w:numPr><w:numId w:val="2"/><w:ilvl w:val="0"/></w:numPr></w:pPr><w:r><w:t>Uniword Pro — Professional document generation</w:t></w:r></w:p><w:p><w:pPr><w:numPr><w:numId w:val="2"/><w:ilvl w:val="0"/></w:numPr></w:pPr><w:r><w:t>Uniword Cloud — Cloud-based document processing</w:t></w:r></w:p><w:p><w:pPr><w:numPr><w:numId w:val="2"/><w:ilvl w:val="0"/></w:numPr></w:pPr><w:r><w:t>Uniword API — RESTful API for document operations</w:t></w:r></w:p><w:p><w:pPr><w:pStyle w:val="Heading2"/></w:pPr><w:r><w:t>2.1 User Growth</w:t></w:r></w:p><w:p><w:r><w:drawing><wp:inline><wp:extent wp:cx="5486400" wp:cy="3200400"/><wp:effectExtent/><wp:docPr wp:id="802395617" wp:name="Chart 294463"/><graphic xmlns="http://schemas.openxmlformats.org/drawingml/2006/main"><graphicData uri="http://schemas.openxmlformats.org/drawingml/2006/chart"><chart xmlns="http://schemas.openxmlformats.org/drawingml/2006/chart" c:id="rIdChart2"/></graphicData></graphic></wp:inline></w:drawing></w:r></w:p><w:p><w:r><w:br w:type="page"/></w:r></w:p><w:p><w:pPr><w:pStyle w:val="Heading1"/></w:pPr><w:r><w:t>3. References</w:t></w:r></w:p><w:p><w:sdt><w:sdtPr><w:id w:val="1"/><w:bibliography/><w:docPartObj><w:docPartGallery w:val="Bibliographies"/><w:docPartUnique/></w:docPartObj></w:sdtPr></w:sdt></w:p><w:tbl><w:tr><w:tc><w:tcPr><w:shd w:val="clear" w:color="FFFFFF" w:fill="1F4E79"/></w:tcPr><w:p><w:r><w:t>Category</w:t></w:r></w:p></w:tc><w:tc><w:tcPr><w:shd w:val="clear" w:color="FFFFFF" w:fill="1F4E79"/></w:tcPr><w:p><w:r><w:t>Amount</w:t></w:r></w:p></w:tc><w:tc><w:tcPr><w:shd w:val="clear" w:color="FFFFFF" w:fill="1F4E79"/></w:tcPr><w:p><w:r><w:t>% of Total</w:t></w:r></w:p></w:tc></w:tr><w:tr><w:tc><w:p><w:r><w:t>Subscriptions</w:t></w:r></w:p></w:tc><w:tc><w:p><w:r><w:t>$4.2M</w:t></w:r></w:p></w:tc><w:tc><w:p><w:r><w:t>60%</w:t></w:r></w:p></w:tc></w:tr><w:tr><w:tc><w:p><w:r><w:t>Enterprise</w:t></w:r></w:p></w:tc><w:tc><w:p><w:r><w:t>$2.1M</w:t></w:r></w:p></w:tc><w:tc><w:p><w:r><w:t>30%</w:t></w:r></w:p></w:tc></w:tr><w:tr><w:tc><w:p><w:r><w:t>Services</w:t></w:r></w:p></w:tc><w:tc><w:p><w:r><w:t>$0.7M</w:t></w:r></w:p></w:tc><w:tc><w:p><w:r><w:t>10%</w:t></w:r></w:p></w:tc></w:tr><w:tr><w:tc><w:p><w:r><w:t>Total</w:t></w:r></w:p></w:tc><w:tc><w:p><w:r><w:t>$7.0M</w:t></w:r></w:p></w:tc><w:tc><w:p><w:r><w:t>100%</w:t></w:r></w:p></w:tc></w:tr></w:tbl><w:sectPr w:val="nextPage"><w:pgSz w:w="12240" w:h="15840" w:orient="portrait"/><w:pgMar w:top="1440" w:bottom="1440" w:left="1440" w:right="1440" w:header="720" w:footer="720" w:gutter="0"/><w:headerReference w:type="default" r:id="rIdHeader1"/><w:footerReference w:type="default" r:id="rIdFooter1"/></w:sectPr></w:body></w:document>
+<w:document xmlns:w="http://schemas.openxmlformats.org/wordprocessingml/2006/main" xmlns:wpc="http://schemas.microsoft.com/office/word/2010/wordprocessingCanvas" xmlns:cx="http://schemas.microsoft.com/office/drawing/2014/chartex" xmlns:cx1="http://schemas.microsoft.com/office/drawing/2015/9/8/chartex" xmlns:cx2="http://schemas.microsoft.com/office/drawing/2015/10/21/chartex" xmlns:cx3="http://schemas.microsoft.com/office/drawing/2016/5/9/chartex" xmlns:cx4="http://schemas.microsoft.com/office/drawing/2016/5/10/chartex" xmlns:cx5="http://schemas.microsoft.com/office/drawing/2016/5/11/chartex" xmlns:cx6="http://schemas.microsoft.com/office/drawing/2016/5/12/chartex" xmlns:cx7="http://schemas.microsoft.com/office/drawing/2016/5/13/chartex" xmlns:cx8="http://schemas.microsoft.com/office/drawing/2016/5/14/chartex" xmlns:mc="http://schemas.openxmlformats.org/markup-compatibility/2006" xmlns:aink="http://schemas.microsoft.com/office/drawing/2016/ink" xmlns:am3d="http://schemas.microsoft.com/office/drawing/2017/model3d" xmlns:o="urn:schemas-microsoft-com:office:office" xmlns:oel="http://schemas.microsoft.com/office/2019/extlst" xmlns:r="http://schemas.openxmlformats.org/officeDocument/2006/relationships" xmlns:m="http://schemas.openxmlformats.org/officeDocument/2006/math" xmlns:v="urn:schemas-microsoft-com:vml" xmlns:wp14="http://schemas.microsoft.com/office/word/2010/wordprocessingDrawing" xmlns:wp="http://schemas.openxmlformats.org/drawingml/2006/wordprocessingDrawing" xmlns:w10="urn:schemas-microsoft-com:office:word" xmlns:w14="http://schemas.microsoft.com/office/word/2010/wordml" xmlns:w15="http://schemas.microsoft.com/office/word/2012/wordml" xmlns:w16cex="http://schemas.microsoft.com/office/word/2018/wordml/cex" xmlns:w16cid="http://schemas.microsoft.com/office/word/2016/wordml/cid" xmlns:w16="http://schemas.microsoft.com/office/word/2018/wordml" xmlns:w16du="http://schemas.microsoft.com/office/word/2023/wordml/word16du" xmlns:w16sdtdh="http://schemas.microsoft.com/office/word/2020/wordml/sdtdatahash" xmlns:w16sdtfl="http://schemas.microsoft.com/office/word/2024/wordml/sdtformatlock" xmlns:w16se="http://schemas.microsoft.com/office/word/2015/wordml/symex" xmlns:wpg="http://schemas.microsoft.com/office/word/2010/wordprocessingGroup" xmlns:wpi="http://schemas.microsoft.com/office/word/2010/wordprocessingInk" xmlns:wne="http://schemas.microsoft.com/office/word/2006/wordml" xmlns:wps="http://schemas.microsoft.com/office/word/2010/wordprocessingShape" mc:Ignorable="w14">
+  <w:body>
+    <w:p>
+      <w:pPr>
+        <w:pStyle w:val="Title"/>
+      </w:pPr>
+      <w:r>
+        <w:t>Annual Report 2026</w:t>
+      </w:r>
+    </w:p>
+    <w:p>
+      <w:r>
+        <w:t>Prepared by Uniword</w:t>
+      </w:r>
+    </w:p>
+    <w:p>
+      <w:r>
+        <w:t>March 26, 2026</w:t>
+      </w:r>
+    </w:p>
+    <w:p>
+      <w:r>
+        <w:br w:type="page"/>
+      </w:r>
+    </w:p>
+    <w:p>
+      <w:r>
+        <w:t>Table of Contents</w:t>
+      </w:r>
+    </w:p>
+    <w:p>
+      <w:fldChar w:fldCharType="begin"/>
+      <w:fldChar w:fldCharType="separate"/>
+      <w:fldChar w:fldCharType="end"/>
+      <w:instrText>
+        <w:text> TOC \o "1-3" \h \z \u </w:text>
+      </w:instrText>
+    </w:p>
+    <w:p>
+      <w:r>
+        <w:br w:type="page"/>
+      </w:r>
+    </w:p>
+    <w:p>
+      <w:pPr>
+        <w:pStyle w:val="Heading1"/>
+      </w:pPr>
+      <w:r>
+        <w:t>Executive Summary</w:t>
+      </w:r>
+    </w:p>
+    <w:p>
+      <w:r>
+        <w:t xml:space="preserve">This report provides a comprehensive overview of the organization's </w:t>
+      </w:r>
+      <w:r>
+        <w:t>performance throughout 2026. Key highlights include:</w:t>
+      </w:r>
+    </w:p>
+    <w:p>
+      <w:pPr>
+        <w:numPr>
+          <w:numId w:val="1"/>
+          <w:ilvl w:val="0"/>
+        </w:numPr>
+      </w:pPr>
+      <w:r>
+        <w:t>Revenue growth of 35% year-over-year</w:t>
+      </w:r>
+    </w:p>
+    <w:p>
+      <w:pPr>
+        <w:numPr>
+          <w:numId w:val="1"/>
+          <w:ilvl w:val="0"/>
+        </w:numPr>
+      </w:pPr>
+      <w:r>
+        <w:t>User base expanded to 25,000 active users</w:t>
+      </w:r>
+    </w:p>
+    <w:p>
+      <w:pPr>
+        <w:numPr>
+          <w:numId w:val="1"/>
+          <w:ilvl w:val="0"/>
+        </w:numPr>
+      </w:pPr>
+      <w:r>
+        <w:t>NPS score improved to 85</w:t>
+      </w:r>
+    </w:p>
+    <w:p>
+      <w:pPr>
+        <w:numPr>
+          <w:numId w:val="1"/>
+          <w:ilvl w:val="0"/>
+        </w:numPr>
+      </w:pPr>
+      <w:r>
+        <w:t>Three new product launches</w:t>
+      </w:r>
+    </w:p>
+    <w:p>
+      <w:r>
+        <w:br w:type="page"/>
+      </w:r>
+    </w:p>
+    <w:p>
+      <w:pPr>
+        <w:pStyle w:val="Heading1"/>
+      </w:pPr>
+      <w:r>
+        <w:t>1. Financial Performance</w:t>
+      </w:r>
+    </w:p>
+    <w:p>
+      <w:r>
+        <w:t>The financial performance exceeded expectations across all metrics.</w:t>
+      </w:r>
+    </w:p>
+    <w:p>
+      <w:pPr>
+        <w:pStyle w:val="Heading2"/>
+      </w:pPr>
+      <w:r>
+        <w:t>1.1 Revenue Breakdown</w:t>
+      </w:r>
+    </w:p>
+    <w:p>
+      <w:pPr>
+        <w:pStyle w:val="Heading2"/>
+      </w:pPr>
+      <w:r>
+        <w:t>1.2 Revenue Chart</w:t>
+      </w:r>
+    </w:p>
+    <w:p>
+      <w:r>
+        <w:drawing>
+          <wp:inline>
+            <wp:extent wp:cx="5486400" wp:cy="3200400"/>
+            <wp:effectExtent/>
+            <wp:docPr wp:id="655275226" wp:name="Chart 976122"/>
+            <graphic xmlns="http://schemas.openxmlformats.org/drawingml/2006/main">
+              <graphicData uri="http://schemas.openxmlformats.org/drawingml/2006/chart">
+                <chart xmlns="http://schemas.openxmlformats.org/drawingml/2006/chart" c:id="rIdChart1"/>
+              </graphicData>
+            </graphic>
+          </wp:inline>
+        </w:drawing>
+      </w:r>
+    </w:p>
+    <w:p>
+      <w:r>
+        <w:br w:type="page"/>
+      </w:r>
+    </w:p>
+    <w:p>
+      <w:pPr>
+        <w:pStyle w:val="Heading1"/>
+      </w:pPr>
+      <w:r>
+        <w:t>2. Product Development</w:t>
+      </w:r>
+    </w:p>
+    <w:p>
+      <w:r>
+        <w:t>Three major product launches drove growth in 2026.</w:t>
+      </w:r>
+    </w:p>
+    <w:p>
+      <w:pPr>
+        <w:numPr>
+          <w:numId w:val="2"/>
+          <w:ilvl w:val="0"/>
+        </w:numPr>
+      </w:pPr>
+      <w:r>
+        <w:t>Uniword Pro — Professional document generation</w:t>
+      </w:r>
+    </w:p>
+    <w:p>
+      <w:pPr>
+        <w:numPr>
+          <w:numId w:val="2"/>
+          <w:ilvl w:val="0"/>
+        </w:numPr>
+      </w:pPr>
+      <w:r>
+        <w:t>Uniword Cloud — Cloud-based document processing</w:t>
+      </w:r>
+    </w:p>
+    <w:p>
+      <w:pPr>
+        <w:numPr>
+          <w:numId w:val="2"/>
+          <w:ilvl w:val="0"/>
+        </w:numPr>
+      </w:pPr>
+      <w:r>
+        <w:t>Uniword API — RESTful API for document operations</w:t>
+      </w:r>
+    </w:p>
+    <w:p>
+      <w:pPr>
+        <w:pStyle w:val="Heading2"/>
+      </w:pPr>
+      <w:r>
+        <w:t>2.1 User Growth</w:t>
+      </w:r>
+    </w:p>
+    <w:p>
+      <w:r>
+        <w:drawing>
+          <wp:inline>
+            <wp:extent wp:cx="5486400" wp:cy="3200400"/>
+            <wp:effectExtent/>
+            <wp:docPr wp:id="973111803" wp:name="Chart 414707"/>
+            <graphic xmlns="http://schemas.openxmlformats.org/drawingml/2006/main">
+              <graphicData uri="http://schemas.openxmlformats.org/drawingml/2006/chart">
+                <chart xmlns="http://schemas.openxmlformats.org/drawingml/2006/chart" c:id="rIdChart2"/>
+              </graphicData>
+            </graphic>
+          </wp:inline>
+        </w:drawing>
+      </w:r>
+    </w:p>
+    <w:p>
+      <w:r>
+        <w:br w:type="page"/>
+      </w:r>
+    </w:p>
+    <w:p>
+      <w:pPr>
+        <w:pStyle w:val="Heading1"/>
+      </w:pPr>
+      <w:r>
+        <w:t>3. References</w:t>
+      </w:r>
+    </w:p>
+    <w:p>
+      <w:sdt>
+        <w:sdtPr>
+          <w:id w:val="1"/>
+          <w:bibliography/>
+          <w:docPartObj>
+            <w:docPartGallery w:val="Bibliographies"/>
+            <w:docPartUnique/>
+          </w:docPartObj>
+        </w:sdtPr>
+      </w:sdt>
+    </w:p>
+    <w:tbl>
+      <w:tr>
+        <w:tc>
+          <w:tcPr>
+            <w:shd w:val="clear" w:color="FFFFFF" w:fill="1F4E79"/>
+          </w:tcPr>
+          <w:p>
+            <w:r>
+              <w:t>Category</w:t>
+            </w:r>
+          </w:p>
+        </w:tc>
+        <w:tc>
+          <w:tcPr>
+            <w:shd w:val="clear" w:color="FFFFFF" w:fill="1F4E79"/>
+          </w:tcPr>
+          <w:p>
+            <w:r>
+              <w:t>Amount</w:t>
+            </w:r>
+          </w:p>
+        </w:tc>
+        <w:tc>
+          <w:tcPr>
+            <w:shd w:val="clear" w:color="FFFFFF" w:fill="1F4E79"/>
+          </w:tcPr>
+          <w:p>
+            <w:r>
+              <w:t>% of Total</w:t>
+            </w:r>
+          </w:p>
+        </w:tc>
+      </w:tr>
+      <w:tr>
+        <w:tc>
+          <w:p>
+            <w:r>
+              <w:t>Subscriptions</w:t>
+            </w:r>
+          </w:p>
+        </w:tc>
+        <w:tc>
+          <w:p>
+            <w:r>
+              <w:t>$4.2M</w:t>
+            </w:r>
+          </w:p>
+        </w:tc>
+        <w:tc>
+          <w:p>
+            <w:r>
+              <w:t>60%</w:t>
+            </w:r>
+          </w:p>
+        </w:tc>
+      </w:tr>
+      <w:tr>
+        <w:tc>
+          <w:p>
+            <w:r>
+              <w:t>Enterprise</w:t>
+            </w:r>
+          </w:p>
+        </w:tc>
+        <w:tc>
+          <w:p>
+            <w:r>
+              <w:t>$2.1M</w:t>
+            </w:r>
+          </w:p>
+        </w:tc>
+        <w:tc>
+          <w:p>
+            <w:r>
+              <w:t>30%</w:t>
+            </w:r>
+          </w:p>
+        </w:tc>
+      </w:tr>
+      <w:tr>
+        <w:tc>
+          <w:p>
+            <w:r>
+              <w:t>Services</w:t>
+            </w:r>
+          </w:p>
+        </w:tc>
+        <w:tc>
+          <w:p>
+            <w:r>
+              <w:t>$0.7M</w:t>
+            </w:r>
+          </w:p>
+        </w:tc>
+        <w:tc>
+          <w:p>
+            <w:r>
+              <w:t>10%</w:t>
+            </w:r>
+          </w:p>
+        </w:tc>
+      </w:tr>
+      <w:tr>
+        <w:tc>
+          <w:p>
+            <w:r>
+              <w:t>Total</w:t>
+            </w:r>
+          </w:p>
+        </w:tc>
+        <w:tc>
+          <w:p>
+            <w:r>
+              <w:t>$7.0M</w:t>
+            </w:r>
+          </w:p>
+        </w:tc>
+        <w:tc>
+          <w:p>
+            <w:r>
+              <w:t>100%</w:t>
+            </w:r>
+          </w:p>
+        </w:tc>
+      </w:tr>
+    </w:tbl>
+    <w:sectPr w:val="nextPage">
+      <w:pgSz w:w="12240" w:h="15840" w:orient="portrait"/>
+      <w:pgMar w:top="1440" w:bottom="1440" w:left="1440" w:right="1440" w:header="720" w:footer="720" w:gutter="0"/>
+      <w:headerReference w:type="default" r:id="rIdHeader1"/>
+      <w:footerReference w:type="default" r:id="rIdFooter1"/>
+    </w:sectPr>
+  </w:body>
+</w:document>
 </file>
 
 <file path=word/footer1.xml><?xml version="1.0" encoding="utf-8"?>
@@ -208,7 +594,25 @@
 </file>
 
 <file path=word/sources.xml><?xml version="1.0" encoding="UTF-8" standalone="yes"?>
-<Sources xmlns="http://schemas.openxmlformats.org/officeDocument/2006/bibliography" b:SelectedStyle="APA"><Source><SourceType>Book</SourceType><Tag>Annual2026</Tag><Author><NameList><Person><First>Uniword</First><Last>Inc.</Last></Person></NameList></Author><Title>Annual Report 2026</Title><Year>2026</Year><Publisher>Uniword Inc.</Publisher><City>San Francisco</City><RefOrder>1</RefOrder></Source></Sources>
+<Sources xmlns="http://schemas.openxmlformats.org/officeDocument/2006/bibliography" b:SelectedStyle="APA">
+  <Source>
+    <SourceType>Book</SourceType>
+    <Tag>Annual2026</Tag>
+    <Author>
+      <NameList>
+        <Person>
+          <First>Uniword</First>
+          <Last>Inc.</Last>
+        </Person>
+      </NameList>
+    </Author>
+    <Title>Annual Report 2026</Title>
+    <Year>2026</Year>
+    <Publisher>Uniword Inc.</Publisher>
+    <City>San Francisco</City>
+    <RefOrder>1</RefOrder>
+  </Source>
+</Sources>
 </file>
 
 <file path=word/styles.xml><?xml version="1.0" encoding="utf-8"?>

--- a/examples/generated/multi_section_complete.docx
+++ b/examples/generated/multi_section_complete.docx
@@ -1,6 +1,6 @@
 
 <file path=word/document.xml><?xml version="1.0" encoding="UTF-8" standalone="yes"?>
-<w:document xmlns:w="http://schemas.openxmlformats.org/wordprocessingml/2006/main" xmlns:wpc="http://schemas.microsoft.com/office/word/2010/wordprocessingCanvas" xmlns:cx="http://schemas.microsoft.com/office/drawing/2014/chartex" xmlns:cx1="http://schemas.microsoft.com/office/drawing/2015/9/8/chartex" xmlns:cx2="http://schemas.microsoft.com/office/drawing/2015/10/21/chartex" xmlns:cx3="http://schemas.microsoft.com/office/drawing/2016/5/9/chartex" xmlns:cx4="http://schemas.microsoft.com/office/drawing/2016/5/10/chartex" xmlns:cx5="http://schemas.microsoft.com/office/drawing/2016/5/11/chartex" xmlns:cx6="http://schemas.microsoft.com/office/drawing/2016/5/12/chartex" xmlns:cx7="http://schemas.microsoft.com/office/drawing/2016/5/13/chartex" xmlns:cx8="http://schemas.microsoft.com/office/drawing/2016/5/14/chartex" xmlns:mc="http://schemas.openxmlformats.org/markup-compatibility/2006" xmlns:aink="http://schemas.microsoft.com/office/drawing/2016/ink" xmlns:am3d="http://schemas.microsoft.com/office/drawing/2017/model3d" xmlns:o="urn:schemas-microsoft-com:office:office" xmlns:oel="http://schemas.microsoft.com/office/2019/extlst" xmlns:r="http://schemas.openxmlformats.org/officeDocument/2006/relationships" xmlns:m="http://schemas.openxmlformats.org/officeDocument/2006/math" xmlns:v="urn:schemas-microsoft-com:vml" xmlns:wp14="http://schemas.microsoft.com/office/word/2010/wordprocessingDrawing" xmlns:wp="http://schemas.openxmlformats.org/drawingml/2006/wordprocessingDrawing" xmlns:w10="urn:schemas-microsoft-com:office:word" xmlns:w14="http://schemas.microsoft.com/office/word/2010/wordml" xmlns:w15="http://schemas.microsoft.com/office/word/2012/wordml" xmlns:w16cex="http://schemas.microsoft.com/office/word/2018/wordml/cex" xmlns:w16cid="http://schemas.microsoft.com/office/word/2016/wordml/cid" xmlns:w16="http://schemas.microsoft.com/office/word/2018/wordml" xmlns:w16du="http://schemas.microsoft.com/office/word/2023/wordml/word16du" xmlns:w16sdtdh="http://schemas.microsoft.com/office/word/2020/wordml/sdtdatahash" xmlns:w16sdtfl="http://schemas.microsoft.com/office/word/2024/wordml/sdtformatlock" xmlns:w16se="http://schemas.microsoft.com/office/word/2015/wordml/symex" xmlns:wpg="http://schemas.microsoft.com/office/word/2010/wordprocessingGroup" xmlns:wpi="http://schemas.microsoft.com/office/word/2010/wordprocessingInk" xmlns:wne="http://schemas.microsoft.com/office/word/2006/wordml" xmlns:wps="http://schemas.microsoft.com/office/word/2010/wordprocessingShape" mc:Ignorable="w14">
+<w:document xmlns:w="http://schemas.openxmlformats.org/wordprocessingml/2006/main" xmlns:wpc="http://schemas.microsoft.com/office/word/2010/wordprocessingCanvas" xmlns:cx="http://schemas.microsoft.com/office/drawing/2014/chartex" xmlns:cx1="http://schemas.microsoft.com/office/drawing/2015/9/8/chartex" xmlns:cx2="http://schemas.microsoft.com/office/drawing/2015/10/21/chartex" xmlns:cx3="http://schemas.microsoft.com/office/drawing/2016/5/9/chartex" xmlns:cx4="http://schemas.microsoft.com/office/drawing/2016/5/10/chartex" xmlns:cx5="http://schemas.microsoft.com/office/drawing/2016/5/11/chartex" xmlns:cx6="http://schemas.microsoft.com/office/drawing/2016/5/12/chartex" xmlns:cx7="http://schemas.microsoft.com/office/drawing/2016/5/13/chartex" xmlns:cx8="http://schemas.microsoft.com/office/drawing/2016/5/14/chartex" xmlns:mc="http://schemas.openxmlformats.org/markup-compatibility/2006" xmlns:aink="http://schemas.microsoft.com/office/drawing/2016/ink" xmlns:am3d="http://schemas.microsoft.com/office/drawing/2017/model3d" xmlns:o="urn:schemas-microsoft-com:office:office" xmlns:oel="http://schemas.microsoft.com/office/2019/extlst" xmlns:r="http://schemas.openxmlformats.org/officeDocument/2006/relationships" xmlns:m="http://schemas.openxmlformats.org/officeDocument/2006/math" xmlns:v="urn:schemas-microsoft-com:vml" xmlns:wp14="http://schemas.microsoft.com/office/word/2010/wordprocessingDrawing" xmlns:wp="http://schemas.openxmlformats.org/drawingml/2006/wordprocessingDrawing" xmlns:w10="urn:schemas-microsoft-com:office:word" xmlns:w14="http://schemas.microsoft.com/office/word/2010/wordml" xmlns:w15="http://schemas.microsoft.com/office/word/2012/wordml" xmlns:w16cex="http://schemas.microsoft.com/office/word/2018/wordml/cex" xmlns:w16cid="http://schemas.microsoft.com/office/word/2016/wordml/cid" xmlns:w16="http://schemas.microsoft.com/office/word/2018/wordml" xmlns:w16du="http://schemas.microsoft.com/office/word/2023/wordml/word16du" xmlns:w16sdtdh="http://schemas.microsoft.com/office/word/2020/wordml/sdtdatahash" xmlns:w16sdtfl="http://schemas.microsoft.com/office/word/2024/wordml/sdtformatlock" xmlns:w16se="http://schemas.microsoft.com/office/word/2015/wordml/symex" xmlns:wpg="http://schemas.microsoft.com/office/word/2010/wordprocessingGroup" xmlns:wpi="http://schemas.microsoft.com/office/word/2010/wordprocessingInk" xmlns:wne="http://schemas.microsoft.com/office/word/2006/wordml" xmlns:wps="http://schemas.microsoft.com/office/word/2010/wordprocessingShape" mc:Ignorable="w14 w15 w16se w16cid w16 w16cex w16sdtdh w16sdtfl w16du wp14">
   <w:body>
     <w:p>
       <w:pPr>
@@ -143,7 +143,7 @@
           <wp:inline>
             <wp:extent wp:cx="5486400" wp:cy="3200400"/>
             <wp:effectExtent/>
-            <wp:docPr wp:id="655275226" wp:name="Chart 976122"/>
+            <wp:docPr wp:id="848374474" wp:name="Chart 442565"/>
             <graphic xmlns="http://schemas.openxmlformats.org/drawingml/2006/main">
               <graphicData uri="http://schemas.openxmlformats.org/drawingml/2006/chart">
                 <chart xmlns="http://schemas.openxmlformats.org/drawingml/2006/chart" c:id="rIdChart1"/>
@@ -218,7 +218,7 @@
           <wp:inline>
             <wp:extent wp:cx="5486400" wp:cy="3200400"/>
             <wp:effectExtent/>
-            <wp:docPr wp:id="973111803" wp:name="Chart 414707"/>
+            <wp:docPr wp:id="358824505" wp:name="Chart 374873"/>
             <graphic xmlns="http://schemas.openxmlformats.org/drawingml/2006/main">
               <graphicData uri="http://schemas.openxmlformats.org/drawingml/2006/chart">
                 <chart xmlns="http://schemas.openxmlformats.org/drawingml/2006/chart" c:id="rIdChart2"/>
@@ -435,7 +435,7 @@
 </file>
 
 <file path=word/numbering.xml><?xml version="1.0" encoding="utf-8"?>
-<w:numbering xmlns:w="http://schemas.openxmlformats.org/wordprocessingml/2006/main" xmlns:mc="http://schemas.openxmlformats.org/markup-compatibility/2006" xmlns:w14="http://schemas.microsoft.com/office/word/2010/wordml" xmlns:w15="http://schemas.microsoft.com/office/word/2012/wordml" xmlns:w16se="http://schemas.microsoft.com/office/word/2015/wordml/symex" xmlns:w16cid="http://schemas.microsoft.com/office/word/2016/wordml/cid" xmlns:w16="http://schemas.microsoft.com/office/word/2018/wordml" xmlns:w16cex="http://schemas.microsoft.com/office/word/2018/wordml/cex" xmlns:w16sdtdh="http://schemas.microsoft.com/office/word/2020/wordml/sdtdatahash" xmlns:w16sdtfl="http://schemas.microsoft.com/office/word/2024/wordml/sdtformatlock" xmlns:w16du="http://schemas.microsoft.com/office/word/2023/wordml/word16du" xmlns:wp14="http://schemas.microsoft.com/office/word/2010/wordprocessingDrawing">
+<w:numbering xmlns:w="http://schemas.openxmlformats.org/wordprocessingml/2006/main" xmlns:mc="http://schemas.openxmlformats.org/markup-compatibility/2006" xmlns:w14="http://schemas.microsoft.com/office/word/2010/wordml" xmlns:w15="http://schemas.microsoft.com/office/word/2012/wordml" xmlns:w16se="http://schemas.microsoft.com/office/word/2015/wordml/symex" xmlns:w16cid="http://schemas.microsoft.com/office/word/2016/wordml/cid" xmlns:w16="http://schemas.microsoft.com/office/word/2018/wordml" xmlns:w16cex="http://schemas.microsoft.com/office/word/2018/wordml/cex" xmlns:w16sdtdh="http://schemas.microsoft.com/office/word/2020/wordml/sdtdatahash" xmlns:w16sdtfl="http://schemas.microsoft.com/office/word/2024/wordml/sdtformatlock" xmlns:w16du="http://schemas.microsoft.com/office/word/2023/wordml/word16du" xmlns:wp14="http://schemas.microsoft.com/office/word/2010/wordprocessingDrawing" mc:Ignorable="w14 w15 w16se w16cid w16 w16cex w16sdtdh w16sdtfl w16du wp14">
   <w:abstractNum w:abstractNumId="0">
     <w:lvl w:ilvl="0">
       <w:start w:val="1"/>
@@ -616,7 +616,7 @@
 </file>
 
 <file path=word/styles.xml><?xml version="1.0" encoding="utf-8"?>
-<w:styles xmlns:w="http://schemas.openxmlformats.org/wordprocessingml/2006/main" xmlns:mc="http://schemas.openxmlformats.org/markup-compatibility/2006" xmlns:r="http://schemas.openxmlformats.org/officeDocument/2006/relationships" xmlns:w14="http://schemas.microsoft.com/office/word/2010/wordml" xmlns:w15="http://schemas.microsoft.com/office/word/2012/wordml" xmlns:wp14="http://schemas.microsoft.com/office/word/2010/wordprocessingDrawing" xmlns:w16cex="http://schemas.microsoft.com/office/word/2018/wordml/cex" xmlns:w16cid="http://schemas.microsoft.com/office/word/2016/wordml/cid" xmlns:w16="http://schemas.microsoft.com/office/word/2018/wordml" xmlns:w16du="http://schemas.microsoft.com/office/word/2023/wordml/word16du" xmlns:w16sdtdh="http://schemas.microsoft.com/office/word/2020/wordml/sdtdatahash" xmlns:w16sdtfl="http://schemas.microsoft.com/office/word/2024/wordml/sdtformatlock" xmlns:w16se="http://schemas.microsoft.com/office/word/2015/wordml/symex">
+<w:styles xmlns:w="http://schemas.openxmlformats.org/wordprocessingml/2006/main" xmlns:mc="http://schemas.openxmlformats.org/markup-compatibility/2006" xmlns:r="http://schemas.openxmlformats.org/officeDocument/2006/relationships" xmlns:w14="http://schemas.microsoft.com/office/word/2010/wordml" xmlns:w15="http://schemas.microsoft.com/office/word/2012/wordml" xmlns:wp14="http://schemas.microsoft.com/office/word/2010/wordprocessingDrawing" xmlns:w16cex="http://schemas.microsoft.com/office/word/2018/wordml/cex" xmlns:w16cid="http://schemas.microsoft.com/office/word/2016/wordml/cid" xmlns:w16="http://schemas.microsoft.com/office/word/2018/wordml" xmlns:w16du="http://schemas.microsoft.com/office/word/2023/wordml/word16du" xmlns:w16sdtdh="http://schemas.microsoft.com/office/word/2020/wordml/sdtdatahash" xmlns:w16sdtfl="http://schemas.microsoft.com/office/word/2024/wordml/sdtformatlock" xmlns:w16se="http://schemas.microsoft.com/office/word/2015/wordml/symex" mc:Ignorable="w14 w15 w16se w16cid w16 w16cex w16sdtdh w16sdtfl w16du">
   <w:docDefaults>
     <w:rPrDefault>
       <w:rPr>

--- a/examples/generated/multi_section_complete.docx
+++ b/examples/generated/multi_section_complete.docx
@@ -1,392 +1,6 @@
 
 <file path=word/document.xml><?xml version="1.0" encoding="UTF-8" standalone="yes"?>
-<w:document xmlns:w="http://schemas.openxmlformats.org/wordprocessingml/2006/main" xmlns:wpc="http://schemas.microsoft.com/office/word/2010/wordprocessingCanvas" xmlns:cx="http://schemas.microsoft.com/office/drawing/2014/chartex" xmlns:cx1="http://schemas.microsoft.com/office/drawing/2015/9/8/chartex" xmlns:cx2="http://schemas.microsoft.com/office/drawing/2015/10/21/chartex" xmlns:cx3="http://schemas.microsoft.com/office/drawing/2016/5/9/chartex" xmlns:cx4="http://schemas.microsoft.com/office/drawing/2016/5/10/chartex" xmlns:cx5="http://schemas.microsoft.com/office/drawing/2016/5/11/chartex" xmlns:cx6="http://schemas.microsoft.com/office/drawing/2016/5/12/chartex" xmlns:cx7="http://schemas.microsoft.com/office/drawing/2016/5/13/chartex" xmlns:cx8="http://schemas.microsoft.com/office/drawing/2016/5/14/chartex" xmlns:mc="http://schemas.openxmlformats.org/markup-compatibility/2006" xmlns:aink="http://schemas.microsoft.com/office/drawing/2016/ink" xmlns:am3d="http://schemas.microsoft.com/office/drawing/2017/model3d" xmlns:o="urn:schemas-microsoft-com:office:office" xmlns:oel="http://schemas.microsoft.com/office/2019/extlst" xmlns:r="http://schemas.openxmlformats.org/officeDocument/2006/relationships" xmlns:m="http://schemas.openxmlformats.org/officeDocument/2006/math" xmlns:v="urn:schemas-microsoft-com:vml" xmlns:wp14="http://schemas.microsoft.com/office/word/2010/wordprocessingDrawing" xmlns:wp="http://schemas.openxmlformats.org/drawingml/2006/wordprocessingDrawing" xmlns:w10="urn:schemas-microsoft-com:office:word" xmlns:w14="http://schemas.microsoft.com/office/word/2010/wordml" xmlns:w15="http://schemas.microsoft.com/office/word/2012/wordml" xmlns:w16cex="http://schemas.microsoft.com/office/word/2018/wordml/cex" xmlns:w16cid="http://schemas.microsoft.com/office/word/2016/wordml/cid" xmlns:w16="http://schemas.microsoft.com/office/word/2018/wordml" xmlns:w16du="http://schemas.microsoft.com/office/word/2023/wordml/word16du" xmlns:w16sdtdh="http://schemas.microsoft.com/office/word/2020/wordml/sdtdatahash" xmlns:w16sdtfl="http://schemas.microsoft.com/office/word/2024/wordml/sdtformatlock" xmlns:w16se="http://schemas.microsoft.com/office/word/2015/wordml/symex" xmlns:wpg="http://schemas.microsoft.com/office/word/2010/wordprocessingGroup" xmlns:wpi="http://schemas.microsoft.com/office/word/2010/wordprocessingInk" xmlns:wne="http://schemas.microsoft.com/office/word/2006/wordml" xmlns:wps="http://schemas.microsoft.com/office/word/2010/wordprocessingShape" mc:Ignorable="w14 w15 w16se w16cid w16 w16cex w16sdtdh w16sdtfl w16du wp14">
-  <w:body>
-    <w:p>
-      <w:pPr>
-        <w:pStyle w:val="Title"/>
-      </w:pPr>
-      <w:r>
-        <w:t>Annual Report 2026</w:t>
-      </w:r>
-    </w:p>
-    <w:p>
-      <w:r>
-        <w:t>Prepared by Uniword</w:t>
-      </w:r>
-    </w:p>
-    <w:p>
-      <w:r>
-        <w:t>March 26, 2026</w:t>
-      </w:r>
-    </w:p>
-    <w:p>
-      <w:r>
-        <w:br w:type="page"/>
-      </w:r>
-    </w:p>
-    <w:p>
-      <w:r>
-        <w:t>Table of Contents</w:t>
-      </w:r>
-    </w:p>
-    <w:p>
-      <w:fldChar w:fldCharType="begin"/>
-      <w:fldChar w:fldCharType="separate"/>
-      <w:fldChar w:fldCharType="end"/>
-      <w:instrText>
-        <w:text> TOC \o "1-3" \h \z \u </w:text>
-      </w:instrText>
-    </w:p>
-    <w:p>
-      <w:r>
-        <w:br w:type="page"/>
-      </w:r>
-    </w:p>
-    <w:p>
-      <w:pPr>
-        <w:pStyle w:val="Heading1"/>
-      </w:pPr>
-      <w:r>
-        <w:t>Executive Summary</w:t>
-      </w:r>
-    </w:p>
-    <w:p>
-      <w:r>
-        <w:t xml:space="preserve">This report provides a comprehensive overview of the organization's </w:t>
-      </w:r>
-      <w:r>
-        <w:t>performance throughout 2026. Key highlights include:</w:t>
-      </w:r>
-    </w:p>
-    <w:p>
-      <w:pPr>
-        <w:numPr>
-          <w:numId w:val="1"/>
-          <w:ilvl w:val="0"/>
-        </w:numPr>
-      </w:pPr>
-      <w:r>
-        <w:t>Revenue growth of 35% year-over-year</w:t>
-      </w:r>
-    </w:p>
-    <w:p>
-      <w:pPr>
-        <w:numPr>
-          <w:numId w:val="1"/>
-          <w:ilvl w:val="0"/>
-        </w:numPr>
-      </w:pPr>
-      <w:r>
-        <w:t>User base expanded to 25,000 active users</w:t>
-      </w:r>
-    </w:p>
-    <w:p>
-      <w:pPr>
-        <w:numPr>
-          <w:numId w:val="1"/>
-          <w:ilvl w:val="0"/>
-        </w:numPr>
-      </w:pPr>
-      <w:r>
-        <w:t>NPS score improved to 85</w:t>
-      </w:r>
-    </w:p>
-    <w:p>
-      <w:pPr>
-        <w:numPr>
-          <w:numId w:val="1"/>
-          <w:ilvl w:val="0"/>
-        </w:numPr>
-      </w:pPr>
-      <w:r>
-        <w:t>Three new product launches</w:t>
-      </w:r>
-    </w:p>
-    <w:p>
-      <w:r>
-        <w:br w:type="page"/>
-      </w:r>
-    </w:p>
-    <w:p>
-      <w:pPr>
-        <w:pStyle w:val="Heading1"/>
-      </w:pPr>
-      <w:r>
-        <w:t>1. Financial Performance</w:t>
-      </w:r>
-    </w:p>
-    <w:p>
-      <w:r>
-        <w:t>The financial performance exceeded expectations across all metrics.</w:t>
-      </w:r>
-    </w:p>
-    <w:p>
-      <w:pPr>
-        <w:pStyle w:val="Heading2"/>
-      </w:pPr>
-      <w:r>
-        <w:t>1.1 Revenue Breakdown</w:t>
-      </w:r>
-    </w:p>
-    <w:p>
-      <w:pPr>
-        <w:pStyle w:val="Heading2"/>
-      </w:pPr>
-      <w:r>
-        <w:t>1.2 Revenue Chart</w:t>
-      </w:r>
-    </w:p>
-    <w:p>
-      <w:r>
-        <w:drawing>
-          <wp:inline>
-            <wp:extent wp:cx="5486400" wp:cy="3200400"/>
-            <wp:effectExtent/>
-            <wp:docPr wp:id="848374474" wp:name="Chart 442565"/>
-            <graphic xmlns="http://schemas.openxmlformats.org/drawingml/2006/main">
-              <graphicData uri="http://schemas.openxmlformats.org/drawingml/2006/chart">
-                <chart xmlns="http://schemas.openxmlformats.org/drawingml/2006/chart" c:id="rIdChart1"/>
-              </graphicData>
-            </graphic>
-          </wp:inline>
-        </w:drawing>
-      </w:r>
-    </w:p>
-    <w:p>
-      <w:r>
-        <w:br w:type="page"/>
-      </w:r>
-    </w:p>
-    <w:p>
-      <w:pPr>
-        <w:pStyle w:val="Heading1"/>
-      </w:pPr>
-      <w:r>
-        <w:t>2. Product Development</w:t>
-      </w:r>
-    </w:p>
-    <w:p>
-      <w:r>
-        <w:t>Three major product launches drove growth in 2026.</w:t>
-      </w:r>
-    </w:p>
-    <w:p>
-      <w:pPr>
-        <w:numPr>
-          <w:numId w:val="2"/>
-          <w:ilvl w:val="0"/>
-        </w:numPr>
-      </w:pPr>
-      <w:r>
-        <w:t>Uniword Pro — Professional document generation</w:t>
-      </w:r>
-    </w:p>
-    <w:p>
-      <w:pPr>
-        <w:numPr>
-          <w:numId w:val="2"/>
-          <w:ilvl w:val="0"/>
-        </w:numPr>
-      </w:pPr>
-      <w:r>
-        <w:t>Uniword Cloud — Cloud-based document processing</w:t>
-      </w:r>
-    </w:p>
-    <w:p>
-      <w:pPr>
-        <w:numPr>
-          <w:numId w:val="2"/>
-          <w:ilvl w:val="0"/>
-        </w:numPr>
-      </w:pPr>
-      <w:r>
-        <w:t>Uniword API — RESTful API for document operations</w:t>
-      </w:r>
-    </w:p>
-    <w:p>
-      <w:pPr>
-        <w:pStyle w:val="Heading2"/>
-      </w:pPr>
-      <w:r>
-        <w:t>2.1 User Growth</w:t>
-      </w:r>
-    </w:p>
-    <w:p>
-      <w:r>
-        <w:drawing>
-          <wp:inline>
-            <wp:extent wp:cx="5486400" wp:cy="3200400"/>
-            <wp:effectExtent/>
-            <wp:docPr wp:id="358824505" wp:name="Chart 374873"/>
-            <graphic xmlns="http://schemas.openxmlformats.org/drawingml/2006/main">
-              <graphicData uri="http://schemas.openxmlformats.org/drawingml/2006/chart">
-                <chart xmlns="http://schemas.openxmlformats.org/drawingml/2006/chart" c:id="rIdChart2"/>
-              </graphicData>
-            </graphic>
-          </wp:inline>
-        </w:drawing>
-      </w:r>
-    </w:p>
-    <w:p>
-      <w:r>
-        <w:br w:type="page"/>
-      </w:r>
-    </w:p>
-    <w:p>
-      <w:pPr>
-        <w:pStyle w:val="Heading1"/>
-      </w:pPr>
-      <w:r>
-        <w:t>3. References</w:t>
-      </w:r>
-    </w:p>
-    <w:p>
-      <w:sdt>
-        <w:sdtPr>
-          <w:id w:val="1"/>
-          <w:bibliography/>
-          <w:docPartObj>
-            <w:docPartGallery w:val="Bibliographies"/>
-            <w:docPartUnique/>
-          </w:docPartObj>
-        </w:sdtPr>
-      </w:sdt>
-    </w:p>
-    <w:tbl>
-      <w:tr>
-        <w:tc>
-          <w:tcPr>
-            <w:shd w:val="clear" w:color="FFFFFF" w:fill="1F4E79"/>
-          </w:tcPr>
-          <w:p>
-            <w:r>
-              <w:t>Category</w:t>
-            </w:r>
-          </w:p>
-        </w:tc>
-        <w:tc>
-          <w:tcPr>
-            <w:shd w:val="clear" w:color="FFFFFF" w:fill="1F4E79"/>
-          </w:tcPr>
-          <w:p>
-            <w:r>
-              <w:t>Amount</w:t>
-            </w:r>
-          </w:p>
-        </w:tc>
-        <w:tc>
-          <w:tcPr>
-            <w:shd w:val="clear" w:color="FFFFFF" w:fill="1F4E79"/>
-          </w:tcPr>
-          <w:p>
-            <w:r>
-              <w:t>% of Total</w:t>
-            </w:r>
-          </w:p>
-        </w:tc>
-      </w:tr>
-      <w:tr>
-        <w:tc>
-          <w:p>
-            <w:r>
-              <w:t>Subscriptions</w:t>
-            </w:r>
-          </w:p>
-        </w:tc>
-        <w:tc>
-          <w:p>
-            <w:r>
-              <w:t>$4.2M</w:t>
-            </w:r>
-          </w:p>
-        </w:tc>
-        <w:tc>
-          <w:p>
-            <w:r>
-              <w:t>60%</w:t>
-            </w:r>
-          </w:p>
-        </w:tc>
-      </w:tr>
-      <w:tr>
-        <w:tc>
-          <w:p>
-            <w:r>
-              <w:t>Enterprise</w:t>
-            </w:r>
-          </w:p>
-        </w:tc>
-        <w:tc>
-          <w:p>
-            <w:r>
-              <w:t>$2.1M</w:t>
-            </w:r>
-          </w:p>
-        </w:tc>
-        <w:tc>
-          <w:p>
-            <w:r>
-              <w:t>30%</w:t>
-            </w:r>
-          </w:p>
-        </w:tc>
-      </w:tr>
-      <w:tr>
-        <w:tc>
-          <w:p>
-            <w:r>
-              <w:t>Services</w:t>
-            </w:r>
-          </w:p>
-        </w:tc>
-        <w:tc>
-          <w:p>
-            <w:r>
-              <w:t>$0.7M</w:t>
-            </w:r>
-          </w:p>
-        </w:tc>
-        <w:tc>
-          <w:p>
-            <w:r>
-              <w:t>10%</w:t>
-            </w:r>
-          </w:p>
-        </w:tc>
-      </w:tr>
-      <w:tr>
-        <w:tc>
-          <w:p>
-            <w:r>
-              <w:t>Total</w:t>
-            </w:r>
-          </w:p>
-        </w:tc>
-        <w:tc>
-          <w:p>
-            <w:r>
-              <w:t>$7.0M</w:t>
-            </w:r>
-          </w:p>
-        </w:tc>
-        <w:tc>
-          <w:p>
-            <w:r>
-              <w:t>100%</w:t>
-            </w:r>
-          </w:p>
-        </w:tc>
-      </w:tr>
-    </w:tbl>
-    <w:sectPr w:val="nextPage">
-      <w:pgSz w:w="12240" w:h="15840" w:orient="portrait"/>
-      <w:pgMar w:top="1440" w:bottom="1440" w:left="1440" w:right="1440" w:header="720" w:footer="720" w:gutter="0"/>
-      <w:headerReference w:type="default" r:id="rIdHeader1"/>
-      <w:footerReference w:type="default" r:id="rIdFooter1"/>
-    </w:sectPr>
-  </w:body>
-</w:document>
+<w:document xmlns:w="http://schemas.openxmlformats.org/wordprocessingml/2006/main" xmlns:wpc="http://schemas.microsoft.com/office/word/2010/wordprocessingCanvas" xmlns:cx="http://schemas.microsoft.com/office/drawing/2014/chartex" xmlns:cx1="http://schemas.microsoft.com/office/drawing/2015/9/8/chartex" xmlns:cx2="http://schemas.microsoft.com/office/drawing/2015/10/21/chartex" xmlns:cx3="http://schemas.microsoft.com/office/drawing/2016/5/9/chartex" xmlns:cx4="http://schemas.microsoft.com/office/drawing/2016/5/10/chartex" xmlns:cx5="http://schemas.microsoft.com/office/drawing/2016/5/11/chartex" xmlns:cx6="http://schemas.microsoft.com/office/drawing/2016/5/12/chartex" xmlns:cx7="http://schemas.microsoft.com/office/drawing/2016/5/13/chartex" xmlns:cx8="http://schemas.microsoft.com/office/drawing/2016/5/14/chartex" xmlns:mc="http://schemas.openxmlformats.org/markup-compatibility/2006" xmlns:aink="http://schemas.microsoft.com/office/drawing/2016/ink" xmlns:am3d="http://schemas.microsoft.com/office/drawing/2017/model3d" xmlns:o="urn:schemas-microsoft-com:office:office" xmlns:oel="http://schemas.microsoft.com/office/2019/extlst" xmlns:r="http://schemas.openxmlformats.org/officeDocument/2006/relationships" xmlns:m="http://schemas.openxmlformats.org/officeDocument/2006/math" xmlns:v="urn:schemas-microsoft-com:vml" xmlns:wp14="http://schemas.microsoft.com/office/word/2010/wordprocessingDrawing" xmlns:wp="http://schemas.openxmlformats.org/drawingml/2006/wordprocessingDrawing" xmlns:w10="urn:schemas-microsoft-com:office:word" xmlns:w14="http://schemas.microsoft.com/office/word/2010/wordml" xmlns:w15="http://schemas.microsoft.com/office/word/2012/wordml" xmlns:w16cex="http://schemas.microsoft.com/office/word/2018/wordml/cex" xmlns:w16cid="http://schemas.microsoft.com/office/word/2016/wordml/cid" xmlns:w16="http://schemas.microsoft.com/office/word/2018/wordml" xmlns:w16du="http://schemas.microsoft.com/office/word/2023/wordml/word16du" xmlns:w16sdtdh="http://schemas.microsoft.com/office/word/2020/wordml/sdtdatahash" xmlns:w16sdtfl="http://schemas.microsoft.com/office/word/2024/wordml/sdtformatlock" xmlns:w16se="http://schemas.microsoft.com/office/word/2015/wordml/symex" xmlns:wpg="http://schemas.microsoft.com/office/word/2010/wordprocessingGroup" xmlns:wpi="http://schemas.microsoft.com/office/word/2010/wordprocessingInk" xmlns:wne="http://schemas.microsoft.com/office/word/2006/wordml" xmlns:wps="http://schemas.microsoft.com/office/word/2010/wordprocessingShape" mc:Ignorable="w14"><w:body><w:p><w:pPr><w:pStyle w:val="Title"/></w:pPr><w:r><w:t>Annual Report 2026</w:t></w:r></w:p><w:p><w:r><w:t>Prepared by Uniword</w:t></w:r></w:p><w:p><w:r><w:t>March 26, 2026</w:t></w:r></w:p><w:p><w:r><w:br w:type="page"/></w:r></w:p><w:p><w:r><w:t>Table of Contents</w:t></w:r></w:p><w:p><w:fldChar w:fldCharType="begin"/><w:fldChar w:fldCharType="separate"/><w:fldChar w:fldCharType="end"/><w:instrText><w:text> TOC \o "1-3" \h \z \u </w:text></w:instrText></w:p><w:p><w:r><w:br w:type="page"/></w:r></w:p><w:p><w:pPr><w:pStyle w:val="Heading1"/></w:pPr><w:r><w:t>Executive Summary</w:t></w:r></w:p><w:p><w:r><w:t xml:space="preserve">This report provides a comprehensive overview of the organization's </w:t></w:r><w:r><w:t>performance throughout 2026. Key highlights include:</w:t></w:r></w:p><w:p><w:pPr><w:numPr><w:numId w:val="1"/><w:ilvl w:val="0"/></w:numPr></w:pPr><w:r><w:t>Revenue growth of 35% year-over-year</w:t></w:r></w:p><w:p><w:pPr><w:numPr><w:numId w:val="1"/><w:ilvl w:val="0"/></w:numPr></w:pPr><w:r><w:t>User base expanded to 25,000 active users</w:t></w:r></w:p><w:p><w:pPr><w:numPr><w:numId w:val="1"/><w:ilvl w:val="0"/></w:numPr></w:pPr><w:r><w:t>NPS score improved to 85</w:t></w:r></w:p><w:p><w:pPr><w:numPr><w:numId w:val="1"/><w:ilvl w:val="0"/></w:numPr></w:pPr><w:r><w:t>Three new product launches</w:t></w:r></w:p><w:p><w:r><w:br w:type="page"/></w:r></w:p><w:p><w:pPr><w:pStyle w:val="Heading1"/></w:pPr><w:r><w:t>1. Financial Performance</w:t></w:r></w:p><w:p><w:r><w:t>The financial performance exceeded expectations across all metrics.</w:t></w:r></w:p><w:p><w:pPr><w:pStyle w:val="Heading2"/></w:pPr><w:r><w:t>1.1 Revenue Breakdown</w:t></w:r></w:p><w:p><w:pPr><w:pStyle w:val="Heading2"/></w:pPr><w:r><w:t>1.2 Revenue Chart</w:t></w:r></w:p><w:p><w:r><w:drawing><wp:inline><wp:extent wp:cx="5486400" wp:cy="3200400"/><wp:effectExtent/><wp:docPr wp:id="820423838" wp:name="Chart 29663"/><graphic xmlns="http://schemas.openxmlformats.org/drawingml/2006/main"><graphicData uri="http://schemas.openxmlformats.org/drawingml/2006/chart"><chart xmlns="http://schemas.openxmlformats.org/drawingml/2006/chart" c:id="rIdChart1"/></graphicData></graphic></wp:inline></w:drawing></w:r></w:p><w:p><w:r><w:br w:type="page"/></w:r></w:p><w:p><w:pPr><w:pStyle w:val="Heading1"/></w:pPr><w:r><w:t>2. Product Development</w:t></w:r></w:p><w:p><w:r><w:t>Three major product launches drove growth in 2026.</w:t></w:r></w:p><w:p><w:pPr><w:numPr><w:numId w:val="2"/><w:ilvl w:val="0"/></w:numPr></w:pPr><w:r><w:t>Uniword Pro — Professional document generation</w:t></w:r></w:p><w:p><w:pPr><w:numPr><w:numId w:val="2"/><w:ilvl w:val="0"/></w:numPr></w:pPr><w:r><w:t>Uniword Cloud — Cloud-based document processing</w:t></w:r></w:p><w:p><w:pPr><w:numPr><w:numId w:val="2"/><w:ilvl w:val="0"/></w:numPr></w:pPr><w:r><w:t>Uniword API — RESTful API for document operations</w:t></w:r></w:p><w:p><w:pPr><w:pStyle w:val="Heading2"/></w:pPr><w:r><w:t>2.1 User Growth</w:t></w:r></w:p><w:p><w:r><w:drawing><wp:inline><wp:extent wp:cx="5486400" wp:cy="3200400"/><wp:effectExtent/><wp:docPr wp:id="128025105" wp:name="Chart 925067"/><graphic xmlns="http://schemas.openxmlformats.org/drawingml/2006/main"><graphicData uri="http://schemas.openxmlformats.org/drawingml/2006/chart"><chart xmlns="http://schemas.openxmlformats.org/drawingml/2006/chart" c:id="rIdChart2"/></graphicData></graphic></wp:inline></w:drawing></w:r></w:p><w:p><w:r><w:br w:type="page"/></w:r></w:p><w:p><w:pPr><w:pStyle w:val="Heading1"/></w:pPr><w:r><w:t>3. References</w:t></w:r></w:p><w:p><w:sdt><w:sdtPr><w:id w:val="1"/><w:bibliography/><w:docPartObj><w:docPartGallery w:val="Bibliographies"/><w:docPartUnique/></w:docPartObj></w:sdtPr></w:sdt></w:p><w:tbl><w:tr><w:tc><w:tcPr><w:shd w:val="clear" w:color="FFFFFF" w:fill="1F4E79"/></w:tcPr><w:p><w:r><w:t>Category</w:t></w:r></w:p></w:tc><w:tc><w:tcPr><w:shd w:val="clear" w:color="FFFFFF" w:fill="1F4E79"/></w:tcPr><w:p><w:r><w:t>Amount</w:t></w:r></w:p></w:tc><w:tc><w:tcPr><w:shd w:val="clear" w:color="FFFFFF" w:fill="1F4E79"/></w:tcPr><w:p><w:r><w:t>% of Total</w:t></w:r></w:p></w:tc></w:tr><w:tr><w:tc><w:p><w:r><w:t>Subscriptions</w:t></w:r></w:p></w:tc><w:tc><w:p><w:r><w:t>$4.2M</w:t></w:r></w:p></w:tc><w:tc><w:p><w:r><w:t>60%</w:t></w:r></w:p></w:tc></w:tr><w:tr><w:tc><w:p><w:r><w:t>Enterprise</w:t></w:r></w:p></w:tc><w:tc><w:p><w:r><w:t>$2.1M</w:t></w:r></w:p></w:tc><w:tc><w:p><w:r><w:t>30%</w:t></w:r></w:p></w:tc></w:tr><w:tr><w:tc><w:p><w:r><w:t>Services</w:t></w:r></w:p></w:tc><w:tc><w:p><w:r><w:t>$0.7M</w:t></w:r></w:p></w:tc><w:tc><w:p><w:r><w:t>10%</w:t></w:r></w:p></w:tc></w:tr><w:tr><w:tc><w:p><w:r><w:t>Total</w:t></w:r></w:p></w:tc><w:tc><w:p><w:r><w:t>$7.0M</w:t></w:r></w:p></w:tc><w:tc><w:p><w:r><w:t>100%</w:t></w:r></w:p></w:tc></w:tr></w:tbl><w:sectPr w:val="nextPage"><w:pgSz w:w="12240" w:h="15840" w:orient="portrait"/><w:pgMar w:top="1440" w:bottom="1440" w:left="1440" w:right="1440" w:header="720" w:footer="720" w:gutter="0"/><w:headerReference w:type="default" r:id="rIdHeader1"/><w:footerReference w:type="default" r:id="rIdFooter1"/></w:sectPr></w:body></w:document>
 </file>
 
 <file path=word/footer1.xml><?xml version="1.0" encoding="utf-8"?>
@@ -435,7 +49,7 @@
 </file>
 
 <file path=word/numbering.xml><?xml version="1.0" encoding="utf-8"?>
-<w:numbering xmlns:w="http://schemas.openxmlformats.org/wordprocessingml/2006/main" xmlns:mc="http://schemas.openxmlformats.org/markup-compatibility/2006" xmlns:w14="http://schemas.microsoft.com/office/word/2010/wordml" xmlns:w15="http://schemas.microsoft.com/office/word/2012/wordml" xmlns:w16se="http://schemas.microsoft.com/office/word/2015/wordml/symex" xmlns:w16cid="http://schemas.microsoft.com/office/word/2016/wordml/cid" xmlns:w16="http://schemas.microsoft.com/office/word/2018/wordml" xmlns:w16cex="http://schemas.microsoft.com/office/word/2018/wordml/cex" xmlns:w16sdtdh="http://schemas.microsoft.com/office/word/2020/wordml/sdtdatahash" xmlns:w16sdtfl="http://schemas.microsoft.com/office/word/2024/wordml/sdtformatlock" xmlns:w16du="http://schemas.microsoft.com/office/word/2023/wordml/word16du" xmlns:wp14="http://schemas.microsoft.com/office/word/2010/wordprocessingDrawing" mc:Ignorable="w14 w15 w16se w16cid w16 w16cex w16sdtdh w16sdtfl w16du wp14">
+<w:numbering xmlns:w="http://schemas.openxmlformats.org/wordprocessingml/2006/main" xmlns:mc="http://schemas.openxmlformats.org/markup-compatibility/2006" xmlns:w14="http://schemas.microsoft.com/office/word/2010/wordml" xmlns:w15="http://schemas.microsoft.com/office/word/2012/wordml" xmlns:w16se="http://schemas.microsoft.com/office/word/2015/wordml/symex" xmlns:w16cid="http://schemas.microsoft.com/office/word/2016/wordml/cid" xmlns:w16="http://schemas.microsoft.com/office/word/2018/wordml" xmlns:w16cex="http://schemas.microsoft.com/office/word/2018/wordml/cex" xmlns:w16sdtdh="http://schemas.microsoft.com/office/word/2020/wordml/sdtdatahash" xmlns:w16sdtfl="http://schemas.microsoft.com/office/word/2024/wordml/sdtformatlock" xmlns:w16du="http://schemas.microsoft.com/office/word/2023/wordml/word16du" xmlns:wp14="http://schemas.microsoft.com/office/word/2010/wordprocessingDrawing">
   <w:abstractNum w:abstractNumId="0">
     <w:lvl w:ilvl="0">
       <w:start w:val="1"/>
@@ -594,29 +208,11 @@
 </file>
 
 <file path=word/sources.xml><?xml version="1.0" encoding="UTF-8" standalone="yes"?>
-<Sources xmlns="http://schemas.openxmlformats.org/officeDocument/2006/bibliography" b:SelectedStyle="APA">
-  <Source>
-    <SourceType>Book</SourceType>
-    <Tag>Annual2026</Tag>
-    <Author>
-      <NameList>
-        <Person>
-          <First>Uniword</First>
-          <Last>Inc.</Last>
-        </Person>
-      </NameList>
-    </Author>
-    <Title>Annual Report 2026</Title>
-    <Year>2026</Year>
-    <Publisher>Uniword Inc.</Publisher>
-    <City>San Francisco</City>
-    <RefOrder>1</RefOrder>
-  </Source>
-</Sources>
+<Sources xmlns="http://schemas.openxmlformats.org/officeDocument/2006/bibliography" b:SelectedStyle="APA"><Source><SourceType>Book</SourceType><Tag>Annual2026</Tag><Author><NameList><Person><First>Uniword</First><Last>Inc.</Last></Person></NameList></Author><Title>Annual Report 2026</Title><Year>2026</Year><Publisher>Uniword Inc.</Publisher><City>San Francisco</City><RefOrder>1</RefOrder></Source></Sources>
 </file>
 
 <file path=word/styles.xml><?xml version="1.0" encoding="utf-8"?>
-<w:styles xmlns:w="http://schemas.openxmlformats.org/wordprocessingml/2006/main" xmlns:mc="http://schemas.openxmlformats.org/markup-compatibility/2006" xmlns:r="http://schemas.openxmlformats.org/officeDocument/2006/relationships" xmlns:w14="http://schemas.microsoft.com/office/word/2010/wordml" xmlns:w15="http://schemas.microsoft.com/office/word/2012/wordml" xmlns:wp14="http://schemas.microsoft.com/office/word/2010/wordprocessingDrawing" xmlns:w16cex="http://schemas.microsoft.com/office/word/2018/wordml/cex" xmlns:w16cid="http://schemas.microsoft.com/office/word/2016/wordml/cid" xmlns:w16="http://schemas.microsoft.com/office/word/2018/wordml" xmlns:w16du="http://schemas.microsoft.com/office/word/2023/wordml/word16du" xmlns:w16sdtdh="http://schemas.microsoft.com/office/word/2020/wordml/sdtdatahash" xmlns:w16sdtfl="http://schemas.microsoft.com/office/word/2024/wordml/sdtformatlock" xmlns:w16se="http://schemas.microsoft.com/office/word/2015/wordml/symex" mc:Ignorable="w14 w15 w16se w16cid w16 w16cex w16sdtdh w16sdtfl w16du">
+<w:styles xmlns:w="http://schemas.openxmlformats.org/wordprocessingml/2006/main" xmlns:mc="http://schemas.openxmlformats.org/markup-compatibility/2006" xmlns:r="http://schemas.openxmlformats.org/officeDocument/2006/relationships" xmlns:w14="http://schemas.microsoft.com/office/word/2010/wordml" xmlns:w15="http://schemas.microsoft.com/office/word/2012/wordml" xmlns:wp14="http://schemas.microsoft.com/office/word/2010/wordprocessingDrawing" xmlns:w16cex="http://schemas.microsoft.com/office/word/2018/wordml/cex" xmlns:w16cid="http://schemas.microsoft.com/office/word/2016/wordml/cid" xmlns:w16="http://schemas.microsoft.com/office/word/2018/wordml" xmlns:w16du="http://schemas.microsoft.com/office/word/2023/wordml/word16du" xmlns:w16sdtdh="http://schemas.microsoft.com/office/word/2020/wordml/sdtdatahash" xmlns:w16sdtfl="http://schemas.microsoft.com/office/word/2024/wordml/sdtformatlock" xmlns:w16se="http://schemas.microsoft.com/office/word/2015/wordml/symex">
   <w:docDefaults>
     <w:rPrDefault>
       <w:rPr>

--- a/examples/generated/multi_section_complete.docx
+++ b/examples/generated/multi_section_complete.docx
@@ -1,6 +1,6 @@
 
 <file path=word/document.xml><?xml version="1.0" encoding="UTF-8" standalone="yes"?>
-<w:document xmlns:w="http://schemas.openxmlformats.org/wordprocessingml/2006/main" xmlns:wpc="http://schemas.microsoft.com/office/word/2010/wordprocessingCanvas" xmlns:cx="http://schemas.microsoft.com/office/drawing/2014/chartex" xmlns:cx1="http://schemas.microsoft.com/office/drawing/2015/9/8/chartex" xmlns:cx2="http://schemas.microsoft.com/office/drawing/2015/10/21/chartex" xmlns:cx3="http://schemas.microsoft.com/office/drawing/2016/5/9/chartex" xmlns:cx4="http://schemas.microsoft.com/office/drawing/2016/5/10/chartex" xmlns:cx5="http://schemas.microsoft.com/office/drawing/2016/5/11/chartex" xmlns:cx6="http://schemas.microsoft.com/office/drawing/2016/5/12/chartex" xmlns:cx7="http://schemas.microsoft.com/office/drawing/2016/5/13/chartex" xmlns:cx8="http://schemas.microsoft.com/office/drawing/2016/5/14/chartex" xmlns:mc="http://schemas.openxmlformats.org/markup-compatibility/2006" xmlns:aink="http://schemas.microsoft.com/office/drawing/2016/ink" xmlns:am3d="http://schemas.microsoft.com/office/drawing/2017/model3d" xmlns:o="urn:schemas-microsoft-com:office:office" xmlns:oel="http://schemas.microsoft.com/office/2019/extlst" xmlns:r="http://schemas.openxmlformats.org/officeDocument/2006/relationships" xmlns:m="http://schemas.openxmlformats.org/officeDocument/2006/math" xmlns:v="urn:schemas-microsoft-com:vml" xmlns:wp14="http://schemas.microsoft.com/office/word/2010/wordprocessingDrawing" xmlns:wp="http://schemas.openxmlformats.org/drawingml/2006/wordprocessingDrawing" xmlns:w10="urn:schemas-microsoft-com:office:word" xmlns:w14="http://schemas.microsoft.com/office/word/2010/wordml" xmlns:w15="http://schemas.microsoft.com/office/word/2012/wordml" xmlns:w16cex="http://schemas.microsoft.com/office/word/2018/wordml/cex" xmlns:w16cid="http://schemas.microsoft.com/office/word/2016/wordml/cid" xmlns:w16="http://schemas.microsoft.com/office/word/2018/wordml" xmlns:w16du="http://schemas.microsoft.com/office/word/2023/wordml/word16du" xmlns:w16sdtdh="http://schemas.microsoft.com/office/word/2020/wordml/sdtdatahash" xmlns:w16sdtfl="http://schemas.microsoft.com/office/word/2024/wordml/sdtformatlock" xmlns:w16se="http://schemas.microsoft.com/office/word/2015/wordml/symex" xmlns:wpg="http://schemas.microsoft.com/office/word/2010/wordprocessingGroup" xmlns:wpi="http://schemas.microsoft.com/office/word/2010/wordprocessingInk" xmlns:wne="http://schemas.microsoft.com/office/word/2006/wordml" xmlns:wps="http://schemas.microsoft.com/office/word/2010/wordprocessingShape" mc:Ignorable="w14"><w:body><w:p><w:pPr><w:pStyle w:val="Title"/></w:pPr><w:r><w:t>Annual Report 2026</w:t></w:r></w:p><w:p><w:r><w:t>Prepared by Uniword</w:t></w:r></w:p><w:p><w:r><w:t>March 26, 2026</w:t></w:r></w:p><w:p><w:r><w:br w:type="page"/></w:r></w:p><w:p><w:r><w:t>Table of Contents</w:t></w:r></w:p><w:p><w:fldChar w:fldCharType="begin"/><w:fldChar w:fldCharType="separate"/><w:fldChar w:fldCharType="end"/><w:instrText><w:text> TOC \o "1-3" \h \z \u </w:text></w:instrText></w:p><w:p><w:r><w:br w:type="page"/></w:r></w:p><w:p><w:pPr><w:pStyle w:val="Heading1"/></w:pPr><w:r><w:t>Executive Summary</w:t></w:r></w:p><w:p><w:r><w:t xml:space="preserve">This report provides a comprehensive overview of the organization's </w:t></w:r><w:r><w:t>performance throughout 2026. Key highlights include:</w:t></w:r></w:p><w:p><w:pPr><w:numPr><w:numId w:val="1"/><w:ilvl w:val="0"/></w:numPr></w:pPr><w:r><w:t>Revenue growth of 35% year-over-year</w:t></w:r></w:p><w:p><w:pPr><w:numPr><w:numId w:val="1"/><w:ilvl w:val="0"/></w:numPr></w:pPr><w:r><w:t>User base expanded to 25,000 active users</w:t></w:r></w:p><w:p><w:pPr><w:numPr><w:numId w:val="1"/><w:ilvl w:val="0"/></w:numPr></w:pPr><w:r><w:t>NPS score improved to 85</w:t></w:r></w:p><w:p><w:pPr><w:numPr><w:numId w:val="1"/><w:ilvl w:val="0"/></w:numPr></w:pPr><w:r><w:t>Three new product launches</w:t></w:r></w:p><w:p><w:r><w:br w:type="page"/></w:r></w:p><w:p><w:pPr><w:pStyle w:val="Heading1"/></w:pPr><w:r><w:t>1. Financial Performance</w:t></w:r></w:p><w:p><w:r><w:t>The financial performance exceeded expectations across all metrics.</w:t></w:r></w:p><w:p><w:pPr><w:pStyle w:val="Heading2"/></w:pPr><w:r><w:t>1.1 Revenue Breakdown</w:t></w:r></w:p><w:p><w:pPr><w:pStyle w:val="Heading2"/></w:pPr><w:r><w:t>1.2 Revenue Chart</w:t></w:r></w:p><w:p><w:r><w:drawing><wp:inline><wp:extent wp:cx="5486400" wp:cy="3200400"/><wp:effectExtent/><wp:docPr wp:id="820423838" wp:name="Chart 29663"/><graphic xmlns="http://schemas.openxmlformats.org/drawingml/2006/main"><graphicData uri="http://schemas.openxmlformats.org/drawingml/2006/chart"><chart xmlns="http://schemas.openxmlformats.org/drawingml/2006/chart" c:id="rIdChart1"/></graphicData></graphic></wp:inline></w:drawing></w:r></w:p><w:p><w:r><w:br w:type="page"/></w:r></w:p><w:p><w:pPr><w:pStyle w:val="Heading1"/></w:pPr><w:r><w:t>2. Product Development</w:t></w:r></w:p><w:p><w:r><w:t>Three major product launches drove growth in 2026.</w:t></w:r></w:p><w:p><w:pPr><w:numPr><w:numId w:val="2"/><w:ilvl w:val="0"/></w:numPr></w:pPr><w:r><w:t>Uniword Pro — Professional document generation</w:t></w:r></w:p><w:p><w:pPr><w:numPr><w:numId w:val="2"/><w:ilvl w:val="0"/></w:numPr></w:pPr><w:r><w:t>Uniword Cloud — Cloud-based document processing</w:t></w:r></w:p><w:p><w:pPr><w:numPr><w:numId w:val="2"/><w:ilvl w:val="0"/></w:numPr></w:pPr><w:r><w:t>Uniword API — RESTful API for document operations</w:t></w:r></w:p><w:p><w:pPr><w:pStyle w:val="Heading2"/></w:pPr><w:r><w:t>2.1 User Growth</w:t></w:r></w:p><w:p><w:r><w:drawing><wp:inline><wp:extent wp:cx="5486400" wp:cy="3200400"/><wp:effectExtent/><wp:docPr wp:id="128025105" wp:name="Chart 925067"/><graphic xmlns="http://schemas.openxmlformats.org/drawingml/2006/main"><graphicData uri="http://schemas.openxmlformats.org/drawingml/2006/chart"><chart xmlns="http://schemas.openxmlformats.org/drawingml/2006/chart" c:id="rIdChart2"/></graphicData></graphic></wp:inline></w:drawing></w:r></w:p><w:p><w:r><w:br w:type="page"/></w:r></w:p><w:p><w:pPr><w:pStyle w:val="Heading1"/></w:pPr><w:r><w:t>3. References</w:t></w:r></w:p><w:p><w:sdt><w:sdtPr><w:id w:val="1"/><w:bibliography/><w:docPartObj><w:docPartGallery w:val="Bibliographies"/><w:docPartUnique/></w:docPartObj></w:sdtPr></w:sdt></w:p><w:tbl><w:tr><w:tc><w:tcPr><w:shd w:val="clear" w:color="FFFFFF" w:fill="1F4E79"/></w:tcPr><w:p><w:r><w:t>Category</w:t></w:r></w:p></w:tc><w:tc><w:tcPr><w:shd w:val="clear" w:color="FFFFFF" w:fill="1F4E79"/></w:tcPr><w:p><w:r><w:t>Amount</w:t></w:r></w:p></w:tc><w:tc><w:tcPr><w:shd w:val="clear" w:color="FFFFFF" w:fill="1F4E79"/></w:tcPr><w:p><w:r><w:t>% of Total</w:t></w:r></w:p></w:tc></w:tr><w:tr><w:tc><w:p><w:r><w:t>Subscriptions</w:t></w:r></w:p></w:tc><w:tc><w:p><w:r><w:t>$4.2M</w:t></w:r></w:p></w:tc><w:tc><w:p><w:r><w:t>60%</w:t></w:r></w:p></w:tc></w:tr><w:tr><w:tc><w:p><w:r><w:t>Enterprise</w:t></w:r></w:p></w:tc><w:tc><w:p><w:r><w:t>$2.1M</w:t></w:r></w:p></w:tc><w:tc><w:p><w:r><w:t>30%</w:t></w:r></w:p></w:tc></w:tr><w:tr><w:tc><w:p><w:r><w:t>Services</w:t></w:r></w:p></w:tc><w:tc><w:p><w:r><w:t>$0.7M</w:t></w:r></w:p></w:tc><w:tc><w:p><w:r><w:t>10%</w:t></w:r></w:p></w:tc></w:tr><w:tr><w:tc><w:p><w:r><w:t>Total</w:t></w:r></w:p></w:tc><w:tc><w:p><w:r><w:t>$7.0M</w:t></w:r></w:p></w:tc><w:tc><w:p><w:r><w:t>100%</w:t></w:r></w:p></w:tc></w:tr></w:tbl><w:sectPr w:val="nextPage"><w:pgSz w:w="12240" w:h="15840" w:orient="portrait"/><w:pgMar w:top="1440" w:bottom="1440" w:left="1440" w:right="1440" w:header="720" w:footer="720" w:gutter="0"/><w:headerReference w:type="default" r:id="rIdHeader1"/><w:footerReference w:type="default" r:id="rIdFooter1"/></w:sectPr></w:body></w:document>
+<w:document xmlns:w="http://schemas.openxmlformats.org/wordprocessingml/2006/main" xmlns:wpc="http://schemas.microsoft.com/office/word/2010/wordprocessingCanvas" xmlns:cx="http://schemas.microsoft.com/office/drawing/2014/chartex" xmlns:cx1="http://schemas.microsoft.com/office/drawing/2015/9/8/chartex" xmlns:cx2="http://schemas.microsoft.com/office/drawing/2015/10/21/chartex" xmlns:cx3="http://schemas.microsoft.com/office/drawing/2016/5/9/chartex" xmlns:cx4="http://schemas.microsoft.com/office/drawing/2016/5/10/chartex" xmlns:cx5="http://schemas.microsoft.com/office/drawing/2016/5/11/chartex" xmlns:cx6="http://schemas.microsoft.com/office/drawing/2016/5/12/chartex" xmlns:cx7="http://schemas.microsoft.com/office/drawing/2016/5/13/chartex" xmlns:cx8="http://schemas.microsoft.com/office/drawing/2016/5/14/chartex" xmlns:mc="http://schemas.openxmlformats.org/markup-compatibility/2006" xmlns:aink="http://schemas.microsoft.com/office/drawing/2016/ink" xmlns:am3d="http://schemas.microsoft.com/office/drawing/2017/model3d" xmlns:o="urn:schemas-microsoft-com:office:office" xmlns:oel="http://schemas.microsoft.com/office/2019/extlst" xmlns:r="http://schemas.openxmlformats.org/officeDocument/2006/relationships" xmlns:m="http://schemas.openxmlformats.org/officeDocument/2006/math" xmlns:v="urn:schemas-microsoft-com:vml" xmlns:wp14="http://schemas.microsoft.com/office/word/2010/wordprocessingDrawing" xmlns:wp="http://schemas.openxmlformats.org/drawingml/2006/wordprocessingDrawing" xmlns:w10="urn:schemas-microsoft-com:office:word" xmlns:w14="http://schemas.microsoft.com/office/word/2010/wordml" xmlns:w15="http://schemas.microsoft.com/office/word/2012/wordml" xmlns:w16cex="http://schemas.microsoft.com/office/word/2018/wordml/cex" xmlns:w16cid="http://schemas.microsoft.com/office/word/2016/wordml/cid" xmlns:w16="http://schemas.microsoft.com/office/word/2018/wordml" xmlns:w16du="http://schemas.microsoft.com/office/word/2023/wordml/word16du" xmlns:w16sdtdh="http://schemas.microsoft.com/office/word/2020/wordml/sdtdatahash" xmlns:w16sdtfl="http://schemas.microsoft.com/office/word/2024/wordml/sdtformatlock" xmlns:w16se="http://schemas.microsoft.com/office/word/2015/wordml/symex" xmlns:wpg="http://schemas.microsoft.com/office/word/2010/wordprocessingGroup" xmlns:wpi="http://schemas.microsoft.com/office/word/2010/wordprocessingInk" xmlns:wne="http://schemas.microsoft.com/office/word/2006/wordml" xmlns:wps="http://schemas.microsoft.com/office/word/2010/wordprocessingShape" mc:Ignorable="w14"><w:body><w:p><w:pPr><w:pStyle w:val="Title"/></w:pPr><w:r><w:t>Annual Report 2026</w:t></w:r></w:p><w:p><w:r><w:t>Prepared by Uniword</w:t></w:r></w:p><w:p><w:r><w:t>March 26, 2026</w:t></w:r></w:p><w:p><w:r><w:br w:type="page"/></w:r></w:p><w:p><w:r><w:t>Table of Contents</w:t></w:r></w:p><w:p><w:fldChar w:fldCharType="begin"/><w:fldChar w:fldCharType="separate"/><w:fldChar w:fldCharType="end"/><w:instrText><w:text> TOC \o "1-3" \h \z \u </w:text></w:instrText></w:p><w:p><w:r><w:br w:type="page"/></w:r></w:p><w:p><w:pPr><w:pStyle w:val="Heading1"/></w:pPr><w:r><w:t>Executive Summary</w:t></w:r></w:p><w:p><w:r><w:t xml:space="preserve">This report provides a comprehensive overview of the organization's </w:t></w:r><w:r><w:t>performance throughout 2026. Key highlights include:</w:t></w:r></w:p><w:p><w:pPr><w:numPr><w:numId w:val="1"/><w:ilvl w:val="0"/></w:numPr></w:pPr><w:r><w:t>Revenue growth of 35% year-over-year</w:t></w:r></w:p><w:p><w:pPr><w:numPr><w:numId w:val="1"/><w:ilvl w:val="0"/></w:numPr></w:pPr><w:r><w:t>User base expanded to 25,000 active users</w:t></w:r></w:p><w:p><w:pPr><w:numPr><w:numId w:val="1"/><w:ilvl w:val="0"/></w:numPr></w:pPr><w:r><w:t>NPS score improved to 85</w:t></w:r></w:p><w:p><w:pPr><w:numPr><w:numId w:val="1"/><w:ilvl w:val="0"/></w:numPr></w:pPr><w:r><w:t>Three new product launches</w:t></w:r></w:p><w:p><w:r><w:br w:type="page"/></w:r></w:p><w:p><w:pPr><w:pStyle w:val="Heading1"/></w:pPr><w:r><w:t>1. Financial Performance</w:t></w:r></w:p><w:p><w:r><w:t>The financial performance exceeded expectations across all metrics.</w:t></w:r></w:p><w:p><w:pPr><w:pStyle w:val="Heading2"/></w:pPr><w:r><w:t>1.1 Revenue Breakdown</w:t></w:r></w:p><w:p><w:pPr><w:pStyle w:val="Heading2"/></w:pPr><w:r><w:t>1.2 Revenue Chart</w:t></w:r></w:p><w:p><w:r><w:drawing><wp:inline><wp:extent wp:cx="5486400" wp:cy="3200400"/><wp:effectExtent/><wp:docPr wp:id="92871506" wp:name="Chart 103013"/><graphic xmlns="http://schemas.openxmlformats.org/drawingml/2006/main"><graphicData uri="http://schemas.openxmlformats.org/drawingml/2006/chart"><chart xmlns="http://schemas.openxmlformats.org/drawingml/2006/chart" c:id="rIdChart1"/></graphicData></graphic></wp:inline></w:drawing></w:r></w:p><w:p><w:r><w:br w:type="page"/></w:r></w:p><w:p><w:pPr><w:pStyle w:val="Heading1"/></w:pPr><w:r><w:t>2. Product Development</w:t></w:r></w:p><w:p><w:r><w:t>Three major product launches drove growth in 2026.</w:t></w:r></w:p><w:p><w:pPr><w:numPr><w:numId w:val="2"/><w:ilvl w:val="0"/></w:numPr></w:pPr><w:r><w:t>Uniword Pro — Professional document generation</w:t></w:r></w:p><w:p><w:pPr><w:numPr><w:numId w:val="2"/><w:ilvl w:val="0"/></w:numPr></w:pPr><w:r><w:t>Uniword Cloud — Cloud-based document processing</w:t></w:r></w:p><w:p><w:pPr><w:numPr><w:numId w:val="2"/><w:ilvl w:val="0"/></w:numPr></w:pPr><w:r><w:t>Uniword API — RESTful API for document operations</w:t></w:r></w:p><w:p><w:pPr><w:pStyle w:val="Heading2"/></w:pPr><w:r><w:t>2.1 User Growth</w:t></w:r></w:p><w:p><w:r><w:drawing><wp:inline><wp:extent wp:cx="5486400" wp:cy="3200400"/><wp:effectExtent/><wp:docPr wp:id="763529333" wp:name="Chart 405442"/><graphic xmlns="http://schemas.openxmlformats.org/drawingml/2006/main"><graphicData uri="http://schemas.openxmlformats.org/drawingml/2006/chart"><chart xmlns="http://schemas.openxmlformats.org/drawingml/2006/chart" c:id="rIdChart2"/></graphicData></graphic></wp:inline></w:drawing></w:r></w:p><w:p><w:r><w:br w:type="page"/></w:r></w:p><w:p><w:pPr><w:pStyle w:val="Heading1"/></w:pPr><w:r><w:t>3. References</w:t></w:r></w:p><w:p><w:sdt><w:sdtPr><w:id w:val="1"/><w:bibliography/><w:docPartObj><w:docPartGallery w:val="Bibliographies"/><w:docPartUnique/></w:docPartObj></w:sdtPr></w:sdt></w:p><w:tbl><w:tr><w:tc><w:tcPr><w:shd w:val="clear" w:color="FFFFFF" w:fill="1F4E79"/></w:tcPr><w:p><w:r><w:t>Category</w:t></w:r></w:p></w:tc><w:tc><w:tcPr><w:shd w:val="clear" w:color="FFFFFF" w:fill="1F4E79"/></w:tcPr><w:p><w:r><w:t>Amount</w:t></w:r></w:p></w:tc><w:tc><w:tcPr><w:shd w:val="clear" w:color="FFFFFF" w:fill="1F4E79"/></w:tcPr><w:p><w:r><w:t>% of Total</w:t></w:r></w:p></w:tc></w:tr><w:tr><w:tc><w:p><w:r><w:t>Subscriptions</w:t></w:r></w:p></w:tc><w:tc><w:p><w:r><w:t>$4.2M</w:t></w:r></w:p></w:tc><w:tc><w:p><w:r><w:t>60%</w:t></w:r></w:p></w:tc></w:tr><w:tr><w:tc><w:p><w:r><w:t>Enterprise</w:t></w:r></w:p></w:tc><w:tc><w:p><w:r><w:t>$2.1M</w:t></w:r></w:p></w:tc><w:tc><w:p><w:r><w:t>30%</w:t></w:r></w:p></w:tc></w:tr><w:tr><w:tc><w:p><w:r><w:t>Services</w:t></w:r></w:p></w:tc><w:tc><w:p><w:r><w:t>$0.7M</w:t></w:r></w:p></w:tc><w:tc><w:p><w:r><w:t>10%</w:t></w:r></w:p></w:tc></w:tr><w:tr><w:tc><w:p><w:r><w:t>Total</w:t></w:r></w:p></w:tc><w:tc><w:p><w:r><w:t>$7.0M</w:t></w:r></w:p></w:tc><w:tc><w:p><w:r><w:t>100%</w:t></w:r></w:p></w:tc></w:tr></w:tbl><w:sectPr w:val="nextPage"><w:pgSz w:w="12240" w:h="15840" w:orient="portrait"/><w:pgMar w:top="1440" w:bottom="1440" w:left="1440" w:right="1440" w:header="720" w:footer="720" w:gutter="0"/><w:headerReference w:type="default" r:id="rIdHeader1"/><w:footerReference w:type="default" r:id="rIdFooter1"/></w:sectPr></w:body></w:document>
 </file>
 
 <file path=word/footer1.xml><?xml version="1.0" encoding="utf-8"?>

--- a/examples/generated/multi_section_complete.docx
+++ b/examples/generated/multi_section_complete.docx
@@ -1,6 +1,6 @@
 
 <file path=word/document.xml><?xml version="1.0" encoding="UTF-8" standalone="yes"?>
-<w:document xmlns:w="http://schemas.openxmlformats.org/wordprocessingml/2006/main" xmlns:wpc="http://schemas.microsoft.com/office/word/2010/wordprocessingCanvas" xmlns:cx="http://schemas.microsoft.com/office/drawing/2014/chartex" xmlns:cx1="http://schemas.microsoft.com/office/drawing/2015/9/8/chartex" xmlns:cx2="http://schemas.microsoft.com/office/drawing/2015/10/21/chartex" xmlns:cx3="http://schemas.microsoft.com/office/drawing/2016/5/9/chartex" xmlns:cx4="http://schemas.microsoft.com/office/drawing/2016/5/10/chartex" xmlns:cx5="http://schemas.microsoft.com/office/drawing/2016/5/11/chartex" xmlns:cx6="http://schemas.microsoft.com/office/drawing/2016/5/12/chartex" xmlns:cx7="http://schemas.microsoft.com/office/drawing/2016/5/13/chartex" xmlns:cx8="http://schemas.microsoft.com/office/drawing/2016/5/14/chartex" xmlns:mc="http://schemas.openxmlformats.org/markup-compatibility/2006" xmlns:aink="http://schemas.microsoft.com/office/drawing/2016/ink" xmlns:am3d="http://schemas.microsoft.com/office/drawing/2017/model3d" xmlns:o="urn:schemas-microsoft-com:office:office" xmlns:oel="http://schemas.microsoft.com/office/2019/extlst" xmlns:r="http://schemas.openxmlformats.org/officeDocument/2006/relationships" xmlns:m="http://schemas.openxmlformats.org/officeDocument/2006/math" xmlns:v="urn:schemas-microsoft-com:vml" xmlns:wp14="http://schemas.microsoft.com/office/word/2010/wordprocessingDrawing" xmlns:wp="http://schemas.openxmlformats.org/drawingml/2006/wordprocessingDrawing" xmlns:w10="urn:schemas-microsoft-com:office:word" xmlns:w14="http://schemas.microsoft.com/office/word/2010/wordml" xmlns:w15="http://schemas.microsoft.com/office/word/2012/wordml" xmlns:w16cex="http://schemas.microsoft.com/office/word/2018/wordml/cex" xmlns:w16cid="http://schemas.microsoft.com/office/word/2016/wordml/cid" xmlns:w16="http://schemas.microsoft.com/office/word/2018/wordml" xmlns:w16du="http://schemas.microsoft.com/office/word/2023/wordml/word16du" xmlns:w16sdtdh="http://schemas.microsoft.com/office/word/2020/wordml/sdtdatahash" xmlns:w16sdtfl="http://schemas.microsoft.com/office/word/2024/wordml/sdtformatlock" xmlns:w16se="http://schemas.microsoft.com/office/word/2015/wordml/symex" xmlns:wpg="http://schemas.microsoft.com/office/word/2010/wordprocessingGroup" xmlns:wpi="http://schemas.microsoft.com/office/word/2010/wordprocessingInk" xmlns:wne="http://schemas.microsoft.com/office/word/2006/wordml" xmlns:wps="http://schemas.microsoft.com/office/word/2010/wordprocessingShape" mc:Ignorable="w14"><w:body><w:p><w:pPr><w:pStyle w:val="Title"/></w:pPr><w:r><w:t>Annual Report 2026</w:t></w:r></w:p><w:p><w:r><w:t>Prepared by Uniword</w:t></w:r></w:p><w:p><w:r><w:t>March 26, 2026</w:t></w:r></w:p><w:p><w:r><w:br w:type="page"/></w:r></w:p><w:p><w:r><w:t>Table of Contents</w:t></w:r></w:p><w:p><w:fldChar w:fldCharType="begin"/><w:fldChar w:fldCharType="separate"/><w:fldChar w:fldCharType="end"/><w:instrText><w:text> TOC \o "1-3" \h \z \u </w:text></w:instrText></w:p><w:p><w:r><w:br w:type="page"/></w:r></w:p><w:p><w:pPr><w:pStyle w:val="Heading1"/></w:pPr><w:r><w:t>Executive Summary</w:t></w:r></w:p><w:p><w:r><w:t xml:space="preserve">This report provides a comprehensive overview of the organization's </w:t></w:r><w:r><w:t>performance throughout 2026. Key highlights include:</w:t></w:r></w:p><w:p><w:pPr><w:numPr><w:numId w:val="1"/><w:ilvl w:val="0"/></w:numPr></w:pPr><w:r><w:t>Revenue growth of 35% year-over-year</w:t></w:r></w:p><w:p><w:pPr><w:numPr><w:numId w:val="1"/><w:ilvl w:val="0"/></w:numPr></w:pPr><w:r><w:t>User base expanded to 25,000 active users</w:t></w:r></w:p><w:p><w:pPr><w:numPr><w:numId w:val="1"/><w:ilvl w:val="0"/></w:numPr></w:pPr><w:r><w:t>NPS score improved to 85</w:t></w:r></w:p><w:p><w:pPr><w:numPr><w:numId w:val="1"/><w:ilvl w:val="0"/></w:numPr></w:pPr><w:r><w:t>Three new product launches</w:t></w:r></w:p><w:p><w:r><w:br w:type="page"/></w:r></w:p><w:p><w:pPr><w:pStyle w:val="Heading1"/></w:pPr><w:r><w:t>1. Financial Performance</w:t></w:r></w:p><w:p><w:r><w:t>The financial performance exceeded expectations across all metrics.</w:t></w:r></w:p><w:p><w:pPr><w:pStyle w:val="Heading2"/></w:pPr><w:r><w:t>1.1 Revenue Breakdown</w:t></w:r></w:p><w:p><w:pPr><w:pStyle w:val="Heading2"/></w:pPr><w:r><w:t>1.2 Revenue Chart</w:t></w:r></w:p><w:p><w:r><w:drawing><wp:inline><wp:extent wp:cx="5486400" wp:cy="3200400"/><wp:effectExtent/><wp:docPr wp:id="92871506" wp:name="Chart 103013"/><graphic xmlns="http://schemas.openxmlformats.org/drawingml/2006/main"><graphicData uri="http://schemas.openxmlformats.org/drawingml/2006/chart"><chart xmlns="http://schemas.openxmlformats.org/drawingml/2006/chart" c:id="rIdChart1"/></graphicData></graphic></wp:inline></w:drawing></w:r></w:p><w:p><w:r><w:br w:type="page"/></w:r></w:p><w:p><w:pPr><w:pStyle w:val="Heading1"/></w:pPr><w:r><w:t>2. Product Development</w:t></w:r></w:p><w:p><w:r><w:t>Three major product launches drove growth in 2026.</w:t></w:r></w:p><w:p><w:pPr><w:numPr><w:numId w:val="2"/><w:ilvl w:val="0"/></w:numPr></w:pPr><w:r><w:t>Uniword Pro — Professional document generation</w:t></w:r></w:p><w:p><w:pPr><w:numPr><w:numId w:val="2"/><w:ilvl w:val="0"/></w:numPr></w:pPr><w:r><w:t>Uniword Cloud — Cloud-based document processing</w:t></w:r></w:p><w:p><w:pPr><w:numPr><w:numId w:val="2"/><w:ilvl w:val="0"/></w:numPr></w:pPr><w:r><w:t>Uniword API — RESTful API for document operations</w:t></w:r></w:p><w:p><w:pPr><w:pStyle w:val="Heading2"/></w:pPr><w:r><w:t>2.1 User Growth</w:t></w:r></w:p><w:p><w:r><w:drawing><wp:inline><wp:extent wp:cx="5486400" wp:cy="3200400"/><wp:effectExtent/><wp:docPr wp:id="763529333" wp:name="Chart 405442"/><graphic xmlns="http://schemas.openxmlformats.org/drawingml/2006/main"><graphicData uri="http://schemas.openxmlformats.org/drawingml/2006/chart"><chart xmlns="http://schemas.openxmlformats.org/drawingml/2006/chart" c:id="rIdChart2"/></graphicData></graphic></wp:inline></w:drawing></w:r></w:p><w:p><w:r><w:br w:type="page"/></w:r></w:p><w:p><w:pPr><w:pStyle w:val="Heading1"/></w:pPr><w:r><w:t>3. References</w:t></w:r></w:p><w:p><w:sdt><w:sdtPr><w:id w:val="1"/><w:bibliography/><w:docPartObj><w:docPartGallery w:val="Bibliographies"/><w:docPartUnique/></w:docPartObj></w:sdtPr></w:sdt></w:p><w:tbl><w:tr><w:tc><w:tcPr><w:shd w:val="clear" w:color="FFFFFF" w:fill="1F4E79"/></w:tcPr><w:p><w:r><w:t>Category</w:t></w:r></w:p></w:tc><w:tc><w:tcPr><w:shd w:val="clear" w:color="FFFFFF" w:fill="1F4E79"/></w:tcPr><w:p><w:r><w:t>Amount</w:t></w:r></w:p></w:tc><w:tc><w:tcPr><w:shd w:val="clear" w:color="FFFFFF" w:fill="1F4E79"/></w:tcPr><w:p><w:r><w:t>% of Total</w:t></w:r></w:p></w:tc></w:tr><w:tr><w:tc><w:p><w:r><w:t>Subscriptions</w:t></w:r></w:p></w:tc><w:tc><w:p><w:r><w:t>$4.2M</w:t></w:r></w:p></w:tc><w:tc><w:p><w:r><w:t>60%</w:t></w:r></w:p></w:tc></w:tr><w:tr><w:tc><w:p><w:r><w:t>Enterprise</w:t></w:r></w:p></w:tc><w:tc><w:p><w:r><w:t>$2.1M</w:t></w:r></w:p></w:tc><w:tc><w:p><w:r><w:t>30%</w:t></w:r></w:p></w:tc></w:tr><w:tr><w:tc><w:p><w:r><w:t>Services</w:t></w:r></w:p></w:tc><w:tc><w:p><w:r><w:t>$0.7M</w:t></w:r></w:p></w:tc><w:tc><w:p><w:r><w:t>10%</w:t></w:r></w:p></w:tc></w:tr><w:tr><w:tc><w:p><w:r><w:t>Total</w:t></w:r></w:p></w:tc><w:tc><w:p><w:r><w:t>$7.0M</w:t></w:r></w:p></w:tc><w:tc><w:p><w:r><w:t>100%</w:t></w:r></w:p></w:tc></w:tr></w:tbl><w:sectPr w:val="nextPage"><w:pgSz w:w="12240" w:h="15840" w:orient="portrait"/><w:pgMar w:top="1440" w:bottom="1440" w:left="1440" w:right="1440" w:header="720" w:footer="720" w:gutter="0"/><w:headerReference w:type="default" r:id="rIdHeader1"/><w:footerReference w:type="default" r:id="rIdFooter1"/></w:sectPr></w:body></w:document>
+<w:document xmlns:w="http://schemas.openxmlformats.org/wordprocessingml/2006/main" xmlns:wpc="http://schemas.microsoft.com/office/word/2010/wordprocessingCanvas" xmlns:cx="http://schemas.microsoft.com/office/drawing/2014/chartex" xmlns:cx1="http://schemas.microsoft.com/office/drawing/2015/9/8/chartex" xmlns:cx2="http://schemas.microsoft.com/office/drawing/2015/10/21/chartex" xmlns:cx3="http://schemas.microsoft.com/office/drawing/2016/5/9/chartex" xmlns:cx4="http://schemas.microsoft.com/office/drawing/2016/5/10/chartex" xmlns:cx5="http://schemas.microsoft.com/office/drawing/2016/5/11/chartex" xmlns:cx6="http://schemas.microsoft.com/office/drawing/2016/5/12/chartex" xmlns:cx7="http://schemas.microsoft.com/office/drawing/2016/5/13/chartex" xmlns:cx8="http://schemas.microsoft.com/office/drawing/2016/5/14/chartex" xmlns:mc="http://schemas.openxmlformats.org/markup-compatibility/2006" xmlns:aink="http://schemas.microsoft.com/office/drawing/2016/ink" xmlns:am3d="http://schemas.microsoft.com/office/drawing/2017/model3d" xmlns:o="urn:schemas-microsoft-com:office:office" xmlns:oel="http://schemas.microsoft.com/office/2019/extlst" xmlns:r="http://schemas.openxmlformats.org/officeDocument/2006/relationships" xmlns:m="http://schemas.openxmlformats.org/officeDocument/2006/math" xmlns:v="urn:schemas-microsoft-com:vml" xmlns:wp14="http://schemas.microsoft.com/office/word/2010/wordprocessingDrawing" xmlns:wp="http://schemas.openxmlformats.org/drawingml/2006/wordprocessingDrawing" xmlns:w10="urn:schemas-microsoft-com:office:word" xmlns:w14="http://schemas.microsoft.com/office/word/2010/wordml" xmlns:w15="http://schemas.microsoft.com/office/word/2012/wordml" xmlns:w16cex="http://schemas.microsoft.com/office/word/2018/wordml/cex" xmlns:w16cid="http://schemas.microsoft.com/office/word/2016/wordml/cid" xmlns:w16="http://schemas.microsoft.com/office/word/2018/wordml" xmlns:w16du="http://schemas.microsoft.com/office/word/2023/wordml/word16du" xmlns:w16sdtdh="http://schemas.microsoft.com/office/word/2020/wordml/sdtdatahash" xmlns:w16sdtfl="http://schemas.microsoft.com/office/word/2024/wordml/sdtformatlock" xmlns:w16se="http://schemas.microsoft.com/office/word/2015/wordml/symex" xmlns:wpg="http://schemas.microsoft.com/office/word/2010/wordprocessingGroup" xmlns:wpi="http://schemas.microsoft.com/office/word/2010/wordprocessingInk" xmlns:wne="http://schemas.microsoft.com/office/word/2006/wordml" xmlns:wps="http://schemas.microsoft.com/office/word/2010/wordprocessingShape" mc:Ignorable="w14"><w:body><w:p><w:pPr><w:pStyle w:val="Title"/></w:pPr><w:r><w:t>Annual Report 2026</w:t></w:r></w:p><w:p><w:r><w:t>Prepared by Uniword</w:t></w:r></w:p><w:p><w:r><w:t>March 26, 2026</w:t></w:r></w:p><w:p><w:r><w:br w:type="page"/></w:r></w:p><w:p><w:r><w:t>Table of Contents</w:t></w:r></w:p><w:p><w:fldChar w:fldCharType="begin"/><w:fldChar w:fldCharType="separate"/><w:fldChar w:fldCharType="end"/><w:instrText><w:text> TOC \o "1-3" \h \z \u </w:text></w:instrText></w:p><w:p><w:r><w:br w:type="page"/></w:r></w:p><w:p><w:pPr><w:pStyle w:val="Heading1"/></w:pPr><w:r><w:t>Executive Summary</w:t></w:r></w:p><w:p><w:r><w:t xml:space="preserve">This report provides a comprehensive overview of the organization's </w:t></w:r><w:r><w:t>performance throughout 2026. Key highlights include:</w:t></w:r></w:p><w:p><w:pPr><w:numPr><w:numId w:val="1"/><w:ilvl w:val="0"/></w:numPr></w:pPr><w:r><w:t>Revenue growth of 35% year-over-year</w:t></w:r></w:p><w:p><w:pPr><w:numPr><w:numId w:val="1"/><w:ilvl w:val="0"/></w:numPr></w:pPr><w:r><w:t>User base expanded to 25,000 active users</w:t></w:r></w:p><w:p><w:pPr><w:numPr><w:numId w:val="1"/><w:ilvl w:val="0"/></w:numPr></w:pPr><w:r><w:t>NPS score improved to 85</w:t></w:r></w:p><w:p><w:pPr><w:numPr><w:numId w:val="1"/><w:ilvl w:val="0"/></w:numPr></w:pPr><w:r><w:t>Three new product launches</w:t></w:r></w:p><w:p><w:r><w:br w:type="page"/></w:r></w:p><w:p><w:pPr><w:pStyle w:val="Heading1"/></w:pPr><w:r><w:t>1. Financial Performance</w:t></w:r></w:p><w:p><w:r><w:t>The financial performance exceeded expectations across all metrics.</w:t></w:r></w:p><w:p><w:pPr><w:pStyle w:val="Heading2"/></w:pPr><w:r><w:t>1.1 Revenue Breakdown</w:t></w:r></w:p><w:p><w:pPr><w:pStyle w:val="Heading2"/></w:pPr><w:r><w:t>1.2 Revenue Chart</w:t></w:r></w:p><w:p><w:r><w:drawing><wp:inline><wp:extent wp:cx="5486400" wp:cy="3200400"/><wp:effectExtent/><wp:docPr wp:id="97382128" wp:name="Chart 793551"/><graphic xmlns="http://schemas.openxmlformats.org/drawingml/2006/main"><graphicData uri="http://schemas.openxmlformats.org/drawingml/2006/chart"><chart xmlns="http://schemas.openxmlformats.org/drawingml/2006/chart" c:id="rIdChart1"/></graphicData></graphic></wp:inline></w:drawing></w:r></w:p><w:p><w:r><w:br w:type="page"/></w:r></w:p><w:p><w:pPr><w:pStyle w:val="Heading1"/></w:pPr><w:r><w:t>2. Product Development</w:t></w:r></w:p><w:p><w:r><w:t>Three major product launches drove growth in 2026.</w:t></w:r></w:p><w:p><w:pPr><w:numPr><w:numId w:val="2"/><w:ilvl w:val="0"/></w:numPr></w:pPr><w:r><w:t>Uniword Pro — Professional document generation</w:t></w:r></w:p><w:p><w:pPr><w:numPr><w:numId w:val="2"/><w:ilvl w:val="0"/></w:numPr></w:pPr><w:r><w:t>Uniword Cloud — Cloud-based document processing</w:t></w:r></w:p><w:p><w:pPr><w:numPr><w:numId w:val="2"/><w:ilvl w:val="0"/></w:numPr></w:pPr><w:r><w:t>Uniword API — RESTful API for document operations</w:t></w:r></w:p><w:p><w:pPr><w:pStyle w:val="Heading2"/></w:pPr><w:r><w:t>2.1 User Growth</w:t></w:r></w:p><w:p><w:r><w:drawing><wp:inline><wp:extent wp:cx="5486400" wp:cy="3200400"/><wp:effectExtent/><wp:docPr wp:id="790909118" wp:name="Chart 192249"/><graphic xmlns="http://schemas.openxmlformats.org/drawingml/2006/main"><graphicData uri="http://schemas.openxmlformats.org/drawingml/2006/chart"><chart xmlns="http://schemas.openxmlformats.org/drawingml/2006/chart" c:id="rIdChart2"/></graphicData></graphic></wp:inline></w:drawing></w:r></w:p><w:p><w:r><w:br w:type="page"/></w:r></w:p><w:p><w:pPr><w:pStyle w:val="Heading1"/></w:pPr><w:r><w:t>3. References</w:t></w:r></w:p><w:p><w:sdt><w:sdtPr><w:id w:val="1"/><w:bibliography/><w:docPartObj><w:docPartGallery w:val="Bibliographies"/><w:docPartUnique/></w:docPartObj></w:sdtPr></w:sdt></w:p><w:tbl><w:tr><w:tc><w:tcPr><w:shd w:val="clear" w:color="FFFFFF" w:fill="1F4E79"/></w:tcPr><w:p><w:r><w:t>Category</w:t></w:r></w:p></w:tc><w:tc><w:tcPr><w:shd w:val="clear" w:color="FFFFFF" w:fill="1F4E79"/></w:tcPr><w:p><w:r><w:t>Amount</w:t></w:r></w:p></w:tc><w:tc><w:tcPr><w:shd w:val="clear" w:color="FFFFFF" w:fill="1F4E79"/></w:tcPr><w:p><w:r><w:t>% of Total</w:t></w:r></w:p></w:tc></w:tr><w:tr><w:tc><w:p><w:r><w:t>Subscriptions</w:t></w:r></w:p></w:tc><w:tc><w:p><w:r><w:t>$4.2M</w:t></w:r></w:p></w:tc><w:tc><w:p><w:r><w:t>60%</w:t></w:r></w:p></w:tc></w:tr><w:tr><w:tc><w:p><w:r><w:t>Enterprise</w:t></w:r></w:p></w:tc><w:tc><w:p><w:r><w:t>$2.1M</w:t></w:r></w:p></w:tc><w:tc><w:p><w:r><w:t>30%</w:t></w:r></w:p></w:tc></w:tr><w:tr><w:tc><w:p><w:r><w:t>Services</w:t></w:r></w:p></w:tc><w:tc><w:p><w:r><w:t>$0.7M</w:t></w:r></w:p></w:tc><w:tc><w:p><w:r><w:t>10%</w:t></w:r></w:p></w:tc></w:tr><w:tr><w:tc><w:p><w:r><w:t>Total</w:t></w:r></w:p></w:tc><w:tc><w:p><w:r><w:t>$7.0M</w:t></w:r></w:p></w:tc><w:tc><w:p><w:r><w:t>100%</w:t></w:r></w:p></w:tc></w:tr></w:tbl><w:sectPr w:val="nextPage"><w:pgSz w:w="12240" w:h="15840" w:orient="portrait"/><w:pgMar w:top="1440" w:bottom="1440" w:left="1440" w:right="1440" w:header="720" w:footer="720" w:gutter="0"/><w:headerReference w:type="default" r:id="rIdHeader1"/><w:footerReference w:type="default" r:id="rIdFooter1"/></w:sectPr></w:body></w:document>
 </file>
 
 <file path=word/footer1.xml><?xml version="1.0" encoding="utf-8"?>

--- a/examples/generated/multi_section_complete.docx
+++ b/examples/generated/multi_section_complete.docx
@@ -1,6 +1,6 @@
 
 <file path=word/document.xml><?xml version="1.0" encoding="UTF-8" standalone="yes"?>
-<w:document xmlns:w="http://schemas.openxmlformats.org/wordprocessingml/2006/main" xmlns:wpc="http://schemas.microsoft.com/office/word/2010/wordprocessingCanvas" xmlns:cx="http://schemas.microsoft.com/office/drawing/2014/chartex" xmlns:cx1="http://schemas.microsoft.com/office/drawing/2015/9/8/chartex" xmlns:cx2="http://schemas.microsoft.com/office/drawing/2015/10/21/chartex" xmlns:cx3="http://schemas.microsoft.com/office/drawing/2016/5/9/chartex" xmlns:cx4="http://schemas.microsoft.com/office/drawing/2016/5/10/chartex" xmlns:cx5="http://schemas.microsoft.com/office/drawing/2016/5/11/chartex" xmlns:cx6="http://schemas.microsoft.com/office/drawing/2016/5/12/chartex" xmlns:cx7="http://schemas.microsoft.com/office/drawing/2016/5/13/chartex" xmlns:cx8="http://schemas.microsoft.com/office/drawing/2016/5/14/chartex" xmlns:mc="http://schemas.openxmlformats.org/markup-compatibility/2006" xmlns:aink="http://schemas.microsoft.com/office/drawing/2016/ink" xmlns:am3d="http://schemas.microsoft.com/office/drawing/2017/model3d" xmlns:o="urn:schemas-microsoft-com:office:office" xmlns:oel="http://schemas.microsoft.com/office/2019/extlst" xmlns:r="http://schemas.openxmlformats.org/officeDocument/2006/relationships" xmlns:m="http://schemas.openxmlformats.org/officeDocument/2006/math" xmlns:v="urn:schemas-microsoft-com:vml" xmlns:wp14="http://schemas.microsoft.com/office/word/2010/wordprocessingDrawing" xmlns:wp="http://schemas.openxmlformats.org/drawingml/2006/wordprocessingDrawing" xmlns:w10="urn:schemas-microsoft-com:office:word" xmlns:w14="http://schemas.microsoft.com/office/word/2010/wordml" xmlns:w15="http://schemas.microsoft.com/office/word/2012/wordml" xmlns:w16cex="http://schemas.microsoft.com/office/word/2018/wordml/cex" xmlns:w16cid="http://schemas.microsoft.com/office/word/2016/wordml/cid" xmlns:w16="http://schemas.microsoft.com/office/word/2018/wordml" xmlns:w16du="http://schemas.microsoft.com/office/word/2023/wordml/word16du" xmlns:w16sdtdh="http://schemas.microsoft.com/office/word/2020/wordml/sdtdatahash" xmlns:w16sdtfl="http://schemas.microsoft.com/office/word/2024/wordml/sdtformatlock" xmlns:w16se="http://schemas.microsoft.com/office/word/2015/wordml/symex" xmlns:wpg="http://schemas.microsoft.com/office/word/2010/wordprocessingGroup" xmlns:wpi="http://schemas.microsoft.com/office/word/2010/wordprocessingInk" xmlns:wne="http://schemas.microsoft.com/office/word/2006/wordml" xmlns:wps="http://schemas.microsoft.com/office/word/2010/wordprocessingShape" mc:Ignorable="w14"><w:body><w:p><w:pPr><w:pStyle w:val="Title"/></w:pPr><w:r><w:t>Annual Report 2026</w:t></w:r></w:p><w:p><w:r><w:t>Prepared by Uniword</w:t></w:r></w:p><w:p><w:r><w:t>March 26, 2026</w:t></w:r></w:p><w:p><w:r><w:br w:type="page"/></w:r></w:p><w:p><w:r><w:t>Table of Contents</w:t></w:r></w:p><w:p><w:fldChar w:fldCharType="begin"/><w:fldChar w:fldCharType="separate"/><w:fldChar w:fldCharType="end"/><w:instrText><w:text> TOC \o "1-3" \h \z \u </w:text></w:instrText></w:p><w:p><w:r><w:br w:type="page"/></w:r></w:p><w:p><w:pPr><w:pStyle w:val="Heading1"/></w:pPr><w:r><w:t>Executive Summary</w:t></w:r></w:p><w:p><w:r><w:t xml:space="preserve">This report provides a comprehensive overview of the organization's </w:t></w:r><w:r><w:t>performance throughout 2026. Key highlights include:</w:t></w:r></w:p><w:p><w:pPr><w:numPr><w:numId w:val="1"/><w:ilvl w:val="0"/></w:numPr></w:pPr><w:r><w:t>Revenue growth of 35% year-over-year</w:t></w:r></w:p><w:p><w:pPr><w:numPr><w:numId w:val="1"/><w:ilvl w:val="0"/></w:numPr></w:pPr><w:r><w:t>User base expanded to 25,000 active users</w:t></w:r></w:p><w:p><w:pPr><w:numPr><w:numId w:val="1"/><w:ilvl w:val="0"/></w:numPr></w:pPr><w:r><w:t>NPS score improved to 85</w:t></w:r></w:p><w:p><w:pPr><w:numPr><w:numId w:val="1"/><w:ilvl w:val="0"/></w:numPr></w:pPr><w:r><w:t>Three new product launches</w:t></w:r></w:p><w:p><w:r><w:br w:type="page"/></w:r></w:p><w:p><w:pPr><w:pStyle w:val="Heading1"/></w:pPr><w:r><w:t>1. Financial Performance</w:t></w:r></w:p><w:p><w:r><w:t>The financial performance exceeded expectations across all metrics.</w:t></w:r></w:p><w:p><w:pPr><w:pStyle w:val="Heading2"/></w:pPr><w:r><w:t>1.1 Revenue Breakdown</w:t></w:r></w:p><w:p><w:pPr><w:pStyle w:val="Heading2"/></w:pPr><w:r><w:t>1.2 Revenue Chart</w:t></w:r></w:p><w:p><w:r><w:drawing><wp:inline><wp:extent wp:cx="5486400" wp:cy="3200400"/><wp:effectExtent/><wp:docPr wp:id="97382128" wp:name="Chart 793551"/><graphic xmlns="http://schemas.openxmlformats.org/drawingml/2006/main"><graphicData uri="http://schemas.openxmlformats.org/drawingml/2006/chart"><chart xmlns="http://schemas.openxmlformats.org/drawingml/2006/chart" c:id="rIdChart1"/></graphicData></graphic></wp:inline></w:drawing></w:r></w:p><w:p><w:r><w:br w:type="page"/></w:r></w:p><w:p><w:pPr><w:pStyle w:val="Heading1"/></w:pPr><w:r><w:t>2. Product Development</w:t></w:r></w:p><w:p><w:r><w:t>Three major product launches drove growth in 2026.</w:t></w:r></w:p><w:p><w:pPr><w:numPr><w:numId w:val="2"/><w:ilvl w:val="0"/></w:numPr></w:pPr><w:r><w:t>Uniword Pro — Professional document generation</w:t></w:r></w:p><w:p><w:pPr><w:numPr><w:numId w:val="2"/><w:ilvl w:val="0"/></w:numPr></w:pPr><w:r><w:t>Uniword Cloud — Cloud-based document processing</w:t></w:r></w:p><w:p><w:pPr><w:numPr><w:numId w:val="2"/><w:ilvl w:val="0"/></w:numPr></w:pPr><w:r><w:t>Uniword API — RESTful API for document operations</w:t></w:r></w:p><w:p><w:pPr><w:pStyle w:val="Heading2"/></w:pPr><w:r><w:t>2.1 User Growth</w:t></w:r></w:p><w:p><w:r><w:drawing><wp:inline><wp:extent wp:cx="5486400" wp:cy="3200400"/><wp:effectExtent/><wp:docPr wp:id="790909118" wp:name="Chart 192249"/><graphic xmlns="http://schemas.openxmlformats.org/drawingml/2006/main"><graphicData uri="http://schemas.openxmlformats.org/drawingml/2006/chart"><chart xmlns="http://schemas.openxmlformats.org/drawingml/2006/chart" c:id="rIdChart2"/></graphicData></graphic></wp:inline></w:drawing></w:r></w:p><w:p><w:r><w:br w:type="page"/></w:r></w:p><w:p><w:pPr><w:pStyle w:val="Heading1"/></w:pPr><w:r><w:t>3. References</w:t></w:r></w:p><w:p><w:sdt><w:sdtPr><w:id w:val="1"/><w:bibliography/><w:docPartObj><w:docPartGallery w:val="Bibliographies"/><w:docPartUnique/></w:docPartObj></w:sdtPr></w:sdt></w:p><w:tbl><w:tr><w:tc><w:tcPr><w:shd w:val="clear" w:color="FFFFFF" w:fill="1F4E79"/></w:tcPr><w:p><w:r><w:t>Category</w:t></w:r></w:p></w:tc><w:tc><w:tcPr><w:shd w:val="clear" w:color="FFFFFF" w:fill="1F4E79"/></w:tcPr><w:p><w:r><w:t>Amount</w:t></w:r></w:p></w:tc><w:tc><w:tcPr><w:shd w:val="clear" w:color="FFFFFF" w:fill="1F4E79"/></w:tcPr><w:p><w:r><w:t>% of Total</w:t></w:r></w:p></w:tc></w:tr><w:tr><w:tc><w:p><w:r><w:t>Subscriptions</w:t></w:r></w:p></w:tc><w:tc><w:p><w:r><w:t>$4.2M</w:t></w:r></w:p></w:tc><w:tc><w:p><w:r><w:t>60%</w:t></w:r></w:p></w:tc></w:tr><w:tr><w:tc><w:p><w:r><w:t>Enterprise</w:t></w:r></w:p></w:tc><w:tc><w:p><w:r><w:t>$2.1M</w:t></w:r></w:p></w:tc><w:tc><w:p><w:r><w:t>30%</w:t></w:r></w:p></w:tc></w:tr><w:tr><w:tc><w:p><w:r><w:t>Services</w:t></w:r></w:p></w:tc><w:tc><w:p><w:r><w:t>$0.7M</w:t></w:r></w:p></w:tc><w:tc><w:p><w:r><w:t>10%</w:t></w:r></w:p></w:tc></w:tr><w:tr><w:tc><w:p><w:r><w:t>Total</w:t></w:r></w:p></w:tc><w:tc><w:p><w:r><w:t>$7.0M</w:t></w:r></w:p></w:tc><w:tc><w:p><w:r><w:t>100%</w:t></w:r></w:p></w:tc></w:tr></w:tbl><w:sectPr w:val="nextPage"><w:pgSz w:w="12240" w:h="15840" w:orient="portrait"/><w:pgMar w:top="1440" w:bottom="1440" w:left="1440" w:right="1440" w:header="720" w:footer="720" w:gutter="0"/><w:headerReference w:type="default" r:id="rIdHeader1"/><w:footerReference w:type="default" r:id="rIdFooter1"/></w:sectPr></w:body></w:document>
+<w:document xmlns:w="http://schemas.openxmlformats.org/wordprocessingml/2006/main" xmlns:wpc="http://schemas.microsoft.com/office/word/2010/wordprocessingCanvas" xmlns:cx="http://schemas.microsoft.com/office/drawing/2014/chartex" xmlns:cx1="http://schemas.microsoft.com/office/drawing/2015/9/8/chartex" xmlns:cx2="http://schemas.microsoft.com/office/drawing/2015/10/21/chartex" xmlns:cx3="http://schemas.microsoft.com/office/drawing/2016/5/9/chartex" xmlns:cx4="http://schemas.microsoft.com/office/drawing/2016/5/10/chartex" xmlns:cx5="http://schemas.microsoft.com/office/drawing/2016/5/11/chartex" xmlns:cx6="http://schemas.microsoft.com/office/drawing/2016/5/12/chartex" xmlns:cx7="http://schemas.microsoft.com/office/drawing/2016/5/13/chartex" xmlns:cx8="http://schemas.microsoft.com/office/drawing/2016/5/14/chartex" xmlns:mc="http://schemas.openxmlformats.org/markup-compatibility/2006" xmlns:aink="http://schemas.microsoft.com/office/drawing/2016/ink" xmlns:am3d="http://schemas.microsoft.com/office/drawing/2017/model3d" xmlns:o="urn:schemas-microsoft-com:office:office" xmlns:oel="http://schemas.microsoft.com/office/2019/extlst" xmlns:r="http://schemas.openxmlformats.org/officeDocument/2006/relationships" xmlns:m="http://schemas.openxmlformats.org/officeDocument/2006/math" xmlns:v="urn:schemas-microsoft-com:vml" xmlns:wp14="http://schemas.microsoft.com/office/word/2010/wordprocessingDrawing" xmlns:wp="http://schemas.openxmlformats.org/drawingml/2006/wordprocessingDrawing" xmlns:w10="urn:schemas-microsoft-com:office:word" xmlns:w14="http://schemas.microsoft.com/office/word/2010/wordml" xmlns:w15="http://schemas.microsoft.com/office/word/2012/wordml" xmlns:w16cex="http://schemas.microsoft.com/office/word/2018/wordml/cex" xmlns:w16cid="http://schemas.microsoft.com/office/word/2016/wordml/cid" xmlns:w16="http://schemas.microsoft.com/office/word/2018/wordml" xmlns:w16du="http://schemas.microsoft.com/office/word/2023/wordml/word16du" xmlns:w16sdtdh="http://schemas.microsoft.com/office/word/2020/wordml/sdtdatahash" xmlns:w16sdtfl="http://schemas.microsoft.com/office/word/2024/wordml/sdtformatlock" xmlns:w16se="http://schemas.microsoft.com/office/word/2015/wordml/symex" xmlns:wpg="http://schemas.microsoft.com/office/word/2010/wordprocessingGroup" xmlns:wpi="http://schemas.microsoft.com/office/word/2010/wordprocessingInk" xmlns:wne="http://schemas.microsoft.com/office/word/2006/wordml" xmlns:wps="http://schemas.microsoft.com/office/word/2010/wordprocessingShape" mc:Ignorable="w14"><w:body><w:p><w:pPr><w:pStyle w:val="Title"/></w:pPr><w:r><w:t>Annual Report 2026</w:t></w:r></w:p><w:p><w:r><w:t>Prepared by Uniword</w:t></w:r></w:p><w:p><w:r><w:t>March 26, 2026</w:t></w:r></w:p><w:p><w:r><w:br w:type="page"/></w:r></w:p><w:p><w:r><w:t>Table of Contents</w:t></w:r></w:p><w:p><w:fldChar w:fldCharType="begin"/><w:fldChar w:fldCharType="separate"/><w:fldChar w:fldCharType="end"/><w:instrText><w:text> TOC \o "1-3" \h \z \u </w:text></w:instrText></w:p><w:p><w:r><w:br w:type="page"/></w:r></w:p><w:p><w:pPr><w:pStyle w:val="Heading1"/></w:pPr><w:r><w:t>Executive Summary</w:t></w:r></w:p><w:p><w:r><w:t xml:space="preserve">This report provides a comprehensive overview of the organization's </w:t></w:r><w:r><w:t>performance throughout 2026. Key highlights include:</w:t></w:r></w:p><w:p><w:pPr><w:numPr><w:numId w:val="1"/><w:ilvl w:val="0"/></w:numPr></w:pPr><w:r><w:t>Revenue growth of 35% year-over-year</w:t></w:r></w:p><w:p><w:pPr><w:numPr><w:numId w:val="1"/><w:ilvl w:val="0"/></w:numPr></w:pPr><w:r><w:t>User base expanded to 25,000 active users</w:t></w:r></w:p><w:p><w:pPr><w:numPr><w:numId w:val="1"/><w:ilvl w:val="0"/></w:numPr></w:pPr><w:r><w:t>NPS score improved to 85</w:t></w:r></w:p><w:p><w:pPr><w:numPr><w:numId w:val="1"/><w:ilvl w:val="0"/></w:numPr></w:pPr><w:r><w:t>Three new product launches</w:t></w:r></w:p><w:p><w:r><w:br w:type="page"/></w:r></w:p><w:p><w:pPr><w:pStyle w:val="Heading1"/></w:pPr><w:r><w:t>1. Financial Performance</w:t></w:r></w:p><w:p><w:r><w:t>The financial performance exceeded expectations across all metrics.</w:t></w:r></w:p><w:p><w:pPr><w:pStyle w:val="Heading2"/></w:pPr><w:r><w:t>1.1 Revenue Breakdown</w:t></w:r></w:p><w:p><w:pPr><w:pStyle w:val="Heading2"/></w:pPr><w:r><w:t>1.2 Revenue Chart</w:t></w:r></w:p><w:p><w:r><w:drawing><wp:inline><wp:extent wp:cx="5486400" wp:cy="3200400"/><wp:effectExtent/><wp:docPr wp:id="105582282" wp:name="Chart 413828"/><graphic xmlns="http://schemas.openxmlformats.org/drawingml/2006/main"><graphicData uri="http://schemas.openxmlformats.org/drawingml/2006/chart"><chart xmlns="http://schemas.openxmlformats.org/drawingml/2006/chart" c:id="rIdChart1"/></graphicData></graphic></wp:inline></w:drawing></w:r></w:p><w:p><w:r><w:br w:type="page"/></w:r></w:p><w:p><w:pPr><w:pStyle w:val="Heading1"/></w:pPr><w:r><w:t>2. Product Development</w:t></w:r></w:p><w:p><w:r><w:t>Three major product launches drove growth in 2026.</w:t></w:r></w:p><w:p><w:pPr><w:numPr><w:numId w:val="2"/><w:ilvl w:val="0"/></w:numPr></w:pPr><w:r><w:t>Uniword Pro — Professional document generation</w:t></w:r></w:p><w:p><w:pPr><w:numPr><w:numId w:val="2"/><w:ilvl w:val="0"/></w:numPr></w:pPr><w:r><w:t>Uniword Cloud — Cloud-based document processing</w:t></w:r></w:p><w:p><w:pPr><w:numPr><w:numId w:val="2"/><w:ilvl w:val="0"/></w:numPr></w:pPr><w:r><w:t>Uniword API — RESTful API for document operations</w:t></w:r></w:p><w:p><w:pPr><w:pStyle w:val="Heading2"/></w:pPr><w:r><w:t>2.1 User Growth</w:t></w:r></w:p><w:p><w:r><w:drawing><wp:inline><wp:extent wp:cx="5486400" wp:cy="3200400"/><wp:effectExtent/><wp:docPr wp:id="944254878" wp:name="Chart 976530"/><graphic xmlns="http://schemas.openxmlformats.org/drawingml/2006/main"><graphicData uri="http://schemas.openxmlformats.org/drawingml/2006/chart"><chart xmlns="http://schemas.openxmlformats.org/drawingml/2006/chart" c:id="rIdChart2"/></graphicData></graphic></wp:inline></w:drawing></w:r></w:p><w:p><w:r><w:br w:type="page"/></w:r></w:p><w:p><w:pPr><w:pStyle w:val="Heading1"/></w:pPr><w:r><w:t>3. References</w:t></w:r></w:p><w:p><w:sdt><w:sdtPr><w:id w:val="1"/><w:bibliography/><w:docPartObj><w:docPartGallery w:val="Bibliographies"/><w:docPartUnique/></w:docPartObj></w:sdtPr></w:sdt></w:p><w:tbl><w:tr><w:tc><w:tcPr><w:shd w:val="clear" w:color="FFFFFF" w:fill="1F4E79"/></w:tcPr><w:p><w:r><w:t>Category</w:t></w:r></w:p></w:tc><w:tc><w:tcPr><w:shd w:val="clear" w:color="FFFFFF" w:fill="1F4E79"/></w:tcPr><w:p><w:r><w:t>Amount</w:t></w:r></w:p></w:tc><w:tc><w:tcPr><w:shd w:val="clear" w:color="FFFFFF" w:fill="1F4E79"/></w:tcPr><w:p><w:r><w:t>% of Total</w:t></w:r></w:p></w:tc></w:tr><w:tr><w:tc><w:p><w:r><w:t>Subscriptions</w:t></w:r></w:p></w:tc><w:tc><w:p><w:r><w:t>$4.2M</w:t></w:r></w:p></w:tc><w:tc><w:p><w:r><w:t>60%</w:t></w:r></w:p></w:tc></w:tr><w:tr><w:tc><w:p><w:r><w:t>Enterprise</w:t></w:r></w:p></w:tc><w:tc><w:p><w:r><w:t>$2.1M</w:t></w:r></w:p></w:tc><w:tc><w:p><w:r><w:t>30%</w:t></w:r></w:p></w:tc></w:tr><w:tr><w:tc><w:p><w:r><w:t>Services</w:t></w:r></w:p></w:tc><w:tc><w:p><w:r><w:t>$0.7M</w:t></w:r></w:p></w:tc><w:tc><w:p><w:r><w:t>10%</w:t></w:r></w:p></w:tc></w:tr><w:tr><w:tc><w:p><w:r><w:t>Total</w:t></w:r></w:p></w:tc><w:tc><w:p><w:r><w:t>$7.0M</w:t></w:r></w:p></w:tc><w:tc><w:p><w:r><w:t>100%</w:t></w:r></w:p></w:tc></w:tr></w:tbl><w:sectPr w:val="nextPage"><w:pgSz w:w="12240" w:h="15840" w:orient="portrait"/><w:pgMar w:top="1440" w:bottom="1440" w:left="1440" w:right="1440" w:header="720" w:footer="720" w:gutter="0"/><w:headerReference w:type="default" r:id="rIdHeader1"/><w:footerReference w:type="default" r:id="rIdFooter1"/></w:sectPr></w:body></w:document>
 </file>
 
 <file path=word/footer1.xml><?xml version="1.0" encoding="utf-8"?>

--- a/examples/generated/multi_section_complete.docx
+++ b/examples/generated/multi_section_complete.docx
@@ -1,6 +1,6 @@
 
 <file path=word/document.xml><?xml version="1.0" encoding="UTF-8" standalone="yes"?>
-<w:document xmlns:w="http://schemas.openxmlformats.org/wordprocessingml/2006/main" xmlns:wpc="http://schemas.microsoft.com/office/word/2010/wordprocessingCanvas" xmlns:cx="http://schemas.microsoft.com/office/drawing/2014/chartex" xmlns:cx1="http://schemas.microsoft.com/office/drawing/2015/9/8/chartex" xmlns:cx2="http://schemas.microsoft.com/office/drawing/2015/10/21/chartex" xmlns:cx3="http://schemas.microsoft.com/office/drawing/2016/5/9/chartex" xmlns:cx4="http://schemas.microsoft.com/office/drawing/2016/5/10/chartex" xmlns:cx5="http://schemas.microsoft.com/office/drawing/2016/5/11/chartex" xmlns:cx6="http://schemas.microsoft.com/office/drawing/2016/5/12/chartex" xmlns:cx7="http://schemas.microsoft.com/office/drawing/2016/5/13/chartex" xmlns:cx8="http://schemas.microsoft.com/office/drawing/2016/5/14/chartex" xmlns:mc="http://schemas.openxmlformats.org/markup-compatibility/2006" xmlns:aink="http://schemas.microsoft.com/office/drawing/2016/ink" xmlns:am3d="http://schemas.microsoft.com/office/drawing/2017/model3d" xmlns:o="urn:schemas-microsoft-com:office:office" xmlns:oel="http://schemas.microsoft.com/office/2019/extlst" xmlns:r="http://schemas.openxmlformats.org/officeDocument/2006/relationships" xmlns:m="http://schemas.openxmlformats.org/officeDocument/2006/math" xmlns:v="urn:schemas-microsoft-com:vml" xmlns:wp14="http://schemas.microsoft.com/office/word/2010/wordprocessingDrawing" xmlns:wp="http://schemas.openxmlformats.org/drawingml/2006/wordprocessingDrawing" xmlns:w10="urn:schemas-microsoft-com:office:word" xmlns:w14="http://schemas.microsoft.com/office/word/2010/wordml" xmlns:w15="http://schemas.microsoft.com/office/word/2012/wordml" xmlns:w16cex="http://schemas.microsoft.com/office/word/2018/wordml/cex" xmlns:w16cid="http://schemas.microsoft.com/office/word/2016/wordml/cid" xmlns:w16="http://schemas.microsoft.com/office/word/2018/wordml" xmlns:w16du="http://schemas.microsoft.com/office/word/2023/wordml/word16du" xmlns:w16sdtdh="http://schemas.microsoft.com/office/word/2020/wordml/sdtdatahash" xmlns:w16sdtfl="http://schemas.microsoft.com/office/word/2024/wordml/sdtformatlock" xmlns:w16se="http://schemas.microsoft.com/office/word/2015/wordml/symex" xmlns:wpg="http://schemas.microsoft.com/office/word/2010/wordprocessingGroup" xmlns:wpi="http://schemas.microsoft.com/office/word/2010/wordprocessingInk" xmlns:wne="http://schemas.microsoft.com/office/word/2006/wordml" xmlns:wps="http://schemas.microsoft.com/office/word/2010/wordprocessingShape" mc:Ignorable="w14"><w:body><w:p><w:pPr><w:pStyle w:val="Title"/></w:pPr><w:r><w:t>Annual Report 2026</w:t></w:r></w:p><w:p><w:r><w:t>Prepared by Uniword</w:t></w:r></w:p><w:p><w:r><w:t>March 26, 2026</w:t></w:r></w:p><w:p><w:r><w:br w:type="page"/></w:r></w:p><w:p><w:r><w:t>Table of Contents</w:t></w:r></w:p><w:p><w:fldChar w:fldCharType="begin"/><w:fldChar w:fldCharType="separate"/><w:fldChar w:fldCharType="end"/><w:instrText><w:text> TOC \o "1-3" \h \z \u </w:text></w:instrText></w:p><w:p><w:r><w:br w:type="page"/></w:r></w:p><w:p><w:pPr><w:pStyle w:val="Heading1"/></w:pPr><w:r><w:t>Executive Summary</w:t></w:r></w:p><w:p><w:r><w:t xml:space="preserve">This report provides a comprehensive overview of the organization's </w:t></w:r><w:r><w:t>performance throughout 2026. Key highlights include:</w:t></w:r></w:p><w:p><w:pPr><w:numPr><w:numId w:val="1"/><w:ilvl w:val="0"/></w:numPr></w:pPr><w:r><w:t>Revenue growth of 35% year-over-year</w:t></w:r></w:p><w:p><w:pPr><w:numPr><w:numId w:val="1"/><w:ilvl w:val="0"/></w:numPr></w:pPr><w:r><w:t>User base expanded to 25,000 active users</w:t></w:r></w:p><w:p><w:pPr><w:numPr><w:numId w:val="1"/><w:ilvl w:val="0"/></w:numPr></w:pPr><w:r><w:t>NPS score improved to 85</w:t></w:r></w:p><w:p><w:pPr><w:numPr><w:numId w:val="1"/><w:ilvl w:val="0"/></w:numPr></w:pPr><w:r><w:t>Three new product launches</w:t></w:r></w:p><w:p><w:r><w:br w:type="page"/></w:r></w:p><w:p><w:pPr><w:pStyle w:val="Heading1"/></w:pPr><w:r><w:t>1. Financial Performance</w:t></w:r></w:p><w:p><w:r><w:t>The financial performance exceeded expectations across all metrics.</w:t></w:r></w:p><w:p><w:pPr><w:pStyle w:val="Heading2"/></w:pPr><w:r><w:t>1.1 Revenue Breakdown</w:t></w:r></w:p><w:p><w:pPr><w:pStyle w:val="Heading2"/></w:pPr><w:r><w:t>1.2 Revenue Chart</w:t></w:r></w:p><w:p><w:r><w:drawing><wp:inline><wp:extent wp:cx="5486400" wp:cy="3200400"/><wp:effectExtent/><wp:docPr wp:id="105582282" wp:name="Chart 413828"/><graphic xmlns="http://schemas.openxmlformats.org/drawingml/2006/main"><graphicData uri="http://schemas.openxmlformats.org/drawingml/2006/chart"><chart xmlns="http://schemas.openxmlformats.org/drawingml/2006/chart" c:id="rIdChart1"/></graphicData></graphic></wp:inline></w:drawing></w:r></w:p><w:p><w:r><w:br w:type="page"/></w:r></w:p><w:p><w:pPr><w:pStyle w:val="Heading1"/></w:pPr><w:r><w:t>2. Product Development</w:t></w:r></w:p><w:p><w:r><w:t>Three major product launches drove growth in 2026.</w:t></w:r></w:p><w:p><w:pPr><w:numPr><w:numId w:val="2"/><w:ilvl w:val="0"/></w:numPr></w:pPr><w:r><w:t>Uniword Pro — Professional document generation</w:t></w:r></w:p><w:p><w:pPr><w:numPr><w:numId w:val="2"/><w:ilvl w:val="0"/></w:numPr></w:pPr><w:r><w:t>Uniword Cloud — Cloud-based document processing</w:t></w:r></w:p><w:p><w:pPr><w:numPr><w:numId w:val="2"/><w:ilvl w:val="0"/></w:numPr></w:pPr><w:r><w:t>Uniword API — RESTful API for document operations</w:t></w:r></w:p><w:p><w:pPr><w:pStyle w:val="Heading2"/></w:pPr><w:r><w:t>2.1 User Growth</w:t></w:r></w:p><w:p><w:r><w:drawing><wp:inline><wp:extent wp:cx="5486400" wp:cy="3200400"/><wp:effectExtent/><wp:docPr wp:id="944254878" wp:name="Chart 976530"/><graphic xmlns="http://schemas.openxmlformats.org/drawingml/2006/main"><graphicData uri="http://schemas.openxmlformats.org/drawingml/2006/chart"><chart xmlns="http://schemas.openxmlformats.org/drawingml/2006/chart" c:id="rIdChart2"/></graphicData></graphic></wp:inline></w:drawing></w:r></w:p><w:p><w:r><w:br w:type="page"/></w:r></w:p><w:p><w:pPr><w:pStyle w:val="Heading1"/></w:pPr><w:r><w:t>3. References</w:t></w:r></w:p><w:p><w:sdt><w:sdtPr><w:id w:val="1"/><w:bibliography/><w:docPartObj><w:docPartGallery w:val="Bibliographies"/><w:docPartUnique/></w:docPartObj></w:sdtPr></w:sdt></w:p><w:tbl><w:tr><w:tc><w:tcPr><w:shd w:val="clear" w:color="FFFFFF" w:fill="1F4E79"/></w:tcPr><w:p><w:r><w:t>Category</w:t></w:r></w:p></w:tc><w:tc><w:tcPr><w:shd w:val="clear" w:color="FFFFFF" w:fill="1F4E79"/></w:tcPr><w:p><w:r><w:t>Amount</w:t></w:r></w:p></w:tc><w:tc><w:tcPr><w:shd w:val="clear" w:color="FFFFFF" w:fill="1F4E79"/></w:tcPr><w:p><w:r><w:t>% of Total</w:t></w:r></w:p></w:tc></w:tr><w:tr><w:tc><w:p><w:r><w:t>Subscriptions</w:t></w:r></w:p></w:tc><w:tc><w:p><w:r><w:t>$4.2M</w:t></w:r></w:p></w:tc><w:tc><w:p><w:r><w:t>60%</w:t></w:r></w:p></w:tc></w:tr><w:tr><w:tc><w:p><w:r><w:t>Enterprise</w:t></w:r></w:p></w:tc><w:tc><w:p><w:r><w:t>$2.1M</w:t></w:r></w:p></w:tc><w:tc><w:p><w:r><w:t>30%</w:t></w:r></w:p></w:tc></w:tr><w:tr><w:tc><w:p><w:r><w:t>Services</w:t></w:r></w:p></w:tc><w:tc><w:p><w:r><w:t>$0.7M</w:t></w:r></w:p></w:tc><w:tc><w:p><w:r><w:t>10%</w:t></w:r></w:p></w:tc></w:tr><w:tr><w:tc><w:p><w:r><w:t>Total</w:t></w:r></w:p></w:tc><w:tc><w:p><w:r><w:t>$7.0M</w:t></w:r></w:p></w:tc><w:tc><w:p><w:r><w:t>100%</w:t></w:r></w:p></w:tc></w:tr></w:tbl><w:sectPr w:val="nextPage"><w:pgSz w:w="12240" w:h="15840" w:orient="portrait"/><w:pgMar w:top="1440" w:bottom="1440" w:left="1440" w:right="1440" w:header="720" w:footer="720" w:gutter="0"/><w:headerReference w:type="default" r:id="rIdHeader1"/><w:footerReference w:type="default" r:id="rIdFooter1"/></w:sectPr></w:body></w:document>
+<w:document xmlns:w="http://schemas.openxmlformats.org/wordprocessingml/2006/main" xmlns:wpc="http://schemas.microsoft.com/office/word/2010/wordprocessingCanvas" xmlns:cx="http://schemas.microsoft.com/office/drawing/2014/chartex" xmlns:cx1="http://schemas.microsoft.com/office/drawing/2015/9/8/chartex" xmlns:cx2="http://schemas.microsoft.com/office/drawing/2015/10/21/chartex" xmlns:cx3="http://schemas.microsoft.com/office/drawing/2016/5/9/chartex" xmlns:cx4="http://schemas.microsoft.com/office/drawing/2016/5/10/chartex" xmlns:cx5="http://schemas.microsoft.com/office/drawing/2016/5/11/chartex" xmlns:cx6="http://schemas.microsoft.com/office/drawing/2016/5/12/chartex" xmlns:cx7="http://schemas.microsoft.com/office/drawing/2016/5/13/chartex" xmlns:cx8="http://schemas.microsoft.com/office/drawing/2016/5/14/chartex" xmlns:mc="http://schemas.openxmlformats.org/markup-compatibility/2006" xmlns:aink="http://schemas.microsoft.com/office/drawing/2016/ink" xmlns:am3d="http://schemas.microsoft.com/office/drawing/2017/model3d" xmlns:o="urn:schemas-microsoft-com:office:office" xmlns:oel="http://schemas.microsoft.com/office/2019/extlst" xmlns:r="http://schemas.openxmlformats.org/officeDocument/2006/relationships" xmlns:m="http://schemas.openxmlformats.org/officeDocument/2006/math" xmlns:v="urn:schemas-microsoft-com:vml" xmlns:wp14="http://schemas.microsoft.com/office/word/2010/wordprocessingDrawing" xmlns:wp="http://schemas.openxmlformats.org/drawingml/2006/wordprocessingDrawing" xmlns:w10="urn:schemas-microsoft-com:office:word" xmlns:w14="http://schemas.microsoft.com/office/word/2010/wordml" xmlns:w15="http://schemas.microsoft.com/office/word/2012/wordml" xmlns:w16cex="http://schemas.microsoft.com/office/word/2018/wordml/cex" xmlns:w16cid="http://schemas.microsoft.com/office/word/2016/wordml/cid" xmlns:w16="http://schemas.microsoft.com/office/word/2018/wordml" xmlns:w16du="http://schemas.microsoft.com/office/word/2023/wordml/word16du" xmlns:w16sdtdh="http://schemas.microsoft.com/office/word/2020/wordml/sdtdatahash" xmlns:w16sdtfl="http://schemas.microsoft.com/office/word/2024/wordml/sdtformatlock" xmlns:w16se="http://schemas.microsoft.com/office/word/2015/wordml/symex" xmlns:wpg="http://schemas.microsoft.com/office/word/2010/wordprocessingGroup" xmlns:wpi="http://schemas.microsoft.com/office/word/2010/wordprocessingInk" xmlns:wne="http://schemas.microsoft.com/office/word/2006/wordml" xmlns:wps="http://schemas.microsoft.com/office/word/2010/wordprocessingShape" mc:Ignorable="w14"><w:body><w:p><w:pPr><w:pStyle w:val="Title"/></w:pPr><w:r><w:t>Annual Report 2026</w:t></w:r></w:p><w:p><w:r><w:t>Prepared by Uniword</w:t></w:r></w:p><w:p><w:r><w:t>March 26, 2026</w:t></w:r></w:p><w:p><w:r><w:br w:type="page"/></w:r></w:p><w:p><w:r><w:t>Table of Contents</w:t></w:r></w:p><w:p><w:fldChar w:fldCharType="begin"/><w:fldChar w:fldCharType="separate"/><w:fldChar w:fldCharType="end"/><w:instrText><w:text> TOC \o "1-3" \h \z \u </w:text></w:instrText></w:p><w:p><w:r><w:br w:type="page"/></w:r></w:p><w:p><w:pPr><w:pStyle w:val="Heading1"/></w:pPr><w:r><w:t>Executive Summary</w:t></w:r></w:p><w:p><w:r><w:t xml:space="preserve">This report provides a comprehensive overview of the organization's </w:t></w:r><w:r><w:t>performance throughout 2026. Key highlights include:</w:t></w:r></w:p><w:p><w:pPr><w:numPr><w:numId w:val="1"/><w:ilvl w:val="0"/></w:numPr></w:pPr><w:r><w:t>Revenue growth of 35% year-over-year</w:t></w:r></w:p><w:p><w:pPr><w:numPr><w:numId w:val="1"/><w:ilvl w:val="0"/></w:numPr></w:pPr><w:r><w:t>User base expanded to 25,000 active users</w:t></w:r></w:p><w:p><w:pPr><w:numPr><w:numId w:val="1"/><w:ilvl w:val="0"/></w:numPr></w:pPr><w:r><w:t>NPS score improved to 85</w:t></w:r></w:p><w:p><w:pPr><w:numPr><w:numId w:val="1"/><w:ilvl w:val="0"/></w:numPr></w:pPr><w:r><w:t>Three new product launches</w:t></w:r></w:p><w:p><w:r><w:br w:type="page"/></w:r></w:p><w:p><w:pPr><w:pStyle w:val="Heading1"/></w:pPr><w:r><w:t>1. Financial Performance</w:t></w:r></w:p><w:p><w:r><w:t>The financial performance exceeded expectations across all metrics.</w:t></w:r></w:p><w:p><w:pPr><w:pStyle w:val="Heading2"/></w:pPr><w:r><w:t>1.1 Revenue Breakdown</w:t></w:r></w:p><w:p><w:pPr><w:pStyle w:val="Heading2"/></w:pPr><w:r><w:t>1.2 Revenue Chart</w:t></w:r></w:p><w:p><w:r><w:drawing><wp:inline><wp:extent wp:cx="5486400" wp:cy="3200400"/><wp:effectExtent/><wp:docPr wp:id="904256656" wp:name="Chart 713687"/><graphic xmlns="http://schemas.openxmlformats.org/drawingml/2006/main"><graphicData uri="http://schemas.openxmlformats.org/drawingml/2006/chart"><chart xmlns="http://schemas.openxmlformats.org/drawingml/2006/chart" c:id="rIdChart1"/></graphicData></graphic></wp:inline></w:drawing></w:r></w:p><w:p><w:r><w:br w:type="page"/></w:r></w:p><w:p><w:pPr><w:pStyle w:val="Heading1"/></w:pPr><w:r><w:t>2. Product Development</w:t></w:r></w:p><w:p><w:r><w:t>Three major product launches drove growth in 2026.</w:t></w:r></w:p><w:p><w:pPr><w:numPr><w:numId w:val="2"/><w:ilvl w:val="0"/></w:numPr></w:pPr><w:r><w:t>Uniword Pro — Professional document generation</w:t></w:r></w:p><w:p><w:pPr><w:numPr><w:numId w:val="2"/><w:ilvl w:val="0"/></w:numPr></w:pPr><w:r><w:t>Uniword Cloud — Cloud-based document processing</w:t></w:r></w:p><w:p><w:pPr><w:numPr><w:numId w:val="2"/><w:ilvl w:val="0"/></w:numPr></w:pPr><w:r><w:t>Uniword API — RESTful API for document operations</w:t></w:r></w:p><w:p><w:pPr><w:pStyle w:val="Heading2"/></w:pPr><w:r><w:t>2.1 User Growth</w:t></w:r></w:p><w:p><w:r><w:drawing><wp:inline><wp:extent wp:cx="5486400" wp:cy="3200400"/><wp:effectExtent/><wp:docPr wp:id="966739137" wp:name="Chart 25755"/><graphic xmlns="http://schemas.openxmlformats.org/drawingml/2006/main"><graphicData uri="http://schemas.openxmlformats.org/drawingml/2006/chart"><chart xmlns="http://schemas.openxmlformats.org/drawingml/2006/chart" c:id="rIdChart2"/></graphicData></graphic></wp:inline></w:drawing></w:r></w:p><w:p><w:r><w:br w:type="page"/></w:r></w:p><w:p><w:pPr><w:pStyle w:val="Heading1"/></w:pPr><w:r><w:t>3. References</w:t></w:r></w:p><w:p><w:sdt><w:sdtPr><w:id w:val="1"/><w:bibliography/><w:docPartObj><w:docPartGallery w:val="Bibliographies"/><w:docPartUnique/></w:docPartObj></w:sdtPr></w:sdt></w:p><w:tbl><w:tr><w:tc><w:tcPr><w:shd w:val="clear" w:color="FFFFFF" w:fill="1F4E79"/></w:tcPr><w:p><w:r><w:t>Category</w:t></w:r></w:p></w:tc><w:tc><w:tcPr><w:shd w:val="clear" w:color="FFFFFF" w:fill="1F4E79"/></w:tcPr><w:p><w:r><w:t>Amount</w:t></w:r></w:p></w:tc><w:tc><w:tcPr><w:shd w:val="clear" w:color="FFFFFF" w:fill="1F4E79"/></w:tcPr><w:p><w:r><w:t>% of Total</w:t></w:r></w:p></w:tc></w:tr><w:tr><w:tc><w:p><w:r><w:t>Subscriptions</w:t></w:r></w:p></w:tc><w:tc><w:p><w:r><w:t>$4.2M</w:t></w:r></w:p></w:tc><w:tc><w:p><w:r><w:t>60%</w:t></w:r></w:p></w:tc></w:tr><w:tr><w:tc><w:p><w:r><w:t>Enterprise</w:t></w:r></w:p></w:tc><w:tc><w:p><w:r><w:t>$2.1M</w:t></w:r></w:p></w:tc><w:tc><w:p><w:r><w:t>30%</w:t></w:r></w:p></w:tc></w:tr><w:tr><w:tc><w:p><w:r><w:t>Services</w:t></w:r></w:p></w:tc><w:tc><w:p><w:r><w:t>$0.7M</w:t></w:r></w:p></w:tc><w:tc><w:p><w:r><w:t>10%</w:t></w:r></w:p></w:tc></w:tr><w:tr><w:tc><w:p><w:r><w:t>Total</w:t></w:r></w:p></w:tc><w:tc><w:p><w:r><w:t>$7.0M</w:t></w:r></w:p></w:tc><w:tc><w:p><w:r><w:t>100%</w:t></w:r></w:p></w:tc></w:tr></w:tbl><w:sectPr w:val="nextPage"><w:pgSz w:w="12240" w:h="15840" w:orient="portrait"/><w:pgMar w:top="1440" w:bottom="1440" w:left="1440" w:right="1440" w:header="720" w:footer="720" w:gutter="0"/><w:headerReference w:type="default" r:id="rIdHeader1"/><w:footerReference w:type="default" r:id="rIdFooter1"/></w:sectPr></w:body></w:document>
 </file>
 
 <file path=word/footer1.xml><?xml version="1.0" encoding="utf-8"?>

--- a/examples/generated/multi_section_complete.docx
+++ b/examples/generated/multi_section_complete.docx
@@ -1,6 +1,392 @@
 
 <file path=word/document.xml><?xml version="1.0" encoding="UTF-8" standalone="yes"?>
-<w:document xmlns:w="http://schemas.openxmlformats.org/wordprocessingml/2006/main" xmlns:wpc="http://schemas.microsoft.com/office/word/2010/wordprocessingCanvas" xmlns:cx="http://schemas.microsoft.com/office/drawing/2014/chartex" xmlns:cx1="http://schemas.microsoft.com/office/drawing/2015/9/8/chartex" xmlns:cx2="http://schemas.microsoft.com/office/drawing/2015/10/21/chartex" xmlns:cx3="http://schemas.microsoft.com/office/drawing/2016/5/9/chartex" xmlns:cx4="http://schemas.microsoft.com/office/drawing/2016/5/10/chartex" xmlns:cx5="http://schemas.microsoft.com/office/drawing/2016/5/11/chartex" xmlns:cx6="http://schemas.microsoft.com/office/drawing/2016/5/12/chartex" xmlns:cx7="http://schemas.microsoft.com/office/drawing/2016/5/13/chartex" xmlns:cx8="http://schemas.microsoft.com/office/drawing/2016/5/14/chartex" xmlns:mc="http://schemas.openxmlformats.org/markup-compatibility/2006" xmlns:aink="http://schemas.microsoft.com/office/drawing/2016/ink" xmlns:am3d="http://schemas.microsoft.com/office/drawing/2017/model3d" xmlns:o="urn:schemas-microsoft-com:office:office" xmlns:oel="http://schemas.microsoft.com/office/2019/extlst" xmlns:r="http://schemas.openxmlformats.org/officeDocument/2006/relationships" xmlns:m="http://schemas.openxmlformats.org/officeDocument/2006/math" xmlns:v="urn:schemas-microsoft-com:vml" xmlns:wp14="http://schemas.microsoft.com/office/word/2010/wordprocessingDrawing" xmlns:wp="http://schemas.openxmlformats.org/drawingml/2006/wordprocessingDrawing" xmlns:w10="urn:schemas-microsoft-com:office:word" xmlns:w14="http://schemas.microsoft.com/office/word/2010/wordml" xmlns:w15="http://schemas.microsoft.com/office/word/2012/wordml" xmlns:w16cex="http://schemas.microsoft.com/office/word/2018/wordml/cex" xmlns:w16cid="http://schemas.microsoft.com/office/word/2016/wordml/cid" xmlns:w16="http://schemas.microsoft.com/office/word/2018/wordml" xmlns:w16du="http://schemas.microsoft.com/office/word/2023/wordml/word16du" xmlns:w16sdtdh="http://schemas.microsoft.com/office/word/2020/wordml/sdtdatahash" xmlns:w16sdtfl="http://schemas.microsoft.com/office/word/2024/wordml/sdtformatlock" xmlns:w16se="http://schemas.microsoft.com/office/word/2015/wordml/symex" xmlns:wpg="http://schemas.microsoft.com/office/word/2010/wordprocessingGroup" xmlns:wpi="http://schemas.microsoft.com/office/word/2010/wordprocessingInk" xmlns:wne="http://schemas.microsoft.com/office/word/2006/wordml" xmlns:wps="http://schemas.microsoft.com/office/word/2010/wordprocessingShape" mc:Ignorable="w14"><w:body><w:p><w:pPr><w:pStyle w:val="Title"/></w:pPr><w:r><w:t>Annual Report 2026</w:t></w:r></w:p><w:p><w:r><w:t>Prepared by Uniword</w:t></w:r></w:p><w:p><w:r><w:t>March 26, 2026</w:t></w:r></w:p><w:p><w:r><w:br w:type="page"/></w:r></w:p><w:p><w:r><w:t>Table of Contents</w:t></w:r></w:p><w:p><w:fldChar w:fldCharType="begin"/><w:fldChar w:fldCharType="separate"/><w:fldChar w:fldCharType="end"/><w:instrText><w:text> TOC \o "1-3" \h \z \u </w:text></w:instrText></w:p><w:p><w:r><w:br w:type="page"/></w:r></w:p><w:p><w:pPr><w:pStyle w:val="Heading1"/></w:pPr><w:r><w:t>Executive Summary</w:t></w:r></w:p><w:p><w:r><w:t xml:space="preserve">This report provides a comprehensive overview of the organization's </w:t></w:r><w:r><w:t>performance throughout 2026. Key highlights include:</w:t></w:r></w:p><w:p><w:pPr><w:numPr><w:numId w:val="1"/><w:ilvl w:val="0"/></w:numPr></w:pPr><w:r><w:t>Revenue growth of 35% year-over-year</w:t></w:r></w:p><w:p><w:pPr><w:numPr><w:numId w:val="1"/><w:ilvl w:val="0"/></w:numPr></w:pPr><w:r><w:t>User base expanded to 25,000 active users</w:t></w:r></w:p><w:p><w:pPr><w:numPr><w:numId w:val="1"/><w:ilvl w:val="0"/></w:numPr></w:pPr><w:r><w:t>NPS score improved to 85</w:t></w:r></w:p><w:p><w:pPr><w:numPr><w:numId w:val="1"/><w:ilvl w:val="0"/></w:numPr></w:pPr><w:r><w:t>Three new product launches</w:t></w:r></w:p><w:p><w:r><w:br w:type="page"/></w:r></w:p><w:p><w:pPr><w:pStyle w:val="Heading1"/></w:pPr><w:r><w:t>1. Financial Performance</w:t></w:r></w:p><w:p><w:r><w:t>The financial performance exceeded expectations across all metrics.</w:t></w:r></w:p><w:p><w:pPr><w:pStyle w:val="Heading2"/></w:pPr><w:r><w:t>1.1 Revenue Breakdown</w:t></w:r></w:p><w:p><w:pPr><w:pStyle w:val="Heading2"/></w:pPr><w:r><w:t>1.2 Revenue Chart</w:t></w:r></w:p><w:p><w:r><w:drawing><wp:inline><wp:extent wp:cx="5486400" wp:cy="3200400"/><wp:effectExtent/><wp:docPr wp:id="904256656" wp:name="Chart 713687"/><graphic xmlns="http://schemas.openxmlformats.org/drawingml/2006/main"><graphicData uri="http://schemas.openxmlformats.org/drawingml/2006/chart"><chart xmlns="http://schemas.openxmlformats.org/drawingml/2006/chart" c:id="rIdChart1"/></graphicData></graphic></wp:inline></w:drawing></w:r></w:p><w:p><w:r><w:br w:type="page"/></w:r></w:p><w:p><w:pPr><w:pStyle w:val="Heading1"/></w:pPr><w:r><w:t>2. Product Development</w:t></w:r></w:p><w:p><w:r><w:t>Three major product launches drove growth in 2026.</w:t></w:r></w:p><w:p><w:pPr><w:numPr><w:numId w:val="2"/><w:ilvl w:val="0"/></w:numPr></w:pPr><w:r><w:t>Uniword Pro — Professional document generation</w:t></w:r></w:p><w:p><w:pPr><w:numPr><w:numId w:val="2"/><w:ilvl w:val="0"/></w:numPr></w:pPr><w:r><w:t>Uniword Cloud — Cloud-based document processing</w:t></w:r></w:p><w:p><w:pPr><w:numPr><w:numId w:val="2"/><w:ilvl w:val="0"/></w:numPr></w:pPr><w:r><w:t>Uniword API — RESTful API for document operations</w:t></w:r></w:p><w:p><w:pPr><w:pStyle w:val="Heading2"/></w:pPr><w:r><w:t>2.1 User Growth</w:t></w:r></w:p><w:p><w:r><w:drawing><wp:inline><wp:extent wp:cx="5486400" wp:cy="3200400"/><wp:effectExtent/><wp:docPr wp:id="966739137" wp:name="Chart 25755"/><graphic xmlns="http://schemas.openxmlformats.org/drawingml/2006/main"><graphicData uri="http://schemas.openxmlformats.org/drawingml/2006/chart"><chart xmlns="http://schemas.openxmlformats.org/drawingml/2006/chart" c:id="rIdChart2"/></graphicData></graphic></wp:inline></w:drawing></w:r></w:p><w:p><w:r><w:br w:type="page"/></w:r></w:p><w:p><w:pPr><w:pStyle w:val="Heading1"/></w:pPr><w:r><w:t>3. References</w:t></w:r></w:p><w:p><w:sdt><w:sdtPr><w:id w:val="1"/><w:bibliography/><w:docPartObj><w:docPartGallery w:val="Bibliographies"/><w:docPartUnique/></w:docPartObj></w:sdtPr></w:sdt></w:p><w:tbl><w:tr><w:tc><w:tcPr><w:shd w:val="clear" w:color="FFFFFF" w:fill="1F4E79"/></w:tcPr><w:p><w:r><w:t>Category</w:t></w:r></w:p></w:tc><w:tc><w:tcPr><w:shd w:val="clear" w:color="FFFFFF" w:fill="1F4E79"/></w:tcPr><w:p><w:r><w:t>Amount</w:t></w:r></w:p></w:tc><w:tc><w:tcPr><w:shd w:val="clear" w:color="FFFFFF" w:fill="1F4E79"/></w:tcPr><w:p><w:r><w:t>% of Total</w:t></w:r></w:p></w:tc></w:tr><w:tr><w:tc><w:p><w:r><w:t>Subscriptions</w:t></w:r></w:p></w:tc><w:tc><w:p><w:r><w:t>$4.2M</w:t></w:r></w:p></w:tc><w:tc><w:p><w:r><w:t>60%</w:t></w:r></w:p></w:tc></w:tr><w:tr><w:tc><w:p><w:r><w:t>Enterprise</w:t></w:r></w:p></w:tc><w:tc><w:p><w:r><w:t>$2.1M</w:t></w:r></w:p></w:tc><w:tc><w:p><w:r><w:t>30%</w:t></w:r></w:p></w:tc></w:tr><w:tr><w:tc><w:p><w:r><w:t>Services</w:t></w:r></w:p></w:tc><w:tc><w:p><w:r><w:t>$0.7M</w:t></w:r></w:p></w:tc><w:tc><w:p><w:r><w:t>10%</w:t></w:r></w:p></w:tc></w:tr><w:tr><w:tc><w:p><w:r><w:t>Total</w:t></w:r></w:p></w:tc><w:tc><w:p><w:r><w:t>$7.0M</w:t></w:r></w:p></w:tc><w:tc><w:p><w:r><w:t>100%</w:t></w:r></w:p></w:tc></w:tr></w:tbl><w:sectPr w:val="nextPage"><w:pgSz w:w="12240" w:h="15840" w:orient="portrait"/><w:pgMar w:top="1440" w:bottom="1440" w:left="1440" w:right="1440" w:header="720" w:footer="720" w:gutter="0"/><w:headerReference w:type="default" r:id="rIdHeader1"/><w:footerReference w:type="default" r:id="rIdFooter1"/></w:sectPr></w:body></w:document>
+<w:document xmlns:w="http://schemas.openxmlformats.org/wordprocessingml/2006/main" xmlns:wpc="http://schemas.microsoft.com/office/word/2010/wordprocessingCanvas" xmlns:cx="http://schemas.microsoft.com/office/drawing/2014/chartex" xmlns:cx1="http://schemas.microsoft.com/office/drawing/2015/9/8/chartex" xmlns:cx2="http://schemas.microsoft.com/office/drawing/2015/10/21/chartex" xmlns:cx3="http://schemas.microsoft.com/office/drawing/2016/5/9/chartex" xmlns:cx4="http://schemas.microsoft.com/office/drawing/2016/5/10/chartex" xmlns:cx5="http://schemas.microsoft.com/office/drawing/2016/5/11/chartex" xmlns:cx6="http://schemas.microsoft.com/office/drawing/2016/5/12/chartex" xmlns:cx7="http://schemas.microsoft.com/office/drawing/2016/5/13/chartex" xmlns:cx8="http://schemas.microsoft.com/office/drawing/2016/5/14/chartex" xmlns:mc="http://schemas.openxmlformats.org/markup-compatibility/2006" xmlns:aink="http://schemas.microsoft.com/office/drawing/2016/ink" xmlns:am3d="http://schemas.microsoft.com/office/drawing/2017/model3d" xmlns:o="urn:schemas-microsoft-com:office:office" xmlns:oel="http://schemas.microsoft.com/office/2019/extlst" xmlns:r="http://schemas.openxmlformats.org/officeDocument/2006/relationships" xmlns:m="http://schemas.openxmlformats.org/officeDocument/2006/math" xmlns:v="urn:schemas-microsoft-com:vml" xmlns:wp14="http://schemas.microsoft.com/office/word/2010/wordprocessingDrawing" xmlns:wp="http://schemas.openxmlformats.org/drawingml/2006/wordprocessingDrawing" xmlns:w10="urn:schemas-microsoft-com:office:word" xmlns:w14="http://schemas.microsoft.com/office/word/2010/wordml" xmlns:w15="http://schemas.microsoft.com/office/word/2012/wordml" xmlns:w16cex="http://schemas.microsoft.com/office/word/2018/wordml/cex" xmlns:w16cid="http://schemas.microsoft.com/office/word/2016/wordml/cid" xmlns:w16="http://schemas.microsoft.com/office/word/2018/wordml" xmlns:w16du="http://schemas.microsoft.com/office/word/2023/wordml/word16du" xmlns:w16sdtdh="http://schemas.microsoft.com/office/word/2020/wordml/sdtdatahash" xmlns:w16sdtfl="http://schemas.microsoft.com/office/word/2024/wordml/sdtformatlock" xmlns:w16se="http://schemas.microsoft.com/office/word/2015/wordml/symex" xmlns:wpg="http://schemas.microsoft.com/office/word/2010/wordprocessingGroup" xmlns:wpi="http://schemas.microsoft.com/office/word/2010/wordprocessingInk" xmlns:wne="http://schemas.microsoft.com/office/word/2006/wordml" xmlns:wps="http://schemas.microsoft.com/office/word/2010/wordprocessingShape" mc:Ignorable="w14">
+  <w:body>
+    <w:p>
+      <w:pPr>
+        <w:pStyle w:val="Title"/>
+      </w:pPr>
+      <w:r>
+        <w:t>Annual Report 2026</w:t>
+      </w:r>
+    </w:p>
+    <w:p>
+      <w:r>
+        <w:t>Prepared by Uniword</w:t>
+      </w:r>
+    </w:p>
+    <w:p>
+      <w:r>
+        <w:t>March 26, 2026</w:t>
+      </w:r>
+    </w:p>
+    <w:p>
+      <w:r>
+        <w:br w:type="page"/>
+      </w:r>
+    </w:p>
+    <w:p>
+      <w:r>
+        <w:t>Table of Contents</w:t>
+      </w:r>
+    </w:p>
+    <w:p>
+      <w:fldChar w:fldCharType="begin"/>
+      <w:fldChar w:fldCharType="separate"/>
+      <w:fldChar w:fldCharType="end"/>
+      <w:instrText>
+        <w:text> TOC \o "1-3" \h \z \u </w:text>
+      </w:instrText>
+    </w:p>
+    <w:p>
+      <w:r>
+        <w:br w:type="page"/>
+      </w:r>
+    </w:p>
+    <w:p>
+      <w:pPr>
+        <w:pStyle w:val="Heading1"/>
+      </w:pPr>
+      <w:r>
+        <w:t>Executive Summary</w:t>
+      </w:r>
+    </w:p>
+    <w:p>
+      <w:r>
+        <w:t xml:space="preserve">This report provides a comprehensive overview of the organization's </w:t>
+      </w:r>
+      <w:r>
+        <w:t>performance throughout 2026. Key highlights include:</w:t>
+      </w:r>
+    </w:p>
+    <w:p>
+      <w:pPr>
+        <w:numPr>
+          <w:numId w:val="1"/>
+          <w:ilvl w:val="0"/>
+        </w:numPr>
+      </w:pPr>
+      <w:r>
+        <w:t>Revenue growth of 35% year-over-year</w:t>
+      </w:r>
+    </w:p>
+    <w:p>
+      <w:pPr>
+        <w:numPr>
+          <w:numId w:val="1"/>
+          <w:ilvl w:val="0"/>
+        </w:numPr>
+      </w:pPr>
+      <w:r>
+        <w:t>User base expanded to 25,000 active users</w:t>
+      </w:r>
+    </w:p>
+    <w:p>
+      <w:pPr>
+        <w:numPr>
+          <w:numId w:val="1"/>
+          <w:ilvl w:val="0"/>
+        </w:numPr>
+      </w:pPr>
+      <w:r>
+        <w:t>NPS score improved to 85</w:t>
+      </w:r>
+    </w:p>
+    <w:p>
+      <w:pPr>
+        <w:numPr>
+          <w:numId w:val="1"/>
+          <w:ilvl w:val="0"/>
+        </w:numPr>
+      </w:pPr>
+      <w:r>
+        <w:t>Three new product launches</w:t>
+      </w:r>
+    </w:p>
+    <w:p>
+      <w:r>
+        <w:br w:type="page"/>
+      </w:r>
+    </w:p>
+    <w:p>
+      <w:pPr>
+        <w:pStyle w:val="Heading1"/>
+      </w:pPr>
+      <w:r>
+        <w:t>1. Financial Performance</w:t>
+      </w:r>
+    </w:p>
+    <w:p>
+      <w:r>
+        <w:t>The financial performance exceeded expectations across all metrics.</w:t>
+      </w:r>
+    </w:p>
+    <w:p>
+      <w:pPr>
+        <w:pStyle w:val="Heading2"/>
+      </w:pPr>
+      <w:r>
+        <w:t>1.1 Revenue Breakdown</w:t>
+      </w:r>
+    </w:p>
+    <w:p>
+      <w:pPr>
+        <w:pStyle w:val="Heading2"/>
+      </w:pPr>
+      <w:r>
+        <w:t>1.2 Revenue Chart</w:t>
+      </w:r>
+    </w:p>
+    <w:p>
+      <w:r>
+        <w:drawing>
+          <wp:inline>
+            <wp:extent wp:cx="5486400" wp:cy="3200400"/>
+            <wp:effectExtent/>
+            <wp:docPr wp:id="347343784" wp:name="Chart bar"/>
+            <graphic xmlns="http://schemas.openxmlformats.org/drawingml/2006/main">
+              <graphicData uri="http://schemas.openxmlformats.org/drawingml/2006/chart">
+                <chart xmlns="http://schemas.openxmlformats.org/drawingml/2006/chart" c:id="rIdChart1"/>
+              </graphicData>
+            </graphic>
+          </wp:inline>
+        </w:drawing>
+      </w:r>
+    </w:p>
+    <w:p>
+      <w:r>
+        <w:br w:type="page"/>
+      </w:r>
+    </w:p>
+    <w:p>
+      <w:pPr>
+        <w:pStyle w:val="Heading1"/>
+      </w:pPr>
+      <w:r>
+        <w:t>2. Product Development</w:t>
+      </w:r>
+    </w:p>
+    <w:p>
+      <w:r>
+        <w:t>Three major product launches drove growth in 2026.</w:t>
+      </w:r>
+    </w:p>
+    <w:p>
+      <w:pPr>
+        <w:numPr>
+          <w:numId w:val="2"/>
+          <w:ilvl w:val="0"/>
+        </w:numPr>
+      </w:pPr>
+      <w:r>
+        <w:t>Uniword Pro — Professional document generation</w:t>
+      </w:r>
+    </w:p>
+    <w:p>
+      <w:pPr>
+        <w:numPr>
+          <w:numId w:val="2"/>
+          <w:ilvl w:val="0"/>
+        </w:numPr>
+      </w:pPr>
+      <w:r>
+        <w:t>Uniword Cloud — Cloud-based document processing</w:t>
+      </w:r>
+    </w:p>
+    <w:p>
+      <w:pPr>
+        <w:numPr>
+          <w:numId w:val="2"/>
+          <w:ilvl w:val="0"/>
+        </w:numPr>
+      </w:pPr>
+      <w:r>
+        <w:t>Uniword API — RESTful API for document operations</w:t>
+      </w:r>
+    </w:p>
+    <w:p>
+      <w:pPr>
+        <w:pStyle w:val="Heading2"/>
+      </w:pPr>
+      <w:r>
+        <w:t>2.1 User Growth</w:t>
+      </w:r>
+    </w:p>
+    <w:p>
+      <w:r>
+        <w:drawing>
+          <wp:inline>
+            <wp:extent wp:cx="5486400" wp:cy="3200400"/>
+            <wp:effectExtent/>
+            <wp:docPr wp:id="263562126" wp:name="Chart line"/>
+            <graphic xmlns="http://schemas.openxmlformats.org/drawingml/2006/main">
+              <graphicData uri="http://schemas.openxmlformats.org/drawingml/2006/chart">
+                <chart xmlns="http://schemas.openxmlformats.org/drawingml/2006/chart" c:id="rIdChart2"/>
+              </graphicData>
+            </graphic>
+          </wp:inline>
+        </w:drawing>
+      </w:r>
+    </w:p>
+    <w:p>
+      <w:r>
+        <w:br w:type="page"/>
+      </w:r>
+    </w:p>
+    <w:p>
+      <w:pPr>
+        <w:pStyle w:val="Heading1"/>
+      </w:pPr>
+      <w:r>
+        <w:t>3. References</w:t>
+      </w:r>
+    </w:p>
+    <w:p>
+      <w:sdt>
+        <w:sdtPr>
+          <w:id w:val="1"/>
+          <w:bibliography/>
+          <w:docPartObj>
+            <w:docPartGallery w:val="Bibliographies"/>
+            <w:docPartUnique/>
+          </w:docPartObj>
+        </w:sdtPr>
+      </w:sdt>
+    </w:p>
+    <w:tbl>
+      <w:tr>
+        <w:tc>
+          <w:tcPr>
+            <w:shd w:val="clear" w:color="FFFFFF" w:fill="1F4E79"/>
+          </w:tcPr>
+          <w:p>
+            <w:r>
+              <w:t>Category</w:t>
+            </w:r>
+          </w:p>
+        </w:tc>
+        <w:tc>
+          <w:tcPr>
+            <w:shd w:val="clear" w:color="FFFFFF" w:fill="1F4E79"/>
+          </w:tcPr>
+          <w:p>
+            <w:r>
+              <w:t>Amount</w:t>
+            </w:r>
+          </w:p>
+        </w:tc>
+        <w:tc>
+          <w:tcPr>
+            <w:shd w:val="clear" w:color="FFFFFF" w:fill="1F4E79"/>
+          </w:tcPr>
+          <w:p>
+            <w:r>
+              <w:t>% of Total</w:t>
+            </w:r>
+          </w:p>
+        </w:tc>
+      </w:tr>
+      <w:tr>
+        <w:tc>
+          <w:p>
+            <w:r>
+              <w:t>Subscriptions</w:t>
+            </w:r>
+          </w:p>
+        </w:tc>
+        <w:tc>
+          <w:p>
+            <w:r>
+              <w:t>$4.2M</w:t>
+            </w:r>
+          </w:p>
+        </w:tc>
+        <w:tc>
+          <w:p>
+            <w:r>
+              <w:t>60%</w:t>
+            </w:r>
+          </w:p>
+        </w:tc>
+      </w:tr>
+      <w:tr>
+        <w:tc>
+          <w:p>
+            <w:r>
+              <w:t>Enterprise</w:t>
+            </w:r>
+          </w:p>
+        </w:tc>
+        <w:tc>
+          <w:p>
+            <w:r>
+              <w:t>$2.1M</w:t>
+            </w:r>
+          </w:p>
+        </w:tc>
+        <w:tc>
+          <w:p>
+            <w:r>
+              <w:t>30%</w:t>
+            </w:r>
+          </w:p>
+        </w:tc>
+      </w:tr>
+      <w:tr>
+        <w:tc>
+          <w:p>
+            <w:r>
+              <w:t>Services</w:t>
+            </w:r>
+          </w:p>
+        </w:tc>
+        <w:tc>
+          <w:p>
+            <w:r>
+              <w:t>$0.7M</w:t>
+            </w:r>
+          </w:p>
+        </w:tc>
+        <w:tc>
+          <w:p>
+            <w:r>
+              <w:t>10%</w:t>
+            </w:r>
+          </w:p>
+        </w:tc>
+      </w:tr>
+      <w:tr>
+        <w:tc>
+          <w:p>
+            <w:r>
+              <w:t>Total</w:t>
+            </w:r>
+          </w:p>
+        </w:tc>
+        <w:tc>
+          <w:p>
+            <w:r>
+              <w:t>$7.0M</w:t>
+            </w:r>
+          </w:p>
+        </w:tc>
+        <w:tc>
+          <w:p>
+            <w:r>
+              <w:t>100%</w:t>
+            </w:r>
+          </w:p>
+        </w:tc>
+      </w:tr>
+    </w:tbl>
+    <w:sectPr w:val="nextPage">
+      <w:pgSz w:w="12240" w:h="15840" w:orient="portrait"/>
+      <w:pgMar w:top="1440" w:bottom="1440" w:left="1440" w:right="1440" w:header="720" w:footer="720" w:gutter="0"/>
+      <w:headerReference w:type="default" r:id="rIdHeader1"/>
+      <w:footerReference w:type="default" r:id="rIdFooter1"/>
+    </w:sectPr>
+  </w:body>
+</w:document>
 </file>
 
 <file path=word/footer1.xml><?xml version="1.0" encoding="utf-8"?>
@@ -208,7 +594,25 @@
 </file>
 
 <file path=word/sources.xml><?xml version="1.0" encoding="UTF-8" standalone="yes"?>
-<Sources xmlns="http://schemas.openxmlformats.org/officeDocument/2006/bibliography" b:SelectedStyle="APA"><Source><SourceType>Book</SourceType><Tag>Annual2026</Tag><Author><NameList><Person><First>Uniword</First><Last>Inc.</Last></Person></NameList></Author><Title>Annual Report 2026</Title><Year>2026</Year><Publisher>Uniword Inc.</Publisher><City>San Francisco</City><RefOrder>1</RefOrder></Source></Sources>
+<Sources xmlns="http://schemas.openxmlformats.org/officeDocument/2006/bibliography" b:SelectedStyle="APA">
+  <Source>
+    <SourceType>Book</SourceType>
+    <Tag>Annual2026</Tag>
+    <Author>
+      <NameList>
+        <Person>
+          <First>Uniword</First>
+          <Last>Inc.</Last>
+        </Person>
+      </NameList>
+    </Author>
+    <Title>Annual Report 2026</Title>
+    <Year>2026</Year>
+    <Publisher>Uniword Inc.</Publisher>
+    <City>San Francisco</City>
+    <RefOrder>1</RefOrder>
+  </Source>
+</Sources>
 </file>
 
 <file path=word/styles.xml><?xml version="1.0" encoding="utf-8"?>

--- a/examples/generated/multi_section_complete.docx
+++ b/examples/generated/multi_section_complete.docx
@@ -1,6 +1,6 @@
 
 <file path=word/document.xml><?xml version="1.0" encoding="UTF-8" standalone="yes"?>
-<w:document xmlns:w="http://schemas.openxmlformats.org/wordprocessingml/2006/main" xmlns:wpc="http://schemas.microsoft.com/office/word/2010/wordprocessingCanvas" xmlns:cx="http://schemas.microsoft.com/office/drawing/2014/chartex" xmlns:cx1="http://schemas.microsoft.com/office/drawing/2015/9/8/chartex" xmlns:cx2="http://schemas.microsoft.com/office/drawing/2015/10/21/chartex" xmlns:cx3="http://schemas.microsoft.com/office/drawing/2016/5/9/chartex" xmlns:cx4="http://schemas.microsoft.com/office/drawing/2016/5/10/chartex" xmlns:cx5="http://schemas.microsoft.com/office/drawing/2016/5/11/chartex" xmlns:cx6="http://schemas.microsoft.com/office/drawing/2016/5/12/chartex" xmlns:cx7="http://schemas.microsoft.com/office/drawing/2016/5/13/chartex" xmlns:cx8="http://schemas.microsoft.com/office/drawing/2016/5/14/chartex" xmlns:mc="http://schemas.openxmlformats.org/markup-compatibility/2006" xmlns:aink="http://schemas.microsoft.com/office/drawing/2016/ink" xmlns:am3d="http://schemas.microsoft.com/office/drawing/2017/model3d" xmlns:o="urn:schemas-microsoft-com:office:office" xmlns:oel="http://schemas.microsoft.com/office/2019/extlst" xmlns:r="http://schemas.openxmlformats.org/officeDocument/2006/relationships" xmlns:m="http://schemas.openxmlformats.org/officeDocument/2006/math" xmlns:v="urn:schemas-microsoft-com:vml" xmlns:wp14="http://schemas.microsoft.com/office/word/2010/wordprocessingDrawing" xmlns:wp="http://schemas.openxmlformats.org/drawingml/2006/wordprocessingDrawing" xmlns:w10="urn:schemas-microsoft-com:office:word" xmlns:w14="http://schemas.microsoft.com/office/word/2010/wordml" xmlns:w15="http://schemas.microsoft.com/office/word/2012/wordml" xmlns:w16cex="http://schemas.microsoft.com/office/word/2018/wordml/cex" xmlns:w16cid="http://schemas.microsoft.com/office/word/2016/wordml/cid" xmlns:w16="http://schemas.microsoft.com/office/word/2018/wordml" xmlns:w16du="http://schemas.microsoft.com/office/word/2023/wordml/word16du" xmlns:w16sdtdh="http://schemas.microsoft.com/office/word/2020/wordml/sdtdatahash" xmlns:w16sdtfl="http://schemas.microsoft.com/office/word/2024/wordml/sdtformatlock" xmlns:w16se="http://schemas.microsoft.com/office/word/2015/wordml/symex" xmlns:wpg="http://schemas.microsoft.com/office/word/2010/wordprocessingGroup" xmlns:wpi="http://schemas.microsoft.com/office/word/2010/wordprocessingInk" xmlns:wne="http://schemas.microsoft.com/office/word/2006/wordml" xmlns:wps="http://schemas.microsoft.com/office/word/2010/wordprocessingShape" mc:Ignorable="w14">
+<w:document xmlns:w="http://schemas.openxmlformats.org/wordprocessingml/2006/main" xmlns:wpc="http://schemas.microsoft.com/office/word/2010/wordprocessingCanvas" xmlns:cx="http://schemas.microsoft.com/office/drawing/2014/chartex" xmlns:cx1="http://schemas.microsoft.com/office/drawing/2015/9/8/chartex" xmlns:cx2="http://schemas.microsoft.com/office/drawing/2015/10/21/chartex" xmlns:cx3="http://schemas.microsoft.com/office/drawing/2016/5/9/chartex" xmlns:cx4="http://schemas.microsoft.com/office/drawing/2016/5/10/chartex" xmlns:cx5="http://schemas.microsoft.com/office/drawing/2016/5/11/chartex" xmlns:cx6="http://schemas.microsoft.com/office/drawing/2016/5/12/chartex" xmlns:cx7="http://schemas.microsoft.com/office/drawing/2016/5/13/chartex" xmlns:cx8="http://schemas.microsoft.com/office/drawing/2016/5/14/chartex" xmlns:mc="http://schemas.openxmlformats.org/markup-compatibility/2006" xmlns:aink="http://schemas.microsoft.com/office/drawing/2016/ink" xmlns:am3d="http://schemas.microsoft.com/office/drawing/2017/model3d" xmlns:o="urn:schemas-microsoft-com:office:office" xmlns:oel="http://schemas.microsoft.com/office/2019/extlst" xmlns:r="http://schemas.openxmlformats.org/officeDocument/2006/relationships" xmlns:m="http://schemas.openxmlformats.org/officeDocument/2006/math" xmlns:v="urn:schemas-microsoft-com:vml" xmlns:wp14="http://schemas.microsoft.com/office/word/2010/wordprocessingDrawing" xmlns:wp="http://schemas.openxmlformats.org/drawingml/2006/wordprocessingDrawing" xmlns:w10="urn:schemas-microsoft-com:office:word" xmlns:w14="http://schemas.microsoft.com/office/word/2010/wordml" xmlns:w15="http://schemas.microsoft.com/office/word/2012/wordml" xmlns:w16cex="http://schemas.microsoft.com/office/word/2018/wordml/cex" xmlns:w16cid="http://schemas.microsoft.com/office/word/2016/wordml/cid" xmlns:w16="http://schemas.microsoft.com/office/word/2018/wordml" xmlns:w16du="http://schemas.microsoft.com/office/word/2023/wordml/word16du" xmlns:w16sdtdh="http://schemas.microsoft.com/office/word/2020/wordml/sdtdatahash" xmlns:w16sdtfl="http://schemas.microsoft.com/office/word/2024/wordml/sdtformatlock" xmlns:w16se="http://schemas.microsoft.com/office/word/2015/wordml/symex" xmlns:wpg="http://schemas.microsoft.com/office/word/2010/wordprocessingGroup" xmlns:wpi="http://schemas.microsoft.com/office/word/2010/wordprocessingInk" xmlns:wne="http://schemas.microsoft.com/office/word/2006/wordml" xmlns:wps="http://schemas.microsoft.com/office/word/2010/wordprocessingShape" mc:Ignorable="w14 w15 w16se w16cid w16 w16cex w16du w16sdtdh w16sdtfl wp14">
   <w:body>
     <w:p>
       <w:pPr>
@@ -62,8 +62,8 @@
     <w:p>
       <w:pPr>
         <w:numPr>
+          <w:ilvl w:val="0"/>
           <w:numId w:val="1"/>
-          <w:ilvl w:val="0"/>
         </w:numPr>
       </w:pPr>
       <w:r>
@@ -73,8 +73,8 @@
     <w:p>
       <w:pPr>
         <w:numPr>
+          <w:ilvl w:val="0"/>
           <w:numId w:val="1"/>
-          <w:ilvl w:val="0"/>
         </w:numPr>
       </w:pPr>
       <w:r>
@@ -84,8 +84,8 @@
     <w:p>
       <w:pPr>
         <w:numPr>
+          <w:ilvl w:val="0"/>
           <w:numId w:val="1"/>
-          <w:ilvl w:val="0"/>
         </w:numPr>
       </w:pPr>
       <w:r>
@@ -95,8 +95,8 @@
     <w:p>
       <w:pPr>
         <w:numPr>
+          <w:ilvl w:val="0"/>
           <w:numId w:val="1"/>
-          <w:ilvl w:val="0"/>
         </w:numPr>
       </w:pPr>
       <w:r>
@@ -174,8 +174,8 @@
     <w:p>
       <w:pPr>
         <w:numPr>
+          <w:ilvl w:val="0"/>
           <w:numId w:val="2"/>
-          <w:ilvl w:val="0"/>
         </w:numPr>
       </w:pPr>
       <w:r>
@@ -185,8 +185,8 @@
     <w:p>
       <w:pPr>
         <w:numPr>
+          <w:ilvl w:val="0"/>
           <w:numId w:val="2"/>
-          <w:ilvl w:val="0"/>
         </w:numPr>
       </w:pPr>
       <w:r>
@@ -196,8 +196,8 @@
     <w:p>
       <w:pPr>
         <w:numPr>
+          <w:ilvl w:val="0"/>
           <w:numId w:val="2"/>
-          <w:ilvl w:val="0"/>
         </w:numPr>
       </w:pPr>
       <w:r>
@@ -254,9 +254,19 @@
       </w:sdt>
     </w:p>
     <w:tbl>
+      <w:tblPr>
+        <w:tblW w:w="0" w:type="auto"/>
+        <w:tblLook w:val="04A0" w:firstRow="1" w:lastRow="0" w:firstColumn="1" w:lastColumn="0" w:noHBand="0" w:noVBand="1"/>
+      </w:tblPr>
+      <w:tblGrid>
+        <w:gridCol/>
+        <w:gridCol/>
+        <w:gridCol/>
+      </w:tblGrid>
       <w:tr>
         <w:tc>
           <w:tcPr>
+            <w:tcW w:w="0" w:type="auto"/>
             <w:shd w:val="clear" w:color="FFFFFF" w:fill="1F4E79"/>
           </w:tcPr>
           <w:p>
@@ -267,6 +277,7 @@
         </w:tc>
         <w:tc>
           <w:tcPr>
+            <w:tcW w:w="0" w:type="auto"/>
             <w:shd w:val="clear" w:color="FFFFFF" w:fill="1F4E79"/>
           </w:tcPr>
           <w:p>
@@ -277,6 +288,7 @@
         </w:tc>
         <w:tc>
           <w:tcPr>
+            <w:tcW w:w="0" w:type="auto"/>
             <w:shd w:val="clear" w:color="FFFFFF" w:fill="1F4E79"/>
           </w:tcPr>
           <w:p>
@@ -288,6 +300,9 @@
       </w:tr>
       <w:tr>
         <w:tc>
+          <w:tcPr>
+            <w:tcW w:w="0" w:type="auto"/>
+          </w:tcPr>
           <w:p>
             <w:r>
               <w:t>Subscriptions</w:t>
@@ -295,6 +310,9 @@
           </w:p>
         </w:tc>
         <w:tc>
+          <w:tcPr>
+            <w:tcW w:w="0" w:type="auto"/>
+          </w:tcPr>
           <w:p>
             <w:r>
               <w:t>$4.2M</w:t>
@@ -302,6 +320,9 @@
           </w:p>
         </w:tc>
         <w:tc>
+          <w:tcPr>
+            <w:tcW w:w="0" w:type="auto"/>
+          </w:tcPr>
           <w:p>
             <w:r>
               <w:t>60%</w:t>
@@ -311,6 +332,9 @@
       </w:tr>
       <w:tr>
         <w:tc>
+          <w:tcPr>
+            <w:tcW w:w="0" w:type="auto"/>
+          </w:tcPr>
           <w:p>
             <w:r>
               <w:t>Enterprise</w:t>
@@ -318,6 +342,9 @@
           </w:p>
         </w:tc>
         <w:tc>
+          <w:tcPr>
+            <w:tcW w:w="0" w:type="auto"/>
+          </w:tcPr>
           <w:p>
             <w:r>
               <w:t>$2.1M</w:t>
@@ -325,6 +352,9 @@
           </w:p>
         </w:tc>
         <w:tc>
+          <w:tcPr>
+            <w:tcW w:w="0" w:type="auto"/>
+          </w:tcPr>
           <w:p>
             <w:r>
               <w:t>30%</w:t>
@@ -334,6 +364,9 @@
       </w:tr>
       <w:tr>
         <w:tc>
+          <w:tcPr>
+            <w:tcW w:w="0" w:type="auto"/>
+          </w:tcPr>
           <w:p>
             <w:r>
               <w:t>Services</w:t>
@@ -341,6 +374,9 @@
           </w:p>
         </w:tc>
         <w:tc>
+          <w:tcPr>
+            <w:tcW w:w="0" w:type="auto"/>
+          </w:tcPr>
           <w:p>
             <w:r>
               <w:t>$0.7M</w:t>
@@ -348,6 +384,9 @@
           </w:p>
         </w:tc>
         <w:tc>
+          <w:tcPr>
+            <w:tcW w:w="0" w:type="auto"/>
+          </w:tcPr>
           <w:p>
             <w:r>
               <w:t>10%</w:t>
@@ -357,6 +396,9 @@
       </w:tr>
       <w:tr>
         <w:tc>
+          <w:tcPr>
+            <w:tcW w:w="0" w:type="auto"/>
+          </w:tcPr>
           <w:p>
             <w:r>
               <w:t>Total</w:t>
@@ -364,6 +406,9 @@
           </w:p>
         </w:tc>
         <w:tc>
+          <w:tcPr>
+            <w:tcW w:w="0" w:type="auto"/>
+          </w:tcPr>
           <w:p>
             <w:r>
               <w:t>$7.0M</w:t>
@@ -371,6 +416,9 @@
           </w:p>
         </w:tc>
         <w:tc>
+          <w:tcPr>
+            <w:tcW w:w="0" w:type="auto"/>
+          </w:tcPr>
           <w:p>
             <w:r>
               <w:t>100%</w:t>
@@ -380,17 +428,18 @@
       </w:tr>
     </w:tbl>
     <w:sectPr w:val="nextPage">
+      <w:headerReference w:type="default" r:id="rIdHeader1"/>
+      <w:footerReference w:type="default" r:id="rIdFooter1"/>
       <w:pgSz w:w="12240" w:h="15840" w:orient="portrait"/>
       <w:pgMar w:top="1440" w:bottom="1440" w:left="1440" w:right="1440" w:header="720" w:footer="720" w:gutter="0"/>
-      <w:headerReference w:type="default" r:id="rIdHeader1"/>
-      <w:footerReference w:type="default" r:id="rIdFooter1"/>
+      <w:cols w:space="720"/>
     </w:sectPr>
   </w:body>
 </w:document>
 </file>
 
 <file path=word/footer1.xml><?xml version="1.0" encoding="utf-8"?>
-<w:ftr xmlns:w="http://schemas.openxmlformats.org/wordprocessingml/2006/main">
+<w:ftr xmlns:w="http://schemas.openxmlformats.org/wordprocessingml/2006/main" xmlns:wpc="http://schemas.microsoft.com/office/word/2010/wordprocessingCanvas" xmlns:cx="http://schemas.microsoft.com/office/drawing/2014/chartex" xmlns:cx1="http://schemas.microsoft.com/office/drawing/2015/9/8/chartex" xmlns:cx2="http://schemas.microsoft.com/office/drawing/2015/10/21/chartex" xmlns:cx3="http://schemas.microsoft.com/office/drawing/2016/5/9/chartex" xmlns:cx4="http://schemas.microsoft.com/office/drawing/2016/5/10/chartex" xmlns:cx5="http://schemas.microsoft.com/office/drawing/2016/5/11/chartex" xmlns:cx6="http://schemas.microsoft.com/office/drawing/2016/5/12/chartex" xmlns:cx7="http://schemas.microsoft.com/office/drawing/2016/5/13/chartex" xmlns:cx8="http://schemas.microsoft.com/office/drawing/2016/5/14/chartex" xmlns:mc="http://schemas.openxmlformats.org/markup-compatibility/2006" xmlns:aink="http://schemas.microsoft.com/office/drawing/2016/ink" xmlns:am3d="http://schemas.microsoft.com/office/drawing/2017/model3d" xmlns:o="urn:schemas-microsoft-com:office:office" xmlns:oel="http://schemas.microsoft.com/office/2019/extlst" xmlns:r="http://schemas.openxmlformats.org/officeDocument/2006/relationships" xmlns:m="http://schemas.openxmlformats.org/officeDocument/2006/math" xmlns:v="urn:schemas-microsoft-com:vml" xmlns:wp14="http://schemas.microsoft.com/office/word/2010/wordprocessingDrawing" xmlns:wp="http://schemas.openxmlformats.org/drawingml/2006/wordprocessingDrawing" xmlns:w10="urn:schemas-microsoft-com:office:word" xmlns:w14="http://schemas.microsoft.com/office/word/2010/wordml" xmlns:w15="http://schemas.microsoft.com/office/word/2012/wordml" xmlns:w16cex="http://schemas.microsoft.com/office/word/2018/wordml/cex" xmlns:w16cid="http://schemas.microsoft.com/office/word/2016/wordml/cid" xmlns:w16="http://schemas.microsoft.com/office/word/2018/wordml" xmlns:w16du="http://schemas.microsoft.com/office/word/2023/wordml/word16du" xmlns:w16sdtdh="http://schemas.microsoft.com/office/word/2020/wordml/sdtdatahash" xmlns:w16sdtfl="http://schemas.microsoft.com/office/word/2024/wordml/sdtformatlock" xmlns:w16se="http://schemas.microsoft.com/office/word/2015/wordml/symex" xmlns:wpg="http://schemas.microsoft.com/office/word/2010/wordprocessingGroup" xmlns:wpi="http://schemas.microsoft.com/office/word/2010/wordprocessingInk" xmlns:wne="http://schemas.microsoft.com/office/word/2006/wordml" xmlns:wps="http://schemas.microsoft.com/office/word/2010/wordprocessingShape" mc:Ignorable="w14 w15 w16se w16cid w16 w16cex w16du w16sdtdh w16sdtfl wp14">
   <w:p>
     <w:r>
       <w:t xml:space="preserve">Page </w:t>
@@ -421,7 +470,7 @@
 </file>
 
 <file path=word/header1.xml><?xml version="1.0" encoding="utf-8"?>
-<w:hdr xmlns:w="http://schemas.openxmlformats.org/wordprocessingml/2006/main">
+<w:hdr xmlns:w="http://schemas.openxmlformats.org/wordprocessingml/2006/main" xmlns:wpc="http://schemas.microsoft.com/office/word/2010/wordprocessingCanvas" xmlns:cx="http://schemas.microsoft.com/office/drawing/2014/chartex" xmlns:cx1="http://schemas.microsoft.com/office/drawing/2015/9/8/chartex" xmlns:cx2="http://schemas.microsoft.com/office/drawing/2015/10/21/chartex" xmlns:cx3="http://schemas.microsoft.com/office/drawing/2016/5/9/chartex" xmlns:cx4="http://schemas.microsoft.com/office/drawing/2016/5/10/chartex" xmlns:cx5="http://schemas.microsoft.com/office/drawing/2016/5/11/chartex" xmlns:cx6="http://schemas.microsoft.com/office/drawing/2016/5/12/chartex" xmlns:cx7="http://schemas.microsoft.com/office/drawing/2016/5/13/chartex" xmlns:cx8="http://schemas.microsoft.com/office/drawing/2016/5/14/chartex" xmlns:mc="http://schemas.openxmlformats.org/markup-compatibility/2006" xmlns:aink="http://schemas.microsoft.com/office/drawing/2016/ink" xmlns:am3d="http://schemas.microsoft.com/office/drawing/2017/model3d" xmlns:o="urn:schemas-microsoft-com:office:office" xmlns:oel="http://schemas.microsoft.com/office/2019/extlst" xmlns:r="http://schemas.openxmlformats.org/officeDocument/2006/relationships" xmlns:m="http://schemas.openxmlformats.org/officeDocument/2006/math" xmlns:v="urn:schemas-microsoft-com:vml" xmlns:wp14="http://schemas.microsoft.com/office/word/2010/wordprocessingDrawing" xmlns:wp="http://schemas.openxmlformats.org/drawingml/2006/wordprocessingDrawing" xmlns:w10="urn:schemas-microsoft-com:office:word" xmlns:w14="http://schemas.microsoft.com/office/word/2010/wordml" xmlns:w15="http://schemas.microsoft.com/office/word/2012/wordml" xmlns:w16cex="http://schemas.microsoft.com/office/word/2018/wordml/cex" xmlns:w16cid="http://schemas.microsoft.com/office/word/2016/wordml/cid" xmlns:w16="http://schemas.microsoft.com/office/word/2018/wordml" xmlns:w16du="http://schemas.microsoft.com/office/word/2023/wordml/word16du" xmlns:w16sdtdh="http://schemas.microsoft.com/office/word/2020/wordml/sdtdatahash" xmlns:w16sdtfl="http://schemas.microsoft.com/office/word/2024/wordml/sdtformatlock" xmlns:w16se="http://schemas.microsoft.com/office/word/2015/wordml/symex" xmlns:wpg="http://schemas.microsoft.com/office/word/2010/wordprocessingGroup" xmlns:wpi="http://schemas.microsoft.com/office/word/2010/wordprocessingInk" xmlns:wne="http://schemas.microsoft.com/office/word/2006/wordml" xmlns:wps="http://schemas.microsoft.com/office/word/2010/wordprocessingShape" mc:Ignorable="w14 w15 w16se w16cid w16 w16cex w16du w16sdtdh w16sdtfl wp14">
   <w:p>
     <w:r>
       <w:rPr>
@@ -584,10 +633,10 @@
       <w:ind w:left="6480" w:hanging="360"/>
     </w:lvl>
   </w:abstractNum>
-  <w:num w:numId="1">
+  <w:num w:numId="1" w16cid:durableId="-2091439532">
     <w:abstractNumId w:val="0"/>
   </w:num>
-  <w:num w:numId="2">
+  <w:num w:numId="2" w16cid:durableId="-1881819656">
     <w:abstractNumId w:val="1"/>
   </w:num>
 </w:numbering>
@@ -616,7 +665,7 @@
 </file>
 
 <file path=word/styles.xml><?xml version="1.0" encoding="utf-8"?>
-<w:styles xmlns:w="http://schemas.openxmlformats.org/wordprocessingml/2006/main" xmlns:mc="http://schemas.openxmlformats.org/markup-compatibility/2006" xmlns:r="http://schemas.openxmlformats.org/officeDocument/2006/relationships" xmlns:w14="http://schemas.microsoft.com/office/word/2010/wordml" xmlns:w15="http://schemas.microsoft.com/office/word/2012/wordml" xmlns:wp14="http://schemas.microsoft.com/office/word/2010/wordprocessingDrawing" xmlns:w16cex="http://schemas.microsoft.com/office/word/2018/wordml/cex" xmlns:w16cid="http://schemas.microsoft.com/office/word/2016/wordml/cid" xmlns:w16="http://schemas.microsoft.com/office/word/2018/wordml" xmlns:w16du="http://schemas.microsoft.com/office/word/2023/wordml/word16du" xmlns:w16sdtdh="http://schemas.microsoft.com/office/word/2020/wordml/sdtdatahash" xmlns:w16sdtfl="http://schemas.microsoft.com/office/word/2024/wordml/sdtformatlock" xmlns:w16se="http://schemas.microsoft.com/office/word/2015/wordml/symex">
+<w:styles xmlns:w="http://schemas.openxmlformats.org/wordprocessingml/2006/main" xmlns:mc="http://schemas.openxmlformats.org/markup-compatibility/2006" xmlns:r="http://schemas.openxmlformats.org/officeDocument/2006/relationships" xmlns:w14="http://schemas.microsoft.com/office/word/2010/wordml" xmlns:w15="http://schemas.microsoft.com/office/word/2012/wordml" xmlns:wp14="http://schemas.microsoft.com/office/word/2010/wordprocessingDrawing" xmlns:w16cex="http://schemas.microsoft.com/office/word/2018/wordml/cex" xmlns:w16cid="http://schemas.microsoft.com/office/word/2016/wordml/cid" xmlns:w16="http://schemas.microsoft.com/office/word/2018/wordml" xmlns:w16du="http://schemas.microsoft.com/office/word/2023/wordml/word16du" xmlns:w16sdtdh="http://schemas.microsoft.com/office/word/2020/wordml/sdtdatahash" xmlns:w16sdtfl="http://schemas.microsoft.com/office/word/2024/wordml/sdtformatlock" xmlns:w16se="http://schemas.microsoft.com/office/word/2015/wordml/symex" mc:Ignorable="w14 w15 w16se w16cid w16 w16cex w16du w16sdtdh w16sdtfl">
   <w:docDefaults>
     <w:rPrDefault>
       <w:rPr>
@@ -1018,6 +1067,7 @@
   </w:style>
   <w:style w:type="character" w:styleId="DefaultParagraphFont" w:default="1">
     <w:name w:val="Default Paragraph Font"/>
+    <w:semiHidden/>
   </w:style>
   <w:style w:type="paragraph" w:styleId="Heading1">
     <w:name w:val="Heading 1"/>

--- a/examples/generated/multi_section_complete.docx
+++ b/examples/generated/multi_section_complete.docx
@@ -1,445 +1,10 @@
 
-<file path=word/document.xml><?xml version="1.0" encoding="UTF-8" standalone="yes"?>
-<w:document xmlns:w="http://schemas.openxmlformats.org/wordprocessingml/2006/main" xmlns:wpc="http://schemas.microsoft.com/office/word/2010/wordprocessingCanvas" xmlns:cx="http://schemas.microsoft.com/office/drawing/2014/chartex" xmlns:cx1="http://schemas.microsoft.com/office/drawing/2015/9/8/chartex" xmlns:cx2="http://schemas.microsoft.com/office/drawing/2015/10/21/chartex" xmlns:cx3="http://schemas.microsoft.com/office/drawing/2016/5/9/chartex" xmlns:cx4="http://schemas.microsoft.com/office/drawing/2016/5/10/chartex" xmlns:cx5="http://schemas.microsoft.com/office/drawing/2016/5/11/chartex" xmlns:cx6="http://schemas.microsoft.com/office/drawing/2016/5/12/chartex" xmlns:cx7="http://schemas.microsoft.com/office/drawing/2016/5/13/chartex" xmlns:cx8="http://schemas.microsoft.com/office/drawing/2016/5/14/chartex" xmlns:mc="http://schemas.openxmlformats.org/markup-compatibility/2006" xmlns:aink="http://schemas.microsoft.com/office/drawing/2016/ink" xmlns:am3d="http://schemas.microsoft.com/office/drawing/2017/model3d" xmlns:o="urn:schemas-microsoft-com:office:office" xmlns:oel="http://schemas.microsoft.com/office/2019/extlst" xmlns:r="http://schemas.openxmlformats.org/officeDocument/2006/relationships" xmlns:m="http://schemas.openxmlformats.org/officeDocument/2006/math" xmlns:v="urn:schemas-microsoft-com:vml" xmlns:wp14="http://schemas.microsoft.com/office/word/2010/wordprocessingDrawing" xmlns:wp="http://schemas.openxmlformats.org/drawingml/2006/wordprocessingDrawing" xmlns:w10="urn:schemas-microsoft-com:office:word" xmlns:w14="http://schemas.microsoft.com/office/word/2010/wordml" xmlns:w15="http://schemas.microsoft.com/office/word/2012/wordml" xmlns:w16cex="http://schemas.microsoft.com/office/word/2018/wordml/cex" xmlns:w16cid="http://schemas.microsoft.com/office/word/2016/wordml/cid" xmlns:w16="http://schemas.microsoft.com/office/word/2018/wordml" xmlns:w16du="http://schemas.microsoft.com/office/word/2023/wordml/word16du" xmlns:w16sdtdh="http://schemas.microsoft.com/office/word/2020/wordml/sdtdatahash" xmlns:w16sdtfl="http://schemas.microsoft.com/office/word/2024/wordml/sdtformatlock" xmlns:w16se="http://schemas.microsoft.com/office/word/2015/wordml/symex" xmlns:wpg="http://schemas.microsoft.com/office/word/2010/wordprocessingGroup" xmlns:wpi="http://schemas.microsoft.com/office/word/2010/wordprocessingInk" xmlns:wne="http://schemas.microsoft.com/office/word/2006/wordml" xmlns:wps="http://schemas.microsoft.com/office/word/2010/wordprocessingShape" mc:Ignorable="w14 w15 w16se w16cid w16 w16cex w16du w16sdtdh w16sdtfl wp14">
-  <w:body>
-    <w:p>
-      <w:pPr>
-        <w:pStyle w:val="Title"/>
-      </w:pPr>
-      <w:r>
-        <w:t>Annual Report 2026</w:t>
-      </w:r>
-    </w:p>
-    <w:p>
-      <w:r>
-        <w:t>Prepared by Uniword</w:t>
-      </w:r>
-    </w:p>
-    <w:p>
-      <w:r>
-        <w:t>March 26, 2026</w:t>
-      </w:r>
-    </w:p>
-    <w:p>
-      <w:r>
-        <w:br w:type="page"/>
-      </w:r>
-    </w:p>
-    <w:p>
-      <w:r>
-        <w:t>Table of Contents</w:t>
-      </w:r>
-    </w:p>
-    <w:p>
-      <w:fldChar w:fldCharType="begin"/>
-      <w:fldChar w:fldCharType="separate"/>
-      <w:fldChar w:fldCharType="end"/>
-      <w:instrText>
-        <w:text> TOC \o "1-3" \h \z \u </w:text>
-      </w:instrText>
-    </w:p>
-    <w:p>
-      <w:r>
-        <w:br w:type="page"/>
-      </w:r>
-    </w:p>
-    <w:p>
-      <w:pPr>
-        <w:pStyle w:val="Heading1"/>
-      </w:pPr>
-      <w:r>
-        <w:t>Executive Summary</w:t>
-      </w:r>
-    </w:p>
-    <w:p>
-      <w:r>
-        <w:t xml:space="preserve">This report provides a comprehensive overview of the organization's </w:t>
-      </w:r>
-      <w:r>
-        <w:t>performance throughout 2026. Key highlights include:</w:t>
-      </w:r>
-    </w:p>
-    <w:p>
-      <w:pPr>
-        <w:numPr>
-          <w:ilvl w:val="0"/>
-          <w:numId w:val="1"/>
-        </w:numPr>
-      </w:pPr>
-      <w:r>
-        <w:t>Revenue growth of 35% year-over-year</w:t>
-      </w:r>
-    </w:p>
-    <w:p>
-      <w:pPr>
-        <w:numPr>
-          <w:ilvl w:val="0"/>
-          <w:numId w:val="1"/>
-        </w:numPr>
-      </w:pPr>
-      <w:r>
-        <w:t>User base expanded to 25,000 active users</w:t>
-      </w:r>
-    </w:p>
-    <w:p>
-      <w:pPr>
-        <w:numPr>
-          <w:ilvl w:val="0"/>
-          <w:numId w:val="1"/>
-        </w:numPr>
-      </w:pPr>
-      <w:r>
-        <w:t>NPS score improved to 85</w:t>
-      </w:r>
-    </w:p>
-    <w:p>
-      <w:pPr>
-        <w:numPr>
-          <w:ilvl w:val="0"/>
-          <w:numId w:val="1"/>
-        </w:numPr>
-      </w:pPr>
-      <w:r>
-        <w:t>Three new product launches</w:t>
-      </w:r>
-    </w:p>
-    <w:p>
-      <w:r>
-        <w:br w:type="page"/>
-      </w:r>
-    </w:p>
-    <w:p>
-      <w:pPr>
-        <w:pStyle w:val="Heading1"/>
-      </w:pPr>
-      <w:r>
-        <w:t>1. Financial Performance</w:t>
-      </w:r>
-    </w:p>
-    <w:p>
-      <w:r>
-        <w:t>The financial performance exceeded expectations across all metrics.</w:t>
-      </w:r>
-    </w:p>
-    <w:p>
-      <w:pPr>
-        <w:pStyle w:val="Heading2"/>
-      </w:pPr>
-      <w:r>
-        <w:t>1.1 Revenue Breakdown</w:t>
-      </w:r>
-    </w:p>
-    <w:p>
-      <w:pPr>
-        <w:pStyle w:val="Heading2"/>
-      </w:pPr>
-      <w:r>
-        <w:t>1.2 Revenue Chart</w:t>
-      </w:r>
-    </w:p>
-    <w:p>
-      <w:r>
-        <w:drawing>
-          <wp:inline>
-            <wp:extent wp:cx="5486400" wp:cy="3200400"/>
-            <wp:effectExtent/>
-            <wp:docPr wp:id="347343784" wp:name="Chart bar"/>
-            <graphic xmlns="http://schemas.openxmlformats.org/drawingml/2006/main">
-              <graphicData uri="http://schemas.openxmlformats.org/drawingml/2006/chart">
-                <chart xmlns="http://schemas.openxmlformats.org/drawingml/2006/chart" c:id="rIdChart1"/>
-              </graphicData>
-            </graphic>
-          </wp:inline>
-        </w:drawing>
-      </w:r>
-    </w:p>
-    <w:p>
-      <w:r>
-        <w:br w:type="page"/>
-      </w:r>
-    </w:p>
-    <w:p>
-      <w:pPr>
-        <w:pStyle w:val="Heading1"/>
-      </w:pPr>
-      <w:r>
-        <w:t>2. Product Development</w:t>
-      </w:r>
-    </w:p>
-    <w:p>
-      <w:r>
-        <w:t>Three major product launches drove growth in 2026.</w:t>
-      </w:r>
-    </w:p>
-    <w:p>
-      <w:pPr>
-        <w:numPr>
-          <w:ilvl w:val="0"/>
-          <w:numId w:val="2"/>
-        </w:numPr>
-      </w:pPr>
-      <w:r>
-        <w:t>Uniword Pro — Professional document generation</w:t>
-      </w:r>
-    </w:p>
-    <w:p>
-      <w:pPr>
-        <w:numPr>
-          <w:ilvl w:val="0"/>
-          <w:numId w:val="2"/>
-        </w:numPr>
-      </w:pPr>
-      <w:r>
-        <w:t>Uniword Cloud — Cloud-based document processing</w:t>
-      </w:r>
-    </w:p>
-    <w:p>
-      <w:pPr>
-        <w:numPr>
-          <w:ilvl w:val="0"/>
-          <w:numId w:val="2"/>
-        </w:numPr>
-      </w:pPr>
-      <w:r>
-        <w:t>Uniword API — RESTful API for document operations</w:t>
-      </w:r>
-    </w:p>
-    <w:p>
-      <w:pPr>
-        <w:pStyle w:val="Heading2"/>
-      </w:pPr>
-      <w:r>
-        <w:t>2.1 User Growth</w:t>
-      </w:r>
-    </w:p>
-    <w:p>
-      <w:r>
-        <w:drawing>
-          <wp:inline>
-            <wp:extent wp:cx="5486400" wp:cy="3200400"/>
-            <wp:effectExtent/>
-            <wp:docPr wp:id="263562126" wp:name="Chart line"/>
-            <graphic xmlns="http://schemas.openxmlformats.org/drawingml/2006/main">
-              <graphicData uri="http://schemas.openxmlformats.org/drawingml/2006/chart">
-                <chart xmlns="http://schemas.openxmlformats.org/drawingml/2006/chart" c:id="rIdChart2"/>
-              </graphicData>
-            </graphic>
-          </wp:inline>
-        </w:drawing>
-      </w:r>
-    </w:p>
-    <w:p>
-      <w:r>
-        <w:br w:type="page"/>
-      </w:r>
-    </w:p>
-    <w:p>
-      <w:pPr>
-        <w:pStyle w:val="Heading1"/>
-      </w:pPr>
-      <w:r>
-        <w:t>3. References</w:t>
-      </w:r>
-    </w:p>
-    <w:p>
-      <w:sdt>
-        <w:sdtPr>
-          <w:id w:val="1"/>
-          <w:bibliography/>
-          <w:docPartObj>
-            <w:docPartGallery w:val="Bibliographies"/>
-            <w:docPartUnique/>
-          </w:docPartObj>
-        </w:sdtPr>
-      </w:sdt>
-    </w:p>
-    <w:tbl>
-      <w:tblPr>
-        <w:tblW w:w="0" w:type="auto"/>
-        <w:tblLook w:val="04A0" w:firstRow="1" w:lastRow="0" w:firstColumn="1" w:lastColumn="0" w:noHBand="0" w:noVBand="1"/>
-      </w:tblPr>
-      <w:tblGrid>
-        <w:gridCol/>
-        <w:gridCol/>
-        <w:gridCol/>
-      </w:tblGrid>
-      <w:tr>
-        <w:tc>
-          <w:tcPr>
-            <w:tcW w:w="0" w:type="auto"/>
-            <w:shd w:val="clear" w:color="FFFFFF" w:fill="1F4E79"/>
-          </w:tcPr>
-          <w:p>
-            <w:r>
-              <w:t>Category</w:t>
-            </w:r>
-          </w:p>
-        </w:tc>
-        <w:tc>
-          <w:tcPr>
-            <w:tcW w:w="0" w:type="auto"/>
-            <w:shd w:val="clear" w:color="FFFFFF" w:fill="1F4E79"/>
-          </w:tcPr>
-          <w:p>
-            <w:r>
-              <w:t>Amount</w:t>
-            </w:r>
-          </w:p>
-        </w:tc>
-        <w:tc>
-          <w:tcPr>
-            <w:tcW w:w="0" w:type="auto"/>
-            <w:shd w:val="clear" w:color="FFFFFF" w:fill="1F4E79"/>
-          </w:tcPr>
-          <w:p>
-            <w:r>
-              <w:t>% of Total</w:t>
-            </w:r>
-          </w:p>
-        </w:tc>
-      </w:tr>
-      <w:tr>
-        <w:tc>
-          <w:tcPr>
-            <w:tcW w:w="0" w:type="auto"/>
-          </w:tcPr>
-          <w:p>
-            <w:r>
-              <w:t>Subscriptions</w:t>
-            </w:r>
-          </w:p>
-        </w:tc>
-        <w:tc>
-          <w:tcPr>
-            <w:tcW w:w="0" w:type="auto"/>
-          </w:tcPr>
-          <w:p>
-            <w:r>
-              <w:t>$4.2M</w:t>
-            </w:r>
-          </w:p>
-        </w:tc>
-        <w:tc>
-          <w:tcPr>
-            <w:tcW w:w="0" w:type="auto"/>
-          </w:tcPr>
-          <w:p>
-            <w:r>
-              <w:t>60%</w:t>
-            </w:r>
-          </w:p>
-        </w:tc>
-      </w:tr>
-      <w:tr>
-        <w:tc>
-          <w:tcPr>
-            <w:tcW w:w="0" w:type="auto"/>
-          </w:tcPr>
-          <w:p>
-            <w:r>
-              <w:t>Enterprise</w:t>
-            </w:r>
-          </w:p>
-        </w:tc>
-        <w:tc>
-          <w:tcPr>
-            <w:tcW w:w="0" w:type="auto"/>
-          </w:tcPr>
-          <w:p>
-            <w:r>
-              <w:t>$2.1M</w:t>
-            </w:r>
-          </w:p>
-        </w:tc>
-        <w:tc>
-          <w:tcPr>
-            <w:tcW w:w="0" w:type="auto"/>
-          </w:tcPr>
-          <w:p>
-            <w:r>
-              <w:t>30%</w:t>
-            </w:r>
-          </w:p>
-        </w:tc>
-      </w:tr>
-      <w:tr>
-        <w:tc>
-          <w:tcPr>
-            <w:tcW w:w="0" w:type="auto"/>
-          </w:tcPr>
-          <w:p>
-            <w:r>
-              <w:t>Services</w:t>
-            </w:r>
-          </w:p>
-        </w:tc>
-        <w:tc>
-          <w:tcPr>
-            <w:tcW w:w="0" w:type="auto"/>
-          </w:tcPr>
-          <w:p>
-            <w:r>
-              <w:t>$0.7M</w:t>
-            </w:r>
-          </w:p>
-        </w:tc>
-        <w:tc>
-          <w:tcPr>
-            <w:tcW w:w="0" w:type="auto"/>
-          </w:tcPr>
-          <w:p>
-            <w:r>
-              <w:t>10%</w:t>
-            </w:r>
-          </w:p>
-        </w:tc>
-      </w:tr>
-      <w:tr>
-        <w:tc>
-          <w:tcPr>
-            <w:tcW w:w="0" w:type="auto"/>
-          </w:tcPr>
-          <w:p>
-            <w:r>
-              <w:t>Total</w:t>
-            </w:r>
-          </w:p>
-        </w:tc>
-        <w:tc>
-          <w:tcPr>
-            <w:tcW w:w="0" w:type="auto"/>
-          </w:tcPr>
-          <w:p>
-            <w:r>
-              <w:t>$7.0M</w:t>
-            </w:r>
-          </w:p>
-        </w:tc>
-        <w:tc>
-          <w:tcPr>
-            <w:tcW w:w="0" w:type="auto"/>
-          </w:tcPr>
-          <w:p>
-            <w:r>
-              <w:t>100%</w:t>
-            </w:r>
-          </w:p>
-        </w:tc>
-      </w:tr>
-    </w:tbl>
-    <w:sectPr w:val="nextPage">
-      <w:headerReference w:type="default" r:id="rIdHeader1"/>
-      <w:footerReference w:type="default" r:id="rIdFooter1"/>
-      <w:pgSz w:w="12240" w:h="15840" w:orient="portrait"/>
-      <w:pgMar w:top="1440" w:bottom="1440" w:left="1440" w:right="1440" w:header="720" w:footer="720" w:gutter="0"/>
-      <w:cols w:space="720"/>
-    </w:sectPr>
-  </w:body>
-</w:document>
+<file path=word/document.xml><?xml version="1.0" encoding="UTF-8" standalone="yes"?>
+<w:document xmlns:w="http://schemas.openxmlformats.org/wordprocessingml/2006/main" xmlns:wpc="http://schemas.microsoft.com/office/word/2010/wordprocessingCanvas" xmlns:cx="http://schemas.microsoft.com/office/drawing/2014/chartex" xmlns:cx1="http://schemas.microsoft.com/office/drawing/2015/9/8/chartex" xmlns:cx2="http://schemas.microsoft.com/office/drawing/2015/10/21/chartex" xmlns:cx3="http://schemas.microsoft.com/office/drawing/2016/5/9/chartex" xmlns:cx4="http://schemas.microsoft.com/office/drawing/2016/5/10/chartex" xmlns:cx5="http://schemas.microsoft.com/office/drawing/2016/5/11/chartex" xmlns:cx6="http://schemas.microsoft.com/office/drawing/2016/5/12/chartex" xmlns:cx7="http://schemas.microsoft.com/office/drawing/2016/5/13/chartex" xmlns:cx8="http://schemas.microsoft.com/office/drawing/2016/5/14/chartex" xmlns:mc="http://schemas.openxmlformats.org/markup-compatibility/2006" xmlns:aink="http://schemas.microsoft.com/office/drawing/2016/ink" xmlns:am3d="http://schemas.microsoft.com/office/drawing/2017/model3d" xmlns:o="urn:schemas-microsoft-com:office:office" xmlns:oel="http://schemas.microsoft.com/office/2019/extlst" xmlns:r="http://schemas.openxmlformats.org/officeDocument/2006/relationships" xmlns:m="http://schemas.openxmlformats.org/officeDocument/2006/math" xmlns:v="urn:schemas-microsoft-com:vml" xmlns:wp14="http://schemas.microsoft.com/office/word/2010/wordprocessingDrawing" xmlns:wp="http://schemas.openxmlformats.org/drawingml/2006/wordprocessingDrawing" xmlns:w10="urn:schemas-microsoft-com:office:word" xmlns:w14="http://schemas.microsoft.com/office/word/2010/wordml" xmlns:w15="http://schemas.microsoft.com/office/word/2012/wordml" xmlns:w16cex="http://schemas.microsoft.com/office/word/2018/wordml/cex" xmlns:w16cid="http://schemas.microsoft.com/office/word/2016/wordml/cid" xmlns:w16="http://schemas.microsoft.com/office/word/2018/wordml" xmlns:w16du="http://schemas.microsoft.com/office/word/2023/wordml/word16du" xmlns:w16sdtdh="http://schemas.microsoft.com/office/word/2020/wordml/sdtdatahash" xmlns:w16sdtfl="http://schemas.microsoft.com/office/word/2024/wordml/sdtformatlock" xmlns:w16se="http://schemas.microsoft.com/office/word/2015/wordml/symex" xmlns:wpg="http://schemas.microsoft.com/office/word/2010/wordprocessingGroup" xmlns:wpi="http://schemas.microsoft.com/office/word/2010/wordprocessingInk" xmlns:wne="http://schemas.microsoft.com/office/word/2006/wordml" xmlns:wps="http://schemas.microsoft.com/office/word/2010/wordprocessingShape" mc:Ignorable="w14 w15 w16 w16cex w16cid w16du w16sdtdh w16sdtfl w16se wp14"><w:body><w:p><w:pPr/><w:r><w:t>Annual Report 2026</w:t></w:r></w:p><w:p><w:r><w:t>Prepared by Uniword</w:t></w:r></w:p><w:p><w:r><w:t>March 26, 2026</w:t></w:r></w:p><w:p><w:r><w:br w:type="page"/></w:r></w:p><w:p><w:r><w:t>Table of Contents</w:t></w:r></w:p><w:p><w:fldChar w:fldCharType="begin"/><w:fldChar w:fldCharType="separate"/><w:fldChar w:fldCharType="end"/><w:instrText><w:text> TOC \o "1-3" \h \z \u </w:text></w:instrText></w:p><w:p><w:r><w:br w:type="page"/></w:r></w:p><w:p><w:pPr><w:pStyle w:val="Heading1"/></w:pPr><w:r><w:t>Executive Summary</w:t></w:r></w:p><w:p><w:r><w:t>This report provides a comprehensive overview of the organization's performance throughout 2026. Key highlights include:</w:t></w:r></w:p><w:p><w:pPr><w:numPr><w:ilvl w:val="0"/><w:numId w:val="1"/></w:numPr></w:pPr><w:r><w:t>Revenue growth of 35% year-over-year</w:t></w:r></w:p><w:p><w:pPr><w:numPr><w:ilvl w:val="0"/><w:numId w:val="1"/></w:numPr></w:pPr><w:r><w:t>User base expanded to 25,000 active users</w:t></w:r></w:p><w:p><w:pPr><w:numPr><w:ilvl w:val="0"/><w:numId w:val="1"/></w:numPr></w:pPr><w:r><w:t>NPS score improved to 85</w:t></w:r></w:p><w:p><w:pPr><w:numPr><w:ilvl w:val="0"/><w:numId w:val="1"/></w:numPr></w:pPr><w:r><w:t>Three new product launches</w:t></w:r></w:p><w:p><w:r><w:br w:type="page"/></w:r></w:p><w:p><w:pPr><w:pStyle w:val="Heading1"/></w:pPr><w:r><w:t>1. Financial Performance</w:t></w:r></w:p><w:p><w:r><w:t>The financial performance exceeded expectations across all metrics.</w:t></w:r></w:p><w:p><w:pPr><w:pStyle w:val="Heading2"/></w:pPr><w:r><w:t>1.1 Revenue Breakdown</w:t></w:r></w:p><w:p><w:pPr><w:pStyle w:val="Heading2"/></w:pPr><w:r><w:t>1.2 Revenue Chart</w:t></w:r></w:p><w:p><w:r><w:drawing><wp:inline><wp:extent wp:cx="5486400" wp:cy="3200400"/><wp:effectExtent/><wp:docPr wp:id="347343784" wp:name="Chart bar"/><graphic xmlns="http://schemas.openxmlformats.org/drawingml/2006/main"><graphicData uri="http://schemas.openxmlformats.org/drawingml/2006/chart"><chart xmlns="http://schemas.openxmlformats.org/drawingml/2006/chart" c:id="rIdChart1"/></graphicData></graphic></wp:inline></w:drawing></w:r></w:p><w:p><w:r><w:br w:type="page"/></w:r></w:p><w:p><w:pPr><w:pStyle w:val="Heading1"/></w:pPr><w:r><w:t>2. Product Development</w:t></w:r></w:p><w:p><w:r><w:t>Three major product launches drove growth in 2026.</w:t></w:r></w:p><w:p><w:pPr><w:numPr><w:ilvl w:val="0"/><w:numId w:val="2"/></w:numPr></w:pPr><w:r><w:t>Uniword Pro — Professional document generation</w:t></w:r></w:p><w:p><w:pPr><w:numPr><w:ilvl w:val="0"/><w:numId w:val="2"/></w:numPr></w:pPr><w:r><w:t>Uniword Cloud — Cloud-based document processing</w:t></w:r></w:p><w:p><w:pPr><w:numPr><w:ilvl w:val="0"/><w:numId w:val="2"/></w:numPr></w:pPr><w:r><w:t>Uniword API — RESTful API for document operations</w:t></w:r></w:p><w:p><w:pPr><w:pStyle w:val="Heading2"/></w:pPr><w:r><w:t>2.1 User Growth</w:t></w:r></w:p><w:p><w:r><w:drawing><wp:inline><wp:extent wp:cx="5486400" wp:cy="3200400"/><wp:effectExtent/><wp:docPr wp:id="263562126" wp:name="Chart line"/><graphic xmlns="http://schemas.openxmlformats.org/drawingml/2006/main"><graphicData uri="http://schemas.openxmlformats.org/drawingml/2006/chart"><chart xmlns="http://schemas.openxmlformats.org/drawingml/2006/chart" c:id="rIdChart2"/></graphicData></graphic></wp:inline></w:drawing></w:r></w:p><w:p><w:r><w:br w:type="page"/></w:r></w:p><w:p><w:pPr><w:pStyle w:val="Heading1"/></w:pPr><w:r><w:t>3. References</w:t></w:r></w:p><w:p><w:sdt><w:sdtPr><w:id w:val="1"/><w:bibliography/><w:docPartObj><w:docPartGallery w:val="Bibliographies"/><w:docPartUnique/></w:docPartObj></w:sdtPr></w:sdt></w:p><w:tbl><w:tblPr><w:tblW w:w="0" w:type="auto"/><w:tblLook w:val="04A0" w:firstRow="1" w:lastRow="0" w:firstColumn="1" w:lastColumn="0" w:noHBand="0" w:noVBand="1"/></w:tblPr><w:tblGrid><w:gridCol/><w:gridCol/><w:gridCol/></w:tblGrid><w:tr><w:tc><w:tcPr><w:tcW w:w="0" w:type="auto"/><w:shd w:val="clear" w:color="FFFFFF" w:fill="1F4E79"/></w:tcPr><w:p><w:r><w:t>Category</w:t></w:r></w:p></w:tc><w:tc><w:tcPr><w:tcW w:w="0" w:type="auto"/><w:shd w:val="clear" w:color="FFFFFF" w:fill="1F4E79"/></w:tcPr><w:p><w:r><w:t>Amount</w:t></w:r></w:p></w:tc><w:tc><w:tcPr><w:tcW w:w="0" w:type="auto"/><w:shd w:val="clear" w:color="FFFFFF" w:fill="1F4E79"/></w:tcPr><w:p><w:r><w:t>% of Total</w:t></w:r></w:p></w:tc></w:tr><w:tr><w:tc><w:tcPr><w:tcW w:w="0" w:type="auto"/></w:tcPr><w:p><w:r><w:t>Subscriptions</w:t></w:r></w:p></w:tc><w:tc><w:tcPr><w:tcW w:w="0" w:type="auto"/></w:tcPr><w:p><w:r><w:t>$4.2M</w:t></w:r></w:p></w:tc><w:tc><w:tcPr><w:tcW w:w="0" w:type="auto"/></w:tcPr><w:p><w:r><w:t>60%</w:t></w:r></w:p></w:tc></w:tr><w:tr><w:tc><w:tcPr><w:tcW w:w="0" w:type="auto"/></w:tcPr><w:p><w:r><w:t>Enterprise</w:t></w:r></w:p></w:tc><w:tc><w:tcPr><w:tcW w:w="0" w:type="auto"/></w:tcPr><w:p><w:r><w:t>$2.1M</w:t></w:r></w:p></w:tc><w:tc><w:tcPr><w:tcW w:w="0" w:type="auto"/></w:tcPr><w:p><w:r><w:t>30%</w:t></w:r></w:p></w:tc></w:tr><w:tr><w:tc><w:tcPr><w:tcW w:w="0" w:type="auto"/></w:tcPr><w:p><w:r><w:t>Services</w:t></w:r></w:p></w:tc><w:tc><w:tcPr><w:tcW w:w="0" w:type="auto"/></w:tcPr><w:p><w:r><w:t>$0.7M</w:t></w:r></w:p></w:tc><w:tc><w:tcPr><w:tcW w:w="0" w:type="auto"/></w:tcPr><w:p><w:r><w:t>10%</w:t></w:r></w:p></w:tc></w:tr><w:tr><w:tc><w:tcPr><w:tcW w:w="0" w:type="auto"/></w:tcPr><w:p><w:r><w:t>Total</w:t></w:r></w:p></w:tc><w:tc><w:tcPr><w:tcW w:w="0" w:type="auto"/></w:tcPr><w:p><w:r><w:t>$7.0M</w:t></w:r></w:p></w:tc><w:tc><w:tcPr><w:tcW w:w="0" w:type="auto"/></w:tcPr><w:p><w:r><w:t>100%</w:t></w:r></w:p></w:tc></w:tr></w:tbl><w:sectPr w:val="nextPage"><w:headerReference w:type="default" r:id="rId7"/><w:footerReference w:type="default" r:id="rId8"/><w:pgSz w:w="12240" w:h="15840" w:orient="portrait"/><w:pgMar w:top="1440" w:bottom="1440" w:left="1440" w:right="1440" w:header="720" w:footer="720" w:gutter="0"/><w:cols w:space="720"/></w:sectPr></w:body></w:document>
 </file>
 
 <file path=word/footer1.xml><?xml version="1.0" encoding="utf-8"?>
-<w:ftr xmlns:w="http://schemas.openxmlformats.org/wordprocessingml/2006/main" xmlns:wpc="http://schemas.microsoft.com/office/word/2010/wordprocessingCanvas" xmlns:cx="http://schemas.microsoft.com/office/drawing/2014/chartex" xmlns:cx1="http://schemas.microsoft.com/office/drawing/2015/9/8/chartex" xmlns:cx2="http://schemas.microsoft.com/office/drawing/2015/10/21/chartex" xmlns:cx3="http://schemas.microsoft.com/office/drawing/2016/5/9/chartex" xmlns:cx4="http://schemas.microsoft.com/office/drawing/2016/5/10/chartex" xmlns:cx5="http://schemas.microsoft.com/office/drawing/2016/5/11/chartex" xmlns:cx6="http://schemas.microsoft.com/office/drawing/2016/5/12/chartex" xmlns:cx7="http://schemas.microsoft.com/office/drawing/2016/5/13/chartex" xmlns:cx8="http://schemas.microsoft.com/office/drawing/2016/5/14/chartex" xmlns:mc="http://schemas.openxmlformats.org/markup-compatibility/2006" xmlns:aink="http://schemas.microsoft.com/office/drawing/2016/ink" xmlns:am3d="http://schemas.microsoft.com/office/drawing/2017/model3d" xmlns:o="urn:schemas-microsoft-com:office:office" xmlns:oel="http://schemas.microsoft.com/office/2019/extlst" xmlns:r="http://schemas.openxmlformats.org/officeDocument/2006/relationships" xmlns:m="http://schemas.openxmlformats.org/officeDocument/2006/math" xmlns:v="urn:schemas-microsoft-com:vml" xmlns:wp14="http://schemas.microsoft.com/office/word/2010/wordprocessingDrawing" xmlns:wp="http://schemas.openxmlformats.org/drawingml/2006/wordprocessingDrawing" xmlns:w10="urn:schemas-microsoft-com:office:word" xmlns:w14="http://schemas.microsoft.com/office/word/2010/wordml" xmlns:w15="http://schemas.microsoft.com/office/word/2012/wordml" xmlns:w16cex="http://schemas.microsoft.com/office/word/2018/wordml/cex" xmlns:w16cid="http://schemas.microsoft.com/office/word/2016/wordml/cid" xmlns:w16="http://schemas.microsoft.com/office/word/2018/wordml" xmlns:w16du="http://schemas.microsoft.com/office/word/2023/wordml/word16du" xmlns:w16sdtdh="http://schemas.microsoft.com/office/word/2020/wordml/sdtdatahash" xmlns:w16sdtfl="http://schemas.microsoft.com/office/word/2024/wordml/sdtformatlock" xmlns:w16se="http://schemas.microsoft.com/office/word/2015/wordml/symex" xmlns:wpg="http://schemas.microsoft.com/office/word/2010/wordprocessingGroup" xmlns:wpi="http://schemas.microsoft.com/office/word/2010/wordprocessingInk" xmlns:wne="http://schemas.microsoft.com/office/word/2006/wordml" xmlns:wps="http://schemas.microsoft.com/office/word/2010/wordprocessingShape" mc:Ignorable="w14 w15 w16se w16cid w16 w16cex w16du w16sdtdh w16sdtfl wp14">
+<w:ftr xmlns:w="http://schemas.openxmlformats.org/wordprocessingml/2006/main" xmlns:wpc="http://schemas.microsoft.com/office/word/2010/wordprocessingCanvas" xmlns:cx="http://schemas.microsoft.com/office/drawing/2014/chartex" xmlns:cx1="http://schemas.microsoft.com/office/drawing/2015/9/8/chartex" xmlns:cx2="http://schemas.microsoft.com/office/drawing/2015/10/21/chartex" xmlns:cx3="http://schemas.microsoft.com/office/drawing/2016/5/9/chartex" xmlns:cx4="http://schemas.microsoft.com/office/drawing/2016/5/10/chartex" xmlns:cx5="http://schemas.microsoft.com/office/drawing/2016/5/11/chartex" xmlns:cx6="http://schemas.microsoft.com/office/drawing/2016/5/12/chartex" xmlns:cx7="http://schemas.microsoft.com/office/drawing/2016/5/13/chartex" xmlns:cx8="http://schemas.microsoft.com/office/drawing/2016/5/14/chartex" xmlns:mc="http://schemas.openxmlformats.org/markup-compatibility/2006" xmlns:aink="http://schemas.microsoft.com/office/drawing/2016/ink" xmlns:am3d="http://schemas.microsoft.com/office/drawing/2017/model3d" xmlns:o="urn:schemas-microsoft-com:office:office" xmlns:oel="http://schemas.microsoft.com/office/2019/extlst" xmlns:r="http://schemas.openxmlformats.org/officeDocument/2006/relationships" xmlns:m="http://schemas.openxmlformats.org/officeDocument/2006/math" xmlns:v="urn:schemas-microsoft-com:vml" xmlns:wp14="http://schemas.microsoft.com/office/word/2010/wordprocessingDrawing" xmlns:wp="http://schemas.openxmlformats.org/drawingml/2006/wordprocessingDrawing" xmlns:w10="urn:schemas-microsoft-com:office:word" xmlns:w14="http://schemas.microsoft.com/office/word/2010/wordml" xmlns:w15="http://schemas.microsoft.com/office/word/2012/wordml" xmlns:w16cex="http://schemas.microsoft.com/office/word/2018/wordml/cex" xmlns:w16cid="http://schemas.microsoft.com/office/word/2016/wordml/cid" xmlns:w16="http://schemas.microsoft.com/office/word/2018/wordml" xmlns:w16du="http://schemas.microsoft.com/office/word/2023/wordml/word16du" xmlns:w16sdtdh="http://schemas.microsoft.com/office/word/2020/wordml/sdtdatahash" xmlns:w16sdtfl="http://schemas.microsoft.com/office/word/2024/wordml/sdtformatlock" xmlns:w16se="http://schemas.microsoft.com/office/word/2015/wordml/symex" xmlns:wpg="http://schemas.microsoft.com/office/word/2010/wordprocessingGroup" xmlns:wpi="http://schemas.microsoft.com/office/word/2010/wordprocessingInk" xmlns:wne="http://schemas.microsoft.com/office/word/2006/wordml" xmlns:wps="http://schemas.microsoft.com/office/word/2010/wordprocessingShape" mc:Ignorable="w14 w15 w16 w16cex w16cid w16du w16sdtdh w16sdtfl w16se wp14">
   <w:p>
     <w:r>
       <w:t xml:space="preserve">Page </w:t>
@@ -470,7 +35,7 @@
 </file>
 
 <file path=word/header1.xml><?xml version="1.0" encoding="utf-8"?>
-<w:hdr xmlns:w="http://schemas.openxmlformats.org/wordprocessingml/2006/main" xmlns:wpc="http://schemas.microsoft.com/office/word/2010/wordprocessingCanvas" xmlns:cx="http://schemas.microsoft.com/office/drawing/2014/chartex" xmlns:cx1="http://schemas.microsoft.com/office/drawing/2015/9/8/chartex" xmlns:cx2="http://schemas.microsoft.com/office/drawing/2015/10/21/chartex" xmlns:cx3="http://schemas.microsoft.com/office/drawing/2016/5/9/chartex" xmlns:cx4="http://schemas.microsoft.com/office/drawing/2016/5/10/chartex" xmlns:cx5="http://schemas.microsoft.com/office/drawing/2016/5/11/chartex" xmlns:cx6="http://schemas.microsoft.com/office/drawing/2016/5/12/chartex" xmlns:cx7="http://schemas.microsoft.com/office/drawing/2016/5/13/chartex" xmlns:cx8="http://schemas.microsoft.com/office/drawing/2016/5/14/chartex" xmlns:mc="http://schemas.openxmlformats.org/markup-compatibility/2006" xmlns:aink="http://schemas.microsoft.com/office/drawing/2016/ink" xmlns:am3d="http://schemas.microsoft.com/office/drawing/2017/model3d" xmlns:o="urn:schemas-microsoft-com:office:office" xmlns:oel="http://schemas.microsoft.com/office/2019/extlst" xmlns:r="http://schemas.openxmlformats.org/officeDocument/2006/relationships" xmlns:m="http://schemas.openxmlformats.org/officeDocument/2006/math" xmlns:v="urn:schemas-microsoft-com:vml" xmlns:wp14="http://schemas.microsoft.com/office/word/2010/wordprocessingDrawing" xmlns:wp="http://schemas.openxmlformats.org/drawingml/2006/wordprocessingDrawing" xmlns:w10="urn:schemas-microsoft-com:office:word" xmlns:w14="http://schemas.microsoft.com/office/word/2010/wordml" xmlns:w15="http://schemas.microsoft.com/office/word/2012/wordml" xmlns:w16cex="http://schemas.microsoft.com/office/word/2018/wordml/cex" xmlns:w16cid="http://schemas.microsoft.com/office/word/2016/wordml/cid" xmlns:w16="http://schemas.microsoft.com/office/word/2018/wordml" xmlns:w16du="http://schemas.microsoft.com/office/word/2023/wordml/word16du" xmlns:w16sdtdh="http://schemas.microsoft.com/office/word/2020/wordml/sdtdatahash" xmlns:w16sdtfl="http://schemas.microsoft.com/office/word/2024/wordml/sdtformatlock" xmlns:w16se="http://schemas.microsoft.com/office/word/2015/wordml/symex" xmlns:wpg="http://schemas.microsoft.com/office/word/2010/wordprocessingGroup" xmlns:wpi="http://schemas.microsoft.com/office/word/2010/wordprocessingInk" xmlns:wne="http://schemas.microsoft.com/office/word/2006/wordml" xmlns:wps="http://schemas.microsoft.com/office/word/2010/wordprocessingShape" mc:Ignorable="w14 w15 w16se w16cid w16 w16cex w16du w16sdtdh w16sdtfl wp14">
+<w:hdr xmlns:w="http://schemas.openxmlformats.org/wordprocessingml/2006/main" xmlns:wpc="http://schemas.microsoft.com/office/word/2010/wordprocessingCanvas" xmlns:cx="http://schemas.microsoft.com/office/drawing/2014/chartex" xmlns:cx1="http://schemas.microsoft.com/office/drawing/2015/9/8/chartex" xmlns:cx2="http://schemas.microsoft.com/office/drawing/2015/10/21/chartex" xmlns:cx3="http://schemas.microsoft.com/office/drawing/2016/5/9/chartex" xmlns:cx4="http://schemas.microsoft.com/office/drawing/2016/5/10/chartex" xmlns:cx5="http://schemas.microsoft.com/office/drawing/2016/5/11/chartex" xmlns:cx6="http://schemas.microsoft.com/office/drawing/2016/5/12/chartex" xmlns:cx7="http://schemas.microsoft.com/office/drawing/2016/5/13/chartex" xmlns:cx8="http://schemas.microsoft.com/office/drawing/2016/5/14/chartex" xmlns:mc="http://schemas.openxmlformats.org/markup-compatibility/2006" xmlns:aink="http://schemas.microsoft.com/office/drawing/2016/ink" xmlns:am3d="http://schemas.microsoft.com/office/drawing/2017/model3d" xmlns:o="urn:schemas-microsoft-com:office:office" xmlns:oel="http://schemas.microsoft.com/office/2019/extlst" xmlns:r="http://schemas.openxmlformats.org/officeDocument/2006/relationships" xmlns:m="http://schemas.openxmlformats.org/officeDocument/2006/math" xmlns:v="urn:schemas-microsoft-com:vml" xmlns:wp14="http://schemas.microsoft.com/office/word/2010/wordprocessingDrawing" xmlns:wp="http://schemas.openxmlformats.org/drawingml/2006/wordprocessingDrawing" xmlns:w10="urn:schemas-microsoft-com:office:word" xmlns:w14="http://schemas.microsoft.com/office/word/2010/wordml" xmlns:w15="http://schemas.microsoft.com/office/word/2012/wordml" xmlns:w16cex="http://schemas.microsoft.com/office/word/2018/wordml/cex" xmlns:w16cid="http://schemas.microsoft.com/office/word/2016/wordml/cid" xmlns:w16="http://schemas.microsoft.com/office/word/2018/wordml" xmlns:w16du="http://schemas.microsoft.com/office/word/2023/wordml/word16du" xmlns:w16sdtdh="http://schemas.microsoft.com/office/word/2020/wordml/sdtdatahash" xmlns:w16sdtfl="http://schemas.microsoft.com/office/word/2024/wordml/sdtformatlock" xmlns:w16se="http://schemas.microsoft.com/office/word/2015/wordml/symex" xmlns:wpg="http://schemas.microsoft.com/office/word/2010/wordprocessingGroup" xmlns:wpi="http://schemas.microsoft.com/office/word/2010/wordprocessingInk" xmlns:wne="http://schemas.microsoft.com/office/word/2006/wordml" xmlns:wps="http://schemas.microsoft.com/office/word/2010/wordprocessingShape" mc:Ignorable="w14 w15 w16 w16cex w16cid w16du w16sdtdh w16sdtfl w16se wp14">
   <w:p>
     <w:r>
       <w:rPr>
@@ -484,7 +49,7 @@
 </file>
 
 <file path=word/numbering.xml><?xml version="1.0" encoding="utf-8"?>
-<w:numbering xmlns:w="http://schemas.openxmlformats.org/wordprocessingml/2006/main" xmlns:mc="http://schemas.openxmlformats.org/markup-compatibility/2006" xmlns:w14="http://schemas.microsoft.com/office/word/2010/wordml" xmlns:w15="http://schemas.microsoft.com/office/word/2012/wordml" xmlns:w16se="http://schemas.microsoft.com/office/word/2015/wordml/symex" xmlns:w16cid="http://schemas.microsoft.com/office/word/2016/wordml/cid" xmlns:w16="http://schemas.microsoft.com/office/word/2018/wordml" xmlns:w16cex="http://schemas.microsoft.com/office/word/2018/wordml/cex" xmlns:w16sdtdh="http://schemas.microsoft.com/office/word/2020/wordml/sdtdatahash" xmlns:w16sdtfl="http://schemas.microsoft.com/office/word/2024/wordml/sdtformatlock" xmlns:w16du="http://schemas.microsoft.com/office/word/2023/wordml/word16du" xmlns:wp14="http://schemas.microsoft.com/office/word/2010/wordprocessingDrawing">
+<w:numbering xmlns:w="http://schemas.openxmlformats.org/wordprocessingml/2006/main" xmlns:mc="http://schemas.openxmlformats.org/markup-compatibility/2006" xmlns:w14="http://schemas.microsoft.com/office/word/2010/wordml" xmlns:w15="http://schemas.microsoft.com/office/word/2012/wordml" xmlns:w16se="http://schemas.microsoft.com/office/word/2015/wordml/symex" xmlns:w16cid="http://schemas.microsoft.com/office/word/2016/wordml/cid" xmlns:w16="http://schemas.microsoft.com/office/word/2018/wordml" xmlns:w16cex="http://schemas.microsoft.com/office/word/2018/wordml/cex" xmlns:w16sdtdh="http://schemas.microsoft.com/office/word/2020/wordml/sdtdatahash" xmlns:w16sdtfl="http://schemas.microsoft.com/office/word/2024/wordml/sdtformatlock" xmlns:w16du="http://schemas.microsoft.com/office/word/2023/wordml/word16du" xmlns:wp14="http://schemas.microsoft.com/office/word/2010/wordprocessingDrawing" mc:Ignorable="w14 w15 w16 w16cex w16cid w16du w16sdtdh w16sdtfl w16se wp14">
   <w:abstractNum w:abstractNumId="0">
     <w:lvl w:ilvl="0">
       <w:start w:val="1"/>
@@ -633,39 +198,21 @@
       <w:ind w:left="6480" w:hanging="360"/>
     </w:lvl>
   </w:abstractNum>
-  <w:num w:numId="1" w16cid:durableId="-2091439532">
+  <w:num w:numId="1" w16cid:durableId="1846418586">
     <w:abstractNumId w:val="0"/>
   </w:num>
-  <w:num w:numId="2" w16cid:durableId="-1881819656">
+  <w:num w:numId="2" w16cid:durableId="1374363781">
     <w:abstractNumId w:val="1"/>
   </w:num>
 </w:numbering>
 </file>
 
-<file path=word/sources.xml><?xml version="1.0" encoding="UTF-8" standalone="yes"?>
-<Sources xmlns="http://schemas.openxmlformats.org/officeDocument/2006/bibliography" b:SelectedStyle="APA">
-  <Source>
-    <SourceType>Book</SourceType>
-    <Tag>Annual2026</Tag>
-    <Author>
-      <NameList>
-        <Person>
-          <First>Uniword</First>
-          <Last>Inc.</Last>
-        </Person>
-      </NameList>
-    </Author>
-    <Title>Annual Report 2026</Title>
-    <Year>2026</Year>
-    <Publisher>Uniword Inc.</Publisher>
-    <City>San Francisco</City>
-    <RefOrder>1</RefOrder>
-  </Source>
-</Sources>
+<file path=word/sources.xml><?xml version="1.0" encoding="UTF-8" standalone="yes"?>
+<Sources xmlns="http://schemas.openxmlformats.org/officeDocument/2006/bibliography" b:SelectedStyle="APA"><Source><SourceType>Book</SourceType><Tag>Annual2026</Tag><Author><NameList><Person><First>Uniword</First><Last>Inc.</Last></Person></NameList></Author><Title>Annual Report 2026</Title><Year>2026</Year><Publisher>Uniword Inc.</Publisher><City>San Francisco</City><RefOrder>1</RefOrder></Source></Sources>
 </file>
 
 <file path=word/styles.xml><?xml version="1.0" encoding="utf-8"?>
-<w:styles xmlns:w="http://schemas.openxmlformats.org/wordprocessingml/2006/main" xmlns:mc="http://schemas.openxmlformats.org/markup-compatibility/2006" xmlns:r="http://schemas.openxmlformats.org/officeDocument/2006/relationships" xmlns:w14="http://schemas.microsoft.com/office/word/2010/wordml" xmlns:w15="http://schemas.microsoft.com/office/word/2012/wordml" xmlns:wp14="http://schemas.microsoft.com/office/word/2010/wordprocessingDrawing" xmlns:w16cex="http://schemas.microsoft.com/office/word/2018/wordml/cex" xmlns:w16cid="http://schemas.microsoft.com/office/word/2016/wordml/cid" xmlns:w16="http://schemas.microsoft.com/office/word/2018/wordml" xmlns:w16du="http://schemas.microsoft.com/office/word/2023/wordml/word16du" xmlns:w16sdtdh="http://schemas.microsoft.com/office/word/2020/wordml/sdtdatahash" xmlns:w16sdtfl="http://schemas.microsoft.com/office/word/2024/wordml/sdtformatlock" xmlns:w16se="http://schemas.microsoft.com/office/word/2015/wordml/symex" mc:Ignorable="w14 w15 w16se w16cid w16 w16cex w16du w16sdtdh w16sdtfl">
+<w:styles xmlns:w="http://schemas.openxmlformats.org/wordprocessingml/2006/main" xmlns:mc="http://schemas.openxmlformats.org/markup-compatibility/2006" xmlns:r="http://schemas.openxmlformats.org/officeDocument/2006/relationships" xmlns:w14="http://schemas.microsoft.com/office/word/2010/wordml" xmlns:w15="http://schemas.microsoft.com/office/word/2012/wordml" xmlns:wp14="http://schemas.microsoft.com/office/word/2010/wordprocessingDrawing" xmlns:w16cex="http://schemas.microsoft.com/office/word/2018/wordml/cex" xmlns:w16cid="http://schemas.microsoft.com/office/word/2016/wordml/cid" xmlns:w16="http://schemas.microsoft.com/office/word/2018/wordml" xmlns:w16du="http://schemas.microsoft.com/office/word/2023/wordml/word16du" xmlns:w16sdtdh="http://schemas.microsoft.com/office/word/2020/wordml/sdtdatahash" xmlns:w16sdtfl="http://schemas.microsoft.com/office/word/2024/wordml/sdtformatlock" xmlns:w16se="http://schemas.microsoft.com/office/word/2015/wordml/symex" mc:Ignorable="w14 w15 w16 w16cex w16cid w16du w16sdtdh w16sdtfl w16se">
   <w:docDefaults>
     <w:rPrDefault>
       <w:rPr>

--- a/examples/generated/multi_section_complete.docx
+++ b/examples/generated/multi_section_complete.docx
@@ -1,6 +1,436 @@
 
 <file path=word/document.xml><?xml version="1.0" encoding="UTF-8" standalone="yes"?>
-<w:document xmlns:w="http://schemas.openxmlformats.org/wordprocessingml/2006/main" xmlns:wpc="http://schemas.microsoft.com/office/word/2010/wordprocessingCanvas" xmlns:cx="http://schemas.microsoft.com/office/drawing/2014/chartex" xmlns:cx1="http://schemas.microsoft.com/office/drawing/2015/9/8/chartex" xmlns:cx2="http://schemas.microsoft.com/office/drawing/2015/10/21/chartex" xmlns:cx3="http://schemas.microsoft.com/office/drawing/2016/5/9/chartex" xmlns:cx4="http://schemas.microsoft.com/office/drawing/2016/5/10/chartex" xmlns:cx5="http://schemas.microsoft.com/office/drawing/2016/5/11/chartex" xmlns:cx6="http://schemas.microsoft.com/office/drawing/2016/5/12/chartex" xmlns:cx7="http://schemas.microsoft.com/office/drawing/2016/5/13/chartex" xmlns:cx8="http://schemas.microsoft.com/office/drawing/2016/5/14/chartex" xmlns:mc="http://schemas.openxmlformats.org/markup-compatibility/2006" xmlns:aink="http://schemas.microsoft.com/office/drawing/2016/ink" xmlns:am3d="http://schemas.microsoft.com/office/drawing/2017/model3d" xmlns:o="urn:schemas-microsoft-com:office:office" xmlns:oel="http://schemas.microsoft.com/office/2019/extlst" xmlns:r="http://schemas.openxmlformats.org/officeDocument/2006/relationships" xmlns:m="http://schemas.openxmlformats.org/officeDocument/2006/math" xmlns:v="urn:schemas-microsoft-com:vml" xmlns:wp14="http://schemas.microsoft.com/office/word/2010/wordprocessingDrawing" xmlns:wp="http://schemas.openxmlformats.org/drawingml/2006/wordprocessingDrawing" xmlns:w10="urn:schemas-microsoft-com:office:word" xmlns:w14="http://schemas.microsoft.com/office/word/2010/wordml" xmlns:w15="http://schemas.microsoft.com/office/word/2012/wordml" xmlns:w16cex="http://schemas.microsoft.com/office/word/2018/wordml/cex" xmlns:w16cid="http://schemas.microsoft.com/office/word/2016/wordml/cid" xmlns:w16="http://schemas.microsoft.com/office/word/2018/wordml" xmlns:w16du="http://schemas.microsoft.com/office/word/2023/wordml/word16du" xmlns:w16sdtdh="http://schemas.microsoft.com/office/word/2020/wordml/sdtdatahash" xmlns:w16sdtfl="http://schemas.microsoft.com/office/word/2024/wordml/sdtformatlock" xmlns:w16se="http://schemas.microsoft.com/office/word/2015/wordml/symex" xmlns:wpg="http://schemas.microsoft.com/office/word/2010/wordprocessingGroup" xmlns:wpi="http://schemas.microsoft.com/office/word/2010/wordprocessingInk" xmlns:wne="http://schemas.microsoft.com/office/word/2006/wordml" xmlns:wps="http://schemas.microsoft.com/office/word/2010/wordprocessingShape" mc:Ignorable="w14 w15 w16 w16cex w16cid w16du w16sdtdh w16sdtfl w16se wp14"><w:body><w:p><w:pPr/><w:r><w:t>Annual Report 2026</w:t></w:r></w:p><w:p><w:r><w:t>Prepared by Uniword</w:t></w:r></w:p><w:p><w:r><w:t>March 26, 2026</w:t></w:r></w:p><w:p><w:r><w:br w:type="page"/></w:r></w:p><w:p><w:r><w:t>Table of Contents</w:t></w:r></w:p><w:p><w:fldChar w:fldCharType="begin"/><w:fldChar w:fldCharType="separate"/><w:fldChar w:fldCharType="end"/><w:instrText><w:text> TOC \o "1-3" \h \z \u </w:text></w:instrText></w:p><w:p><w:r><w:br w:type="page"/></w:r></w:p><w:p><w:pPr><w:pStyle w:val="Heading1"/></w:pPr><w:r><w:t>Executive Summary</w:t></w:r></w:p><w:p><w:r><w:t>This report provides a comprehensive overview of the organization's performance throughout 2026. Key highlights include:</w:t></w:r></w:p><w:p><w:pPr><w:numPr><w:ilvl w:val="0"/><w:numId w:val="1"/></w:numPr></w:pPr><w:r><w:t>Revenue growth of 35% year-over-year</w:t></w:r></w:p><w:p><w:pPr><w:numPr><w:ilvl w:val="0"/><w:numId w:val="1"/></w:numPr></w:pPr><w:r><w:t>User base expanded to 25,000 active users</w:t></w:r></w:p><w:p><w:pPr><w:numPr><w:ilvl w:val="0"/><w:numId w:val="1"/></w:numPr></w:pPr><w:r><w:t>NPS score improved to 85</w:t></w:r></w:p><w:p><w:pPr><w:numPr><w:ilvl w:val="0"/><w:numId w:val="1"/></w:numPr></w:pPr><w:r><w:t>Three new product launches</w:t></w:r></w:p><w:p><w:r><w:br w:type="page"/></w:r></w:p><w:p><w:pPr><w:pStyle w:val="Heading1"/></w:pPr><w:r><w:t>1. Financial Performance</w:t></w:r></w:p><w:p><w:r><w:t>The financial performance exceeded expectations across all metrics.</w:t></w:r></w:p><w:p><w:pPr><w:pStyle w:val="Heading2"/></w:pPr><w:r><w:t>1.1 Revenue Breakdown</w:t></w:r></w:p><w:p><w:pPr><w:pStyle w:val="Heading2"/></w:pPr><w:r><w:t>1.2 Revenue Chart</w:t></w:r></w:p><w:p><w:r><w:drawing><wp:inline><wp:extent wp:cx="5486400" wp:cy="3200400"/><wp:effectExtent/><wp:docPr wp:id="347343784" wp:name="Chart bar"/><graphic xmlns="http://schemas.openxmlformats.org/drawingml/2006/main"><graphicData uri="http://schemas.openxmlformats.org/drawingml/2006/chart"><chart xmlns="http://schemas.openxmlformats.org/drawingml/2006/chart" c:id="rIdChart1"/></graphicData></graphic></wp:inline></w:drawing></w:r></w:p><w:p><w:r><w:br w:type="page"/></w:r></w:p><w:p><w:pPr><w:pStyle w:val="Heading1"/></w:pPr><w:r><w:t>2. Product Development</w:t></w:r></w:p><w:p><w:r><w:t>Three major product launches drove growth in 2026.</w:t></w:r></w:p><w:p><w:pPr><w:numPr><w:ilvl w:val="0"/><w:numId w:val="2"/></w:numPr></w:pPr><w:r><w:t>Uniword Pro — Professional document generation</w:t></w:r></w:p><w:p><w:pPr><w:numPr><w:ilvl w:val="0"/><w:numId w:val="2"/></w:numPr></w:pPr><w:r><w:t>Uniword Cloud — Cloud-based document processing</w:t></w:r></w:p><w:p><w:pPr><w:numPr><w:ilvl w:val="0"/><w:numId w:val="2"/></w:numPr></w:pPr><w:r><w:t>Uniword API — RESTful API for document operations</w:t></w:r></w:p><w:p><w:pPr><w:pStyle w:val="Heading2"/></w:pPr><w:r><w:t>2.1 User Growth</w:t></w:r></w:p><w:p><w:r><w:drawing><wp:inline><wp:extent wp:cx="5486400" wp:cy="3200400"/><wp:effectExtent/><wp:docPr wp:id="263562126" wp:name="Chart line"/><graphic xmlns="http://schemas.openxmlformats.org/drawingml/2006/main"><graphicData uri="http://schemas.openxmlformats.org/drawingml/2006/chart"><chart xmlns="http://schemas.openxmlformats.org/drawingml/2006/chart" c:id="rIdChart2"/></graphicData></graphic></wp:inline></w:drawing></w:r></w:p><w:p><w:r><w:br w:type="page"/></w:r></w:p><w:p><w:pPr><w:pStyle w:val="Heading1"/></w:pPr><w:r><w:t>3. References</w:t></w:r></w:p><w:p><w:sdt><w:sdtPr><w:id w:val="1"/><w:bibliography/><w:docPartObj><w:docPartGallery w:val="Bibliographies"/><w:docPartUnique/></w:docPartObj></w:sdtPr></w:sdt></w:p><w:tbl><w:tblPr><w:tblW w:w="0" w:type="auto"/><w:tblLook w:val="04A0" w:firstRow="1" w:lastRow="0" w:firstColumn="1" w:lastColumn="0" w:noHBand="0" w:noVBand="1"/></w:tblPr><w:tblGrid><w:gridCol/><w:gridCol/><w:gridCol/></w:tblGrid><w:tr><w:tc><w:tcPr><w:tcW w:w="0" w:type="auto"/><w:shd w:val="clear" w:color="FFFFFF" w:fill="1F4E79"/></w:tcPr><w:p><w:r><w:t>Category</w:t></w:r></w:p></w:tc><w:tc><w:tcPr><w:tcW w:w="0" w:type="auto"/><w:shd w:val="clear" w:color="FFFFFF" w:fill="1F4E79"/></w:tcPr><w:p><w:r><w:t>Amount</w:t></w:r></w:p></w:tc><w:tc><w:tcPr><w:tcW w:w="0" w:type="auto"/><w:shd w:val="clear" w:color="FFFFFF" w:fill="1F4E79"/></w:tcPr><w:p><w:r><w:t>% of Total</w:t></w:r></w:p></w:tc></w:tr><w:tr><w:tc><w:tcPr><w:tcW w:w="0" w:type="auto"/></w:tcPr><w:p><w:r><w:t>Subscriptions</w:t></w:r></w:p></w:tc><w:tc><w:tcPr><w:tcW w:w="0" w:type="auto"/></w:tcPr><w:p><w:r><w:t>$4.2M</w:t></w:r></w:p></w:tc><w:tc><w:tcPr><w:tcW w:w="0" w:type="auto"/></w:tcPr><w:p><w:r><w:t>60%</w:t></w:r></w:p></w:tc></w:tr><w:tr><w:tc><w:tcPr><w:tcW w:w="0" w:type="auto"/></w:tcPr><w:p><w:r><w:t>Enterprise</w:t></w:r></w:p></w:tc><w:tc><w:tcPr><w:tcW w:w="0" w:type="auto"/></w:tcPr><w:p><w:r><w:t>$2.1M</w:t></w:r></w:p></w:tc><w:tc><w:tcPr><w:tcW w:w="0" w:type="auto"/></w:tcPr><w:p><w:r><w:t>30%</w:t></w:r></w:p></w:tc></w:tr><w:tr><w:tc><w:tcPr><w:tcW w:w="0" w:type="auto"/></w:tcPr><w:p><w:r><w:t>Services</w:t></w:r></w:p></w:tc><w:tc><w:tcPr><w:tcW w:w="0" w:type="auto"/></w:tcPr><w:p><w:r><w:t>$0.7M</w:t></w:r></w:p></w:tc><w:tc><w:tcPr><w:tcW w:w="0" w:type="auto"/></w:tcPr><w:p><w:r><w:t>10%</w:t></w:r></w:p></w:tc></w:tr><w:tr><w:tc><w:tcPr><w:tcW w:w="0" w:type="auto"/></w:tcPr><w:p><w:r><w:t>Total</w:t></w:r></w:p></w:tc><w:tc><w:tcPr><w:tcW w:w="0" w:type="auto"/></w:tcPr><w:p><w:r><w:t>$7.0M</w:t></w:r></w:p></w:tc><w:tc><w:tcPr><w:tcW w:w="0" w:type="auto"/></w:tcPr><w:p><w:r><w:t>100%</w:t></w:r></w:p></w:tc></w:tr></w:tbl><w:sectPr w:val="nextPage"><w:headerReference w:type="default" r:id="rId7"/><w:footerReference w:type="default" r:id="rId8"/><w:pgSz w:w="12240" w:h="15840" w:orient="portrait"/><w:pgMar w:top="1440" w:bottom="1440" w:left="1440" w:right="1440" w:header="720" w:footer="720" w:gutter="0"/><w:cols w:space="720"/></w:sectPr></w:body></w:document>
+<w:document xmlns:w="http://schemas.openxmlformats.org/wordprocessingml/2006/main" xmlns:wpc="http://schemas.microsoft.com/office/word/2010/wordprocessingCanvas" xmlns:cx="http://schemas.microsoft.com/office/drawing/2014/chartex" xmlns:cx1="http://schemas.microsoft.com/office/drawing/2015/9/8/chartex" xmlns:cx2="http://schemas.microsoft.com/office/drawing/2015/10/21/chartex" xmlns:cx3="http://schemas.microsoft.com/office/drawing/2016/5/9/chartex" xmlns:cx4="http://schemas.microsoft.com/office/drawing/2016/5/10/chartex" xmlns:cx5="http://schemas.microsoft.com/office/drawing/2016/5/11/chartex" xmlns:cx6="http://schemas.microsoft.com/office/drawing/2016/5/12/chartex" xmlns:cx7="http://schemas.microsoft.com/office/drawing/2016/5/13/chartex" xmlns:cx8="http://schemas.microsoft.com/office/drawing/2016/5/14/chartex" xmlns:mc="http://schemas.openxmlformats.org/markup-compatibility/2006" xmlns:aink="http://schemas.microsoft.com/office/drawing/2016/ink" xmlns:am3d="http://schemas.microsoft.com/office/drawing/2017/model3d" xmlns:o="urn:schemas-microsoft-com:office:office" xmlns:oel="http://schemas.microsoft.com/office/2019/extlst" xmlns:r="http://schemas.openxmlformats.org/officeDocument/2006/relationships" xmlns:m="http://schemas.openxmlformats.org/officeDocument/2006/math" xmlns:v="urn:schemas-microsoft-com:vml" xmlns:wp14="http://schemas.microsoft.com/office/word/2010/wordprocessingDrawing" xmlns:wp="http://schemas.openxmlformats.org/drawingml/2006/wordprocessingDrawing" xmlns:w10="urn:schemas-microsoft-com:office:word" xmlns:w14="http://schemas.microsoft.com/office/word/2010/wordml" xmlns:w15="http://schemas.microsoft.com/office/word/2012/wordml" xmlns:w16cex="http://schemas.microsoft.com/office/word/2018/wordml/cex" xmlns:w16cid="http://schemas.microsoft.com/office/word/2016/wordml/cid" xmlns:w16="http://schemas.microsoft.com/office/word/2018/wordml" xmlns:w16du="http://schemas.microsoft.com/office/word/2023/wordml/word16du" xmlns:w16sdtdh="http://schemas.microsoft.com/office/word/2020/wordml/sdtdatahash" xmlns:w16sdtfl="http://schemas.microsoft.com/office/word/2024/wordml/sdtformatlock" xmlns:w16se="http://schemas.microsoft.com/office/word/2015/wordml/symex" xmlns:wpg="http://schemas.microsoft.com/office/word/2010/wordprocessingGroup" xmlns:wpi="http://schemas.microsoft.com/office/word/2010/wordprocessingInk" xmlns:wne="http://schemas.microsoft.com/office/word/2006/wordml" xmlns:wps="http://schemas.microsoft.com/office/word/2010/wordprocessingShape" mc:Ignorable="w14 w15 w16 w16cex w16cid w16du w16sdtdh w16sdtfl w16se wp14">
+  <w:body>
+    <w:p>
+      <w:pPr/>
+      <w:r>
+        <w:t>Annual Report 2026</w:t>
+      </w:r>
+    </w:p>
+    <w:p>
+      <w:r>
+        <w:t>Prepared by Uniword</w:t>
+      </w:r>
+    </w:p>
+    <w:p>
+      <w:r>
+        <w:t>March 26, 2026</w:t>
+      </w:r>
+    </w:p>
+    <w:p>
+      <w:r>
+        <w:br w:type="page"/>
+      </w:r>
+    </w:p>
+    <w:p>
+      <w:r>
+        <w:t>Table of Contents</w:t>
+      </w:r>
+    </w:p>
+    <w:p>
+      <w:fldChar w:fldCharType="begin"/>
+      <w:fldChar w:fldCharType="separate"/>
+      <w:fldChar w:fldCharType="end"/>
+      <w:instrText>
+        <w:text> TOC \o "1-3" \h \z \u </w:text>
+      </w:instrText>
+    </w:p>
+    <w:p>
+      <w:r>
+        <w:br w:type="page"/>
+      </w:r>
+    </w:p>
+    <w:p>
+      <w:pPr>
+        <w:pStyle w:val="Heading1"/>
+      </w:pPr>
+      <w:r>
+        <w:t>Executive Summary</w:t>
+      </w:r>
+    </w:p>
+    <w:p>
+      <w:r>
+        <w:t>This report provides a comprehensive overview of the organization's performance throughout 2026. Key highlights include:</w:t>
+      </w:r>
+    </w:p>
+    <w:p>
+      <w:pPr>
+        <w:numPr>
+          <w:ilvl w:val="0"/>
+          <w:numId w:val="1"/>
+        </w:numPr>
+      </w:pPr>
+      <w:r>
+        <w:t>Revenue growth of 35% year-over-year</w:t>
+      </w:r>
+    </w:p>
+    <w:p>
+      <w:pPr>
+        <w:numPr>
+          <w:ilvl w:val="0"/>
+          <w:numId w:val="1"/>
+        </w:numPr>
+      </w:pPr>
+      <w:r>
+        <w:t>User base expanded to 25,000 active users</w:t>
+      </w:r>
+    </w:p>
+    <w:p>
+      <w:pPr>
+        <w:numPr>
+          <w:ilvl w:val="0"/>
+          <w:numId w:val="1"/>
+        </w:numPr>
+      </w:pPr>
+      <w:r>
+        <w:t>NPS score improved to 85</w:t>
+      </w:r>
+    </w:p>
+    <w:p>
+      <w:pPr>
+        <w:numPr>
+          <w:ilvl w:val="0"/>
+          <w:numId w:val="1"/>
+        </w:numPr>
+      </w:pPr>
+      <w:r>
+        <w:t>Three new product launches</w:t>
+      </w:r>
+    </w:p>
+    <w:p>
+      <w:r>
+        <w:br w:type="page"/>
+      </w:r>
+    </w:p>
+    <w:p>
+      <w:pPr>
+        <w:pStyle w:val="Heading1"/>
+      </w:pPr>
+      <w:r>
+        <w:t>1. Financial Performance</w:t>
+      </w:r>
+    </w:p>
+    <w:p>
+      <w:r>
+        <w:t>The financial performance exceeded expectations across all metrics.</w:t>
+      </w:r>
+    </w:p>
+    <w:p>
+      <w:pPr>
+        <w:pStyle w:val="Heading2"/>
+      </w:pPr>
+      <w:r>
+        <w:t>1.1 Revenue Breakdown</w:t>
+      </w:r>
+    </w:p>
+    <w:p>
+      <w:pPr>
+        <w:pStyle w:val="Heading2"/>
+      </w:pPr>
+      <w:r>
+        <w:t>1.2 Revenue Chart</w:t>
+      </w:r>
+    </w:p>
+    <w:p>
+      <w:r>
+        <w:drawing>
+          <wp:inline>
+            <wp:extent wp:cx="5486400" wp:cy="3200400"/>
+            <wp:effectExtent/>
+            <wp:docPr wp:id="347343784" wp:name="Chart bar"/>
+            <graphic xmlns="http://schemas.openxmlformats.org/drawingml/2006/main">
+              <graphicData uri="http://schemas.openxmlformats.org/drawingml/2006/chart">
+                <chart xmlns="http://schemas.openxmlformats.org/drawingml/2006/chart" c:id="rIdChart1"/>
+              </graphicData>
+            </graphic>
+          </wp:inline>
+        </w:drawing>
+      </w:r>
+    </w:p>
+    <w:p>
+      <w:r>
+        <w:br w:type="page"/>
+      </w:r>
+    </w:p>
+    <w:p>
+      <w:pPr>
+        <w:pStyle w:val="Heading1"/>
+      </w:pPr>
+      <w:r>
+        <w:t>2. Product Development</w:t>
+      </w:r>
+    </w:p>
+    <w:p>
+      <w:r>
+        <w:t>Three major product launches drove growth in 2026.</w:t>
+      </w:r>
+    </w:p>
+    <w:p>
+      <w:pPr>
+        <w:numPr>
+          <w:ilvl w:val="0"/>
+          <w:numId w:val="2"/>
+        </w:numPr>
+      </w:pPr>
+      <w:r>
+        <w:t>Uniword Pro — Professional document generation</w:t>
+      </w:r>
+    </w:p>
+    <w:p>
+      <w:pPr>
+        <w:numPr>
+          <w:ilvl w:val="0"/>
+          <w:numId w:val="2"/>
+        </w:numPr>
+      </w:pPr>
+      <w:r>
+        <w:t>Uniword Cloud — Cloud-based document processing</w:t>
+      </w:r>
+    </w:p>
+    <w:p>
+      <w:pPr>
+        <w:numPr>
+          <w:ilvl w:val="0"/>
+          <w:numId w:val="2"/>
+        </w:numPr>
+      </w:pPr>
+      <w:r>
+        <w:t>Uniword API — RESTful API for document operations</w:t>
+      </w:r>
+    </w:p>
+    <w:p>
+      <w:pPr>
+        <w:pStyle w:val="Heading2"/>
+      </w:pPr>
+      <w:r>
+        <w:t>2.1 User Growth</w:t>
+      </w:r>
+    </w:p>
+    <w:p>
+      <w:r>
+        <w:drawing>
+          <wp:inline>
+            <wp:extent wp:cx="5486400" wp:cy="3200400"/>
+            <wp:effectExtent/>
+            <wp:docPr wp:id="263562126" wp:name="Chart line"/>
+            <graphic xmlns="http://schemas.openxmlformats.org/drawingml/2006/main">
+              <graphicData uri="http://schemas.openxmlformats.org/drawingml/2006/chart">
+                <chart xmlns="http://schemas.openxmlformats.org/drawingml/2006/chart" c:id="rIdChart2"/>
+              </graphicData>
+            </graphic>
+          </wp:inline>
+        </w:drawing>
+      </w:r>
+    </w:p>
+    <w:p>
+      <w:r>
+        <w:br w:type="page"/>
+      </w:r>
+    </w:p>
+    <w:p>
+      <w:pPr>
+        <w:pStyle w:val="Heading1"/>
+      </w:pPr>
+      <w:r>
+        <w:t>3. References</w:t>
+      </w:r>
+    </w:p>
+    <w:p>
+      <w:sdt>
+        <w:sdtPr>
+          <w:id w:val="1"/>
+          <w:bibliography/>
+          <w:docPartObj>
+            <w:docPartGallery w:val="Bibliographies"/>
+            <w:docPartUnique/>
+          </w:docPartObj>
+        </w:sdtPr>
+      </w:sdt>
+    </w:p>
+    <w:tbl>
+      <w:tblPr>
+        <w:tblW w:w="0" w:type="auto"/>
+        <w:tblLook w:val="04A0" w:firstRow="1" w:lastRow="0" w:firstColumn="1" w:lastColumn="0" w:noHBand="0" w:noVBand="1"/>
+      </w:tblPr>
+      <w:tblGrid>
+        <w:gridCol/>
+        <w:gridCol/>
+        <w:gridCol/>
+      </w:tblGrid>
+      <w:tr>
+        <w:tc>
+          <w:tcPr>
+            <w:tcW w:w="0" w:type="auto"/>
+            <w:shd w:val="clear" w:color="FFFFFF" w:fill="1F4E79"/>
+          </w:tcPr>
+          <w:p>
+            <w:r>
+              <w:t>Category</w:t>
+            </w:r>
+          </w:p>
+        </w:tc>
+        <w:tc>
+          <w:tcPr>
+            <w:tcW w:w="0" w:type="auto"/>
+            <w:shd w:val="clear" w:color="FFFFFF" w:fill="1F4E79"/>
+          </w:tcPr>
+          <w:p>
+            <w:r>
+              <w:t>Amount</w:t>
+            </w:r>
+          </w:p>
+        </w:tc>
+        <w:tc>
+          <w:tcPr>
+            <w:tcW w:w="0" w:type="auto"/>
+            <w:shd w:val="clear" w:color="FFFFFF" w:fill="1F4E79"/>
+          </w:tcPr>
+          <w:p>
+            <w:r>
+              <w:t>% of Total</w:t>
+            </w:r>
+          </w:p>
+        </w:tc>
+      </w:tr>
+      <w:tr>
+        <w:tc>
+          <w:tcPr>
+            <w:tcW w:w="0" w:type="auto"/>
+          </w:tcPr>
+          <w:p>
+            <w:r>
+              <w:t>Subscriptions</w:t>
+            </w:r>
+          </w:p>
+        </w:tc>
+        <w:tc>
+          <w:tcPr>
+            <w:tcW w:w="0" w:type="auto"/>
+          </w:tcPr>
+          <w:p>
+            <w:r>
+              <w:t>$4.2M</w:t>
+            </w:r>
+          </w:p>
+        </w:tc>
+        <w:tc>
+          <w:tcPr>
+            <w:tcW w:w="0" w:type="auto"/>
+          </w:tcPr>
+          <w:p>
+            <w:r>
+              <w:t>60%</w:t>
+            </w:r>
+          </w:p>
+        </w:tc>
+      </w:tr>
+      <w:tr>
+        <w:tc>
+          <w:tcPr>
+            <w:tcW w:w="0" w:type="auto"/>
+          </w:tcPr>
+          <w:p>
+            <w:r>
+              <w:t>Enterprise</w:t>
+            </w:r>
+          </w:p>
+        </w:tc>
+        <w:tc>
+          <w:tcPr>
+            <w:tcW w:w="0" w:type="auto"/>
+          </w:tcPr>
+          <w:p>
+            <w:r>
+              <w:t>$2.1M</w:t>
+            </w:r>
+          </w:p>
+        </w:tc>
+        <w:tc>
+          <w:tcPr>
+            <w:tcW w:w="0" w:type="auto"/>
+          </w:tcPr>
+          <w:p>
+            <w:r>
+              <w:t>30%</w:t>
+            </w:r>
+          </w:p>
+        </w:tc>
+      </w:tr>
+      <w:tr>
+        <w:tc>
+          <w:tcPr>
+            <w:tcW w:w="0" w:type="auto"/>
+          </w:tcPr>
+          <w:p>
+            <w:r>
+              <w:t>Services</w:t>
+            </w:r>
+          </w:p>
+        </w:tc>
+        <w:tc>
+          <w:tcPr>
+            <w:tcW w:w="0" w:type="auto"/>
+          </w:tcPr>
+          <w:p>
+            <w:r>
+              <w:t>$0.7M</w:t>
+            </w:r>
+          </w:p>
+        </w:tc>
+        <w:tc>
+          <w:tcPr>
+            <w:tcW w:w="0" w:type="auto"/>
+          </w:tcPr>
+          <w:p>
+            <w:r>
+              <w:t>10%</w:t>
+            </w:r>
+          </w:p>
+        </w:tc>
+      </w:tr>
+      <w:tr>
+        <w:tc>
+          <w:tcPr>
+            <w:tcW w:w="0" w:type="auto"/>
+          </w:tcPr>
+          <w:p>
+            <w:r>
+              <w:t>Total</w:t>
+            </w:r>
+          </w:p>
+        </w:tc>
+        <w:tc>
+          <w:tcPr>
+            <w:tcW w:w="0" w:type="auto"/>
+          </w:tcPr>
+          <w:p>
+            <w:r>
+              <w:t>$7.0M</w:t>
+            </w:r>
+          </w:p>
+        </w:tc>
+        <w:tc>
+          <w:tcPr>
+            <w:tcW w:w="0" w:type="auto"/>
+          </w:tcPr>
+          <w:p>
+            <w:r>
+              <w:t>100%</w:t>
+            </w:r>
+          </w:p>
+        </w:tc>
+      </w:tr>
+    </w:tbl>
+    <w:sectPr w:val="nextPage">
+      <w:headerReference w:type="default" r:id="rId7"/>
+      <w:footerReference w:type="default" r:id="rId8"/>
+      <w:pgSz w:w="12240" w:h="15840" w:orient="portrait"/>
+      <w:pgMar w:top="1440" w:bottom="1440" w:left="1440" w:right="1440" w:header="720" w:footer="720" w:gutter="0"/>
+      <w:cols w:space="720"/>
+    </w:sectPr>
+  </w:body>
+</w:document>
 </file>
 
 <file path=word/footer1.xml><?xml version="1.0" encoding="utf-8"?>
@@ -208,7 +638,25 @@
 </file>
 
 <file path=word/sources.xml><?xml version="1.0" encoding="UTF-8" standalone="yes"?>
-<Sources xmlns="http://schemas.openxmlformats.org/officeDocument/2006/bibliography" b:SelectedStyle="APA"><Source><SourceType>Book</SourceType><Tag>Annual2026</Tag><Author><NameList><Person><First>Uniword</First><Last>Inc.</Last></Person></NameList></Author><Title>Annual Report 2026</Title><Year>2026</Year><Publisher>Uniword Inc.</Publisher><City>San Francisco</City><RefOrder>1</RefOrder></Source></Sources>
+<Sources xmlns="http://schemas.openxmlformats.org/officeDocument/2006/bibliography" b:SelectedStyle="APA">
+  <Source>
+    <SourceType>Book</SourceType>
+    <Tag>Annual2026</Tag>
+    <Author>
+      <NameList>
+        <Person>
+          <First>Uniword</First>
+          <Last>Inc.</Last>
+        </Person>
+      </NameList>
+    </Author>
+    <Title>Annual Report 2026</Title>
+    <Year>2026</Year>
+    <Publisher>Uniword Inc.</Publisher>
+    <City>San Francisco</City>
+    <RefOrder>1</RefOrder>
+  </Source>
+</Sources>
 </file>
 
 <file path=word/styles.xml><?xml version="1.0" encoding="utf-8"?>

--- a/examples/generated/multi_section_complete.docx
+++ b/examples/generated/multi_section_complete.docx
@@ -1,440 +1,11 @@
 
-<file path=word/document.xml><?xml version="1.0" encoding="UTF-8" standalone="yes"?>
-<w:document xmlns:w="http://schemas.openxmlformats.org/wordprocessingml/2006/main" xmlns:wpc="http://schemas.microsoft.com/office/word/2010/wordprocessingCanvas" xmlns:cx="http://schemas.microsoft.com/office/drawing/2014/chartex" xmlns:cx1="http://schemas.microsoft.com/office/drawing/2015/9/8/chartex" xmlns:cx2="http://schemas.microsoft.com/office/drawing/2015/10/21/chartex" xmlns:cx3="http://schemas.microsoft.com/office/drawing/2016/5/9/chartex" xmlns:cx4="http://schemas.microsoft.com/office/drawing/2016/5/10/chartex" xmlns:cx5="http://schemas.microsoft.com/office/drawing/2016/5/11/chartex" xmlns:cx6="http://schemas.microsoft.com/office/drawing/2016/5/12/chartex" xmlns:cx7="http://schemas.microsoft.com/office/drawing/2016/5/13/chartex" xmlns:cx8="http://schemas.microsoft.com/office/drawing/2016/5/14/chartex" xmlns:mc="http://schemas.openxmlformats.org/markup-compatibility/2006" xmlns:aink="http://schemas.microsoft.com/office/drawing/2016/ink" xmlns:am3d="http://schemas.microsoft.com/office/drawing/2017/model3d" xmlns:o="urn:schemas-microsoft-com:office:office" xmlns:oel="http://schemas.microsoft.com/office/2019/extlst" xmlns:r="http://schemas.openxmlformats.org/officeDocument/2006/relationships" xmlns:m="http://schemas.openxmlformats.org/officeDocument/2006/math" xmlns:v="urn:schemas-microsoft-com:vml" xmlns:wp14="http://schemas.microsoft.com/office/word/2010/wordprocessingDrawing" xmlns:wp="http://schemas.openxmlformats.org/drawingml/2006/wordprocessingDrawing" xmlns:w10="urn:schemas-microsoft-com:office:word" xmlns:w14="http://schemas.microsoft.com/office/word/2010/wordml" xmlns:w15="http://schemas.microsoft.com/office/word/2012/wordml" xmlns:w16cex="http://schemas.microsoft.com/office/word/2018/wordml/cex" xmlns:w16cid="http://schemas.microsoft.com/office/word/2016/wordml/cid" xmlns:w16="http://schemas.microsoft.com/office/word/2018/wordml" xmlns:w16du="http://schemas.microsoft.com/office/word/2023/wordml/word16du" xmlns:w16sdtdh="http://schemas.microsoft.com/office/word/2020/wordml/sdtdatahash" xmlns:w16sdtfl="http://schemas.microsoft.com/office/word/2024/wordml/sdtformatlock" xmlns:w16se="http://schemas.microsoft.com/office/word/2015/wordml/symex" xmlns:wpg="http://schemas.microsoft.com/office/word/2010/wordprocessingGroup" xmlns:wpi="http://schemas.microsoft.com/office/word/2010/wordprocessingInk" xmlns:wne="http://schemas.microsoft.com/office/word/2006/wordml" xmlns:wps="http://schemas.microsoft.com/office/word/2010/wordprocessingShape" mc:Ignorable="w14 w15 w16 w16cex w16cid w16du w16sdtdh w16sdtfl w16se wp14">
-  <w:body>
-    <w:p>
-      <w:pPr/>
-      <w:r>
-        <w:t>Annual Report 2026</w:t>
-      </w:r>
-    </w:p>
-    <w:p>
-      <w:r>
-        <w:t>Prepared by Uniword</w:t>
-      </w:r>
-    </w:p>
-    <w:p>
-      <w:r>
-        <w:t>March 26, 2026</w:t>
-      </w:r>
-    </w:p>
-    <w:p>
-      <w:r>
-        <w:br w:type="page"/>
-      </w:r>
-    </w:p>
-    <w:p>
-      <w:r>
-        <w:t>Table of Contents</w:t>
-      </w:r>
-    </w:p>
-    <w:p>
-      <w:fldChar w:fldCharType="begin"/>
-      <w:fldChar w:fldCharType="separate"/>
-      <w:fldChar w:fldCharType="end"/>
-      <w:instrText>
-        <w:text> TOC \o "1-3" \h \z \u </w:text>
-      </w:instrText>
-    </w:p>
-    <w:p>
-      <w:r>
-        <w:br w:type="page"/>
-      </w:r>
-    </w:p>
-    <w:p>
-      <w:pPr>
-        <w:pStyle w:val="Heading1"/>
-      </w:pPr>
-      <w:r>
-        <w:t>Executive Summary</w:t>
-      </w:r>
-    </w:p>
-    <w:p>
-      <w:r>
-        <w:t>This report provides a comprehensive overview of the organization's performance throughout 2026. Key highlights include:</w:t>
-      </w:r>
-    </w:p>
-    <w:p>
-      <w:pPr>
-        <w:numPr>
-          <w:ilvl w:val="0"/>
-          <w:numId w:val="1"/>
-        </w:numPr>
-      </w:pPr>
-      <w:r>
-        <w:t>Revenue growth of 35% year-over-year</w:t>
-      </w:r>
-    </w:p>
-    <w:p>
-      <w:pPr>
-        <w:numPr>
-          <w:ilvl w:val="0"/>
-          <w:numId w:val="1"/>
-        </w:numPr>
-      </w:pPr>
-      <w:r>
-        <w:t>User base expanded to 25,000 active users</w:t>
-      </w:r>
-    </w:p>
-    <w:p>
-      <w:pPr>
-        <w:numPr>
-          <w:ilvl w:val="0"/>
-          <w:numId w:val="1"/>
-        </w:numPr>
-      </w:pPr>
-      <w:r>
-        <w:t>NPS score improved to 85</w:t>
-      </w:r>
-    </w:p>
-    <w:p>
-      <w:pPr>
-        <w:numPr>
-          <w:ilvl w:val="0"/>
-          <w:numId w:val="1"/>
-        </w:numPr>
-      </w:pPr>
-      <w:r>
-        <w:t>Three new product launches</w:t>
-      </w:r>
-    </w:p>
-    <w:p>
-      <w:r>
-        <w:br w:type="page"/>
-      </w:r>
-    </w:p>
-    <w:p>
-      <w:pPr>
-        <w:pStyle w:val="Heading1"/>
-      </w:pPr>
-      <w:r>
-        <w:t>1. Financial Performance</w:t>
-      </w:r>
-    </w:p>
-    <w:p>
-      <w:r>
-        <w:t>The financial performance exceeded expectations across all metrics.</w:t>
-      </w:r>
-    </w:p>
-    <w:p>
-      <w:pPr>
-        <w:pStyle w:val="Heading2"/>
-      </w:pPr>
-      <w:r>
-        <w:t>1.1 Revenue Breakdown</w:t>
-      </w:r>
-    </w:p>
-    <w:p>
-      <w:pPr>
-        <w:pStyle w:val="Heading2"/>
-      </w:pPr>
-      <w:r>
-        <w:t>1.2 Revenue Chart</w:t>
-      </w:r>
-    </w:p>
-    <w:p>
-      <w:r>
-        <w:drawing>
-          <wp:inline>
-            <wp:extent wp:cx="5486400" wp:cy="3200400"/>
-            <wp:effectExtent/>
-            <wp:docPr wp:id="347343784" wp:name="Chart bar"/>
-            <graphic xmlns="http://schemas.openxmlformats.org/drawingml/2006/main">
-              <graphicData uri="http://schemas.openxmlformats.org/drawingml/2006/chart">
-                <chart xmlns="http://schemas.openxmlformats.org/drawingml/2006/chart" c:id="rIdChart1"/>
-              </graphicData>
-            </graphic>
-          </wp:inline>
-        </w:drawing>
-      </w:r>
-    </w:p>
-    <w:p>
-      <w:r>
-        <w:br w:type="page"/>
-      </w:r>
-    </w:p>
-    <w:p>
-      <w:pPr>
-        <w:pStyle w:val="Heading1"/>
-      </w:pPr>
-      <w:r>
-        <w:t>2. Product Development</w:t>
-      </w:r>
-    </w:p>
-    <w:p>
-      <w:r>
-        <w:t>Three major product launches drove growth in 2026.</w:t>
-      </w:r>
-    </w:p>
-    <w:p>
-      <w:pPr>
-        <w:numPr>
-          <w:ilvl w:val="0"/>
-          <w:numId w:val="2"/>
-        </w:numPr>
-      </w:pPr>
-      <w:r>
-        <w:t>Uniword Pro — Professional document generation</w:t>
-      </w:r>
-    </w:p>
-    <w:p>
-      <w:pPr>
-        <w:numPr>
-          <w:ilvl w:val="0"/>
-          <w:numId w:val="2"/>
-        </w:numPr>
-      </w:pPr>
-      <w:r>
-        <w:t>Uniword Cloud — Cloud-based document processing</w:t>
-      </w:r>
-    </w:p>
-    <w:p>
-      <w:pPr>
-        <w:numPr>
-          <w:ilvl w:val="0"/>
-          <w:numId w:val="2"/>
-        </w:numPr>
-      </w:pPr>
-      <w:r>
-        <w:t>Uniword API — RESTful API for document operations</w:t>
-      </w:r>
-    </w:p>
-    <w:p>
-      <w:pPr>
-        <w:pStyle w:val="Heading2"/>
-      </w:pPr>
-      <w:r>
-        <w:t>2.1 User Growth</w:t>
-      </w:r>
-    </w:p>
-    <w:p>
-      <w:r>
-        <w:drawing>
-          <wp:inline>
-            <wp:extent wp:cx="5486400" wp:cy="3200400"/>
-            <wp:effectExtent/>
-            <wp:docPr wp:id="263562126" wp:name="Chart line"/>
-            <graphic xmlns="http://schemas.openxmlformats.org/drawingml/2006/main">
-              <graphicData uri="http://schemas.openxmlformats.org/drawingml/2006/chart">
-                <chart xmlns="http://schemas.openxmlformats.org/drawingml/2006/chart" c:id="rIdChart2"/>
-              </graphicData>
-            </graphic>
-          </wp:inline>
-        </w:drawing>
-      </w:r>
-    </w:p>
-    <w:p>
-      <w:r>
-        <w:br w:type="page"/>
-      </w:r>
-    </w:p>
-    <w:p>
-      <w:pPr>
-        <w:pStyle w:val="Heading1"/>
-      </w:pPr>
-      <w:r>
-        <w:t>3. References</w:t>
-      </w:r>
-    </w:p>
-    <w:p>
-      <w:sdt>
-        <w:sdtPr>
-          <w:id w:val="1"/>
-          <w:bibliography/>
-          <w:docPartObj>
-            <w:docPartGallery w:val="Bibliographies"/>
-            <w:docPartUnique/>
-          </w:docPartObj>
-        </w:sdtPr>
-      </w:sdt>
-    </w:p>
-    <w:tbl>
-      <w:tblPr>
-        <w:tblW w:w="0" w:type="auto"/>
-        <w:tblLook w:val="04A0" w:firstRow="1" w:lastRow="0" w:firstColumn="1" w:lastColumn="0" w:noHBand="0" w:noVBand="1"/>
-      </w:tblPr>
-      <w:tblGrid>
-        <w:gridCol/>
-        <w:gridCol/>
-        <w:gridCol/>
-      </w:tblGrid>
-      <w:tr>
-        <w:tc>
-          <w:tcPr>
-            <w:tcW w:w="0" w:type="auto"/>
-            <w:shd w:val="clear" w:color="FFFFFF" w:fill="1F4E79"/>
-          </w:tcPr>
-          <w:p>
-            <w:r>
-              <w:t>Category</w:t>
-            </w:r>
-          </w:p>
-        </w:tc>
-        <w:tc>
-          <w:tcPr>
-            <w:tcW w:w="0" w:type="auto"/>
-            <w:shd w:val="clear" w:color="FFFFFF" w:fill="1F4E79"/>
-          </w:tcPr>
-          <w:p>
-            <w:r>
-              <w:t>Amount</w:t>
-            </w:r>
-          </w:p>
-        </w:tc>
-        <w:tc>
-          <w:tcPr>
-            <w:tcW w:w="0" w:type="auto"/>
-            <w:shd w:val="clear" w:color="FFFFFF" w:fill="1F4E79"/>
-          </w:tcPr>
-          <w:p>
-            <w:r>
-              <w:t>% of Total</w:t>
-            </w:r>
-          </w:p>
-        </w:tc>
-      </w:tr>
-      <w:tr>
-        <w:tc>
-          <w:tcPr>
-            <w:tcW w:w="0" w:type="auto"/>
-          </w:tcPr>
-          <w:p>
-            <w:r>
-              <w:t>Subscriptions</w:t>
-            </w:r>
-          </w:p>
-        </w:tc>
-        <w:tc>
-          <w:tcPr>
-            <w:tcW w:w="0" w:type="auto"/>
-          </w:tcPr>
-          <w:p>
-            <w:r>
-              <w:t>$4.2M</w:t>
-            </w:r>
-          </w:p>
-        </w:tc>
-        <w:tc>
-          <w:tcPr>
-            <w:tcW w:w="0" w:type="auto"/>
-          </w:tcPr>
-          <w:p>
-            <w:r>
-              <w:t>60%</w:t>
-            </w:r>
-          </w:p>
-        </w:tc>
-      </w:tr>
-      <w:tr>
-        <w:tc>
-          <w:tcPr>
-            <w:tcW w:w="0" w:type="auto"/>
-          </w:tcPr>
-          <w:p>
-            <w:r>
-              <w:t>Enterprise</w:t>
-            </w:r>
-          </w:p>
-        </w:tc>
-        <w:tc>
-          <w:tcPr>
-            <w:tcW w:w="0" w:type="auto"/>
-          </w:tcPr>
-          <w:p>
-            <w:r>
-              <w:t>$2.1M</w:t>
-            </w:r>
-          </w:p>
-        </w:tc>
-        <w:tc>
-          <w:tcPr>
-            <w:tcW w:w="0" w:type="auto"/>
-          </w:tcPr>
-          <w:p>
-            <w:r>
-              <w:t>30%</w:t>
-            </w:r>
-          </w:p>
-        </w:tc>
-      </w:tr>
-      <w:tr>
-        <w:tc>
-          <w:tcPr>
-            <w:tcW w:w="0" w:type="auto"/>
-          </w:tcPr>
-          <w:p>
-            <w:r>
-              <w:t>Services</w:t>
-            </w:r>
-          </w:p>
-        </w:tc>
-        <w:tc>
-          <w:tcPr>
-            <w:tcW w:w="0" w:type="auto"/>
-          </w:tcPr>
-          <w:p>
-            <w:r>
-              <w:t>$0.7M</w:t>
-            </w:r>
-          </w:p>
-        </w:tc>
-        <w:tc>
-          <w:tcPr>
-            <w:tcW w:w="0" w:type="auto"/>
-          </w:tcPr>
-          <w:p>
-            <w:r>
-              <w:t>10%</w:t>
-            </w:r>
-          </w:p>
-        </w:tc>
-      </w:tr>
-      <w:tr>
-        <w:tc>
-          <w:tcPr>
-            <w:tcW w:w="0" w:type="auto"/>
-          </w:tcPr>
-          <w:p>
-            <w:r>
-              <w:t>Total</w:t>
-            </w:r>
-          </w:p>
-        </w:tc>
-        <w:tc>
-          <w:tcPr>
-            <w:tcW w:w="0" w:type="auto"/>
-          </w:tcPr>
-          <w:p>
-            <w:r>
-              <w:t>$7.0M</w:t>
-            </w:r>
-          </w:p>
-        </w:tc>
-        <w:tc>
-          <w:tcPr>
-            <w:tcW w:w="0" w:type="auto"/>
-          </w:tcPr>
-          <w:p>
-            <w:r>
-              <w:t>100%</w:t>
-            </w:r>
-          </w:p>
-        </w:tc>
-      </w:tr>
-    </w:tbl>
-    <w:sectPr w:val="nextPage">
-      <w:headerReference w:type="default" r:id="rId7"/>
-      <w:footerReference w:type="default" r:id="rId8"/>
-      <w:pgSz w:w="12240" w:h="15840" w:orient="portrait"/>
-      <w:pgMar w:top="1440" w:bottom="1440" w:left="1440" w:right="1440" w:header="720" w:footer="720" w:gutter="0"/>
-      <w:cols w:space="720"/>
-    </w:sectPr>
-  </w:body>
-</w:document>
+<file path=word/document.xml><?xml version="1.0" encoding="UTF-8" standalone="yes"?>
+
+<w:document xmlns:aink="http://schemas.microsoft.com/office/drawing/2016/ink" xmlns:am3d="http://schemas.microsoft.com/office/drawing/2017/model3d" xmlns:cx="http://schemas.microsoft.com/office/drawing/2014/chartex" xmlns:cx1="http://schemas.microsoft.com/office/drawing/2015/9/8/chartex" xmlns:cx2="http://schemas.microsoft.com/office/drawing/2015/10/21/chartex" xmlns:cx3="http://schemas.microsoft.com/office/drawing/2016/5/9/chartex" xmlns:cx4="http://schemas.microsoft.com/office/drawing/2016/5/10/chartex" xmlns:cx5="http://schemas.microsoft.com/office/drawing/2016/5/11/chartex" xmlns:cx6="http://schemas.microsoft.com/office/drawing/2016/5/12/chartex" xmlns:cx7="http://schemas.microsoft.com/office/drawing/2016/5/13/chartex" xmlns:cx8="http://schemas.microsoft.com/office/drawing/2016/5/14/chartex" xmlns:m="http://schemas.openxmlformats.org/officeDocument/2006/math" xmlns:mc="http://schemas.openxmlformats.org/markup-compatibility/2006" xmlns:o="urn:schemas-microsoft-com:office:office" xmlns:oel="http://schemas.microsoft.com/office/2019/extlst" xmlns:r="http://schemas.openxmlformats.org/officeDocument/2006/relationships" xmlns:v="urn:schemas-microsoft-com:vml" xmlns:w="http://schemas.openxmlformats.org/wordprocessingml/2006/main" xmlns:w10="urn:schemas-microsoft-com:office:word" xmlns:w14="http://schemas.microsoft.com/office/word/2010/wordml" xmlns:w15="http://schemas.microsoft.com/office/word/2012/wordml" xmlns:w16="http://schemas.microsoft.com/office/word/2018/wordml" xmlns:w16cex="http://schemas.microsoft.com/office/word/2018/wordml/cex" xmlns:w16cid="http://schemas.microsoft.com/office/word/2016/wordml/cid" xmlns:w16du="http://schemas.microsoft.com/office/word/2023/wordml/word16du" xmlns:w16sdtdh="http://schemas.microsoft.com/office/word/2020/wordml/sdtdatahash" xmlns:w16sdtfl="http://schemas.microsoft.com/office/word/2024/wordml/sdtformatlock" xmlns:w16se="http://schemas.microsoft.com/office/word/2015/wordml/symex" xmlns:wne="http://schemas.microsoft.com/office/word/2006/wordml" xmlns:wp="http://schemas.openxmlformats.org/drawingml/2006/wordprocessingDrawing" xmlns:wp14="http://schemas.microsoft.com/office/word/2010/wordprocessingDrawing" xmlns:wpc="http://schemas.microsoft.com/office/word/2010/wordprocessingCanvas" xmlns:wpg="http://schemas.microsoft.com/office/word/2010/wordprocessingGroup" xmlns:wpi="http://schemas.microsoft.com/office/word/2010/wordprocessingInk" xmlns:wps="http://schemas.microsoft.com/office/word/2010/wordprocessingShape" mc:Ignorable="w14 w15 w16 w16cex w16cid w16du w16sdtdh w16sdtfl w16se wp14"><w:body><w:p><w:pPr/><w:r><w:t>Annual Report 2026</w:t></w:r></w:p><w:p><w:r><w:t>Prepared by Uniword</w:t></w:r></w:p><w:p><w:r><w:t>March 26, 2026</w:t></w:r></w:p><w:p><w:r><w:br w:type="page"/></w:r></w:p><w:p><w:r><w:t>Table of Contents</w:t></w:r></w:p><w:p><w:fldChar w:fldCharType="begin"/><w:fldChar w:fldCharType="separate"/><w:fldChar w:fldCharType="end"/><w:instrText><w:text> TOC \o "1-3" \h \z \u </w:text></w:instrText></w:p><w:p><w:r><w:br w:type="page"/></w:r></w:p><w:p><w:pPr><w:pStyle w:val="Heading1"/></w:pPr><w:r><w:t>Executive Summary</w:t></w:r></w:p><w:p><w:r><w:t>This report provides a comprehensive overview of the organization's performance throughout 2026. Key highlights include:</w:t></w:r></w:p><w:p><w:pPr><w:numPr><w:ilvl w:val="0"/><w:numId w:val="1"/></w:numPr></w:pPr><w:r><w:t>Revenue growth of 35% year-over-year</w:t></w:r></w:p><w:p><w:pPr><w:numPr><w:ilvl w:val="0"/><w:numId w:val="1"/></w:numPr></w:pPr><w:r><w:t>User base expanded to 25,000 active users</w:t></w:r></w:p><w:p><w:pPr><w:numPr><w:ilvl w:val="0"/><w:numId w:val="1"/></w:numPr></w:pPr><w:r><w:t>NPS score improved to 85</w:t></w:r></w:p><w:p><w:pPr><w:numPr><w:ilvl w:val="0"/><w:numId w:val="1"/></w:numPr></w:pPr><w:r><w:t>Three new product launches</w:t></w:r></w:p><w:p><w:r><w:br w:type="page"/></w:r></w:p><w:p><w:pPr><w:pStyle w:val="Heading1"/></w:pPr><w:r><w:t>1. Financial Performance</w:t></w:r></w:p><w:p><w:r><w:t>The financial performance exceeded expectations across all metrics.</w:t></w:r></w:p><w:p><w:pPr><w:pStyle w:val="Heading2"/></w:pPr><w:r><w:t>1.1 Revenue Breakdown</w:t></w:r></w:p><w:p><w:pPr><w:pStyle w:val="Heading2"/></w:pPr><w:r><w:t>1.2 Revenue Chart</w:t></w:r></w:p><w:p><w:r><w:drawing><wp:inline><wp:extent wp:cx="5486400" wp:cy="3200400"/><wp:effectExtent/><wp:docPr wp:id="347343784" wp:name="Chart bar"/><graphic xmlns="http://schemas.openxmlformats.org/drawingml/2006/main"><graphicData uri="http://schemas.openxmlformats.org/drawingml/2006/chart"><chart xmlns="http://schemas.openxmlformats.org/drawingml/2006/chart" c:id="rIdChart1"/></graphicData></graphic></wp:inline></w:drawing></w:r></w:p><w:p><w:r><w:br w:type="page"/></w:r></w:p><w:p><w:pPr><w:pStyle w:val="Heading1"/></w:pPr><w:r><w:t>2. Product Development</w:t></w:r></w:p><w:p><w:r><w:t>Three major product launches drove growth in 2026.</w:t></w:r></w:p><w:p><w:pPr><w:numPr><w:ilvl w:val="0"/><w:numId w:val="2"/></w:numPr></w:pPr><w:r><w:t>Uniword Pro — Professional document generation</w:t></w:r></w:p><w:p><w:pPr><w:numPr><w:ilvl w:val="0"/><w:numId w:val="2"/></w:numPr></w:pPr><w:r><w:t>Uniword Cloud — Cloud-based document processing</w:t></w:r></w:p><w:p><w:pPr><w:numPr><w:ilvl w:val="0"/><w:numId w:val="2"/></w:numPr></w:pPr><w:r><w:t>Uniword API — RESTful API for document operations</w:t></w:r></w:p><w:p><w:pPr><w:pStyle w:val="Heading2"/></w:pPr><w:r><w:t>2.1 User Growth</w:t></w:r></w:p><w:p><w:r><w:drawing><wp:inline><wp:extent wp:cx="5486400" wp:cy="3200400"/><wp:effectExtent/><wp:docPr wp:id="263562126" wp:name="Chart line"/><graphic xmlns="http://schemas.openxmlformats.org/drawingml/2006/main"><graphicData uri="http://schemas.openxmlformats.org/drawingml/2006/chart"><chart xmlns="http://schemas.openxmlformats.org/drawingml/2006/chart" c:id="rIdChart2"/></graphicData></graphic></wp:inline></w:drawing></w:r></w:p><w:p><w:r><w:br w:type="page"/></w:r></w:p><w:p><w:pPr><w:pStyle w:val="Heading1"/></w:pPr><w:r><w:t>3. References</w:t></w:r></w:p><w:p><w:sdt><w:sdtPr><w:id w:val="1"/><w:bibliography/><w:docPartObj><w:docPartGallery w:val="Bibliographies"/><w:docPartUnique/></w:docPartObj></w:sdtPr></w:sdt></w:p><w:tbl><w:tblPr><w:tblW w:w="0" w:type="auto"/><w:tblLook w:val="04A0" w:firstRow="1" w:lastRow="0" w:firstColumn="1" w:lastColumn="0" w:noHBand="0" w:noVBand="1"/></w:tblPr><w:tblGrid><w:gridCol/><w:gridCol/><w:gridCol/></w:tblGrid><w:tr><w:tc><w:tcPr><w:tcW w:w="0" w:type="auto"/><w:shd w:val="clear" w:color="FFFFFF" w:fill="1F4E79"/></w:tcPr><w:p><w:r><w:t>Category</w:t></w:r></w:p></w:tc><w:tc><w:tcPr><w:tcW w:w="0" w:type="auto"/><w:shd w:val="clear" w:color="FFFFFF" w:fill="1F4E79"/></w:tcPr><w:p><w:r><w:t>Amount</w:t></w:r></w:p></w:tc><w:tc><w:tcPr><w:tcW w:w="0" w:type="auto"/><w:shd w:val="clear" w:color="FFFFFF" w:fill="1F4E79"/></w:tcPr><w:p><w:r><w:t>% of Total</w:t></w:r></w:p></w:tc></w:tr><w:tr><w:tc><w:tcPr><w:tcW w:w="0" w:type="auto"/></w:tcPr><w:p><w:r><w:t>Subscriptions</w:t></w:r></w:p></w:tc><w:tc><w:tcPr><w:tcW w:w="0" w:type="auto"/></w:tcPr><w:p><w:r><w:t>$4.2M</w:t></w:r></w:p></w:tc><w:tc><w:tcPr><w:tcW w:w="0" w:type="auto"/></w:tcPr><w:p><w:r><w:t>60%</w:t></w:r></w:p></w:tc></w:tr><w:tr><w:tc><w:tcPr><w:tcW w:w="0" w:type="auto"/></w:tcPr><w:p><w:r><w:t>Enterprise</w:t></w:r></w:p></w:tc><w:tc><w:tcPr><w:tcW w:w="0" w:type="auto"/></w:tcPr><w:p><w:r><w:t>$2.1M</w:t></w:r></w:p></w:tc><w:tc><w:tcPr><w:tcW w:w="0" w:type="auto"/></w:tcPr><w:p><w:r><w:t>30%</w:t></w:r></w:p></w:tc></w:tr><w:tr><w:tc><w:tcPr><w:tcW w:w="0" w:type="auto"/></w:tcPr><w:p><w:r><w:t>Services</w:t></w:r></w:p></w:tc><w:tc><w:tcPr><w:tcW w:w="0" w:type="auto"/></w:tcPr><w:p><w:r><w:t>$0.7M</w:t></w:r></w:p></w:tc><w:tc><w:tcPr><w:tcW w:w="0" w:type="auto"/></w:tcPr><w:p><w:r><w:t>10%</w:t></w:r></w:p></w:tc></w:tr><w:tr><w:tc><w:tcPr><w:tcW w:w="0" w:type="auto"/></w:tcPr><w:p><w:r><w:t>Total</w:t></w:r></w:p></w:tc><w:tc><w:tcPr><w:tcW w:w="0" w:type="auto"/></w:tcPr><w:p><w:r><w:t>$7.0M</w:t></w:r></w:p></w:tc><w:tc><w:tcPr><w:tcW w:w="0" w:type="auto"/></w:tcPr><w:p><w:r><w:t>100%</w:t></w:r></w:p></w:tc></w:tr></w:tbl><w:sectPr w:val="nextPage"><w:headerReference w:type="default" r:id="rId7"/><w:footerReference w:type="default" r:id="rId8"/><w:pgSz w:w="12240" w:h="15840" w:orient="portrait"/><w:pgMar w:top="1440" w:bottom="1440" w:left="1440" w:right="1440" w:header="720" w:footer="720" w:gutter="0"/><w:cols w:num="1" w:space="720"/><w:docGrid w:linePitch="360"/></w:sectPr></w:body></w:document>
 </file>
 
 <file path=word/footer1.xml><?xml version="1.0" encoding="utf-8"?>
-<w:ftr xmlns:w="http://schemas.openxmlformats.org/wordprocessingml/2006/main" xmlns:wpc="http://schemas.microsoft.com/office/word/2010/wordprocessingCanvas" xmlns:cx="http://schemas.microsoft.com/office/drawing/2014/chartex" xmlns:cx1="http://schemas.microsoft.com/office/drawing/2015/9/8/chartex" xmlns:cx2="http://schemas.microsoft.com/office/drawing/2015/10/21/chartex" xmlns:cx3="http://schemas.microsoft.com/office/drawing/2016/5/9/chartex" xmlns:cx4="http://schemas.microsoft.com/office/drawing/2016/5/10/chartex" xmlns:cx5="http://schemas.microsoft.com/office/drawing/2016/5/11/chartex" xmlns:cx6="http://schemas.microsoft.com/office/drawing/2016/5/12/chartex" xmlns:cx7="http://schemas.microsoft.com/office/drawing/2016/5/13/chartex" xmlns:cx8="http://schemas.microsoft.com/office/drawing/2016/5/14/chartex" xmlns:mc="http://schemas.openxmlformats.org/markup-compatibility/2006" xmlns:aink="http://schemas.microsoft.com/office/drawing/2016/ink" xmlns:am3d="http://schemas.microsoft.com/office/drawing/2017/model3d" xmlns:o="urn:schemas-microsoft-com:office:office" xmlns:oel="http://schemas.microsoft.com/office/2019/extlst" xmlns:r="http://schemas.openxmlformats.org/officeDocument/2006/relationships" xmlns:m="http://schemas.openxmlformats.org/officeDocument/2006/math" xmlns:v="urn:schemas-microsoft-com:vml" xmlns:wp14="http://schemas.microsoft.com/office/word/2010/wordprocessingDrawing" xmlns:wp="http://schemas.openxmlformats.org/drawingml/2006/wordprocessingDrawing" xmlns:w10="urn:schemas-microsoft-com:office:word" xmlns:w14="http://schemas.microsoft.com/office/word/2010/wordml" xmlns:w15="http://schemas.microsoft.com/office/word/2012/wordml" xmlns:w16cex="http://schemas.microsoft.com/office/word/2018/wordml/cex" xmlns:w16cid="http://schemas.microsoft.com/office/word/2016/wordml/cid" xmlns:w16="http://schemas.microsoft.com/office/word/2018/wordml" xmlns:w16du="http://schemas.microsoft.com/office/word/2023/wordml/word16du" xmlns:w16sdtdh="http://schemas.microsoft.com/office/word/2020/wordml/sdtdatahash" xmlns:w16sdtfl="http://schemas.microsoft.com/office/word/2024/wordml/sdtformatlock" xmlns:w16se="http://schemas.microsoft.com/office/word/2015/wordml/symex" xmlns:wpg="http://schemas.microsoft.com/office/word/2010/wordprocessingGroup" xmlns:wpi="http://schemas.microsoft.com/office/word/2010/wordprocessingInk" xmlns:wne="http://schemas.microsoft.com/office/word/2006/wordml" xmlns:wps="http://schemas.microsoft.com/office/word/2010/wordprocessingShape" mc:Ignorable="w14 w15 w16 w16cex w16cid w16du w16sdtdh w16sdtfl w16se wp14">
+<w:ftr xmlns:aink="http://schemas.microsoft.com/office/drawing/2016/ink" xmlns:am3d="http://schemas.microsoft.com/office/drawing/2017/model3d" xmlns:cx="http://schemas.microsoft.com/office/drawing/2014/chartex" xmlns:cx1="http://schemas.microsoft.com/office/drawing/2015/9/8/chartex" xmlns:cx2="http://schemas.microsoft.com/office/drawing/2015/10/21/chartex" xmlns:cx3="http://schemas.microsoft.com/office/drawing/2016/5/9/chartex" xmlns:cx4="http://schemas.microsoft.com/office/drawing/2016/5/10/chartex" xmlns:cx5="http://schemas.microsoft.com/office/drawing/2016/5/11/chartex" xmlns:cx6="http://schemas.microsoft.com/office/drawing/2016/5/12/chartex" xmlns:cx7="http://schemas.microsoft.com/office/drawing/2016/5/13/chartex" xmlns:cx8="http://schemas.microsoft.com/office/drawing/2016/5/14/chartex" xmlns:m="http://schemas.openxmlformats.org/officeDocument/2006/math" xmlns:mc="http://schemas.openxmlformats.org/markup-compatibility/2006" xmlns:o="urn:schemas-microsoft-com:office:office" xmlns:oel="http://schemas.microsoft.com/office/2019/extlst" xmlns:r="http://schemas.openxmlformats.org/officeDocument/2006/relationships" xmlns:v="urn:schemas-microsoft-com:vml" xmlns:w="http://schemas.openxmlformats.org/wordprocessingml/2006/main" xmlns:w10="urn:schemas-microsoft-com:office:word" xmlns:w14="http://schemas.microsoft.com/office/word/2010/wordml" xmlns:w15="http://schemas.microsoft.com/office/word/2012/wordml" xmlns:w16="http://schemas.microsoft.com/office/word/2018/wordml" xmlns:w16cex="http://schemas.microsoft.com/office/word/2018/wordml/cex" xmlns:w16cid="http://schemas.microsoft.com/office/word/2016/wordml/cid" xmlns:w16du="http://schemas.microsoft.com/office/word/2023/wordml/word16du" xmlns:w16sdtdh="http://schemas.microsoft.com/office/word/2020/wordml/sdtdatahash" xmlns:w16sdtfl="http://schemas.microsoft.com/office/word/2024/wordml/sdtformatlock" xmlns:w16se="http://schemas.microsoft.com/office/word/2015/wordml/symex" xmlns:wne="http://schemas.microsoft.com/office/word/2006/wordml" xmlns:wp="http://schemas.openxmlformats.org/drawingml/2006/wordprocessingDrawing" xmlns:wp14="http://schemas.microsoft.com/office/word/2010/wordprocessingDrawing" xmlns:wpc="http://schemas.microsoft.com/office/word/2010/wordprocessingCanvas" xmlns:wpg="http://schemas.microsoft.com/office/word/2010/wordprocessingGroup" xmlns:wpi="http://schemas.microsoft.com/office/word/2010/wordprocessingInk" xmlns:wps="http://schemas.microsoft.com/office/word/2010/wordprocessingShape" mc:Ignorable="w14 w15 w16 w16cex w16cid w16du w16sdtdh w16sdtfl w16se wp14">
   <w:p>
     <w:r>
       <w:t xml:space="preserve">Page </w:t>
@@ -465,7 +36,7 @@
 </file>
 
 <file path=word/header1.xml><?xml version="1.0" encoding="utf-8"?>
-<w:hdr xmlns:w="http://schemas.openxmlformats.org/wordprocessingml/2006/main" xmlns:wpc="http://schemas.microsoft.com/office/word/2010/wordprocessingCanvas" xmlns:cx="http://schemas.microsoft.com/office/drawing/2014/chartex" xmlns:cx1="http://schemas.microsoft.com/office/drawing/2015/9/8/chartex" xmlns:cx2="http://schemas.microsoft.com/office/drawing/2015/10/21/chartex" xmlns:cx3="http://schemas.microsoft.com/office/drawing/2016/5/9/chartex" xmlns:cx4="http://schemas.microsoft.com/office/drawing/2016/5/10/chartex" xmlns:cx5="http://schemas.microsoft.com/office/drawing/2016/5/11/chartex" xmlns:cx6="http://schemas.microsoft.com/office/drawing/2016/5/12/chartex" xmlns:cx7="http://schemas.microsoft.com/office/drawing/2016/5/13/chartex" xmlns:cx8="http://schemas.microsoft.com/office/drawing/2016/5/14/chartex" xmlns:mc="http://schemas.openxmlformats.org/markup-compatibility/2006" xmlns:aink="http://schemas.microsoft.com/office/drawing/2016/ink" xmlns:am3d="http://schemas.microsoft.com/office/drawing/2017/model3d" xmlns:o="urn:schemas-microsoft-com:office:office" xmlns:oel="http://schemas.microsoft.com/office/2019/extlst" xmlns:r="http://schemas.openxmlformats.org/officeDocument/2006/relationships" xmlns:m="http://schemas.openxmlformats.org/officeDocument/2006/math" xmlns:v="urn:schemas-microsoft-com:vml" xmlns:wp14="http://schemas.microsoft.com/office/word/2010/wordprocessingDrawing" xmlns:wp="http://schemas.openxmlformats.org/drawingml/2006/wordprocessingDrawing" xmlns:w10="urn:schemas-microsoft-com:office:word" xmlns:w14="http://schemas.microsoft.com/office/word/2010/wordml" xmlns:w15="http://schemas.microsoft.com/office/word/2012/wordml" xmlns:w16cex="http://schemas.microsoft.com/office/word/2018/wordml/cex" xmlns:w16cid="http://schemas.microsoft.com/office/word/2016/wordml/cid" xmlns:w16="http://schemas.microsoft.com/office/word/2018/wordml" xmlns:w16du="http://schemas.microsoft.com/office/word/2023/wordml/word16du" xmlns:w16sdtdh="http://schemas.microsoft.com/office/word/2020/wordml/sdtdatahash" xmlns:w16sdtfl="http://schemas.microsoft.com/office/word/2024/wordml/sdtformatlock" xmlns:w16se="http://schemas.microsoft.com/office/word/2015/wordml/symex" xmlns:wpg="http://schemas.microsoft.com/office/word/2010/wordprocessingGroup" xmlns:wpi="http://schemas.microsoft.com/office/word/2010/wordprocessingInk" xmlns:wne="http://schemas.microsoft.com/office/word/2006/wordml" xmlns:wps="http://schemas.microsoft.com/office/word/2010/wordprocessingShape" mc:Ignorable="w14 w15 w16 w16cex w16cid w16du w16sdtdh w16sdtfl w16se wp14">
+<w:hdr xmlns:aink="http://schemas.microsoft.com/office/drawing/2016/ink" xmlns:am3d="http://schemas.microsoft.com/office/drawing/2017/model3d" xmlns:cx="http://schemas.microsoft.com/office/drawing/2014/chartex" xmlns:cx1="http://schemas.microsoft.com/office/drawing/2015/9/8/chartex" xmlns:cx2="http://schemas.microsoft.com/office/drawing/2015/10/21/chartex" xmlns:cx3="http://schemas.microsoft.com/office/drawing/2016/5/9/chartex" xmlns:cx4="http://schemas.microsoft.com/office/drawing/2016/5/10/chartex" xmlns:cx5="http://schemas.microsoft.com/office/drawing/2016/5/11/chartex" xmlns:cx6="http://schemas.microsoft.com/office/drawing/2016/5/12/chartex" xmlns:cx7="http://schemas.microsoft.com/office/drawing/2016/5/13/chartex" xmlns:cx8="http://schemas.microsoft.com/office/drawing/2016/5/14/chartex" xmlns:m="http://schemas.openxmlformats.org/officeDocument/2006/math" xmlns:mc="http://schemas.openxmlformats.org/markup-compatibility/2006" xmlns:o="urn:schemas-microsoft-com:office:office" xmlns:oel="http://schemas.microsoft.com/office/2019/extlst" xmlns:r="http://schemas.openxmlformats.org/officeDocument/2006/relationships" xmlns:v="urn:schemas-microsoft-com:vml" xmlns:w="http://schemas.openxmlformats.org/wordprocessingml/2006/main" xmlns:w10="urn:schemas-microsoft-com:office:word" xmlns:w14="http://schemas.microsoft.com/office/word/2010/wordml" xmlns:w15="http://schemas.microsoft.com/office/word/2012/wordml" xmlns:w16="http://schemas.microsoft.com/office/word/2018/wordml" xmlns:w16cex="http://schemas.microsoft.com/office/word/2018/wordml/cex" xmlns:w16cid="http://schemas.microsoft.com/office/word/2016/wordml/cid" xmlns:w16du="http://schemas.microsoft.com/office/word/2023/wordml/word16du" xmlns:w16sdtdh="http://schemas.microsoft.com/office/word/2020/wordml/sdtdatahash" xmlns:w16sdtfl="http://schemas.microsoft.com/office/word/2024/wordml/sdtformatlock" xmlns:w16se="http://schemas.microsoft.com/office/word/2015/wordml/symex" xmlns:wne="http://schemas.microsoft.com/office/word/2006/wordml" xmlns:wp="http://schemas.openxmlformats.org/drawingml/2006/wordprocessingDrawing" xmlns:wp14="http://schemas.microsoft.com/office/word/2010/wordprocessingDrawing" xmlns:wpc="http://schemas.microsoft.com/office/word/2010/wordprocessingCanvas" xmlns:wpg="http://schemas.microsoft.com/office/word/2010/wordprocessingGroup" xmlns:wpi="http://schemas.microsoft.com/office/word/2010/wordprocessingInk" xmlns:wps="http://schemas.microsoft.com/office/word/2010/wordprocessingShape" mc:Ignorable="w14 w15 w16 w16cex w16cid w16du w16sdtdh w16sdtfl w16se wp14">
   <w:p>
     <w:r>
       <w:rPr>
@@ -479,7 +50,7 @@
 </file>
 
 <file path=word/numbering.xml><?xml version="1.0" encoding="utf-8"?>
-<w:numbering xmlns:w="http://schemas.openxmlformats.org/wordprocessingml/2006/main" xmlns:mc="http://schemas.openxmlformats.org/markup-compatibility/2006" xmlns:w14="http://schemas.microsoft.com/office/word/2010/wordml" xmlns:w15="http://schemas.microsoft.com/office/word/2012/wordml" xmlns:w16se="http://schemas.microsoft.com/office/word/2015/wordml/symex" xmlns:w16cid="http://schemas.microsoft.com/office/word/2016/wordml/cid" xmlns:w16="http://schemas.microsoft.com/office/word/2018/wordml" xmlns:w16cex="http://schemas.microsoft.com/office/word/2018/wordml/cex" xmlns:w16sdtdh="http://schemas.microsoft.com/office/word/2020/wordml/sdtdatahash" xmlns:w16sdtfl="http://schemas.microsoft.com/office/word/2024/wordml/sdtformatlock" xmlns:w16du="http://schemas.microsoft.com/office/word/2023/wordml/word16du" xmlns:wp14="http://schemas.microsoft.com/office/word/2010/wordprocessingDrawing" mc:Ignorable="w14 w15 w16 w16cex w16cid w16du w16sdtdh w16sdtfl w16se wp14">
+<w:numbering xmlns:mc="http://schemas.openxmlformats.org/markup-compatibility/2006" xmlns:w="http://schemas.openxmlformats.org/wordprocessingml/2006/main" xmlns:w14="http://schemas.microsoft.com/office/word/2010/wordml" xmlns:w15="http://schemas.microsoft.com/office/word/2012/wordml" xmlns:w16="http://schemas.microsoft.com/office/word/2018/wordml" xmlns:w16cex="http://schemas.microsoft.com/office/word/2018/wordml/cex" xmlns:w16cid="http://schemas.microsoft.com/office/word/2016/wordml/cid" xmlns:w16du="http://schemas.microsoft.com/office/word/2023/wordml/word16du" xmlns:w16sdtdh="http://schemas.microsoft.com/office/word/2020/wordml/sdtdatahash" xmlns:w16sdtfl="http://schemas.microsoft.com/office/word/2024/wordml/sdtformatlock" xmlns:w16se="http://schemas.microsoft.com/office/word/2015/wordml/symex" xmlns:wp14="http://schemas.microsoft.com/office/word/2010/wordprocessingDrawing" mc:Ignorable="w14 w15 w16 w16cex w16cid w16du w16sdtdh w16sdtfl w16se wp14">
   <w:abstractNum w:abstractNumId="0">
     <w:lvl w:ilvl="0">
       <w:start w:val="1"/>
@@ -637,30 +208,13 @@
 </w:numbering>
 </file>
 
-<file path=word/sources.xml><?xml version="1.0" encoding="UTF-8" standalone="yes"?>
-<Sources xmlns="http://schemas.openxmlformats.org/officeDocument/2006/bibliography" b:SelectedStyle="APA">
-  <Source>
-    <SourceType>Book</SourceType>
-    <Tag>Annual2026</Tag>
-    <Author>
-      <NameList>
-        <Person>
-          <First>Uniword</First>
-          <Last>Inc.</Last>
-        </Person>
-      </NameList>
-    </Author>
-    <Title>Annual Report 2026</Title>
-    <Year>2026</Year>
-    <Publisher>Uniword Inc.</Publisher>
-    <City>San Francisco</City>
-    <RefOrder>1</RefOrder>
-  </Source>
-</Sources>
+<file path=word/sources.xml><?xml version="1.0" encoding="UTF-8" standalone="yes"?>
+
+<Sources xmlns="http://schemas.openxmlformats.org/officeDocument/2006/bibliography" b:SelectedStyle="APA"><Source><SourceType>Book</SourceType><Tag>Annual2026</Tag><Author><NameList><Person><First>Uniword</First><Last>Inc.</Last></Person></NameList></Author><Title>Annual Report 2026</Title><Year>2026</Year><Publisher>Uniword Inc.</Publisher><City>San Francisco</City><RefOrder>1</RefOrder></Source></Sources>
 </file>
 
 <file path=word/styles.xml><?xml version="1.0" encoding="utf-8"?>
-<w:styles xmlns:w="http://schemas.openxmlformats.org/wordprocessingml/2006/main" xmlns:mc="http://schemas.openxmlformats.org/markup-compatibility/2006" xmlns:r="http://schemas.openxmlformats.org/officeDocument/2006/relationships" xmlns:w14="http://schemas.microsoft.com/office/word/2010/wordml" xmlns:w15="http://schemas.microsoft.com/office/word/2012/wordml" xmlns:wp14="http://schemas.microsoft.com/office/word/2010/wordprocessingDrawing" xmlns:w16cex="http://schemas.microsoft.com/office/word/2018/wordml/cex" xmlns:w16cid="http://schemas.microsoft.com/office/word/2016/wordml/cid" xmlns:w16="http://schemas.microsoft.com/office/word/2018/wordml" xmlns:w16du="http://schemas.microsoft.com/office/word/2023/wordml/word16du" xmlns:w16sdtdh="http://schemas.microsoft.com/office/word/2020/wordml/sdtdatahash" xmlns:w16sdtfl="http://schemas.microsoft.com/office/word/2024/wordml/sdtformatlock" xmlns:w16se="http://schemas.microsoft.com/office/word/2015/wordml/symex" mc:Ignorable="w14 w15 w16 w16cex w16cid w16du w16sdtdh w16sdtfl w16se">
+<w:styles xmlns:mc="http://schemas.openxmlformats.org/markup-compatibility/2006" xmlns:r="http://schemas.openxmlformats.org/officeDocument/2006/relationships" xmlns:w="http://schemas.openxmlformats.org/wordprocessingml/2006/main" xmlns:w14="http://schemas.microsoft.com/office/word/2010/wordml" xmlns:w15="http://schemas.microsoft.com/office/word/2012/wordml" xmlns:w16="http://schemas.microsoft.com/office/word/2018/wordml" xmlns:w16cex="http://schemas.microsoft.com/office/word/2018/wordml/cex" xmlns:w16cid="http://schemas.microsoft.com/office/word/2016/wordml/cid" xmlns:w16du="http://schemas.microsoft.com/office/word/2023/wordml/word16du" xmlns:w16sdtdh="http://schemas.microsoft.com/office/word/2020/wordml/sdtdatahash" xmlns:w16sdtfl="http://schemas.microsoft.com/office/word/2024/wordml/sdtformatlock" xmlns:w16se="http://schemas.microsoft.com/office/word/2015/wordml/symex" xmlns:wp14="http://schemas.microsoft.com/office/word/2010/wordprocessingDrawing" mc:Ignorable="w14 w15 w16 w16cex w16cid w16du w16sdtdh w16sdtfl w16se">
   <w:docDefaults>
     <w:rPrDefault>
       <w:rPr>

--- a/examples/generated/multi_section_complete.docx
+++ b/examples/generated/multi_section_complete.docx
@@ -1,7 +1,7 @@
 
-<file path=word/document.xml><?xml version="1.0" encoding="UTF-8" standalone="yes"?>
-
-<w:document xmlns:aink="http://schemas.microsoft.com/office/drawing/2016/ink" xmlns:am3d="http://schemas.microsoft.com/office/drawing/2017/model3d" xmlns:cx="http://schemas.microsoft.com/office/drawing/2014/chartex" xmlns:cx1="http://schemas.microsoft.com/office/drawing/2015/9/8/chartex" xmlns:cx2="http://schemas.microsoft.com/office/drawing/2015/10/21/chartex" xmlns:cx3="http://schemas.microsoft.com/office/drawing/2016/5/9/chartex" xmlns:cx4="http://schemas.microsoft.com/office/drawing/2016/5/10/chartex" xmlns:cx5="http://schemas.microsoft.com/office/drawing/2016/5/11/chartex" xmlns:cx6="http://schemas.microsoft.com/office/drawing/2016/5/12/chartex" xmlns:cx7="http://schemas.microsoft.com/office/drawing/2016/5/13/chartex" xmlns:cx8="http://schemas.microsoft.com/office/drawing/2016/5/14/chartex" xmlns:m="http://schemas.openxmlformats.org/officeDocument/2006/math" xmlns:mc="http://schemas.openxmlformats.org/markup-compatibility/2006" xmlns:o="urn:schemas-microsoft-com:office:office" xmlns:oel="http://schemas.microsoft.com/office/2019/extlst" xmlns:r="http://schemas.openxmlformats.org/officeDocument/2006/relationships" xmlns:v="urn:schemas-microsoft-com:vml" xmlns:w="http://schemas.openxmlformats.org/wordprocessingml/2006/main" xmlns:w10="urn:schemas-microsoft-com:office:word" xmlns:w14="http://schemas.microsoft.com/office/word/2010/wordml" xmlns:w15="http://schemas.microsoft.com/office/word/2012/wordml" xmlns:w16="http://schemas.microsoft.com/office/word/2018/wordml" xmlns:w16cex="http://schemas.microsoft.com/office/word/2018/wordml/cex" xmlns:w16cid="http://schemas.microsoft.com/office/word/2016/wordml/cid" xmlns:w16du="http://schemas.microsoft.com/office/word/2023/wordml/word16du" xmlns:w16sdtdh="http://schemas.microsoft.com/office/word/2020/wordml/sdtdatahash" xmlns:w16sdtfl="http://schemas.microsoft.com/office/word/2024/wordml/sdtformatlock" xmlns:w16se="http://schemas.microsoft.com/office/word/2015/wordml/symex" xmlns:wne="http://schemas.microsoft.com/office/word/2006/wordml" xmlns:wp="http://schemas.openxmlformats.org/drawingml/2006/wordprocessingDrawing" xmlns:wp14="http://schemas.microsoft.com/office/word/2010/wordprocessingDrawing" xmlns:wpc="http://schemas.microsoft.com/office/word/2010/wordprocessingCanvas" xmlns:wpg="http://schemas.microsoft.com/office/word/2010/wordprocessingGroup" xmlns:wpi="http://schemas.microsoft.com/office/word/2010/wordprocessingInk" xmlns:wps="http://schemas.microsoft.com/office/word/2010/wordprocessingShape" mc:Ignorable="w14 w15 w16 w16cex w16cid w16du w16sdtdh w16sdtfl w16se wp14"><w:body><w:p><w:pPr/><w:r><w:t>Annual Report 2026</w:t></w:r></w:p><w:p><w:r><w:t>Prepared by Uniword</w:t></w:r></w:p><w:p><w:r><w:t>March 26, 2026</w:t></w:r></w:p><w:p><w:r><w:br w:type="page"/></w:r></w:p><w:p><w:r><w:t>Table of Contents</w:t></w:r></w:p><w:p><w:fldChar w:fldCharType="begin"/><w:fldChar w:fldCharType="separate"/><w:fldChar w:fldCharType="end"/><w:instrText><w:text> TOC \o "1-3" \h \z \u </w:text></w:instrText></w:p><w:p><w:r><w:br w:type="page"/></w:r></w:p><w:p><w:pPr><w:pStyle w:val="Heading1"/></w:pPr><w:r><w:t>Executive Summary</w:t></w:r></w:p><w:p><w:r><w:t>This report provides a comprehensive overview of the organization's performance throughout 2026. Key highlights include:</w:t></w:r></w:p><w:p><w:pPr><w:numPr><w:ilvl w:val="0"/><w:numId w:val="1"/></w:numPr></w:pPr><w:r><w:t>Revenue growth of 35% year-over-year</w:t></w:r></w:p><w:p><w:pPr><w:numPr><w:ilvl w:val="0"/><w:numId w:val="1"/></w:numPr></w:pPr><w:r><w:t>User base expanded to 25,000 active users</w:t></w:r></w:p><w:p><w:pPr><w:numPr><w:ilvl w:val="0"/><w:numId w:val="1"/></w:numPr></w:pPr><w:r><w:t>NPS score improved to 85</w:t></w:r></w:p><w:p><w:pPr><w:numPr><w:ilvl w:val="0"/><w:numId w:val="1"/></w:numPr></w:pPr><w:r><w:t>Three new product launches</w:t></w:r></w:p><w:p><w:r><w:br w:type="page"/></w:r></w:p><w:p><w:pPr><w:pStyle w:val="Heading1"/></w:pPr><w:r><w:t>1. Financial Performance</w:t></w:r></w:p><w:p><w:r><w:t>The financial performance exceeded expectations across all metrics.</w:t></w:r></w:p><w:p><w:pPr><w:pStyle w:val="Heading2"/></w:pPr><w:r><w:t>1.1 Revenue Breakdown</w:t></w:r></w:p><w:p><w:pPr><w:pStyle w:val="Heading2"/></w:pPr><w:r><w:t>1.2 Revenue Chart</w:t></w:r></w:p><w:p><w:r><w:drawing><wp:inline><wp:extent wp:cx="5486400" wp:cy="3200400"/><wp:effectExtent/><wp:docPr wp:id="347343784" wp:name="Chart bar"/><graphic xmlns="http://schemas.openxmlformats.org/drawingml/2006/main"><graphicData uri="http://schemas.openxmlformats.org/drawingml/2006/chart"><chart xmlns="http://schemas.openxmlformats.org/drawingml/2006/chart" c:id="rIdChart1"/></graphicData></graphic></wp:inline></w:drawing></w:r></w:p><w:p><w:r><w:br w:type="page"/></w:r></w:p><w:p><w:pPr><w:pStyle w:val="Heading1"/></w:pPr><w:r><w:t>2. Product Development</w:t></w:r></w:p><w:p><w:r><w:t>Three major product launches drove growth in 2026.</w:t></w:r></w:p><w:p><w:pPr><w:numPr><w:ilvl w:val="0"/><w:numId w:val="2"/></w:numPr></w:pPr><w:r><w:t>Uniword Pro — Professional document generation</w:t></w:r></w:p><w:p><w:pPr><w:numPr><w:ilvl w:val="0"/><w:numId w:val="2"/></w:numPr></w:pPr><w:r><w:t>Uniword Cloud — Cloud-based document processing</w:t></w:r></w:p><w:p><w:pPr><w:numPr><w:ilvl w:val="0"/><w:numId w:val="2"/></w:numPr></w:pPr><w:r><w:t>Uniword API — RESTful API for document operations</w:t></w:r></w:p><w:p><w:pPr><w:pStyle w:val="Heading2"/></w:pPr><w:r><w:t>2.1 User Growth</w:t></w:r></w:p><w:p><w:r><w:drawing><wp:inline><wp:extent wp:cx="5486400" wp:cy="3200400"/><wp:effectExtent/><wp:docPr wp:id="263562126" wp:name="Chart line"/><graphic xmlns="http://schemas.openxmlformats.org/drawingml/2006/main"><graphicData uri="http://schemas.openxmlformats.org/drawingml/2006/chart"><chart xmlns="http://schemas.openxmlformats.org/drawingml/2006/chart" c:id="rIdChart2"/></graphicData></graphic></wp:inline></w:drawing></w:r></w:p><w:p><w:r><w:br w:type="page"/></w:r></w:p><w:p><w:pPr><w:pStyle w:val="Heading1"/></w:pPr><w:r><w:t>3. References</w:t></w:r></w:p><w:p><w:sdt><w:sdtPr><w:id w:val="1"/><w:bibliography/><w:docPartObj><w:docPartGallery w:val="Bibliographies"/><w:docPartUnique/></w:docPartObj></w:sdtPr></w:sdt></w:p><w:tbl><w:tblPr><w:tblW w:w="0" w:type="auto"/><w:tblLook w:val="04A0" w:firstRow="1" w:lastRow="0" w:firstColumn="1" w:lastColumn="0" w:noHBand="0" w:noVBand="1"/></w:tblPr><w:tblGrid><w:gridCol/><w:gridCol/><w:gridCol/></w:tblGrid><w:tr><w:tc><w:tcPr><w:tcW w:w="0" w:type="auto"/><w:shd w:val="clear" w:color="FFFFFF" w:fill="1F4E79"/></w:tcPr><w:p><w:r><w:t>Category</w:t></w:r></w:p></w:tc><w:tc><w:tcPr><w:tcW w:w="0" w:type="auto"/><w:shd w:val="clear" w:color="FFFFFF" w:fill="1F4E79"/></w:tcPr><w:p><w:r><w:t>Amount</w:t></w:r></w:p></w:tc><w:tc><w:tcPr><w:tcW w:w="0" w:type="auto"/><w:shd w:val="clear" w:color="FFFFFF" w:fill="1F4E79"/></w:tcPr><w:p><w:r><w:t>% of Total</w:t></w:r></w:p></w:tc></w:tr><w:tr><w:tc><w:tcPr><w:tcW w:w="0" w:type="auto"/></w:tcPr><w:p><w:r><w:t>Subscriptions</w:t></w:r></w:p></w:tc><w:tc><w:tcPr><w:tcW w:w="0" w:type="auto"/></w:tcPr><w:p><w:r><w:t>$4.2M</w:t></w:r></w:p></w:tc><w:tc><w:tcPr><w:tcW w:w="0" w:type="auto"/></w:tcPr><w:p><w:r><w:t>60%</w:t></w:r></w:p></w:tc></w:tr><w:tr><w:tc><w:tcPr><w:tcW w:w="0" w:type="auto"/></w:tcPr><w:p><w:r><w:t>Enterprise</w:t></w:r></w:p></w:tc><w:tc><w:tcPr><w:tcW w:w="0" w:type="auto"/></w:tcPr><w:p><w:r><w:t>$2.1M</w:t></w:r></w:p></w:tc><w:tc><w:tcPr><w:tcW w:w="0" w:type="auto"/></w:tcPr><w:p><w:r><w:t>30%</w:t></w:r></w:p></w:tc></w:tr><w:tr><w:tc><w:tcPr><w:tcW w:w="0" w:type="auto"/></w:tcPr><w:p><w:r><w:t>Services</w:t></w:r></w:p></w:tc><w:tc><w:tcPr><w:tcW w:w="0" w:type="auto"/></w:tcPr><w:p><w:r><w:t>$0.7M</w:t></w:r></w:p></w:tc><w:tc><w:tcPr><w:tcW w:w="0" w:type="auto"/></w:tcPr><w:p><w:r><w:t>10%</w:t></w:r></w:p></w:tc></w:tr><w:tr><w:tc><w:tcPr><w:tcW w:w="0" w:type="auto"/></w:tcPr><w:p><w:r><w:t>Total</w:t></w:r></w:p></w:tc><w:tc><w:tcPr><w:tcW w:w="0" w:type="auto"/></w:tcPr><w:p><w:r><w:t>$7.0M</w:t></w:r></w:p></w:tc><w:tc><w:tcPr><w:tcW w:w="0" w:type="auto"/></w:tcPr><w:p><w:r><w:t>100%</w:t></w:r></w:p></w:tc></w:tr></w:tbl><w:sectPr w:val="nextPage"><w:headerReference w:type="default" r:id="rId7"/><w:footerReference w:type="default" r:id="rId8"/><w:pgSz w:w="12240" w:h="15840" w:orient="portrait"/><w:pgMar w:top="1440" w:bottom="1440" w:left="1440" w:right="1440" w:header="720" w:footer="720" w:gutter="0"/><w:cols w:num="1" w:space="720"/><w:docGrid w:linePitch="360"/></w:sectPr></w:body></w:document>
+<file path=word/document.xml><?xml version="1.0" encoding="UTF-8"?>
+<w:document xmlns:aink="http://schemas.microsoft.com/office/drawing/2016/ink" xmlns:am3d="http://schemas.microsoft.com/office/drawing/2017/model3d" xmlns:cx="http://schemas.microsoft.com/office/drawing/2014/chartex" xmlns:cx1="http://schemas.microsoft.com/office/drawing/2015/9/8/chartex" xmlns:cx2="http://schemas.microsoft.com/office/drawing/2015/10/21/chartex" xmlns:cx3="http://schemas.microsoft.com/office/drawing/2016/5/9/chartex" xmlns:cx4="http://schemas.microsoft.com/office/drawing/2016/5/10/chartex" xmlns:cx5="http://schemas.microsoft.com/office/drawing/2016/5/11/chartex" xmlns:cx6="http://schemas.microsoft.com/office/drawing/2016/5/12/chartex" xmlns:cx7="http://schemas.microsoft.com/office/drawing/2016/5/13/chartex" xmlns:cx8="http://schemas.microsoft.com/office/drawing/2016/5/14/chartex" xmlns:m="http://schemas.openxmlformats.org/officeDocument/2006/math" xmlns:mc="http://schemas.openxmlformats.org/markup-compatibility/2006" xmlns:o="urn:schemas-microsoft-com:office:office" xmlns:oel="http://schemas.microsoft.com/office/2019/extlst" xmlns:r="http://schemas.openxmlformats.org/officeDocument/2006/relationships" xmlns:v="urn:schemas-microsoft-com:vml" xmlns:w="http://schemas.openxmlformats.org/wordprocessingml/2006/main" xmlns:w10="urn:schemas-microsoft-com:office:word" xmlns:w14="http://schemas.microsoft.com/office/word/2010/wordml" xmlns:w15="http://schemas.microsoft.com/office/word/2012/wordml" xmlns:w16="http://schemas.microsoft.com/office/word/2018/wordml" xmlns:w16cex="http://schemas.microsoft.com/office/word/2018/wordml/cex" xmlns:w16cid="http://schemas.microsoft.com/office/word/2016/wordml/cid" xmlns:w16du="http://schemas.microsoft.com/office/word/2023/wordml/word16du" xmlns:w16sdtdh="http://schemas.microsoft.com/office/word/2020/wordml/sdtdatahash" xmlns:w16sdtfl="http://schemas.microsoft.com/office/word/2024/wordml/sdtformatlock" xmlns:w16se="http://schemas.microsoft.com/office/word/2015/wordml/symex" xmlns:wne="http://schemas.microsoft.com/office/word/2006/wordml" xmlns:wp="http://schemas.openxmlformats.org/drawingml/2006/wordprocessingDrawing" xmlns:wp14="http://schemas.microsoft.com/office/word/2010/wordprocessingDrawing" xmlns:wpc="http://schemas.microsoft.com/office/word/2010/wordprocessingCanvas" xmlns:wpg="http://schemas.microsoft.com/office/word/2010/wordprocessingGroup" xmlns:wpi="http://schemas.microsoft.com/office/word/2010/wordprocessingInk" xmlns:wps="http://schemas.microsoft.com/office/word/2010/wordprocessingShape" mc:Ignorable="w14 w15 w16 w16cex w16cid w16du w16sdtdh w16sdtfl w16se wp14"><w:body><w:p><w:pPr/><w:r><w:t>Annual Report 2026</w:t></w:r></w:p><w:p><w:r><w:t>Prepared by Uniword</w:t></w:r></w:p><w:p><w:r><w:t>March 26, 2026</w:t></w:r></w:p><w:p><w:r><w:br w:type="page"/></w:r></w:p><w:p><w:r><w:t>Table of Contents</w:t></w:r></w:p><w:p><w:fldChar w:fldCharType="begin"/><w:fldChar w:fldCharType="separate"/><w:fldChar w:fldCharType="end"/><w:instrText> TOC \o "1-3" \h \z \u </w:instrText></w:p><w:p><w:r><w:br w:type="page"/></w:r></w:p><w:p><w:pPr><w:pStyle w:val="Heading1"/></w:pPr><w:r><w:t>Executive Summary</w:t></w:r></w:p><w:p><w:r><w:t xml:space="preserve">This report provides a comprehensive overview of the organization's </w:t></w:r><w:r><w:t>performance throughout 2026. Key highlights include:</w:t></w:r></w:p><w:p><w:pPr><w:numPr><w:ilvl w:val="0"/><w:numId w:val="1"/></w:numPr></w:pPr><w:r><w:t>Revenue growth of 35% year-over-year</w:t></w:r></w:p><w:p><w:pPr><w:numPr><w:ilvl w:val="0"/><w:numId w:val="1"/></w:numPr></w:pPr><w:r><w:t>User base expanded to 25,000 active users</w:t></w:r></w:p><w:p><w:pPr><w:numPr><w:ilvl w:val="0"/><w:numId w:val="1"/></w:numPr></w:pPr><w:r><w:t>NPS score improved to 85</w:t></w:r></w:p><w:p><w:pPr><w:numPr><w:ilvl w:val="0"/><w:numId w:val="1"/></w:numPr></w:pPr><w:r><w:t>Three new product launches</w:t></w:r></w:p><w:p><w:r><w:br w:type="page"/></w:r></w:p><w:p><w:pPr><w:pStyle w:val="Heading1"/></w:pPr><w:r><w:t>1. Financial Performance</w:t></w:r></w:p><w:p><w:r><w:t>The financial performance exceeded expectations across all metrics.</w:t></w:r></w:p><w:p><w:pPr><w:pStyle w:val="Heading2"/></w:pPr><w:r><w:t>1.1 Revenue Breakdown</w:t></w:r></w:p><w:tbl><w:tblPr><w:tblW w:w="0" w:type="auto"/><w:tblLook w:val="04A0" w:firstRow="1" w:lastRow="0" w:firstColumn="1" w:lastColumn="0" w:noHBand="0" w:noVBand="1"/></w:tblPr><w:tblGrid><w:gridCol/><w:gridCol/><w:gridCol/></w:tblGrid><w:tr><w:tc><w:tcPr><w:tcW w:w="0" w:type="auto"/><w:shd w:val="clear" w:color="FFFFFF" w:fill="1F4E79"/></w:tcPr><w:p><w:r><w:t>Category</w:t></w:r></w:p></w:tc><w:tc><w:tcPr><w:tcW w:w="0" w:type="auto"/><w:shd w:val="clear" w:color="FFFFFF" w:fill="1F4E79"/></w:tcPr><w:p><w:r><w:t>Amount</w:t></w:r></w:p></w:tc><w:tc><w:tcPr><w:tcW w:w="0" w:type="auto"/><w:shd w:val="clear" w:color="FFFFFF" w:fill="1F4E79"/></w:tcPr><w:p><w:r><w:t>% of Total</w:t></w:r></w:p></w:tc></w:tr><w:tr><w:tc><w:tcPr><w:tcW w:w="0" w:type="auto"/></w:tcPr><w:p><w:r><w:t>Subscriptions</w:t></w:r></w:p></w:tc><w:tc><w:tcPr><w:tcW w:w="0" w:type="auto"/></w:tcPr><w:p><w:r><w:t>$4.2M</w:t></w:r></w:p></w:tc><w:tc><w:tcPr><w:tcW w:w="0" w:type="auto"/></w:tcPr><w:p><w:r><w:t>60%</w:t></w:r></w:p></w:tc></w:tr><w:tr><w:tc><w:tcPr><w:tcW w:w="0" w:type="auto"/></w:tcPr><w:p><w:r><w:t>Enterprise</w:t></w:r></w:p></w:tc><w:tc><w:tcPr><w:tcW w:w="0" w:type="auto"/></w:tcPr><w:p><w:r><w:t>$2.1M</w:t></w:r></w:p></w:tc><w:tc><w:tcPr><w:tcW w:w="0" w:type="auto"/></w:tcPr><w:p><w:r><w:t>30%</w:t></w:r></w:p></w:tc></w:tr><w:tr><w:tc><w:tcPr><w:tcW w:w="0" w:type="auto"/></w:tcPr><w:p><w:r><w:t>Services</w:t></w:r></w:p></w:tc><w:tc><w:tcPr><w:tcW w:w="0" w:type="auto"/></w:tcPr><w:p><w:r><w:t>$0.7M</w:t></w:r></w:p></w:tc><w:tc><w:tcPr><w:tcW w:w="0" w:type="auto"/></w:tcPr><w:p><w:r><w:t>10%</w:t></w:r></w:p></w:tc></w:tr><w:tr><w:tc><w:tcPr><w:tcW w:w="0" w:type="auto"/></w:tcPr><w:p><w:r><w:t>Total</w:t></w:r></w:p></w:tc><w:tc><w:tcPr><w:tcW w:w="0" w:type="auto"/></w:tcPr><w:p><w:r><w:t>$7.0M</w:t></w:r></w:p></w:tc><w:tc><w:tcPr><w:tcW w:w="0" w:type="auto"/></w:tcPr><w:p><w:r><w:t>100%</w:t></w:r></w:p></w:tc></w:tr></w:tbl><w:p><w:pPr><w:pStyle w:val="Heading2"/></w:pPr><w:r><w:t>1.2 Revenue Chart</w:t></w:r></w:p><w:p><w:r><w:drawing><wp:inline><wp:extent cx="5486400" cy="3200400"/><wp:effectExtent/><wp:docPr id="347343784" name="Chart bar"/><graphic xmlns="http://schemas.openxmlformats.org/drawingml/2006/main"><graphicData uri="http://schemas.openxmlformats.org/drawingml/2006/chart"><chart xmlns="http://schemas.openxmlformats.org/drawingml/2006/chart" c:id="rIdChart1"/></graphicData></graphic></wp:inline></w:drawing></w:r></w:p><w:p><w:r><w:br w:type="page"/></w:r></w:p><w:p><w:pPr><w:pStyle w:val="Heading1"/></w:pPr><w:r><w:t>2. Product Development</w:t></w:r></w:p><w:p><w:r><w:t>Three major product launches drove growth in 2026.</w:t></w:r></w:p><w:p><w:pPr><w:numPr><w:ilvl w:val="0"/><w:numId w:val="2"/></w:numPr></w:pPr><w:r><w:t>Uniword Pro — Professional document generation</w:t></w:r></w:p><w:p><w:pPr><w:numPr><w:ilvl w:val="0"/><w:numId w:val="2"/></w:numPr></w:pPr><w:r><w:t>Uniword Cloud — Cloud-based document processing</w:t></w:r></w:p><w:p><w:pPr><w:numPr><w:ilvl w:val="0"/><w:numId w:val="2"/></w:numPr></w:pPr><w:r><w:t>Uniword API — RESTful API for document operations</w:t></w:r></w:p><w:p><w:pPr><w:pStyle w:val="Heading2"/></w:pPr><w:r><w:t>2.1 User Growth</w:t></w:r></w:p><w:p><w:r><w:drawing><wp:inline><wp:extent cx="5486400" cy="3200400"/><wp:effectExtent/><wp:docPr id="263562126" name="Chart line"/><graphic xmlns="http://schemas.openxmlformats.org/drawingml/2006/main"><graphicData uri="http://schemas.openxmlformats.org/drawingml/2006/chart"><chart xmlns="http://schemas.openxmlformats.org/drawingml/2006/chart" c:id="rIdChart2"/></graphicData></graphic></wp:inline></w:drawing></w:r></w:p><w:p><w:r><w:br w:type="page"/></w:r></w:p><w:p><w:pPr><w:pStyle w:val="Heading1"/></w:pPr><w:r><w:t>3. References</w:t></w:r></w:p><w:p><w:sdt><w:sdtPr><w:id w:val="1"/><w:bibliography/><w:docPartObj><w:docPartGallery w:val="Bibliographies"/><w:docPartUnique/></w:docPartObj></w:sdtPr></w:sdt></w:p><w:sectPr w:val="nextPage"><w:headerReference w:type="default" r:id="rId7"/><w:footerReference w:type="default" r:id="rId8"/><w:pgSz w:w="12240" w:h="15840" w:orient="portrait"/><w:pgMar w:top="1440" w:bottom="1440" w:left="1440" w:right="1440" w:header="720" w:footer="720" w:gutter="0"/><w:cols w:num="1" w:space="720"/><w:docGrid w:linePitch="360"/></w:sectPr></w:body></w:document>
+
 </file>
 
 <file path=word/footer1.xml><?xml version="1.0" encoding="utf-8"?>
@@ -12,12 +12,18 @@
     </w:r>
   </w:p>
   <w:p>
-    <w:fldChar w:fldCharType="begin"/>
-    <w:fldChar w:fldCharType="separate"/>
-    <w:fldChar w:fldCharType="end"/>
-    <w:instrText>
-      <w:text> PAGE </w:text>
-    </w:instrText>
+    <w:r>
+      <w:fldChar w:fldCharType="begin"/>
+    </w:r>
+    <w:r>
+      <w:instrText> PAGE </w:instrText>
+    </w:r>
+    <w:r>
+      <w:fldChar w:fldCharType="separate"/>
+    </w:r>
+    <w:r>
+      <w:fldChar w:fldCharType="end"/>
+    </w:r>
   </w:p>
   <w:p>
     <w:r>
@@ -25,12 +31,18 @@
     </w:r>
   </w:p>
   <w:p>
-    <w:fldChar w:fldCharType="begin"/>
-    <w:fldChar w:fldCharType="separate"/>
-    <w:fldChar w:fldCharType="end"/>
-    <w:instrText>
-      <w:text> NUMPAGES </w:text>
-    </w:instrText>
+    <w:r>
+      <w:fldChar w:fldCharType="begin"/>
+    </w:r>
+    <w:r>
+      <w:instrText> NUMPAGES </w:instrText>
+    </w:r>
+    <w:r>
+      <w:fldChar w:fldCharType="separate"/>
+    </w:r>
+    <w:r>
+      <w:fldChar w:fldCharType="end"/>
+    </w:r>
   </w:p>
 </w:ftr>
 </file>
@@ -199,18 +211,18 @@
       <w:ind w:left="6480" w:hanging="360"/>
     </w:lvl>
   </w:abstractNum>
-  <w:num w:numId="1" w16cid:durableId="1846418586">
+  <w:num w:numId="1" w16cid:durableId="1266103466">
     <w:abstractNumId w:val="0"/>
   </w:num>
-  <w:num w:numId="2" w16cid:durableId="1374363781">
+  <w:num w:numId="2" w16cid:durableId="485859401">
     <w:abstractNumId w:val="1"/>
   </w:num>
 </w:numbering>
 </file>
 
-<file path=word/sources.xml><?xml version="1.0" encoding="UTF-8" standalone="yes"?>
-
-<Sources xmlns="http://schemas.openxmlformats.org/officeDocument/2006/bibliography" b:SelectedStyle="APA"><Source><SourceType>Book</SourceType><Tag>Annual2026</Tag><Author><NameList><Person><First>Uniword</First><Last>Inc.</Last></Person></NameList></Author><Title>Annual Report 2026</Title><Year>2026</Year><Publisher>Uniword Inc.</Publisher><City>San Francisco</City><RefOrder>1</RefOrder></Source></Sources>
+<file path=word/sources.xml><?xml version="1.0" encoding="UTF-8" standalone="yes"?>
+<Sources xmlns="http://schemas.openxmlformats.org/officeDocument/2006/bibliography" b:SelectedStyle="APA"><Source><SourceType>Book</SourceType><Tag>Annual2026</Tag><Author><NameList><Person><First>Uniword</First><Last>Inc.</Last></Person></NameList></Author><Title>Annual Report 2026</Title><Year>2026</Year><Publisher>Uniword Inc.</Publisher><City>San Francisco</City><RefOrder>1</RefOrder></Source></Sources>
+
 </file>
 
 <file path=word/styles.xml><?xml version="1.0" encoding="utf-8"?>

--- a/examples/generated/multi_section_complete.docx
+++ b/examples/generated/multi_section_complete.docx
@@ -1,5 +1,5 @@
 
-<file path=word/document.xml><?xml version="1.0" encoding="UTF-8"?>
+<file path=word/document.xml><?xml version="1.0" encoding="UTF-8" standalone="yes"?>
 <w:document xmlns:aink="http://schemas.microsoft.com/office/drawing/2016/ink" xmlns:am3d="http://schemas.microsoft.com/office/drawing/2017/model3d" xmlns:cx="http://schemas.microsoft.com/office/drawing/2014/chartex" xmlns:cx1="http://schemas.microsoft.com/office/drawing/2015/9/8/chartex" xmlns:cx2="http://schemas.microsoft.com/office/drawing/2015/10/21/chartex" xmlns:cx3="http://schemas.microsoft.com/office/drawing/2016/5/9/chartex" xmlns:cx4="http://schemas.microsoft.com/office/drawing/2016/5/10/chartex" xmlns:cx5="http://schemas.microsoft.com/office/drawing/2016/5/11/chartex" xmlns:cx6="http://schemas.microsoft.com/office/drawing/2016/5/12/chartex" xmlns:cx7="http://schemas.microsoft.com/office/drawing/2016/5/13/chartex" xmlns:cx8="http://schemas.microsoft.com/office/drawing/2016/5/14/chartex" xmlns:m="http://schemas.openxmlformats.org/officeDocument/2006/math" xmlns:mc="http://schemas.openxmlformats.org/markup-compatibility/2006" xmlns:o="urn:schemas-microsoft-com:office:office" xmlns:oel="http://schemas.microsoft.com/office/2019/extlst" xmlns:r="http://schemas.openxmlformats.org/officeDocument/2006/relationships" xmlns:v="urn:schemas-microsoft-com:vml" xmlns:w="http://schemas.openxmlformats.org/wordprocessingml/2006/main" xmlns:w10="urn:schemas-microsoft-com:office:word" xmlns:w14="http://schemas.microsoft.com/office/word/2010/wordml" xmlns:w15="http://schemas.microsoft.com/office/word/2012/wordml" xmlns:w16="http://schemas.microsoft.com/office/word/2018/wordml" xmlns:w16cex="http://schemas.microsoft.com/office/word/2018/wordml/cex" xmlns:w16cid="http://schemas.microsoft.com/office/word/2016/wordml/cid" xmlns:w16du="http://schemas.microsoft.com/office/word/2023/wordml/word16du" xmlns:w16sdtdh="http://schemas.microsoft.com/office/word/2020/wordml/sdtdatahash" xmlns:w16sdtfl="http://schemas.microsoft.com/office/word/2024/wordml/sdtformatlock" xmlns:w16se="http://schemas.microsoft.com/office/word/2015/wordml/symex" xmlns:wne="http://schemas.microsoft.com/office/word/2006/wordml" xmlns:wp="http://schemas.openxmlformats.org/drawingml/2006/wordprocessingDrawing" xmlns:wp14="http://schemas.microsoft.com/office/word/2010/wordprocessingDrawing" xmlns:wpc="http://schemas.microsoft.com/office/word/2010/wordprocessingCanvas" xmlns:wpg="http://schemas.microsoft.com/office/word/2010/wordprocessingGroup" xmlns:wpi="http://schemas.microsoft.com/office/word/2010/wordprocessingInk" xmlns:wps="http://schemas.microsoft.com/office/word/2010/wordprocessingShape" mc:Ignorable="w14 w15 w16 w16cex w16cid w16du w16sdtdh w16sdtfl w16se wp14"><w:body><w:p><w:pPr/><w:r><w:t>Annual Report 2026</w:t></w:r></w:p><w:p><w:r><w:t>Prepared by Uniword</w:t></w:r></w:p><w:p><w:r><w:t>March 26, 2026</w:t></w:r></w:p><w:p><w:r><w:br w:type="page"/></w:r></w:p><w:p><w:r><w:t>Table of Contents</w:t></w:r></w:p><w:p><w:fldChar w:fldCharType="begin"/><w:fldChar w:fldCharType="separate"/><w:fldChar w:fldCharType="end"/><w:instrText> TOC \o "1-3" \h \z \u </w:instrText></w:p><w:p><w:r><w:br w:type="page"/></w:r></w:p><w:p><w:pPr><w:pStyle w:val="Heading1"/></w:pPr><w:r><w:t>Executive Summary</w:t></w:r></w:p><w:p><w:r><w:t xml:space="preserve">This report provides a comprehensive overview of the organization's </w:t></w:r><w:r><w:t>performance throughout 2026. Key highlights include:</w:t></w:r></w:p><w:p><w:pPr><w:numPr><w:ilvl w:val="0"/><w:numId w:val="1"/></w:numPr></w:pPr><w:r><w:t>Revenue growth of 35% year-over-year</w:t></w:r></w:p><w:p><w:pPr><w:numPr><w:ilvl w:val="0"/><w:numId w:val="1"/></w:numPr></w:pPr><w:r><w:t>User base expanded to 25,000 active users</w:t></w:r></w:p><w:p><w:pPr><w:numPr><w:ilvl w:val="0"/><w:numId w:val="1"/></w:numPr></w:pPr><w:r><w:t>NPS score improved to 85</w:t></w:r></w:p><w:p><w:pPr><w:numPr><w:ilvl w:val="0"/><w:numId w:val="1"/></w:numPr></w:pPr><w:r><w:t>Three new product launches</w:t></w:r></w:p><w:p><w:r><w:br w:type="page"/></w:r></w:p><w:p><w:pPr><w:pStyle w:val="Heading1"/></w:pPr><w:r><w:t>1. Financial Performance</w:t></w:r></w:p><w:p><w:r><w:t>The financial performance exceeded expectations across all metrics.</w:t></w:r></w:p><w:p><w:pPr><w:pStyle w:val="Heading2"/></w:pPr><w:r><w:t>1.1 Revenue Breakdown</w:t></w:r></w:p><w:tbl><w:tblPr><w:tblW w:w="0" w:type="auto"/><w:tblLook w:val="04A0" w:firstRow="1" w:lastRow="0" w:firstColumn="1" w:lastColumn="0" w:noHBand="0" w:noVBand="1"/></w:tblPr><w:tblGrid><w:gridCol/><w:gridCol/><w:gridCol/></w:tblGrid><w:tr><w:tc><w:tcPr><w:tcW w:w="0" w:type="auto"/><w:shd w:val="clear" w:color="FFFFFF" w:fill="1F4E79"/></w:tcPr><w:p><w:r><w:t>Category</w:t></w:r></w:p></w:tc><w:tc><w:tcPr><w:tcW w:w="0" w:type="auto"/><w:shd w:val="clear" w:color="FFFFFF" w:fill="1F4E79"/></w:tcPr><w:p><w:r><w:t>Amount</w:t></w:r></w:p></w:tc><w:tc><w:tcPr><w:tcW w:w="0" w:type="auto"/><w:shd w:val="clear" w:color="FFFFFF" w:fill="1F4E79"/></w:tcPr><w:p><w:r><w:t>% of Total</w:t></w:r></w:p></w:tc></w:tr><w:tr><w:tc><w:tcPr><w:tcW w:w="0" w:type="auto"/></w:tcPr><w:p><w:r><w:t>Subscriptions</w:t></w:r></w:p></w:tc><w:tc><w:tcPr><w:tcW w:w="0" w:type="auto"/></w:tcPr><w:p><w:r><w:t>$4.2M</w:t></w:r></w:p></w:tc><w:tc><w:tcPr><w:tcW w:w="0" w:type="auto"/></w:tcPr><w:p><w:r><w:t>60%</w:t></w:r></w:p></w:tc></w:tr><w:tr><w:tc><w:tcPr><w:tcW w:w="0" w:type="auto"/></w:tcPr><w:p><w:r><w:t>Enterprise</w:t></w:r></w:p></w:tc><w:tc><w:tcPr><w:tcW w:w="0" w:type="auto"/></w:tcPr><w:p><w:r><w:t>$2.1M</w:t></w:r></w:p></w:tc><w:tc><w:tcPr><w:tcW w:w="0" w:type="auto"/></w:tcPr><w:p><w:r><w:t>30%</w:t></w:r></w:p></w:tc></w:tr><w:tr><w:tc><w:tcPr><w:tcW w:w="0" w:type="auto"/></w:tcPr><w:p><w:r><w:t>Services</w:t></w:r></w:p></w:tc><w:tc><w:tcPr><w:tcW w:w="0" w:type="auto"/></w:tcPr><w:p><w:r><w:t>$0.7M</w:t></w:r></w:p></w:tc><w:tc><w:tcPr><w:tcW w:w="0" w:type="auto"/></w:tcPr><w:p><w:r><w:t>10%</w:t></w:r></w:p></w:tc></w:tr><w:tr><w:tc><w:tcPr><w:tcW w:w="0" w:type="auto"/></w:tcPr><w:p><w:r><w:t>Total</w:t></w:r></w:p></w:tc><w:tc><w:tcPr><w:tcW w:w="0" w:type="auto"/></w:tcPr><w:p><w:r><w:t>$7.0M</w:t></w:r></w:p></w:tc><w:tc><w:tcPr><w:tcW w:w="0" w:type="auto"/></w:tcPr><w:p><w:r><w:t>100%</w:t></w:r></w:p></w:tc></w:tr></w:tbl><w:p><w:pPr><w:pStyle w:val="Heading2"/></w:pPr><w:r><w:t>1.2 Revenue Chart</w:t></w:r></w:p><w:p><w:r><w:drawing><wp:inline><wp:extent cx="5486400" cy="3200400"/><wp:effectExtent/><wp:docPr id="347343784" name="Chart bar"/><graphic xmlns="http://schemas.openxmlformats.org/drawingml/2006/main"><graphicData uri="http://schemas.openxmlformats.org/drawingml/2006/chart"><chart xmlns="http://schemas.openxmlformats.org/drawingml/2006/chart" c:id="rIdChart1"/></graphicData></graphic></wp:inline></w:drawing></w:r></w:p><w:p><w:r><w:br w:type="page"/></w:r></w:p><w:p><w:pPr><w:pStyle w:val="Heading1"/></w:pPr><w:r><w:t>2. Product Development</w:t></w:r></w:p><w:p><w:r><w:t>Three major product launches drove growth in 2026.</w:t></w:r></w:p><w:p><w:pPr><w:numPr><w:ilvl w:val="0"/><w:numId w:val="2"/></w:numPr></w:pPr><w:r><w:t>Uniword Pro — Professional document generation</w:t></w:r></w:p><w:p><w:pPr><w:numPr><w:ilvl w:val="0"/><w:numId w:val="2"/></w:numPr></w:pPr><w:r><w:t>Uniword Cloud — Cloud-based document processing</w:t></w:r></w:p><w:p><w:pPr><w:numPr><w:ilvl w:val="0"/><w:numId w:val="2"/></w:numPr></w:pPr><w:r><w:t>Uniword API — RESTful API for document operations</w:t></w:r></w:p><w:p><w:pPr><w:pStyle w:val="Heading2"/></w:pPr><w:r><w:t>2.1 User Growth</w:t></w:r></w:p><w:p><w:r><w:drawing><wp:inline><wp:extent cx="5486400" cy="3200400"/><wp:effectExtent/><wp:docPr id="263562126" name="Chart line"/><graphic xmlns="http://schemas.openxmlformats.org/drawingml/2006/main"><graphicData uri="http://schemas.openxmlformats.org/drawingml/2006/chart"><chart xmlns="http://schemas.openxmlformats.org/drawingml/2006/chart" c:id="rIdChart2"/></graphicData></graphic></wp:inline></w:drawing></w:r></w:p><w:p><w:r><w:br w:type="page"/></w:r></w:p><w:p><w:pPr><w:pStyle w:val="Heading1"/></w:pPr><w:r><w:t>3. References</w:t></w:r></w:p><w:p><w:sdt><w:sdtPr><w:id w:val="1"/><w:bibliography/><w:docPartObj><w:docPartGallery w:val="Bibliographies"/><w:docPartUnique/></w:docPartObj></w:sdtPr></w:sdt></w:p><w:sectPr w:val="nextPage"><w:headerReference w:type="default" r:id="rId7"/><w:footerReference w:type="default" r:id="rId8"/><w:pgSz w:w="12240" w:h="15840" w:orient="portrait"/><w:pgMar w:top="1440" w:bottom="1440" w:left="1440" w:right="1440" w:header="720" w:footer="720" w:gutter="0"/><w:cols w:num="1" w:space="720"/><w:docGrid w:linePitch="360"/></w:sectPr></w:body></w:document>
 
 </file>
@@ -231,9 +231,9 @@
     <w:rPrDefault>
       <w:rPr>
         <w:rFonts w:asciiTheme="minorHAnsi" w:eastAsiaTheme="minorEastAsia" w:hAnsiTheme="minorHAnsi" w:cstheme="minorBidi"/>
+        <w:kern w:val="2"/>
         <w:sz w:val="24"/>
         <w:szCs w:val="24"/>
-        <w:kern w:val="2"/>
         <w:lang w:val="en-US" w:eastAsia="zh-CN" w:bidi="ar-SA"/>
         <w14:ligatures w14:val="standardContextual"/>
       </w:rPr>
@@ -642,9 +642,9 @@
     </w:pPr>
     <w:rPr>
       <w:rFonts w:ascii="Calibri Light" w:hAnsi="Calibri Light"/>
-      <w:sz w:val="32"/>
       <w:b/>
       <w:color w:val="2E74B5"/>
+      <w:sz w:val="32"/>
     </w:rPr>
   </w:style>
   <w:style w:type="paragraph" w:styleId="Heading2">
@@ -659,9 +659,9 @@
     </w:pPr>
     <w:rPr>
       <w:rFonts w:ascii="Calibri Light" w:hAnsi="Calibri Light"/>
-      <w:sz w:val="26"/>
       <w:b/>
       <w:color w:val="2E74B5"/>
+      <w:sz w:val="26"/>
     </w:rPr>
   </w:style>
   <w:style w:type="paragraph" w:styleId="Heading3">
@@ -676,9 +676,9 @@
     </w:pPr>
     <w:rPr>
       <w:rFonts w:ascii="Calibri" w:hAnsi="Calibri"/>
-      <w:sz w:val="24"/>
       <w:b/>
       <w:color w:val="1F4E79"/>
+      <w:sz w:val="24"/>
     </w:rPr>
   </w:style>
   <w:style w:type="paragraph" w:styleId="Heading4">
@@ -693,9 +693,9 @@
     </w:pPr>
     <w:rPr>
       <w:rFonts w:ascii="Calibri" w:hAnsi="Calibri"/>
-      <w:sz w:val="22"/>
       <w:b/>
       <w:color w:val="2E74B5"/>
+      <w:sz w:val="22"/>
     </w:rPr>
   </w:style>
   <w:style w:type="paragraph" w:styleId="Heading5">
@@ -710,9 +710,9 @@
     </w:pPr>
     <w:rPr>
       <w:rFonts w:ascii="Calibri" w:hAnsi="Calibri"/>
-      <w:sz w:val="20"/>
       <w:b/>
       <w:color w:val="2E74B5"/>
+      <w:sz w:val="20"/>
     </w:rPr>
   </w:style>
   <w:style w:type="paragraph" w:styleId="Heading6">
@@ -727,9 +727,9 @@
     </w:pPr>
     <w:rPr>
       <w:rFonts w:ascii="Calibri" w:hAnsi="Calibri"/>
-      <w:sz w:val="20"/>
       <w:b/>
       <w:color w:val="1F3763"/>
+      <w:sz w:val="20"/>
     </w:rPr>
   </w:style>
   <w:style w:type="paragraph" w:styleId="Heading7">
@@ -744,9 +744,9 @@
     </w:pPr>
     <w:rPr>
       <w:rFonts w:ascii="Calibri" w:hAnsi="Calibri"/>
-      <w:sz w:val="20"/>
       <w:b/>
       <w:color w:val="2E74B5"/>
+      <w:sz w:val="20"/>
     </w:rPr>
   </w:style>
   <w:style w:type="paragraph" w:styleId="Heading8">
@@ -761,9 +761,9 @@
     </w:pPr>
     <w:rPr>
       <w:rFonts w:ascii="Calibri" w:hAnsi="Calibri"/>
-      <w:sz w:val="20"/>
       <w:b/>
       <w:color w:val="2E74B5"/>
+      <w:sz w:val="20"/>
     </w:rPr>
   </w:style>
   <w:style w:type="paragraph" w:styleId="Heading9">
@@ -778,9 +778,9 @@
     </w:pPr>
     <w:rPr>
       <w:rFonts w:ascii="Calibri" w:hAnsi="Calibri"/>
-      <w:sz w:val="20"/>
       <w:b/>
       <w:color w:val="2E74B5"/>
+      <w:sz w:val="20"/>
     </w:rPr>
   </w:style>
   <w:style w:type="character" w:styleId="Emphasis" w:customStyle="1">
@@ -801,13 +801,13 @@
     <w:semiHidden/>
     <w:unhideWhenUsed/>
     <w:tblPr>
+      <w:tblInd w:w="0" w:type="dxa"/>
       <w:tblCellMar>
         <w:top w:w="0" w:type="dxa"/>
         <w:left w:w="108" w:type="dxa"/>
         <w:bottom w:w="0" w:type="dxa"/>
         <w:right w:w="108" w:type="dxa"/>
       </w:tblCellMar>
-      <w:tblInd w:w="0" w:type="dxa"/>
     </w:tblPr>
   </w:style>
   <w:style w:type="numbering" w:styleId="NoList" w:default="1">
@@ -1285,6 +1285,5 @@
   </a:themeElements>
   <a:objectDefaults/>
   <a:extraClrSchemeLst/>
-  <a:extLst/>
 </a:theme>
 </file>
--- a/examples/generated/multi_section_complete.docx
+++ b/examples/generated/multi_section_complete.docx
@@ -69,7 +69,9 @@
       <w:numFmt w:val="bullet"/>
       <w:lvlText w:val="•"/>
       <w:lvlJc w:val="left"/>
-      <w:ind w:left="720" w:hanging="360"/>
+      <w:pPr>
+        <w:ind w:left="720" w:hanging="360"/>
+      </w:pPr>
       <w:rPr>
         <w:rFonts w:ascii="Symbol" w:hAnsi="Symbol" w:hint="default"/>
       </w:rPr>
@@ -79,7 +81,9 @@
       <w:numFmt w:val="bullet"/>
       <w:lvlText w:val="○"/>
       <w:lvlJc w:val="left"/>
-      <w:ind w:left="1440" w:hanging="360"/>
+      <w:pPr>
+        <w:ind w:left="1440" w:hanging="360"/>
+      </w:pPr>
       <w:rPr>
         <w:rFonts w:ascii="Symbol" w:hAnsi="Symbol" w:hint="default"/>
       </w:rPr>
@@ -89,7 +93,9 @@
       <w:numFmt w:val="bullet"/>
       <w:lvlText w:val="■"/>
       <w:lvlJc w:val="left"/>
-      <w:ind w:left="2160" w:hanging="360"/>
+      <w:pPr>
+        <w:ind w:left="2160" w:hanging="360"/>
+      </w:pPr>
       <w:rPr>
         <w:rFonts w:ascii="Symbol" w:hAnsi="Symbol" w:hint="default"/>
       </w:rPr>
@@ -99,7 +105,9 @@
       <w:numFmt w:val="bullet"/>
       <w:lvlText w:val="•"/>
       <w:lvlJc w:val="left"/>
-      <w:ind w:left="2880" w:hanging="360"/>
+      <w:pPr>
+        <w:ind w:left="2880" w:hanging="360"/>
+      </w:pPr>
       <w:rPr>
         <w:rFonts w:ascii="Symbol" w:hAnsi="Symbol" w:hint="default"/>
       </w:rPr>
@@ -109,7 +117,9 @@
       <w:numFmt w:val="bullet"/>
       <w:lvlText w:val="○"/>
       <w:lvlJc w:val="left"/>
-      <w:ind w:left="3600" w:hanging="360"/>
+      <w:pPr>
+        <w:ind w:left="3600" w:hanging="360"/>
+      </w:pPr>
       <w:rPr>
         <w:rFonts w:ascii="Symbol" w:hAnsi="Symbol" w:hint="default"/>
       </w:rPr>
@@ -119,7 +129,9 @@
       <w:numFmt w:val="bullet"/>
       <w:lvlText w:val="■"/>
       <w:lvlJc w:val="left"/>
-      <w:ind w:left="4320" w:hanging="360"/>
+      <w:pPr>
+        <w:ind w:left="4320" w:hanging="360"/>
+      </w:pPr>
       <w:rPr>
         <w:rFonts w:ascii="Symbol" w:hAnsi="Symbol" w:hint="default"/>
       </w:rPr>
@@ -129,7 +141,9 @@
       <w:numFmt w:val="bullet"/>
       <w:lvlText w:val="•"/>
       <w:lvlJc w:val="left"/>
-      <w:ind w:left="5040" w:hanging="360"/>
+      <w:pPr>
+        <w:ind w:left="5040" w:hanging="360"/>
+      </w:pPr>
       <w:rPr>
         <w:rFonts w:ascii="Symbol" w:hAnsi="Symbol" w:hint="default"/>
       </w:rPr>
@@ -139,7 +153,9 @@
       <w:numFmt w:val="bullet"/>
       <w:lvlText w:val="○"/>
       <w:lvlJc w:val="left"/>
-      <w:ind w:left="5760" w:hanging="360"/>
+      <w:pPr>
+        <w:ind w:left="5760" w:hanging="360"/>
+      </w:pPr>
       <w:rPr>
         <w:rFonts w:ascii="Symbol" w:hAnsi="Symbol" w:hint="default"/>
       </w:rPr>
@@ -149,7 +165,9 @@
       <w:numFmt w:val="bullet"/>
       <w:lvlText w:val="■"/>
       <w:lvlJc w:val="left"/>
-      <w:ind w:left="6480" w:hanging="360"/>
+      <w:pPr>
+        <w:ind w:left="6480" w:hanging="360"/>
+      </w:pPr>
       <w:rPr>
         <w:rFonts w:ascii="Symbol" w:hAnsi="Symbol" w:hint="default"/>
       </w:rPr>
@@ -160,55 +178,73 @@
       <w:start w:val="1"/>
       <w:numFmt w:val="decimal"/>
       <w:lvlJc w:val="left"/>
-      <w:ind w:left="720" w:hanging="360"/>
+      <w:pPr>
+        <w:ind w:left="720" w:hanging="360"/>
+      </w:pPr>
     </w:lvl>
     <w:lvl w:ilvl="1">
       <w:start w:val="1"/>
       <w:numFmt w:val="decimal"/>
       <w:lvlJc w:val="left"/>
-      <w:ind w:left="1440" w:hanging="360"/>
+      <w:pPr>
+        <w:ind w:left="1440" w:hanging="360"/>
+      </w:pPr>
     </w:lvl>
     <w:lvl w:ilvl="2">
       <w:start w:val="1"/>
       <w:numFmt w:val="decimal"/>
       <w:lvlJc w:val="left"/>
-      <w:ind w:left="2160" w:hanging="360"/>
+      <w:pPr>
+        <w:ind w:left="2160" w:hanging="360"/>
+      </w:pPr>
     </w:lvl>
     <w:lvl w:ilvl="3">
       <w:start w:val="1"/>
       <w:numFmt w:val="decimal"/>
       <w:lvlJc w:val="left"/>
-      <w:ind w:left="2880" w:hanging="360"/>
+      <w:pPr>
+        <w:ind w:left="2880" w:hanging="360"/>
+      </w:pPr>
     </w:lvl>
     <w:lvl w:ilvl="4">
       <w:start w:val="1"/>
       <w:numFmt w:val="decimal"/>
       <w:lvlJc w:val="left"/>
-      <w:ind w:left="3600" w:hanging="360"/>
+      <w:pPr>
+        <w:ind w:left="3600" w:hanging="360"/>
+      </w:pPr>
     </w:lvl>
     <w:lvl w:ilvl="5">
       <w:start w:val="1"/>
       <w:numFmt w:val="decimal"/>
       <w:lvlJc w:val="left"/>
-      <w:ind w:left="4320" w:hanging="360"/>
+      <w:pPr>
+        <w:ind w:left="4320" w:hanging="360"/>
+      </w:pPr>
     </w:lvl>
     <w:lvl w:ilvl="6">
       <w:start w:val="1"/>
       <w:numFmt w:val="decimal"/>
       <w:lvlJc w:val="left"/>
-      <w:ind w:left="5040" w:hanging="360"/>
+      <w:pPr>
+        <w:ind w:left="5040" w:hanging="360"/>
+      </w:pPr>
     </w:lvl>
     <w:lvl w:ilvl="7">
       <w:start w:val="1"/>
       <w:numFmt w:val="decimal"/>
       <w:lvlJc w:val="left"/>
-      <w:ind w:left="5760" w:hanging="360"/>
+      <w:pPr>
+        <w:ind w:left="5760" w:hanging="360"/>
+      </w:pPr>
     </w:lvl>
     <w:lvl w:ilvl="8">
       <w:start w:val="1"/>
       <w:numFmt w:val="decimal"/>
       <w:lvlJc w:val="left"/>
-      <w:ind w:left="6480" w:hanging="360"/>
+      <w:pPr>
+        <w:ind w:left="6480" w:hanging="360"/>
+      </w:pPr>
     </w:lvl>
   </w:abstractNum>
   <w:num w:numId="1" w16cid:durableId="1266103466">

--- a/examples/generated/multi_section_complete.docx
+++ b/examples/generated/multi_section_complete.docx
@@ -1,6 +1,6 @@
 
 <file path=word/document.xml><?xml version="1.0" encoding="UTF-8" standalone="yes"?>
-<w:document xmlns:aink="http://schemas.microsoft.com/office/drawing/2016/ink" xmlns:am3d="http://schemas.microsoft.com/office/drawing/2017/model3d" xmlns:cx="http://schemas.microsoft.com/office/drawing/2014/chartex" xmlns:cx1="http://schemas.microsoft.com/office/drawing/2015/9/8/chartex" xmlns:cx2="http://schemas.microsoft.com/office/drawing/2015/10/21/chartex" xmlns:cx3="http://schemas.microsoft.com/office/drawing/2016/5/9/chartex" xmlns:cx4="http://schemas.microsoft.com/office/drawing/2016/5/10/chartex" xmlns:cx5="http://schemas.microsoft.com/office/drawing/2016/5/11/chartex" xmlns:cx6="http://schemas.microsoft.com/office/drawing/2016/5/12/chartex" xmlns:cx7="http://schemas.microsoft.com/office/drawing/2016/5/13/chartex" xmlns:cx8="http://schemas.microsoft.com/office/drawing/2016/5/14/chartex" xmlns:m="http://schemas.openxmlformats.org/officeDocument/2006/math" xmlns:mc="http://schemas.openxmlformats.org/markup-compatibility/2006" xmlns:o="urn:schemas-microsoft-com:office:office" xmlns:oel="http://schemas.microsoft.com/office/2019/extlst" xmlns:r="http://schemas.openxmlformats.org/officeDocument/2006/relationships" xmlns:v="urn:schemas-microsoft-com:vml" xmlns:w="http://schemas.openxmlformats.org/wordprocessingml/2006/main" xmlns:w10="urn:schemas-microsoft-com:office:word" xmlns:w14="http://schemas.microsoft.com/office/word/2010/wordml" xmlns:w15="http://schemas.microsoft.com/office/word/2012/wordml" xmlns:w16="http://schemas.microsoft.com/office/word/2018/wordml" xmlns:w16cex="http://schemas.microsoft.com/office/word/2018/wordml/cex" xmlns:w16cid="http://schemas.microsoft.com/office/word/2016/wordml/cid" xmlns:w16du="http://schemas.microsoft.com/office/word/2023/wordml/word16du" xmlns:w16sdtdh="http://schemas.microsoft.com/office/word/2020/wordml/sdtdatahash" xmlns:w16sdtfl="http://schemas.microsoft.com/office/word/2024/wordml/sdtformatlock" xmlns:w16se="http://schemas.microsoft.com/office/word/2015/wordml/symex" xmlns:wne="http://schemas.microsoft.com/office/word/2006/wordml" xmlns:wp="http://schemas.openxmlformats.org/drawingml/2006/wordprocessingDrawing" xmlns:wp14="http://schemas.microsoft.com/office/word/2010/wordprocessingDrawing" xmlns:wpc="http://schemas.microsoft.com/office/word/2010/wordprocessingCanvas" xmlns:wpg="http://schemas.microsoft.com/office/word/2010/wordprocessingGroup" xmlns:wpi="http://schemas.microsoft.com/office/word/2010/wordprocessingInk" xmlns:wps="http://schemas.microsoft.com/office/word/2010/wordprocessingShape" mc:Ignorable="w14 w15 w16 w16cex w16cid w16du w16sdtdh w16sdtfl w16se wp14"><w:body><w:p><w:pPr/><w:r><w:t>Annual Report 2026</w:t></w:r></w:p><w:p><w:r><w:t>Prepared by Uniword</w:t></w:r></w:p><w:p><w:r><w:t>March 26, 2026</w:t></w:r></w:p><w:p><w:r><w:br w:type="page"/></w:r></w:p><w:p><w:r><w:t>Table of Contents</w:t></w:r></w:p><w:p><w:fldChar w:fldCharType="begin"/><w:fldChar w:fldCharType="separate"/><w:fldChar w:fldCharType="end"/><w:instrText> TOC \o "1-3" \h \z \u </w:instrText></w:p><w:p><w:r><w:br w:type="page"/></w:r></w:p><w:p><w:pPr><w:pStyle w:val="Heading1"/></w:pPr><w:r><w:t>Executive Summary</w:t></w:r></w:p><w:p><w:r><w:t xml:space="preserve">This report provides a comprehensive overview of the organization's </w:t></w:r><w:r><w:t>performance throughout 2026. Key highlights include:</w:t></w:r></w:p><w:p><w:pPr><w:numPr><w:ilvl w:val="0"/><w:numId w:val="1"/></w:numPr></w:pPr><w:r><w:t>Revenue growth of 35% year-over-year</w:t></w:r></w:p><w:p><w:pPr><w:numPr><w:ilvl w:val="0"/><w:numId w:val="1"/></w:numPr></w:pPr><w:r><w:t>User base expanded to 25,000 active users</w:t></w:r></w:p><w:p><w:pPr><w:numPr><w:ilvl w:val="0"/><w:numId w:val="1"/></w:numPr></w:pPr><w:r><w:t>NPS score improved to 85</w:t></w:r></w:p><w:p><w:pPr><w:numPr><w:ilvl w:val="0"/><w:numId w:val="1"/></w:numPr></w:pPr><w:r><w:t>Three new product launches</w:t></w:r></w:p><w:p><w:r><w:br w:type="page"/></w:r></w:p><w:p><w:pPr><w:pStyle w:val="Heading1"/></w:pPr><w:r><w:t>1. Financial Performance</w:t></w:r></w:p><w:p><w:r><w:t>The financial performance exceeded expectations across all metrics.</w:t></w:r></w:p><w:p><w:pPr><w:pStyle w:val="Heading2"/></w:pPr><w:r><w:t>1.1 Revenue Breakdown</w:t></w:r></w:p><w:tbl><w:tblPr><w:tblW w:w="0" w:type="auto"/><w:tblLook w:val="04A0" w:firstRow="1" w:lastRow="0" w:firstColumn="1" w:lastColumn="0" w:noHBand="0" w:noVBand="1"/></w:tblPr><w:tblGrid><w:gridCol/><w:gridCol/><w:gridCol/></w:tblGrid><w:tr><w:tc><w:tcPr><w:tcW w:w="0" w:type="auto"/><w:shd w:val="clear" w:color="FFFFFF" w:fill="1F4E79"/></w:tcPr><w:p><w:r><w:t>Category</w:t></w:r></w:p></w:tc><w:tc><w:tcPr><w:tcW w:w="0" w:type="auto"/><w:shd w:val="clear" w:color="FFFFFF" w:fill="1F4E79"/></w:tcPr><w:p><w:r><w:t>Amount</w:t></w:r></w:p></w:tc><w:tc><w:tcPr><w:tcW w:w="0" w:type="auto"/><w:shd w:val="clear" w:color="FFFFFF" w:fill="1F4E79"/></w:tcPr><w:p><w:r><w:t>% of Total</w:t></w:r></w:p></w:tc></w:tr><w:tr><w:tc><w:tcPr><w:tcW w:w="0" w:type="auto"/></w:tcPr><w:p><w:r><w:t>Subscriptions</w:t></w:r></w:p></w:tc><w:tc><w:tcPr><w:tcW w:w="0" w:type="auto"/></w:tcPr><w:p><w:r><w:t>$4.2M</w:t></w:r></w:p></w:tc><w:tc><w:tcPr><w:tcW w:w="0" w:type="auto"/></w:tcPr><w:p><w:r><w:t>60%</w:t></w:r></w:p></w:tc></w:tr><w:tr><w:tc><w:tcPr><w:tcW w:w="0" w:type="auto"/></w:tcPr><w:p><w:r><w:t>Enterprise</w:t></w:r></w:p></w:tc><w:tc><w:tcPr><w:tcW w:w="0" w:type="auto"/></w:tcPr><w:p><w:r><w:t>$2.1M</w:t></w:r></w:p></w:tc><w:tc><w:tcPr><w:tcW w:w="0" w:type="auto"/></w:tcPr><w:p><w:r><w:t>30%</w:t></w:r></w:p></w:tc></w:tr><w:tr><w:tc><w:tcPr><w:tcW w:w="0" w:type="auto"/></w:tcPr><w:p><w:r><w:t>Services</w:t></w:r></w:p></w:tc><w:tc><w:tcPr><w:tcW w:w="0" w:type="auto"/></w:tcPr><w:p><w:r><w:t>$0.7M</w:t></w:r></w:p></w:tc><w:tc><w:tcPr><w:tcW w:w="0" w:type="auto"/></w:tcPr><w:p><w:r><w:t>10%</w:t></w:r></w:p></w:tc></w:tr><w:tr><w:tc><w:tcPr><w:tcW w:w="0" w:type="auto"/></w:tcPr><w:p><w:r><w:t>Total</w:t></w:r></w:p></w:tc><w:tc><w:tcPr><w:tcW w:w="0" w:type="auto"/></w:tcPr><w:p><w:r><w:t>$7.0M</w:t></w:r></w:p></w:tc><w:tc><w:tcPr><w:tcW w:w="0" w:type="auto"/></w:tcPr><w:p><w:r><w:t>100%</w:t></w:r></w:p></w:tc></w:tr></w:tbl><w:p><w:pPr><w:pStyle w:val="Heading2"/></w:pPr><w:r><w:t>1.2 Revenue Chart</w:t></w:r></w:p><w:p><w:r><w:drawing><wp:inline><wp:extent cx="5486400" cy="3200400"/><wp:effectExtent/><wp:docPr id="347343784" name="Chart bar"/><graphic xmlns="http://schemas.openxmlformats.org/drawingml/2006/main"><graphicData uri="http://schemas.openxmlformats.org/drawingml/2006/chart"><chart xmlns="http://schemas.openxmlformats.org/drawingml/2006/chart" c:id="rIdChart1"/></graphicData></graphic></wp:inline></w:drawing></w:r></w:p><w:p><w:r><w:br w:type="page"/></w:r></w:p><w:p><w:pPr><w:pStyle w:val="Heading1"/></w:pPr><w:r><w:t>2. Product Development</w:t></w:r></w:p><w:p><w:r><w:t>Three major product launches drove growth in 2026.</w:t></w:r></w:p><w:p><w:pPr><w:numPr><w:ilvl w:val="0"/><w:numId w:val="2"/></w:numPr></w:pPr><w:r><w:t>Uniword Pro — Professional document generation</w:t></w:r></w:p><w:p><w:pPr><w:numPr><w:ilvl w:val="0"/><w:numId w:val="2"/></w:numPr></w:pPr><w:r><w:t>Uniword Cloud — Cloud-based document processing</w:t></w:r></w:p><w:p><w:pPr><w:numPr><w:ilvl w:val="0"/><w:numId w:val="2"/></w:numPr></w:pPr><w:r><w:t>Uniword API — RESTful API for document operations</w:t></w:r></w:p><w:p><w:pPr><w:pStyle w:val="Heading2"/></w:pPr><w:r><w:t>2.1 User Growth</w:t></w:r></w:p><w:p><w:r><w:drawing><wp:inline><wp:extent cx="5486400" cy="3200400"/><wp:effectExtent/><wp:docPr id="263562126" name="Chart line"/><graphic xmlns="http://schemas.openxmlformats.org/drawingml/2006/main"><graphicData uri="http://schemas.openxmlformats.org/drawingml/2006/chart"><chart xmlns="http://schemas.openxmlformats.org/drawingml/2006/chart" c:id="rIdChart2"/></graphicData></graphic></wp:inline></w:drawing></w:r></w:p><w:p><w:r><w:br w:type="page"/></w:r></w:p><w:p><w:pPr><w:pStyle w:val="Heading1"/></w:pPr><w:r><w:t>3. References</w:t></w:r></w:p><w:p><w:sdt><w:sdtPr><w:id w:val="1"/><w:bibliography/><w:docPartObj><w:docPartGallery w:val="Bibliographies"/><w:docPartUnique/></w:docPartObj></w:sdtPr></w:sdt></w:p><w:sectPr w:val="nextPage"><w:headerReference w:type="default" r:id="rId7"/><w:footerReference w:type="default" r:id="rId8"/><w:pgSz w:w="12240" w:h="15840" w:orient="portrait"/><w:pgMar w:top="1440" w:bottom="1440" w:left="1440" w:right="1440" w:header="720" w:footer="720" w:gutter="0"/><w:cols w:num="1" w:space="720"/><w:docGrid w:linePitch="360"/></w:sectPr></w:body></w:document>
+<w:document xmlns:aink="http://schemas.microsoft.com/office/drawing/2016/ink" xmlns:am3d="http://schemas.microsoft.com/office/drawing/2017/model3d" xmlns:cx="http://schemas.microsoft.com/office/drawing/2014/chartex" xmlns:cx1="http://schemas.microsoft.com/office/drawing/2015/9/8/chartex" xmlns:cx2="http://schemas.microsoft.com/office/drawing/2015/10/21/chartex" xmlns:cx3="http://schemas.microsoft.com/office/drawing/2016/5/9/chartex" xmlns:cx4="http://schemas.microsoft.com/office/drawing/2016/5/10/chartex" xmlns:cx5="http://schemas.microsoft.com/office/drawing/2016/5/11/chartex" xmlns:cx6="http://schemas.microsoft.com/office/drawing/2016/5/12/chartex" xmlns:cx7="http://schemas.microsoft.com/office/drawing/2016/5/13/chartex" xmlns:cx8="http://schemas.microsoft.com/office/drawing/2016/5/14/chartex" xmlns:m="http://schemas.openxmlformats.org/officeDocument/2006/math" xmlns:mc="http://schemas.openxmlformats.org/markup-compatibility/2006" xmlns:o="urn:schemas-microsoft-com:office:office" xmlns:oel="http://schemas.microsoft.com/office/2019/extlst" xmlns:r="http://schemas.openxmlformats.org/officeDocument/2006/relationships" xmlns:v="urn:schemas-microsoft-com:vml" xmlns:w="http://schemas.openxmlformats.org/wordprocessingml/2006/main" xmlns:w10="urn:schemas-microsoft-com:office:word" xmlns:w14="http://schemas.microsoft.com/office/word/2010/wordml" xmlns:w15="http://schemas.microsoft.com/office/word/2012/wordml" xmlns:w16="http://schemas.microsoft.com/office/word/2018/wordml" xmlns:w16cex="http://schemas.microsoft.com/office/word/2018/wordml/cex" xmlns:w16cid="http://schemas.microsoft.com/office/word/2016/wordml/cid" xmlns:w16du="http://schemas.microsoft.com/office/word/2023/wordml/word16du" xmlns:w16sdtdh="http://schemas.microsoft.com/office/word/2020/wordml/sdtdatahash" xmlns:w16sdtfl="http://schemas.microsoft.com/office/word/2024/wordml/sdtformatlock" xmlns:w16se="http://schemas.microsoft.com/office/word/2015/wordml/symex" xmlns:wne="http://schemas.microsoft.com/office/word/2006/wordml" xmlns:wp="http://schemas.openxmlformats.org/drawingml/2006/wordprocessingDrawing" xmlns:wp14="http://schemas.microsoft.com/office/word/2010/wordprocessingDrawing" xmlns:wpc="http://schemas.microsoft.com/office/word/2010/wordprocessingCanvas" xmlns:wpg="http://schemas.microsoft.com/office/word/2010/wordprocessingGroup" xmlns:wpi="http://schemas.microsoft.com/office/word/2010/wordprocessingInk" xmlns:wps="http://schemas.microsoft.com/office/word/2010/wordprocessingShape" mc:Ignorable="w14 w15 w16 w16cex w16cid w16du w16sdtdh w16sdtfl w16se wp14"><w:body><w:p><w:pPr/><w:r><w:t>Annual Report 2026</w:t></w:r></w:p><w:p><w:r><w:t>Prepared by Uniword</w:t></w:r></w:p><w:p><w:r><w:t>March 26, 2026</w:t></w:r></w:p><w:p><w:r><w:br w:type="page"/></w:r></w:p><w:p><w:r><w:t>Table of Contents</w:t></w:r></w:p><w:p><w:fldChar w:fldCharType="begin"/><w:fldChar w:fldCharType="separate"/><w:fldChar w:fldCharType="end"/><w:instrText> TOC \o "1-3" \h \z \u </w:instrText></w:p><w:p><w:r><w:br w:type="page"/></w:r></w:p><w:p><w:pPr><w:pStyle w:val="Heading1"/></w:pPr><w:r><w:t>Executive Summary</w:t></w:r></w:p><w:p><w:r><w:t xml:space="preserve">This report provides a comprehensive overview of the organization's </w:t></w:r><w:r><w:t>performance throughout 2026. Key highlights include:</w:t></w:r></w:p><w:p><w:pPr><w:numPr><w:ilvl w:val="0"/><w:numId w:val="1"/></w:numPr></w:pPr><w:r><w:t>Revenue growth of 35% year-over-year</w:t></w:r></w:p><w:p><w:pPr><w:numPr><w:ilvl w:val="0"/><w:numId w:val="1"/></w:numPr></w:pPr><w:r><w:t>User base expanded to 25,000 active users</w:t></w:r></w:p><w:p><w:pPr><w:numPr><w:ilvl w:val="0"/><w:numId w:val="1"/></w:numPr></w:pPr><w:r><w:t>NPS score improved to 85</w:t></w:r></w:p><w:p><w:pPr><w:numPr><w:ilvl w:val="0"/><w:numId w:val="1"/></w:numPr></w:pPr><w:r><w:t>Three new product launches</w:t></w:r></w:p><w:p><w:r><w:br w:type="page"/></w:r></w:p><w:p><w:pPr><w:pStyle w:val="Heading1"/></w:pPr><w:r><w:t>1. Financial Performance</w:t></w:r></w:p><w:p><w:r><w:t>The financial performance exceeded expectations across all metrics.</w:t></w:r></w:p><w:p><w:pPr><w:pStyle w:val="Heading2"/></w:pPr><w:r><w:t>1.1 Revenue Breakdown</w:t></w:r></w:p><w:tbl><w:tblPr><w:tblW w:w="0" w:type="auto"/><w:tblLook w:val="04A0" w:firstRow="1" w:lastRow="0" w:firstColumn="1" w:lastColumn="0" w:noHBand="0" w:noVBand="1"/></w:tblPr><w:tblGrid><w:gridCol/><w:gridCol/><w:gridCol/></w:tblGrid><w:tr><w:tc><w:tcPr><w:tcW w:w="0" w:type="auto"/><w:shd w:val="clear" w:color="FFFFFF" w:fill="1F4E79"/></w:tcPr><w:p><w:r><w:t>Category</w:t></w:r></w:p></w:tc><w:tc><w:tcPr><w:tcW w:w="0" w:type="auto"/><w:shd w:val="clear" w:color="FFFFFF" w:fill="1F4E79"/></w:tcPr><w:p><w:r><w:t>Amount</w:t></w:r></w:p></w:tc><w:tc><w:tcPr><w:tcW w:w="0" w:type="auto"/><w:shd w:val="clear" w:color="FFFFFF" w:fill="1F4E79"/></w:tcPr><w:p><w:r><w:t>% of Total</w:t></w:r></w:p></w:tc></w:tr><w:tr><w:tc><w:tcPr><w:tcW w:w="0" w:type="auto"/></w:tcPr><w:p><w:r><w:t>Subscriptions</w:t></w:r></w:p></w:tc><w:tc><w:tcPr><w:tcW w:w="0" w:type="auto"/></w:tcPr><w:p><w:r><w:t>$4.2M</w:t></w:r></w:p></w:tc><w:tc><w:tcPr><w:tcW w:w="0" w:type="auto"/></w:tcPr><w:p><w:r><w:t>60%</w:t></w:r></w:p></w:tc></w:tr><w:tr><w:tc><w:tcPr><w:tcW w:w="0" w:type="auto"/></w:tcPr><w:p><w:r><w:t>Enterprise</w:t></w:r></w:p></w:tc><w:tc><w:tcPr><w:tcW w:w="0" w:type="auto"/></w:tcPr><w:p><w:r><w:t>$2.1M</w:t></w:r></w:p></w:tc><w:tc><w:tcPr><w:tcW w:w="0" w:type="auto"/></w:tcPr><w:p><w:r><w:t>30%</w:t></w:r></w:p></w:tc></w:tr><w:tr><w:tc><w:tcPr><w:tcW w:w="0" w:type="auto"/></w:tcPr><w:p><w:r><w:t>Services</w:t></w:r></w:p></w:tc><w:tc><w:tcPr><w:tcW w:w="0" w:type="auto"/></w:tcPr><w:p><w:r><w:t>$0.7M</w:t></w:r></w:p></w:tc><w:tc><w:tcPr><w:tcW w:w="0" w:type="auto"/></w:tcPr><w:p><w:r><w:t>10%</w:t></w:r></w:p></w:tc></w:tr><w:tr><w:tc><w:tcPr><w:tcW w:w="0" w:type="auto"/></w:tcPr><w:p><w:r><w:t>Total</w:t></w:r></w:p></w:tc><w:tc><w:tcPr><w:tcW w:w="0" w:type="auto"/></w:tcPr><w:p><w:r><w:t>$7.0M</w:t></w:r></w:p></w:tc><w:tc><w:tcPr><w:tcW w:w="0" w:type="auto"/></w:tcPr><w:p><w:r><w:t>100%</w:t></w:r></w:p></w:tc></w:tr></w:tbl><w:p><w:pPr><w:pStyle w:val="Heading2"/></w:pPr><w:r><w:t>1.2 Revenue Chart</w:t></w:r></w:p><w:p><w:r><w:drawing><wp:inline><wp:extent cx="5486400" cy="3200400"/><wp:effectExtent/><wp:docPr id="811122117" name="Chart bar"/><graphic xmlns="http://schemas.openxmlformats.org/drawingml/2006/main"><graphicData uri="http://schemas.openxmlformats.org/drawingml/2006/chart"><chart xmlns="http://schemas.openxmlformats.org/drawingml/2006/chart" c:id="rId1"/></graphicData></graphic></wp:inline></w:drawing></w:r></w:p><w:p><w:r><w:br w:type="page"/></w:r></w:p><w:p><w:pPr><w:pStyle w:val="Heading1"/></w:pPr><w:r><w:t>2. Product Development</w:t></w:r></w:p><w:p><w:r><w:t>Three major product launches drove growth in 2026.</w:t></w:r></w:p><w:p><w:pPr><w:numPr><w:ilvl w:val="0"/><w:numId w:val="2"/></w:numPr></w:pPr><w:r><w:t>Uniword Pro — Professional document generation</w:t></w:r></w:p><w:p><w:pPr><w:numPr><w:ilvl w:val="0"/><w:numId w:val="2"/></w:numPr></w:pPr><w:r><w:t>Uniword Cloud — Cloud-based document processing</w:t></w:r></w:p><w:p><w:pPr><w:numPr><w:ilvl w:val="0"/><w:numId w:val="2"/></w:numPr></w:pPr><w:r><w:t>Uniword API — RESTful API for document operations</w:t></w:r></w:p><w:p><w:pPr><w:pStyle w:val="Heading2"/></w:pPr><w:r><w:t>2.1 User Growth</w:t></w:r></w:p><w:p><w:r><w:drawing><wp:inline><wp:extent cx="5486400" cy="3200400"/><wp:effectExtent/><wp:docPr id="105388652" name="Chart line"/><graphic xmlns="http://schemas.openxmlformats.org/drawingml/2006/main"><graphicData uri="http://schemas.openxmlformats.org/drawingml/2006/chart"><chart xmlns="http://schemas.openxmlformats.org/drawingml/2006/chart" c:id="rId2"/></graphicData></graphic></wp:inline></w:drawing></w:r></w:p><w:p><w:r><w:br w:type="page"/></w:r></w:p><w:p><w:pPr><w:pStyle w:val="Heading1"/></w:pPr><w:r><w:t>3. References</w:t></w:r></w:p><w:p><w:sdt><w:sdtPr><w:id w:val="1"/><w:bibliography/><w:docPartObj><w:docPartGallery w:val="Bibliographies"/><w:docPartUnique/></w:docPartObj></w:sdtPr></w:sdt></w:p><w:sectPr w:val="nextPage"><w:headerReference w:type="default" r:id="rId7"/><w:footerReference w:type="default" r:id="rId8"/><w:pgSz w:w="12240" w:h="15840" w:orient="portrait"/><w:pgMar w:top="1440" w:bottom="1440" w:left="1440" w:right="1440" w:header="720" w:footer="720" w:gutter="0"/><w:cols w:num="1" w:space="720"/><w:docGrid w:linePitch="360"/></w:sectPr></w:body></w:document>
 
 </file>
 
@@ -664,7 +664,6 @@
   </w:style>
   <w:style w:type="character" w:styleId="DefaultParagraphFont" w:default="1">
     <w:name w:val="Default Paragraph Font"/>
-    <w:semiHidden/>
   </w:style>
   <w:style w:type="paragraph" w:styleId="Heading1">
     <w:name w:val="Heading 1"/>
